--- a/template_mahdar.docx
+++ b/template_mahdar.docx
@@ -11,7 +11,7 @@
         <w:spacing w:after="0"/>
         <w:jc w:val="center"/>
         <w:rPr>
-          <w:rFonts w:ascii="TheSans" w:hAnsi="TheSans" w:cs="TheSans" w:hint="cs"/>
+          <w:rFonts w:ascii="TheSans" w:hAnsi="TheSans" w:cs="TheSans"/>
           <w:b/>
           <w:bCs/>
           <w:sz w:val="40"/>
@@ -89,19 +89,7 @@
           <w:rtl/>
           <w:lang w:bidi="ar-DZ"/>
         </w:rPr>
-        <w:t xml:space="preserve"> 2026</w:t>
-      </w:r>
-      <w:r>
-        <w:rPr>
-          <w:rFonts w:ascii="TheSans" w:hAnsi="TheSans" w:cs="TheSans" w:hint="cs"/>
-          <w:b/>
-          <w:bCs/>
-          <w:sz w:val="28"/>
-          <w:szCs w:val="28"/>
-          <w:rtl/>
-          <w:lang w:bidi="ar-DZ"/>
-        </w:rPr>
-        <w:t>)</w:t>
+        <w:t xml:space="preserve"> 2026)</w:t>
       </w:r>
     </w:p>
     <w:p>
@@ -176,29 +164,7 @@
           <w:rtl/>
           <w:lang w:eastAsia="fr-FR" w:bidi="ar-DZ"/>
         </w:rPr>
-        <w:t>...</w:t>
-      </w:r>
-      <w:proofErr w:type="gramStart"/>
-      <w:r>
-        <w:rPr>
-          <w:rFonts w:ascii="Sakkal Majalla" w:eastAsia="Times New Roman" w:hAnsi="Sakkal Majalla" w:cs="Sakkal Majalla"/>
-          <w:sz w:val="32"/>
-          <w:szCs w:val="32"/>
-          <w:rtl/>
-          <w:lang w:eastAsia="fr-FR" w:bidi="ar-DZ"/>
-        </w:rPr>
-        <w:t>../</w:t>
-      </w:r>
-      <w:proofErr w:type="gramEnd"/>
-      <w:r>
-        <w:rPr>
-          <w:rFonts w:ascii="Sakkal Majalla" w:eastAsia="Times New Roman" w:hAnsi="Sakkal Majalla" w:cs="Sakkal Majalla"/>
-          <w:sz w:val="32"/>
-          <w:szCs w:val="32"/>
-          <w:rtl/>
-          <w:lang w:eastAsia="fr-FR" w:bidi="ar-DZ"/>
-        </w:rPr>
-        <w:t>....../.........  وعلى الساعة: ........................ اجتمعت لجنة المناقشة المعينة والمكونة من الأعضاء الاتية أسمائهم:</w:t>
+        <w:t>...../....../.........  وعلى الساعة: ........................ اجتمعت لجنة المناقشة المعينة والمكونة من الأعضاء الاتية أسمائهم:</w:t>
       </w:r>
     </w:p>
     <w:p>
@@ -930,7 +896,7 @@
               <w:spacing w:after="0" w:line="240" w:lineRule="auto"/>
               <w:jc w:val="center"/>
               <w:rPr>
-                <w:rFonts w:ascii="Sakkal Majalla" w:eastAsia="Times New Roman" w:hAnsi="Sakkal Majalla" w:cs="Sakkal Majalla" w:hint="cs"/>
+                <w:rFonts w:ascii="Sakkal Majalla" w:eastAsia="Times New Roman" w:hAnsi="Sakkal Majalla" w:cs="Sakkal Majalla"/>
                 <w:sz w:val="32"/>
                 <w:szCs w:val="32"/>
                 <w:rtl/>
@@ -1103,7 +1069,6 @@
         </w:rPr>
         <w:t xml:space="preserve">تمت مناقشة / تقييم مذكرة الماستر </w:t>
       </w:r>
-      <w:proofErr w:type="gramStart"/>
       <w:r>
         <w:rPr>
           <w:rFonts w:ascii="Sakkal Majalla" w:eastAsia="Times New Roman" w:hAnsi="Sakkal Majalla" w:cs="Sakkal Majalla" w:hint="cs"/>
@@ -1112,18 +1077,7 @@
           <w:rtl/>
           <w:lang w:eastAsia="fr-FR" w:bidi="ar-DZ"/>
         </w:rPr>
-        <w:t>رقم :</w:t>
-      </w:r>
-      <w:proofErr w:type="gramEnd"/>
-      <w:r>
-        <w:rPr>
-          <w:rFonts w:ascii="Sakkal Majalla" w:eastAsia="Times New Roman" w:hAnsi="Sakkal Majalla" w:cs="Sakkal Majalla" w:hint="cs"/>
-          <w:sz w:val="32"/>
-          <w:szCs w:val="32"/>
-          <w:rtl/>
-          <w:lang w:eastAsia="fr-FR" w:bidi="ar-DZ"/>
-        </w:rPr>
-        <w:t xml:space="preserve"> ...................... </w:t>
+        <w:t xml:space="preserve">رقم : ...................... </w:t>
       </w:r>
       <w:r>
         <w:rPr>
@@ -1228,7 +1182,7 @@
                               <w:spacing w:after="0"/>
                               <w:jc w:val="center"/>
                               <w:rPr>
-                                <w:rFonts w:ascii="Sakkal Majalla" w:hAnsi="Sakkal Majalla" w:cs="Sakkal Majalla" w:hint="cs"/>
+                                <w:rFonts w:ascii="Sakkal Majalla" w:hAnsi="Sakkal Majalla" w:cs="Sakkal Majalla"/>
                                 <w:color w:val="000000" w:themeColor="text1"/>
                                 <w:sz w:val="40"/>
                                 <w:szCs w:val="40"/>
@@ -1276,7 +1230,7 @@
                         <w:spacing w:after="0"/>
                         <w:jc w:val="center"/>
                         <w:rPr>
-                          <w:rFonts w:ascii="Sakkal Majalla" w:hAnsi="Sakkal Majalla" w:cs="Sakkal Majalla" w:hint="cs"/>
+                          <w:rFonts w:ascii="Sakkal Majalla" w:hAnsi="Sakkal Majalla" w:cs="Sakkal Majalla"/>
                           <w:color w:val="000000" w:themeColor="text1"/>
                           <w:sz w:val="40"/>
                           <w:szCs w:val="40"/>
@@ -1354,9 +1308,30 @@
           <w:rtl/>
           <w:lang w:eastAsia="fr-FR" w:bidi="ar-DZ"/>
         </w:rPr>
-        <w:t xml:space="preserve">في </w:t>
-      </w:r>
-      <w:proofErr w:type="gramStart"/>
+        <w:t xml:space="preserve">في شعبة </w:t>
+      </w:r>
+      <w:r>
+        <w:rPr>
+          <w:rFonts w:ascii="Sakkal Majalla" w:eastAsia="Times New Roman" w:hAnsi="Sakkal Majalla" w:cs="Sakkal Majalla" w:hint="cs"/>
+          <w:b/>
+          <w:bCs/>
+          <w:sz w:val="32"/>
+          <w:szCs w:val="32"/>
+          <w:rtl/>
+          <w:lang w:eastAsia="fr-FR" w:bidi="ar-DZ"/>
+        </w:rPr>
+        <w:t>:                 الحقوق</w:t>
+      </w:r>
+      <w:r>
+        <w:rPr>
+          <w:rFonts w:ascii="Sakkal Majalla" w:eastAsia="Times New Roman" w:hAnsi="Sakkal Majalla" w:cs="Sakkal Majalla" w:hint="cs"/>
+          <w:sz w:val="32"/>
+          <w:szCs w:val="32"/>
+          <w:rtl/>
+          <w:lang w:eastAsia="fr-FR" w:bidi="ar-DZ"/>
+        </w:rPr>
+        <w:t xml:space="preserve">                                         </w:t>
+      </w:r>
       <w:r>
         <w:rPr>
           <w:rFonts w:ascii="Sakkal Majalla" w:eastAsia="Times New Roman" w:hAnsi="Sakkal Majalla" w:cs="Sakkal Majalla"/>
@@ -1367,7 +1342,7 @@
           <w:rtl/>
           <w:lang w:eastAsia="fr-FR" w:bidi="ar-DZ"/>
         </w:rPr>
-        <w:t xml:space="preserve">شعبة </w:t>
+        <w:t>تخصص</w:t>
       </w:r>
       <w:r>
         <w:rPr>
@@ -1381,7 +1356,18 @@
         </w:rPr>
         <w:t>:</w:t>
       </w:r>
-      <w:proofErr w:type="gramEnd"/>
+      <w:r>
+        <w:rPr>
+          <w:rFonts w:ascii="Sakkal Majalla" w:eastAsia="Times New Roman" w:hAnsi="Sakkal Majalla" w:cs="Sakkal Majalla"/>
+          <w:b/>
+          <w:bCs/>
+          <w:sz w:val="32"/>
+          <w:szCs w:val="32"/>
+          <w:rtl/>
+          <w:lang w:eastAsia="fr-FR" w:bidi="ar-DZ"/>
+        </w:rPr>
+        <w:t xml:space="preserve"> </w:t>
+      </w:r>
       <w:r>
         <w:rPr>
           <w:rFonts w:ascii="Sakkal Majalla" w:eastAsia="Times New Roman" w:hAnsi="Sakkal Majalla" w:cs="Sakkal Majalla" w:hint="cs"/>
@@ -1392,53 +1378,7 @@
           <w:rtl/>
           <w:lang w:eastAsia="fr-FR" w:bidi="ar-DZ"/>
         </w:rPr>
-        <w:t xml:space="preserve">                 الحقوق</w:t>
-      </w:r>
-      <w:r>
-        <w:rPr>
-          <w:rFonts w:ascii="Sakkal Majalla" w:eastAsia="Times New Roman" w:hAnsi="Sakkal Majalla" w:cs="Sakkal Majalla" w:hint="cs"/>
-          <w:sz w:val="32"/>
-          <w:szCs w:val="32"/>
-          <w:rtl/>
-          <w:lang w:eastAsia="fr-FR" w:bidi="ar-DZ"/>
-        </w:rPr>
-        <w:t xml:space="preserve">                                         </w:t>
-      </w:r>
-      <w:r>
-        <w:rPr>
-          <w:rFonts w:ascii="Sakkal Majalla" w:eastAsia="Times New Roman" w:hAnsi="Sakkal Majalla" w:cs="Sakkal Majalla"/>
-          <w:b/>
-          <w:bCs/>
-          <w:sz w:val="32"/>
-          <w:szCs w:val="32"/>
-          <w:rtl/>
-          <w:lang w:eastAsia="fr-FR" w:bidi="ar-DZ"/>
-        </w:rPr>
-        <w:t>تخصص</w:t>
-      </w:r>
-      <w:r>
-        <w:rPr>
-          <w:rFonts w:ascii="Sakkal Majalla" w:eastAsia="Times New Roman" w:hAnsi="Sakkal Majalla" w:cs="Sakkal Majalla" w:hint="cs"/>
-          <w:b/>
-          <w:bCs/>
-          <w:sz w:val="32"/>
-          <w:szCs w:val="32"/>
-          <w:rtl/>
-          <w:lang w:eastAsia="fr-FR" w:bidi="ar-DZ"/>
-        </w:rPr>
-        <w:t>:</w:t>
-      </w:r>
-      <w:r>
-        <w:rPr>
-          <w:rFonts w:ascii="Sakkal Majalla" w:eastAsia="Times New Roman" w:hAnsi="Sakkal Majalla" w:cs="Sakkal Majalla"/>
-          <w:b/>
-          <w:bCs/>
-          <w:sz w:val="32"/>
-          <w:szCs w:val="32"/>
-          <w:rtl/>
-          <w:lang w:eastAsia="fr-FR" w:bidi="ar-DZ"/>
-        </w:rPr>
-        <w:t xml:space="preserve"> </w:t>
+        <w:t>............................................................</w:t>
       </w:r>
     </w:p>
     <w:p>
@@ -1484,6 +1424,56 @@
         </w:rPr>
         <w:t>):</w:t>
       </w:r>
+      <w:r>
+        <w:rPr>
+          <w:rFonts w:ascii="Sakkal Majalla" w:eastAsia="Times New Roman" w:hAnsi="Sakkal Majalla" w:cs="Sakkal Majalla"/>
+          <w:sz w:val="32"/>
+          <w:szCs w:val="32"/>
+          <w:rtl/>
+          <w:lang w:eastAsia="fr-FR" w:bidi="ar-DZ"/>
+        </w:rPr>
+        <w:tab/>
+      </w:r>
+      <w:r>
+        <w:rPr>
+          <w:rFonts w:ascii="Sakkal Majalla" w:eastAsia="Times New Roman" w:hAnsi="Sakkal Majalla" w:cs="Sakkal Majalla"/>
+          <w:sz w:val="32"/>
+          <w:szCs w:val="32"/>
+          <w:rtl/>
+          <w:lang w:eastAsia="fr-FR" w:bidi="ar-DZ"/>
+        </w:rPr>
+        <w:tab/>
+      </w:r>
+      <w:r>
+        <w:rPr>
+          <w:rFonts w:ascii="Sakkal Majalla" w:eastAsia="Times New Roman" w:hAnsi="Sakkal Majalla" w:cs="Sakkal Majalla" w:hint="cs"/>
+          <w:sz w:val="32"/>
+          <w:szCs w:val="32"/>
+          <w:rtl/>
+          <w:lang w:eastAsia="fr-FR" w:bidi="ar-DZ"/>
+        </w:rPr>
+        <w:t>- الطالب 1</w:t>
+      </w:r>
+      <w:r>
+        <w:rPr>
+          <w:rFonts w:ascii="Sakkal Majalla" w:eastAsia="Times New Roman" w:hAnsi="Sakkal Majalla" w:cs="Sakkal Majalla"/>
+          <w:sz w:val="32"/>
+          <w:szCs w:val="32"/>
+          <w:rtl/>
+          <w:lang w:eastAsia="fr-FR" w:bidi="ar-DZ"/>
+        </w:rPr>
+        <w:tab/>
+      </w:r>
+      <w:r>
+        <w:rPr>
+          <w:rFonts w:ascii="Sakkal Majalla" w:eastAsia="Times New Roman" w:hAnsi="Sakkal Majalla" w:cs="Sakkal Majalla" w:hint="cs"/>
+          <w:sz w:val="32"/>
+          <w:szCs w:val="32"/>
+          <w:rtl/>
+          <w:lang w:eastAsia="fr-FR" w:bidi="ar-DZ"/>
+        </w:rPr>
+        <w:t>(رقم الطالب .........)</w:t>
+      </w:r>
     </w:p>
     <w:p>
       <w:pPr>
@@ -1498,6 +1488,66 @@
           <w:lang w:eastAsia="fr-FR" w:bidi="ar-DZ"/>
         </w:rPr>
       </w:pPr>
+      <w:r>
+        <w:rPr>
+          <w:rFonts w:ascii="Sakkal Majalla" w:eastAsia="Times New Roman" w:hAnsi="Sakkal Majalla" w:cs="Sakkal Majalla"/>
+          <w:sz w:val="32"/>
+          <w:szCs w:val="32"/>
+          <w:rtl/>
+          <w:lang w:eastAsia="fr-FR" w:bidi="ar-DZ"/>
+        </w:rPr>
+        <w:tab/>
+      </w:r>
+      <w:r>
+        <w:rPr>
+          <w:rFonts w:ascii="Sakkal Majalla" w:eastAsia="Times New Roman" w:hAnsi="Sakkal Majalla" w:cs="Sakkal Majalla"/>
+          <w:sz w:val="32"/>
+          <w:szCs w:val="32"/>
+          <w:rtl/>
+          <w:lang w:eastAsia="fr-FR" w:bidi="ar-DZ"/>
+        </w:rPr>
+        <w:tab/>
+      </w:r>
+      <w:r>
+        <w:rPr>
+          <w:rFonts w:ascii="Sakkal Majalla" w:eastAsia="Times New Roman" w:hAnsi="Sakkal Majalla" w:cs="Sakkal Majalla"/>
+          <w:sz w:val="32"/>
+          <w:szCs w:val="32"/>
+          <w:rtl/>
+          <w:lang w:eastAsia="fr-FR" w:bidi="ar-DZ"/>
+        </w:rPr>
+        <w:tab/>
+      </w:r>
+      <w:r>
+        <w:rPr>
+          <w:rFonts w:ascii="Sakkal Majalla" w:eastAsia="Times New Roman" w:hAnsi="Sakkal Majalla" w:cs="Sakkal Majalla" w:hint="cs"/>
+          <w:sz w:val="32"/>
+          <w:szCs w:val="32"/>
+          <w:rtl/>
+          <w:lang w:eastAsia="fr-FR" w:bidi="ar-DZ"/>
+        </w:rPr>
+        <w:t>- الطالب 2</w:t>
+      </w:r>
+      <w:r>
+        <w:rPr>
+          <w:rFonts w:ascii="Sakkal Majalla" w:eastAsia="Times New Roman" w:hAnsi="Sakkal Majalla" w:cs="Sakkal Majalla"/>
+          <w:sz w:val="32"/>
+          <w:szCs w:val="32"/>
+          <w:rtl/>
+          <w:lang w:eastAsia="fr-FR" w:bidi="ar-DZ"/>
+        </w:rPr>
+        <w:tab/>
+      </w:r>
+      <w:r>
+        <w:rPr>
+          <w:rFonts w:ascii="Sakkal Majalla" w:eastAsia="Times New Roman" w:hAnsi="Sakkal Majalla" w:cs="Sakkal Majalla" w:hint="cs"/>
+          <w:sz w:val="32"/>
+          <w:szCs w:val="32"/>
+          <w:rtl/>
+          <w:lang w:eastAsia="fr-FR" w:bidi="ar-DZ"/>
+        </w:rPr>
+        <w:t>(رقم الطالب .........)</w:t>
+      </w:r>
     </w:p>
     <w:p>
       <w:pPr>
@@ -1512,7 +1562,6 @@
           <w:lang w:eastAsia="fr-FR" w:bidi="ar-DZ"/>
         </w:rPr>
       </w:pPr>
-      <w:proofErr w:type="gramStart"/>
       <w:r>
         <w:rPr>
           <w:rFonts w:ascii="Sakkal Majalla" w:eastAsia="Times New Roman" w:hAnsi="Sakkal Majalla" w:cs="Sakkal Majalla"/>
@@ -1521,97 +1570,8 @@
           <w:rtl/>
           <w:lang w:eastAsia="fr-FR" w:bidi="ar-DZ"/>
         </w:rPr>
-        <w:t>و بعد</w:t>
-      </w:r>
-      <w:proofErr w:type="gramEnd"/>
-      <w:r>
-        <w:rPr>
-          <w:rFonts w:ascii="Sakkal Majalla" w:eastAsia="Times New Roman" w:hAnsi="Sakkal Majalla" w:cs="Sakkal Majalla"/>
-          <w:sz w:val="32"/>
-          <w:szCs w:val="32"/>
-          <w:rtl/>
-          <w:lang w:eastAsia="fr-FR" w:bidi="ar-DZ"/>
-        </w:rPr>
-        <w:t xml:space="preserve"> </w:t>
-      </w:r>
-      <w:proofErr w:type="gramStart"/>
-      <w:r>
-        <w:rPr>
-          <w:rFonts w:ascii="Sakkal Majalla" w:eastAsia="Times New Roman" w:hAnsi="Sakkal Majalla" w:cs="Sakkal Majalla"/>
-          <w:sz w:val="32"/>
-          <w:szCs w:val="32"/>
-          <w:rtl/>
-          <w:lang w:eastAsia="fr-FR" w:bidi="ar-DZ"/>
-        </w:rPr>
-        <w:t>المناقشة  والتقييم</w:t>
-      </w:r>
-      <w:proofErr w:type="gramEnd"/>
-      <w:r>
-        <w:rPr>
-          <w:rFonts w:ascii="Sakkal Majalla" w:eastAsia="Times New Roman" w:hAnsi="Sakkal Majalla" w:cs="Sakkal Majalla"/>
-          <w:sz w:val="32"/>
-          <w:szCs w:val="32"/>
-          <w:rtl/>
-          <w:lang w:eastAsia="fr-FR" w:bidi="ar-DZ"/>
-        </w:rPr>
-        <w:t xml:space="preserve"> </w:t>
-      </w:r>
-      <w:proofErr w:type="gramStart"/>
-      <w:r>
-        <w:rPr>
-          <w:rFonts w:ascii="Sakkal Majalla" w:eastAsia="Times New Roman" w:hAnsi="Sakkal Majalla" w:cs="Sakkal Majalla"/>
-          <w:sz w:val="32"/>
-          <w:szCs w:val="32"/>
-          <w:rtl/>
-          <w:lang w:eastAsia="fr-FR" w:bidi="ar-DZ"/>
-        </w:rPr>
-        <w:t>و المداولة</w:t>
-      </w:r>
-      <w:proofErr w:type="gramEnd"/>
-      <w:r>
-        <w:rPr>
-          <w:rFonts w:ascii="Sakkal Majalla" w:eastAsia="Times New Roman" w:hAnsi="Sakkal Majalla" w:cs="Sakkal Majalla"/>
-          <w:sz w:val="32"/>
-          <w:szCs w:val="32"/>
-          <w:rtl/>
-          <w:lang w:eastAsia="fr-FR" w:bidi="ar-DZ"/>
-        </w:rPr>
-        <w:t xml:space="preserve"> القانونية قرّرت اللجنة منح الطالب(</w:t>
-      </w:r>
-      <w:proofErr w:type="gramStart"/>
-      <w:r>
-        <w:rPr>
-          <w:rFonts w:ascii="Sakkal Majalla" w:eastAsia="Times New Roman" w:hAnsi="Sakkal Majalla" w:cs="Sakkal Majalla"/>
-          <w:sz w:val="32"/>
-          <w:szCs w:val="32"/>
-          <w:rtl/>
-          <w:lang w:eastAsia="fr-FR" w:bidi="ar-DZ"/>
-        </w:rPr>
-        <w:t>ة)  (</w:t>
-      </w:r>
-      <w:proofErr w:type="gramEnd"/>
-      <w:r>
-        <w:rPr>
-          <w:rFonts w:ascii="Sakkal Majalla" w:eastAsia="Times New Roman" w:hAnsi="Sakkal Majalla" w:cs="Sakkal Majalla"/>
-          <w:sz w:val="32"/>
-          <w:szCs w:val="32"/>
-          <w:rtl/>
-          <w:lang w:eastAsia="fr-FR" w:bidi="ar-DZ"/>
-        </w:rPr>
-        <w:t>ين</w:t>
-      </w:r>
-      <w:proofErr w:type="gramStart"/>
-      <w:r>
-        <w:rPr>
-          <w:rFonts w:ascii="Sakkal Majalla" w:eastAsia="Times New Roman" w:hAnsi="Sakkal Majalla" w:cs="Sakkal Majalla"/>
-          <w:sz w:val="32"/>
-          <w:szCs w:val="32"/>
-          <w:rtl/>
-          <w:lang w:eastAsia="fr-FR" w:bidi="ar-DZ"/>
-        </w:rPr>
-        <w:t>) :</w:t>
-      </w:r>
-      <w:proofErr w:type="gramEnd"/>
+        <w:t>و بعد المناقشة  والتقييم و المداولة القانونية قرّرت اللجنة منح الطالب(ين) :</w:t>
+      </w:r>
     </w:p>
     <w:p>
       <w:pPr>
@@ -1657,20 +1617,8 @@
           <w:rtl/>
           <w:lang w:eastAsia="fr-FR" w:bidi="ar-DZ"/>
         </w:rPr>
-        <w:t>)........................./20        العلامة (بالأحرف</w:t>
-      </w:r>
-      <w:proofErr w:type="gramStart"/>
-      <w:r>
-        <w:rPr>
-          <w:rFonts w:ascii="Sakkal Majalla" w:eastAsia="Times New Roman" w:hAnsi="Sakkal Majalla" w:cs="Sakkal Majalla"/>
-          <w:sz w:val="32"/>
-          <w:szCs w:val="32"/>
-          <w:rtl/>
-          <w:lang w:eastAsia="fr-FR" w:bidi="ar-DZ"/>
-        </w:rPr>
-        <w:t>):...........................................................</w:t>
-      </w:r>
-      <w:proofErr w:type="gramEnd"/>
+        <w:t>)........................./20        العلامة (بالأحرف):...........................................................</w:t>
+      </w:r>
     </w:p>
     <w:p>
       <w:pPr>
@@ -1685,7 +1633,6 @@
           <w:lang w:eastAsia="fr-FR" w:bidi="ar-DZ"/>
         </w:rPr>
       </w:pPr>
-      <w:proofErr w:type="gramStart"/>
       <w:r>
         <w:rPr>
           <w:rFonts w:ascii="Sakkal Majalla" w:eastAsia="Times New Roman" w:hAnsi="Sakkal Majalla" w:cs="Sakkal Majalla"/>
@@ -1694,18 +1641,7 @@
           <w:rtl/>
           <w:lang w:eastAsia="fr-FR" w:bidi="ar-DZ"/>
         </w:rPr>
-        <w:t>بتقدير :</w:t>
-      </w:r>
-      <w:proofErr w:type="gramEnd"/>
-      <w:r>
-        <w:rPr>
-          <w:rFonts w:ascii="Sakkal Majalla" w:eastAsia="Times New Roman" w:hAnsi="Sakkal Majalla" w:cs="Sakkal Majalla"/>
-          <w:sz w:val="32"/>
-          <w:szCs w:val="32"/>
-          <w:rtl/>
-          <w:lang w:eastAsia="fr-FR" w:bidi="ar-DZ"/>
-        </w:rPr>
-        <w:t>...........................................</w:t>
+        <w:t>بتقدير :...........................................</w:t>
       </w:r>
     </w:p>
     <w:p>
@@ -1721,7 +1657,6 @@
           <w:lang w:eastAsia="fr-FR" w:bidi="ar-DZ"/>
         </w:rPr>
       </w:pPr>
-      <w:proofErr w:type="gramStart"/>
       <w:r>
         <w:rPr>
           <w:rFonts w:ascii="Sakkal Majalla" w:eastAsia="Times New Roman" w:hAnsi="Sakkal Majalla" w:cs="Sakkal Majalla"/>
@@ -1732,7 +1667,6 @@
         </w:rPr>
         <w:t>ملاحظات:............................................................................................................................................................</w:t>
       </w:r>
-      <w:proofErr w:type="gramEnd"/>
     </w:p>
     <w:tbl>
       <w:tblPr>
@@ -2544,7 +2478,6 @@
               </w:rPr>
               <w:t xml:space="preserve"> ع </w:t>
             </w:r>
-            <w:proofErr w:type="gramStart"/>
             <w:r>
               <w:rPr>
                 <w:rFonts w:ascii="Sakkal Majalla" w:hAnsi="Sakkal Majalla" w:cs="Sakkal Majalla"/>
@@ -2570,7 +2503,6 @@
               </w:rPr>
               <w:t xml:space="preserve">  12</w:t>
             </w:r>
-            <w:proofErr w:type="gramEnd"/>
           </w:p>
         </w:tc>
         <w:tc>
@@ -3197,7 +3129,6 @@
               <w:lang w:bidi="ar-DZ"/>
             </w:rPr>
           </w:pPr>
-          <w:proofErr w:type="gramStart"/>
           <w:r>
             <w:rPr>
               <w:rFonts w:ascii="Sakkal Majalla" w:hAnsi="Sakkal Majalla" w:cs="Sakkal Majalla"/>
@@ -3218,19 +3149,7 @@
               <w:shd w:val="clear" w:color="auto" w:fill="FFFFFF"/>
               <w:rtl/>
             </w:rPr>
-            <w:t xml:space="preserve">ة:   </w:t>
-          </w:r>
-          <w:proofErr w:type="gramEnd"/>
-          <w:r>
-            <w:rPr>
-              <w:rFonts w:ascii="Sakkal Majalla" w:hAnsi="Sakkal Majalla" w:cs="Sakkal Majalla" w:hint="cs"/>
-              <w:color w:val="202124"/>
-              <w:sz w:val="24"/>
-              <w:szCs w:val="24"/>
-              <w:shd w:val="clear" w:color="auto" w:fill="FFFFFF"/>
-              <w:rtl/>
-            </w:rPr>
-            <w:t>ا</w:t>
+            <w:t>ة:   ا</w:t>
           </w:r>
           <w:r>
             <w:rPr>
@@ -3801,6 +3720,7 @@
   <w:style w:type="character" w:default="1" w:styleId="Policepardfaut">
     <w:name w:val="Default Paragraph Font"/>
     <w:uiPriority w:val="1"/>
+    <w:semiHidden/>
     <w:unhideWhenUsed/>
   </w:style>
   <w:style w:type="table" w:default="1" w:styleId="TableauNormal">
@@ -3995,6 +3915,17 @@
         <w:insideV w:val="single" w:sz="4" w:space="0" w:color="000000"/>
       </w:tblBorders>
     </w:tblPr>
+  </w:style>
+  <w:style w:type="paragraph" w:styleId="Paragraphedeliste">
+    <w:name w:val="List Paragraph"/>
+    <w:basedOn w:val="Normal"/>
+    <w:uiPriority w:val="34"/>
+    <w:qFormat/>
+    <w:rsid w:val="00945246"/>
+    <w:pPr>
+      <w:ind w:left="720"/>
+      <w:contextualSpacing/>
+    </w:pPr>
   </w:style>
 </w:styles>
 </file>

--- a/template_mahdar.docx
+++ b/template_mahdar.docx
@@ -22,74 +22,15 @@
       </w:pPr>
       <w:r>
         <w:rPr>
-          <w:rFonts w:ascii="TheSans" w:hAnsi="TheSans" w:cs="TheSans" w:hint="cs"/>
+          <w:rFonts w:ascii="Sakkal Majalla" w:eastAsia="Sakkal Majalla" w:hAnsi="Sakkal Majalla" w:cs="Sakkal Majalla"/>
           <w:b/>
           <w:bCs/>
-          <w:sz w:val="40"/>
+          <w:sz w:val="24"/>
           <w:szCs w:val="40"/>
           <w:rtl/>
           <w:lang w:bidi="ar-LY"/>
         </w:rPr>
-        <w:t xml:space="preserve"> </w:t>
-      </w:r>
-      <w:r>
-        <w:rPr>
-          <w:rFonts w:ascii="TheSans" w:hAnsi="TheSans" w:cs="TheSans"/>
-          <w:b/>
-          <w:bCs/>
-          <w:sz w:val="40"/>
-          <w:szCs w:val="40"/>
-          <w:rtl/>
-          <w:lang w:bidi="ar-LY"/>
-        </w:rPr>
-        <w:t>محضر مناقشة/ تقييم مذكرة ماستر</w:t>
-      </w:r>
-      <w:r>
-        <w:rPr>
-          <w:rFonts w:ascii="TheSans" w:hAnsi="TheSans" w:cs="TheSans" w:hint="cs"/>
-          <w:b/>
-          <w:bCs/>
-          <w:sz w:val="40"/>
-          <w:szCs w:val="40"/>
-          <w:rtl/>
-          <w:lang w:bidi="ar-LY"/>
-        </w:rPr>
-        <w:t xml:space="preserve"> (</w:t>
-      </w:r>
-      <w:r>
-        <w:rPr>
-          <w:rFonts w:ascii="TheSans" w:hAnsi="TheSans" w:cs="TheSans" w:hint="cs"/>
-          <w:b/>
-          <w:bCs/>
-          <w:sz w:val="28"/>
-          <w:szCs w:val="28"/>
-          <w:rtl/>
-          <w:lang w:bidi="ar-LY"/>
-        </w:rPr>
-        <w:t>رقم المحضر: ....... </w:t>
-      </w:r>
-      <w:r>
-        <w:rPr>
-          <w:rFonts w:ascii="TheSans" w:hAnsi="TheSans" w:cs="TheSans"/>
-          <w:b/>
-          <w:bCs/>
-          <w:sz w:val="28"/>
-          <w:szCs w:val="28"/>
-          <w:lang w:bidi="ar-LY"/>
-        </w:rPr>
-        <w:t>/</w:t>
-      </w:r>
-      <w:r>
-        <w:rPr>
-          <w:rFonts w:ascii="TheSans" w:hAnsi="TheSans" w:cs="TheSans" w:hint="cs"/>
-          <w:b/>
-          <w:bCs/>
-          <w:sz w:val="28"/>
-          <w:szCs w:val="28"/>
-          <w:rtl/>
-          <w:lang w:bidi="ar-DZ"/>
-        </w:rPr>
-        <w:t xml:space="preserve"> 2026)</w:t>
+        <w:t xml:space="preserve"> محضر مناقشة/ تقييم مذكرة ماستر (رقم المحضر: 001 / 2026)</w:t>
       </w:r>
     </w:p>
     <w:p>
@@ -164,7 +105,29 @@
           <w:rtl/>
           <w:lang w:eastAsia="fr-FR" w:bidi="ar-DZ"/>
         </w:rPr>
-        <w:t>...../....../.........  وعلى الساعة: ........................ اجتمعت لجنة المناقشة المعينة والمكونة من الأعضاء الاتية أسمائهم:</w:t>
+        <w:t>...</w:t>
+      </w:r>
+      <w:proofErr w:type="gramStart"/>
+      <w:r>
+        <w:rPr>
+          <w:rFonts w:ascii="Sakkal Majalla" w:eastAsia="Times New Roman" w:hAnsi="Sakkal Majalla" w:cs="Sakkal Majalla"/>
+          <w:sz w:val="32"/>
+          <w:szCs w:val="32"/>
+          <w:rtl/>
+          <w:lang w:eastAsia="fr-FR" w:bidi="ar-DZ"/>
+        </w:rPr>
+        <w:t>../</w:t>
+      </w:r>
+      <w:proofErr w:type="gramEnd"/>
+      <w:r>
+        <w:rPr>
+          <w:rFonts w:ascii="Sakkal Majalla" w:eastAsia="Times New Roman" w:hAnsi="Sakkal Majalla" w:cs="Sakkal Majalla"/>
+          <w:sz w:val="32"/>
+          <w:szCs w:val="32"/>
+          <w:rtl/>
+          <w:lang w:eastAsia="fr-FR" w:bidi="ar-DZ"/>
+        </w:rPr>
+        <w:t>....../.........  وعلى الساعة: ........................ اجتمعت لجنة المناقشة المعينة والمكونة من الأعضاء الاتية أسمائهم:</w:t>
       </w:r>
     </w:p>
     <w:p>
@@ -430,19 +393,21 @@
               <w:jc w:val="center"/>
               <w:rPr>
                 <w:rFonts w:ascii="Sakkal Majalla" w:eastAsia="Times New Roman" w:hAnsi="Sakkal Majalla" w:cs="Sakkal Majalla"/>
-                <w:sz w:val="32"/>
-                <w:szCs w:val="32"/>
+                <w:b/>
+                <w:bCs/>
+                <w:sz w:val="28"/>
+                <w:szCs w:val="28"/>
                 <w:rtl/>
                 <w:lang w:eastAsia="fr-FR" w:bidi="ar-DZ"/>
               </w:rPr>
             </w:pPr>
             <w:r>
               <w:rPr>
-                <w:rFonts w:ascii="Sakkal Majalla" w:eastAsia="Times New Roman" w:hAnsi="Sakkal Majalla" w:cs="Sakkal Majalla" w:hint="cs"/>
-                <w:sz w:val="32"/>
-                <w:szCs w:val="32"/>
-                <w:rtl/>
-                <w:lang w:eastAsia="fr-FR" w:bidi="ar-DZ"/>
+                <w:rFonts w:ascii="Sakkal Majalla" w:eastAsia="Sakkal Majalla" w:hAnsi="Sakkal Majalla" w:cs="Sakkal Majalla"/>
+                <w:b/>
+                <w:bCs/>
+                <w:sz w:val="28"/>
+                <w:szCs w:val="28"/>
               </w:rPr>
               <w:t>01</w:t>
             </w:r>
@@ -460,12 +425,36 @@
               <w:jc w:val="center"/>
               <w:rPr>
                 <w:rFonts w:ascii="Sakkal Majalla" w:eastAsia="Times New Roman" w:hAnsi="Sakkal Majalla" w:cs="Sakkal Majalla"/>
-                <w:sz w:val="32"/>
-                <w:szCs w:val="32"/>
+                <w:b/>
+                <w:bCs/>
+                <w:sz w:val="28"/>
+                <w:szCs w:val="28"/>
                 <w:rtl/>
                 <w:lang w:eastAsia="fr-FR" w:bidi="ar-DZ"/>
               </w:rPr>
             </w:pPr>
+            <w:proofErr w:type="gramStart"/>
+            <w:r>
+              <w:rPr>
+                <w:rFonts w:ascii="Sakkal Majalla" w:eastAsia="Sakkal Majalla" w:hAnsi="Sakkal Majalla" w:cs="Sakkal Majalla"/>
+                <w:b/>
+                <w:bCs/>
+                <w:sz w:val="28"/>
+                <w:szCs w:val="28"/>
+              </w:rPr>
+              <w:t>بن</w:t>
+            </w:r>
+            <w:proofErr w:type="gramEnd"/>
+            <w:r>
+              <w:rPr>
+                <w:rFonts w:ascii="Sakkal Majalla" w:eastAsia="Sakkal Majalla" w:hAnsi="Sakkal Majalla" w:cs="Sakkal Majalla"/>
+                <w:b/>
+                <w:bCs/>
+                <w:sz w:val="28"/>
+                <w:szCs w:val="28"/>
+              </w:rPr>
+              <w:t xml:space="preserve"> محمود بوزيد</w:t>
+            </w:r>
           </w:p>
         </w:tc>
         <w:tc>
@@ -480,11 +469,35 @@
               <w:jc w:val="center"/>
               <w:rPr>
                 <w:rFonts w:ascii="Sakkal Majalla" w:eastAsia="Times New Roman" w:hAnsi="Sakkal Majalla" w:cs="Sakkal Majalla"/>
-                <w:sz w:val="32"/>
-                <w:szCs w:val="32"/>
+                <w:b/>
+                <w:bCs/>
+                <w:sz w:val="28"/>
+                <w:szCs w:val="28"/>
                 <w:lang w:eastAsia="fr-FR" w:bidi="ar-DZ"/>
               </w:rPr>
             </w:pPr>
+            <w:proofErr w:type="gramStart"/>
+            <w:r>
+              <w:rPr>
+                <w:rFonts w:ascii="Sakkal Majalla" w:eastAsia="Sakkal Majalla" w:hAnsi="Sakkal Majalla" w:cs="Sakkal Majalla"/>
+                <w:b/>
+                <w:bCs/>
+                <w:sz w:val="28"/>
+                <w:szCs w:val="28"/>
+              </w:rPr>
+              <w:t>أستاذ</w:t>
+            </w:r>
+            <w:proofErr w:type="gramEnd"/>
+            <w:r>
+              <w:rPr>
+                <w:rFonts w:ascii="Sakkal Majalla" w:eastAsia="Sakkal Majalla" w:hAnsi="Sakkal Majalla" w:cs="Sakkal Majalla"/>
+                <w:b/>
+                <w:bCs/>
+                <w:sz w:val="28"/>
+                <w:szCs w:val="28"/>
+              </w:rPr>
+              <w:t xml:space="preserve"> محاضر أ</w:t>
+            </w:r>
           </w:p>
         </w:tc>
         <w:tc>
@@ -499,21 +512,35 @@
               <w:jc w:val="center"/>
               <w:rPr>
                 <w:rFonts w:ascii="Sakkal Majalla" w:eastAsia="Times New Roman" w:hAnsi="Sakkal Majalla" w:cs="Sakkal Majalla"/>
-                <w:sz w:val="32"/>
-                <w:szCs w:val="32"/>
+                <w:b/>
+                <w:bCs/>
+                <w:sz w:val="28"/>
+                <w:szCs w:val="28"/>
                 <w:rtl/>
                 <w:lang w:eastAsia="fr-FR" w:bidi="ar-DZ"/>
               </w:rPr>
             </w:pPr>
-            <w:r>
-              <w:rPr>
-                <w:rFonts w:ascii="Sakkal Majalla" w:hAnsi="Sakkal Majalla" w:cs="Sakkal Majalla"/>
-                <w:sz w:val="32"/>
-                <w:szCs w:val="32"/>
-                <w:rtl/>
-                <w:lang w:bidi="ar-DZ"/>
-              </w:rPr>
-              <w:t>برج بوعريريج</w:t>
+            <w:proofErr w:type="gramStart"/>
+            <w:r>
+              <w:rPr>
+                <w:rFonts w:ascii="Sakkal Majalla" w:eastAsia="Sakkal Majalla" w:hAnsi="Sakkal Majalla" w:cs="Sakkal Majalla"/>
+                <w:b/>
+                <w:bCs/>
+                <w:sz w:val="28"/>
+                <w:szCs w:val="28"/>
+              </w:rPr>
+              <w:t>برج</w:t>
+            </w:r>
+            <w:proofErr w:type="gramEnd"/>
+            <w:r>
+              <w:rPr>
+                <w:rFonts w:ascii="Sakkal Majalla" w:eastAsia="Sakkal Majalla" w:hAnsi="Sakkal Majalla" w:cs="Sakkal Majalla"/>
+                <w:b/>
+                <w:bCs/>
+                <w:sz w:val="28"/>
+                <w:szCs w:val="28"/>
+              </w:rPr>
+              <w:t xml:space="preserve"> بوعريريج</w:t>
             </w:r>
           </w:p>
         </w:tc>
@@ -529,22 +556,26 @@
               <w:jc w:val="center"/>
               <w:rPr>
                 <w:rFonts w:ascii="Sakkal Majalla" w:eastAsia="Times New Roman" w:hAnsi="Sakkal Majalla" w:cs="Sakkal Majalla"/>
-                <w:sz w:val="32"/>
-                <w:szCs w:val="32"/>
+                <w:b/>
+                <w:bCs/>
+                <w:sz w:val="28"/>
+                <w:szCs w:val="28"/>
                 <w:rtl/>
                 <w:lang w:eastAsia="fr-FR" w:bidi="ar-DZ"/>
               </w:rPr>
             </w:pPr>
-            <w:r>
-              <w:rPr>
-                <w:rFonts w:ascii="Sakkal Majalla" w:hAnsi="Sakkal Majalla" w:cs="Sakkal Majalla"/>
-                <w:sz w:val="32"/>
-                <w:szCs w:val="32"/>
-                <w:rtl/>
-                <w:lang w:bidi="ar-DZ"/>
+            <w:proofErr w:type="gramStart"/>
+            <w:r>
+              <w:rPr>
+                <w:rFonts w:ascii="Sakkal Majalla" w:eastAsia="Sakkal Majalla" w:hAnsi="Sakkal Majalla" w:cs="Sakkal Majalla"/>
+                <w:b/>
+                <w:bCs/>
+                <w:sz w:val="28"/>
+                <w:szCs w:val="28"/>
               </w:rPr>
               <w:t>رئيسا</w:t>
             </w:r>
+            <w:proofErr w:type="gramEnd"/>
           </w:p>
         </w:tc>
         <w:tc>
@@ -585,19 +616,21 @@
               <w:jc w:val="center"/>
               <w:rPr>
                 <w:rFonts w:ascii="Sakkal Majalla" w:eastAsia="Times New Roman" w:hAnsi="Sakkal Majalla" w:cs="Sakkal Majalla"/>
-                <w:sz w:val="32"/>
-                <w:szCs w:val="32"/>
+                <w:b/>
+                <w:bCs/>
+                <w:sz w:val="28"/>
+                <w:szCs w:val="28"/>
                 <w:rtl/>
                 <w:lang w:eastAsia="fr-FR" w:bidi="ar-DZ"/>
               </w:rPr>
             </w:pPr>
             <w:r>
               <w:rPr>
-                <w:rFonts w:ascii="Sakkal Majalla" w:eastAsia="Times New Roman" w:hAnsi="Sakkal Majalla" w:cs="Sakkal Majalla" w:hint="cs"/>
-                <w:sz w:val="32"/>
-                <w:szCs w:val="32"/>
-                <w:rtl/>
-                <w:lang w:eastAsia="fr-FR" w:bidi="ar-DZ"/>
+                <w:rFonts w:ascii="Sakkal Majalla" w:eastAsia="Sakkal Majalla" w:hAnsi="Sakkal Majalla" w:cs="Sakkal Majalla"/>
+                <w:b/>
+                <w:bCs/>
+                <w:sz w:val="28"/>
+                <w:szCs w:val="28"/>
               </w:rPr>
               <w:t>02</w:t>
             </w:r>
@@ -615,12 +648,36 @@
               <w:jc w:val="center"/>
               <w:rPr>
                 <w:rFonts w:ascii="Sakkal Majalla" w:eastAsia="Times New Roman" w:hAnsi="Sakkal Majalla" w:cs="Sakkal Majalla"/>
-                <w:sz w:val="32"/>
-                <w:szCs w:val="32"/>
+                <w:b/>
+                <w:bCs/>
+                <w:sz w:val="28"/>
+                <w:szCs w:val="28"/>
                 <w:rtl/>
                 <w:lang w:eastAsia="fr-FR" w:bidi="ar-DZ"/>
               </w:rPr>
             </w:pPr>
+            <w:proofErr w:type="gramStart"/>
+            <w:r>
+              <w:rPr>
+                <w:rFonts w:ascii="Sakkal Majalla" w:eastAsia="Sakkal Majalla" w:hAnsi="Sakkal Majalla" w:cs="Sakkal Majalla"/>
+                <w:b/>
+                <w:bCs/>
+                <w:sz w:val="28"/>
+                <w:szCs w:val="28"/>
+              </w:rPr>
+              <w:t>رفاف</w:t>
+            </w:r>
+            <w:proofErr w:type="gramEnd"/>
+            <w:r>
+              <w:rPr>
+                <w:rFonts w:ascii="Sakkal Majalla" w:eastAsia="Sakkal Majalla" w:hAnsi="Sakkal Majalla" w:cs="Sakkal Majalla"/>
+                <w:b/>
+                <w:bCs/>
+                <w:sz w:val="28"/>
+                <w:szCs w:val="28"/>
+              </w:rPr>
+              <w:t xml:space="preserve"> لخضر</w:t>
+            </w:r>
           </w:p>
         </w:tc>
         <w:tc>
@@ -635,12 +692,26 @@
               <w:jc w:val="center"/>
               <w:rPr>
                 <w:rFonts w:ascii="Sakkal Majalla" w:eastAsia="Times New Roman" w:hAnsi="Sakkal Majalla" w:cs="Sakkal Majalla"/>
-                <w:sz w:val="32"/>
-                <w:szCs w:val="32"/>
+                <w:b/>
+                <w:bCs/>
+                <w:sz w:val="28"/>
+                <w:szCs w:val="28"/>
                 <w:rtl/>
                 <w:lang w:eastAsia="fr-FR" w:bidi="ar-DZ"/>
               </w:rPr>
             </w:pPr>
+            <w:proofErr w:type="gramStart"/>
+            <w:r>
+              <w:rPr>
+                <w:rFonts w:ascii="Sakkal Majalla" w:eastAsia="Sakkal Majalla" w:hAnsi="Sakkal Majalla" w:cs="Sakkal Majalla"/>
+                <w:b/>
+                <w:bCs/>
+                <w:sz w:val="28"/>
+                <w:szCs w:val="28"/>
+              </w:rPr>
+              <w:t>أستاذ</w:t>
+            </w:r>
+            <w:proofErr w:type="gramEnd"/>
           </w:p>
         </w:tc>
         <w:tc>
@@ -655,21 +726,35 @@
               <w:jc w:val="center"/>
               <w:rPr>
                 <w:rFonts w:ascii="Sakkal Majalla" w:eastAsia="Times New Roman" w:hAnsi="Sakkal Majalla" w:cs="Sakkal Majalla"/>
-                <w:sz w:val="32"/>
-                <w:szCs w:val="32"/>
+                <w:b/>
+                <w:bCs/>
+                <w:sz w:val="28"/>
+                <w:szCs w:val="28"/>
                 <w:rtl/>
                 <w:lang w:eastAsia="fr-FR" w:bidi="ar-DZ"/>
               </w:rPr>
             </w:pPr>
-            <w:r>
-              <w:rPr>
-                <w:rFonts w:ascii="Sakkal Majalla" w:hAnsi="Sakkal Majalla" w:cs="Sakkal Majalla"/>
-                <w:sz w:val="32"/>
-                <w:szCs w:val="32"/>
-                <w:rtl/>
-                <w:lang w:bidi="ar-DZ"/>
-              </w:rPr>
-              <w:t>برج بوعريريج</w:t>
+            <w:proofErr w:type="gramStart"/>
+            <w:r>
+              <w:rPr>
+                <w:rFonts w:ascii="Sakkal Majalla" w:eastAsia="Sakkal Majalla" w:hAnsi="Sakkal Majalla" w:cs="Sakkal Majalla"/>
+                <w:b/>
+                <w:bCs/>
+                <w:sz w:val="28"/>
+                <w:szCs w:val="28"/>
+              </w:rPr>
+              <w:t>برج</w:t>
+            </w:r>
+            <w:proofErr w:type="gramEnd"/>
+            <w:r>
+              <w:rPr>
+                <w:rFonts w:ascii="Sakkal Majalla" w:eastAsia="Sakkal Majalla" w:hAnsi="Sakkal Majalla" w:cs="Sakkal Majalla"/>
+                <w:b/>
+                <w:bCs/>
+                <w:sz w:val="28"/>
+                <w:szCs w:val="28"/>
+              </w:rPr>
+              <w:t xml:space="preserve"> بوعريريج</w:t>
             </w:r>
           </w:p>
         </w:tc>
@@ -685,21 +770,35 @@
               <w:jc w:val="center"/>
               <w:rPr>
                 <w:rFonts w:ascii="Sakkal Majalla" w:eastAsia="Times New Roman" w:hAnsi="Sakkal Majalla" w:cs="Sakkal Majalla"/>
-                <w:sz w:val="32"/>
-                <w:szCs w:val="32"/>
+                <w:b/>
+                <w:bCs/>
+                <w:sz w:val="28"/>
+                <w:szCs w:val="28"/>
                 <w:rtl/>
                 <w:lang w:eastAsia="fr-FR" w:bidi="ar-DZ"/>
               </w:rPr>
             </w:pPr>
-            <w:r>
-              <w:rPr>
-                <w:rFonts w:ascii="Sakkal Majalla" w:hAnsi="Sakkal Majalla" w:cs="Sakkal Majalla"/>
-                <w:sz w:val="32"/>
-                <w:szCs w:val="32"/>
-                <w:rtl/>
-                <w:lang w:bidi="ar-DZ"/>
+            <w:proofErr w:type="gramStart"/>
+            <w:r>
+              <w:rPr>
+                <w:rFonts w:ascii="Sakkal Majalla" w:eastAsia="Sakkal Majalla" w:hAnsi="Sakkal Majalla" w:cs="Sakkal Majalla"/>
+                <w:b/>
+                <w:bCs/>
+                <w:sz w:val="28"/>
+                <w:szCs w:val="28"/>
               </w:rPr>
               <w:t>مشرفا</w:t>
+            </w:r>
+            <w:proofErr w:type="gramEnd"/>
+            <w:r>
+              <w:rPr>
+                <w:rFonts w:ascii="Sakkal Majalla" w:eastAsia="Sakkal Majalla" w:hAnsi="Sakkal Majalla" w:cs="Sakkal Majalla"/>
+                <w:b/>
+                <w:bCs/>
+                <w:sz w:val="28"/>
+                <w:szCs w:val="28"/>
+              </w:rPr>
+              <w:t xml:space="preserve"> ومقرراً</w:t>
             </w:r>
           </w:p>
         </w:tc>
@@ -741,19 +840,21 @@
               <w:jc w:val="center"/>
               <w:rPr>
                 <w:rFonts w:ascii="Sakkal Majalla" w:eastAsia="Times New Roman" w:hAnsi="Sakkal Majalla" w:cs="Sakkal Majalla"/>
-                <w:sz w:val="32"/>
-                <w:szCs w:val="32"/>
+                <w:b/>
+                <w:bCs/>
+                <w:sz w:val="28"/>
+                <w:szCs w:val="28"/>
                 <w:rtl/>
                 <w:lang w:eastAsia="fr-FR" w:bidi="ar-DZ"/>
               </w:rPr>
             </w:pPr>
             <w:r>
               <w:rPr>
-                <w:rFonts w:ascii="Sakkal Majalla" w:eastAsia="Times New Roman" w:hAnsi="Sakkal Majalla" w:cs="Sakkal Majalla" w:hint="cs"/>
-                <w:sz w:val="32"/>
-                <w:szCs w:val="32"/>
-                <w:rtl/>
-                <w:lang w:eastAsia="fr-FR" w:bidi="ar-DZ"/>
+                <w:rFonts w:ascii="Sakkal Majalla" w:eastAsia="Sakkal Majalla" w:hAnsi="Sakkal Majalla" w:cs="Sakkal Majalla"/>
+                <w:b/>
+                <w:bCs/>
+                <w:sz w:val="28"/>
+                <w:szCs w:val="28"/>
               </w:rPr>
               <w:t>03</w:t>
             </w:r>
@@ -771,12 +872,36 @@
               <w:jc w:val="center"/>
               <w:rPr>
                 <w:rFonts w:ascii="Sakkal Majalla" w:eastAsia="Times New Roman" w:hAnsi="Sakkal Majalla" w:cs="Sakkal Majalla"/>
-                <w:sz w:val="32"/>
-                <w:szCs w:val="32"/>
+                <w:b/>
+                <w:bCs/>
+                <w:sz w:val="28"/>
+                <w:szCs w:val="28"/>
                 <w:rtl/>
                 <w:lang w:eastAsia="fr-FR" w:bidi="ar-DZ"/>
               </w:rPr>
             </w:pPr>
+            <w:proofErr w:type="gramStart"/>
+            <w:r>
+              <w:rPr>
+                <w:rFonts w:ascii="Sakkal Majalla" w:eastAsia="Sakkal Majalla" w:hAnsi="Sakkal Majalla" w:cs="Sakkal Majalla"/>
+                <w:b/>
+                <w:bCs/>
+                <w:sz w:val="28"/>
+                <w:szCs w:val="28"/>
+              </w:rPr>
+              <w:t>بن</w:t>
+            </w:r>
+            <w:proofErr w:type="gramEnd"/>
+            <w:r>
+              <w:rPr>
+                <w:rFonts w:ascii="Sakkal Majalla" w:eastAsia="Sakkal Majalla" w:hAnsi="Sakkal Majalla" w:cs="Sakkal Majalla"/>
+                <w:b/>
+                <w:bCs/>
+                <w:sz w:val="28"/>
+                <w:szCs w:val="28"/>
+              </w:rPr>
+              <w:t xml:space="preserve"> النوي خالد</w:t>
+            </w:r>
           </w:p>
         </w:tc>
         <w:tc>
@@ -791,12 +916,36 @@
               <w:jc w:val="center"/>
               <w:rPr>
                 <w:rFonts w:ascii="Sakkal Majalla" w:eastAsia="Times New Roman" w:hAnsi="Sakkal Majalla" w:cs="Sakkal Majalla"/>
-                <w:sz w:val="32"/>
-                <w:szCs w:val="32"/>
+                <w:b/>
+                <w:bCs/>
+                <w:sz w:val="28"/>
+                <w:szCs w:val="28"/>
                 <w:rtl/>
                 <w:lang w:eastAsia="fr-FR" w:bidi="ar-DZ"/>
               </w:rPr>
             </w:pPr>
+            <w:proofErr w:type="gramStart"/>
+            <w:r>
+              <w:rPr>
+                <w:rFonts w:ascii="Sakkal Majalla" w:eastAsia="Sakkal Majalla" w:hAnsi="Sakkal Majalla" w:cs="Sakkal Majalla"/>
+                <w:b/>
+                <w:bCs/>
+                <w:sz w:val="28"/>
+                <w:szCs w:val="28"/>
+              </w:rPr>
+              <w:t>أستاذ</w:t>
+            </w:r>
+            <w:proofErr w:type="gramEnd"/>
+            <w:r>
+              <w:rPr>
+                <w:rFonts w:ascii="Sakkal Majalla" w:eastAsia="Sakkal Majalla" w:hAnsi="Sakkal Majalla" w:cs="Sakkal Majalla"/>
+                <w:b/>
+                <w:bCs/>
+                <w:sz w:val="28"/>
+                <w:szCs w:val="28"/>
+              </w:rPr>
+              <w:t xml:space="preserve"> مساعد أ</w:t>
+            </w:r>
           </w:p>
         </w:tc>
         <w:tc>
@@ -811,21 +960,35 @@
               <w:jc w:val="center"/>
               <w:rPr>
                 <w:rFonts w:ascii="Sakkal Majalla" w:eastAsia="Times New Roman" w:hAnsi="Sakkal Majalla" w:cs="Sakkal Majalla"/>
-                <w:sz w:val="32"/>
-                <w:szCs w:val="32"/>
+                <w:b/>
+                <w:bCs/>
+                <w:sz w:val="28"/>
+                <w:szCs w:val="28"/>
                 <w:rtl/>
                 <w:lang w:eastAsia="fr-FR" w:bidi="ar-DZ"/>
               </w:rPr>
             </w:pPr>
-            <w:r>
-              <w:rPr>
-                <w:rFonts w:ascii="Sakkal Majalla" w:hAnsi="Sakkal Majalla" w:cs="Sakkal Majalla"/>
-                <w:sz w:val="32"/>
-                <w:szCs w:val="32"/>
-                <w:rtl/>
-                <w:lang w:bidi="ar-DZ"/>
-              </w:rPr>
-              <w:t>برج بوعريريج</w:t>
+            <w:proofErr w:type="gramStart"/>
+            <w:r>
+              <w:rPr>
+                <w:rFonts w:ascii="Sakkal Majalla" w:eastAsia="Sakkal Majalla" w:hAnsi="Sakkal Majalla" w:cs="Sakkal Majalla"/>
+                <w:b/>
+                <w:bCs/>
+                <w:sz w:val="28"/>
+                <w:szCs w:val="28"/>
+              </w:rPr>
+              <w:t>برج</w:t>
+            </w:r>
+            <w:proofErr w:type="gramEnd"/>
+            <w:r>
+              <w:rPr>
+                <w:rFonts w:ascii="Sakkal Majalla" w:eastAsia="Sakkal Majalla" w:hAnsi="Sakkal Majalla" w:cs="Sakkal Majalla"/>
+                <w:b/>
+                <w:bCs/>
+                <w:sz w:val="28"/>
+                <w:szCs w:val="28"/>
+              </w:rPr>
+              <w:t xml:space="preserve"> بوعريريج</w:t>
             </w:r>
           </w:p>
         </w:tc>
@@ -841,22 +1004,26 @@
               <w:jc w:val="center"/>
               <w:rPr>
                 <w:rFonts w:ascii="Sakkal Majalla" w:eastAsia="Times New Roman" w:hAnsi="Sakkal Majalla" w:cs="Sakkal Majalla"/>
-                <w:sz w:val="32"/>
-                <w:szCs w:val="32"/>
+                <w:b/>
+                <w:bCs/>
+                <w:sz w:val="28"/>
+                <w:szCs w:val="28"/>
                 <w:rtl/>
                 <w:lang w:eastAsia="fr-FR" w:bidi="ar-DZ"/>
               </w:rPr>
             </w:pPr>
-            <w:r>
-              <w:rPr>
-                <w:rFonts w:ascii="Sakkal Majalla" w:hAnsi="Sakkal Majalla" w:cs="Sakkal Majalla"/>
-                <w:sz w:val="32"/>
-                <w:szCs w:val="32"/>
-                <w:rtl/>
-                <w:lang w:bidi="ar-DZ"/>
-              </w:rPr>
-              <w:t>ممتحنا</w:t>
-            </w:r>
+            <w:proofErr w:type="gramStart"/>
+            <w:r>
+              <w:rPr>
+                <w:rFonts w:ascii="Sakkal Majalla" w:eastAsia="Sakkal Majalla" w:hAnsi="Sakkal Majalla" w:cs="Sakkal Majalla"/>
+                <w:b/>
+                <w:bCs/>
+                <w:sz w:val="28"/>
+                <w:szCs w:val="28"/>
+              </w:rPr>
+              <w:t>ممتحناً</w:t>
+            </w:r>
+            <w:proofErr w:type="gramEnd"/>
           </w:p>
         </w:tc>
         <w:tc>
@@ -897,19 +1064,21 @@
               <w:jc w:val="center"/>
               <w:rPr>
                 <w:rFonts w:ascii="Sakkal Majalla" w:eastAsia="Times New Roman" w:hAnsi="Sakkal Majalla" w:cs="Sakkal Majalla"/>
-                <w:sz w:val="32"/>
-                <w:szCs w:val="32"/>
+                <w:b/>
+                <w:bCs/>
+                <w:sz w:val="28"/>
+                <w:szCs w:val="28"/>
                 <w:rtl/>
                 <w:lang w:eastAsia="fr-FR" w:bidi="ar-DZ"/>
               </w:rPr>
             </w:pPr>
             <w:r>
               <w:rPr>
-                <w:rFonts w:ascii="Sakkal Majalla" w:eastAsia="Times New Roman" w:hAnsi="Sakkal Majalla" w:cs="Sakkal Majalla" w:hint="cs"/>
-                <w:sz w:val="32"/>
-                <w:szCs w:val="32"/>
-                <w:rtl/>
-                <w:lang w:eastAsia="fr-FR" w:bidi="ar-DZ"/>
+                <w:rFonts w:ascii="Sakkal Majalla" w:eastAsia="Sakkal Majalla" w:hAnsi="Sakkal Majalla" w:cs="Sakkal Majalla"/>
+                <w:b/>
+                <w:bCs/>
+                <w:sz w:val="28"/>
+                <w:szCs w:val="28"/>
               </w:rPr>
               <w:t>04</w:t>
             </w:r>
@@ -927,12 +1096,36 @@
               <w:jc w:val="center"/>
               <w:rPr>
                 <w:rFonts w:ascii="Sakkal Majalla" w:eastAsia="Times New Roman" w:hAnsi="Sakkal Majalla" w:cs="Sakkal Majalla"/>
-                <w:sz w:val="32"/>
-                <w:szCs w:val="32"/>
+                <w:b/>
+                <w:bCs/>
+                <w:sz w:val="28"/>
+                <w:szCs w:val="28"/>
                 <w:rtl/>
                 <w:lang w:eastAsia="fr-FR" w:bidi="ar-DZ"/>
               </w:rPr>
             </w:pPr>
+            <w:proofErr w:type="gramStart"/>
+            <w:r>
+              <w:rPr>
+                <w:rFonts w:ascii="Sakkal Majalla" w:eastAsia="Sakkal Majalla" w:hAnsi="Sakkal Majalla" w:cs="Sakkal Majalla"/>
+                <w:b/>
+                <w:bCs/>
+                <w:sz w:val="28"/>
+                <w:szCs w:val="28"/>
+              </w:rPr>
+              <w:t>ذوادي</w:t>
+            </w:r>
+            <w:proofErr w:type="gramEnd"/>
+            <w:r>
+              <w:rPr>
+                <w:rFonts w:ascii="Sakkal Majalla" w:eastAsia="Sakkal Majalla" w:hAnsi="Sakkal Majalla" w:cs="Sakkal Majalla"/>
+                <w:b/>
+                <w:bCs/>
+                <w:sz w:val="28"/>
+                <w:szCs w:val="28"/>
+              </w:rPr>
+              <w:t xml:space="preserve"> عبد الله</w:t>
+            </w:r>
           </w:p>
         </w:tc>
         <w:tc>
@@ -947,12 +1140,36 @@
               <w:jc w:val="center"/>
               <w:rPr>
                 <w:rFonts w:ascii="Sakkal Majalla" w:eastAsia="Times New Roman" w:hAnsi="Sakkal Majalla" w:cs="Sakkal Majalla"/>
-                <w:sz w:val="32"/>
-                <w:szCs w:val="32"/>
+                <w:b/>
+                <w:bCs/>
+                <w:sz w:val="28"/>
+                <w:szCs w:val="28"/>
                 <w:rtl/>
                 <w:lang w:eastAsia="fr-FR" w:bidi="ar-DZ"/>
               </w:rPr>
             </w:pPr>
+            <w:proofErr w:type="gramStart"/>
+            <w:r>
+              <w:rPr>
+                <w:rFonts w:ascii="Sakkal Majalla" w:eastAsia="Sakkal Majalla" w:hAnsi="Sakkal Majalla" w:cs="Sakkal Majalla"/>
+                <w:b/>
+                <w:bCs/>
+                <w:sz w:val="28"/>
+                <w:szCs w:val="28"/>
+              </w:rPr>
+              <w:t>أستاذ</w:t>
+            </w:r>
+            <w:proofErr w:type="gramEnd"/>
+            <w:r>
+              <w:rPr>
+                <w:rFonts w:ascii="Sakkal Majalla" w:eastAsia="Sakkal Majalla" w:hAnsi="Sakkal Majalla" w:cs="Sakkal Majalla"/>
+                <w:b/>
+                <w:bCs/>
+                <w:sz w:val="28"/>
+                <w:szCs w:val="28"/>
+              </w:rPr>
+              <w:t xml:space="preserve"> محاضر ب</w:t>
+            </w:r>
           </w:p>
         </w:tc>
         <w:tc>
@@ -967,21 +1184,35 @@
               <w:jc w:val="center"/>
               <w:rPr>
                 <w:rFonts w:ascii="Sakkal Majalla" w:hAnsi="Sakkal Majalla" w:cs="Sakkal Majalla"/>
-                <w:sz w:val="32"/>
-                <w:szCs w:val="32"/>
+                <w:b/>
+                <w:bCs/>
+                <w:sz w:val="28"/>
+                <w:szCs w:val="28"/>
                 <w:rtl/>
                 <w:lang w:bidi="ar-DZ"/>
               </w:rPr>
             </w:pPr>
-            <w:r>
-              <w:rPr>
-                <w:rFonts w:ascii="Sakkal Majalla" w:hAnsi="Sakkal Majalla" w:cs="Sakkal Majalla"/>
-                <w:sz w:val="32"/>
-                <w:szCs w:val="32"/>
-                <w:rtl/>
-                <w:lang w:bidi="ar-DZ"/>
-              </w:rPr>
-              <w:t>برج بوعريريج</w:t>
+            <w:proofErr w:type="gramStart"/>
+            <w:r>
+              <w:rPr>
+                <w:rFonts w:ascii="Sakkal Majalla" w:eastAsia="Sakkal Majalla" w:hAnsi="Sakkal Majalla" w:cs="Sakkal Majalla"/>
+                <w:b/>
+                <w:bCs/>
+                <w:sz w:val="28"/>
+                <w:szCs w:val="28"/>
+              </w:rPr>
+              <w:t>برج</w:t>
+            </w:r>
+            <w:proofErr w:type="gramEnd"/>
+            <w:r>
+              <w:rPr>
+                <w:rFonts w:ascii="Sakkal Majalla" w:eastAsia="Sakkal Majalla" w:hAnsi="Sakkal Majalla" w:cs="Sakkal Majalla"/>
+                <w:b/>
+                <w:bCs/>
+                <w:sz w:val="28"/>
+                <w:szCs w:val="28"/>
+              </w:rPr>
+              <w:t xml:space="preserve"> بوعريريج</w:t>
             </w:r>
           </w:p>
         </w:tc>
@@ -997,22 +1228,26 @@
               <w:jc w:val="center"/>
               <w:rPr>
                 <w:rFonts w:ascii="Sakkal Majalla" w:hAnsi="Sakkal Majalla" w:cs="Sakkal Majalla"/>
-                <w:sz w:val="32"/>
-                <w:szCs w:val="32"/>
+                <w:b/>
+                <w:bCs/>
+                <w:sz w:val="28"/>
+                <w:szCs w:val="28"/>
                 <w:rtl/>
                 <w:lang w:bidi="ar-DZ"/>
               </w:rPr>
             </w:pPr>
-            <w:r>
-              <w:rPr>
-                <w:rFonts w:ascii="Sakkal Majalla" w:hAnsi="Sakkal Majalla" w:cs="Sakkal Majalla"/>
-                <w:sz w:val="32"/>
-                <w:szCs w:val="32"/>
-                <w:rtl/>
-                <w:lang w:bidi="ar-DZ"/>
-              </w:rPr>
-              <w:t>ممتحنا</w:t>
-            </w:r>
+            <w:proofErr w:type="gramStart"/>
+            <w:r>
+              <w:rPr>
+                <w:rFonts w:ascii="Sakkal Majalla" w:eastAsia="Sakkal Majalla" w:hAnsi="Sakkal Majalla" w:cs="Sakkal Majalla"/>
+                <w:b/>
+                <w:bCs/>
+                <w:sz w:val="28"/>
+                <w:szCs w:val="28"/>
+              </w:rPr>
+              <w:t>ممتحناً</w:t>
+            </w:r>
+            <w:proofErr w:type="gramEnd"/>
           </w:p>
         </w:tc>
         <w:tc>
@@ -1061,43 +1296,68 @@
       </w:pPr>
       <w:r>
         <w:rPr>
+          <w:rFonts w:ascii="Sakkal Majalla" w:eastAsia="Sakkal Majalla" w:hAnsi="Sakkal Majalla" w:cs="Sakkal Majalla"/>
+          <w:sz w:val="24"/>
+          <w:szCs w:val="32"/>
+          <w:rtl/>
+          <w:lang w:eastAsia="fr-FR" w:bidi="ar-DZ"/>
+        </w:rPr>
+        <w:t xml:space="preserve">تمت مناقشة / تقييم مذكرة الماستر </w:t>
+      </w:r>
+      <w:proofErr w:type="gramStart"/>
+      <w:r>
+        <w:rPr>
+          <w:rFonts w:ascii="Sakkal Majalla" w:eastAsia="Sakkal Majalla" w:hAnsi="Sakkal Majalla" w:cs="Sakkal Majalla"/>
+          <w:sz w:val="24"/>
+          <w:szCs w:val="32"/>
+          <w:rtl/>
+          <w:lang w:eastAsia="fr-FR" w:bidi="ar-DZ"/>
+        </w:rPr>
+        <w:t>رقم :</w:t>
+      </w:r>
+      <w:proofErr w:type="gramEnd"/>
+      <w:r>
+        <w:rPr>
+          <w:rFonts w:ascii="Sakkal Majalla" w:eastAsia="Sakkal Majalla" w:hAnsi="Sakkal Majalla" w:cs="Sakkal Majalla"/>
+          <w:sz w:val="24"/>
+          <w:szCs w:val="32"/>
+          <w:rtl/>
+          <w:lang w:eastAsia="fr-FR" w:bidi="ar-DZ"/>
+        </w:rPr>
+        <w:t xml:space="preserve"> 540.. الموسومة:  </w:t>
+      </w:r>
+    </w:p>
+    <w:p>
+      <w:pPr>
+        <w:pBdr>
+          <w:top w:val="single" w:sz="6" w:space="4" w:color="000000"/>
+          <w:left w:val="single" w:sz="6" w:space="4" w:color="000000"/>
+          <w:bottom w:val="single" w:sz="6" w:space="4" w:color="000000"/>
+          <w:right w:val="single" w:sz="6" w:space="4" w:color="000000"/>
+        </w:pBdr>
+        <w:bidi/>
+        <w:spacing w:after="0" w:line="240" w:lineRule="auto"/>
+        <w:jc w:val="center"/>
+        <w:rPr>
           <w:rFonts w:ascii="Sakkal Majalla" w:eastAsia="Times New Roman" w:hAnsi="Sakkal Majalla" w:cs="Sakkal Majalla"/>
           <w:sz w:val="32"/>
           <w:szCs w:val="32"/>
           <w:rtl/>
           <w:lang w:eastAsia="fr-FR" w:bidi="ar-DZ"/>
         </w:rPr>
-        <w:t xml:space="preserve">تمت مناقشة / تقييم مذكرة الماستر </w:t>
-      </w:r>
+      </w:pPr>
       <w:r>
         <w:rPr>
-          <w:rFonts w:ascii="Sakkal Majalla" w:eastAsia="Times New Roman" w:hAnsi="Sakkal Majalla" w:cs="Sakkal Majalla" w:hint="cs"/>
-          <w:sz w:val="32"/>
-          <w:szCs w:val="32"/>
-          <w:rtl/>
-          <w:lang w:eastAsia="fr-FR" w:bidi="ar-DZ"/>
-        </w:rPr>
-        <w:t xml:space="preserve">رقم : ...................... </w:t>
-      </w:r>
-      <w:r>
-        <w:rPr>
-          <w:rFonts w:ascii="Sakkal Majalla" w:eastAsia="Times New Roman" w:hAnsi="Sakkal Majalla" w:cs="Sakkal Majalla" w:hint="cs"/>
-          <w:sz w:val="32"/>
-          <w:szCs w:val="32"/>
-          <w:rtl/>
-          <w:lang w:eastAsia="fr-FR" w:bidi="ar-DZ"/>
-        </w:rPr>
-        <w:t>الموسومة:</w:t>
-      </w:r>
-      <w:r>
-        <w:rPr>
-          <w:rFonts w:ascii="Sakkal Majalla" w:eastAsia="Times New Roman" w:hAnsi="Sakkal Majalla" w:cs="Sakkal Majalla"/>
-          <w:sz w:val="32"/>
-          <w:szCs w:val="32"/>
-          <w:rtl/>
-          <w:lang w:eastAsia="fr-FR" w:bidi="ar-DZ"/>
-        </w:rPr>
-        <w:t xml:space="preserve">  </w:t>
+          <w:rFonts w:ascii="Sakkal Majalla" w:eastAsia="Sakkal Majalla" w:hAnsi="Sakkal Majalla" w:cs="Sakkal Majalla"/>
+          <w:b/>
+          <w:noProof/>
+          <w:sz w:val="28"/>
+          <w:szCs w:val="32"/>
+          <w:rtl/>
+          <w:lang w:val="ar-DZ" w:eastAsia="fr-FR" w:bidi="ar-DZ"/>
+          <w14:ligatures w14:val="standardContextual"/>
+        </w:rPr>
+        <w:t>دور القانون الدولي في حماية البيئة</w:t>
       </w:r>
     </w:p>
     <w:p>
@@ -1107,6 +1367,20 @@
         <w:jc w:val="both"/>
         <w:rPr>
           <w:rFonts w:ascii="Sakkal Majalla" w:eastAsia="Times New Roman" w:hAnsi="Sakkal Majalla" w:cs="Sakkal Majalla"/>
+          <w:sz w:val="20"/>
+          <w:szCs w:val="20"/>
+          <w:rtl/>
+          <w:lang w:eastAsia="fr-FR" w:bidi="ar-DZ"/>
+        </w:rPr>
+      </w:pPr>
+    </w:p>
+    <w:p>
+      <w:pPr>
+        <w:bidi/>
+        <w:spacing w:after="0" w:line="240" w:lineRule="auto"/>
+        <w:jc w:val="both"/>
+        <w:rPr>
+          <w:rFonts w:ascii="Sakkal Majalla" w:eastAsia="Times New Roman" w:hAnsi="Sakkal Majalla" w:cs="Sakkal Majalla"/>
           <w:sz w:val="32"/>
           <w:szCs w:val="32"/>
           <w:rtl/>
@@ -1115,146 +1389,67 @@
       </w:pPr>
       <w:r>
         <w:rPr>
-          <w:rFonts w:ascii="Sakkal Majalla" w:eastAsia="Times New Roman" w:hAnsi="Sakkal Majalla" w:cs="Sakkal Majalla"/>
-          <w:noProof/>
-          <w:sz w:val="32"/>
-          <w:szCs w:val="32"/>
-          <w:rtl/>
-          <w:lang w:val="ar-DZ" w:eastAsia="fr-FR" w:bidi="ar-DZ"/>
-          <w14:ligatures w14:val="standardContextual"/>
-        </w:rPr>
-        <mc:AlternateContent>
-          <mc:Choice Requires="wps">
-            <w:drawing>
-              <wp:anchor distT="0" distB="0" distL="114300" distR="114300" simplePos="0" relativeHeight="251659264" behindDoc="0" locked="0" layoutInCell="1" allowOverlap="1" wp14:anchorId="727F2B94" wp14:editId="3B65BD71">
-                <wp:simplePos x="0" y="0"/>
-                <wp:positionH relativeFrom="column">
-                  <wp:posOffset>-169502</wp:posOffset>
-                </wp:positionH>
-                <wp:positionV relativeFrom="paragraph">
-                  <wp:posOffset>74943</wp:posOffset>
-                </wp:positionV>
-                <wp:extent cx="6076950" cy="613691"/>
-                <wp:effectExtent l="0" t="0" r="19050" b="15240"/>
-                <wp:wrapNone/>
-                <wp:docPr id="77742416" name="Rectangle : coins arrondis 1"/>
-                <wp:cNvGraphicFramePr/>
-                <a:graphic xmlns:a="http://schemas.openxmlformats.org/drawingml/2006/main">
-                  <a:graphicData uri="http://schemas.microsoft.com/office/word/2010/wordprocessingShape">
-                    <wps:wsp>
-                      <wps:cNvSpPr/>
-                      <wps:spPr>
-                        <a:xfrm>
-                          <a:off x="0" y="0"/>
-                          <a:ext cx="6076950" cy="613691"/>
-                        </a:xfrm>
-                        <a:prstGeom prst="roundRect">
-                          <a:avLst/>
-                        </a:prstGeom>
-                        <a:noFill/>
-                        <a:ln w="19050" cmpd="dbl">
-                          <a:solidFill>
-                            <a:schemeClr val="tx1"/>
-                          </a:solidFill>
-                        </a:ln>
-                      </wps:spPr>
-                      <wps:style>
-                        <a:lnRef idx="2">
-                          <a:schemeClr val="accent1">
-                            <a:shade val="15000"/>
-                          </a:schemeClr>
-                        </a:lnRef>
-                        <a:fillRef idx="1">
-                          <a:schemeClr val="accent1"/>
-                        </a:fillRef>
-                        <a:effectRef idx="0">
-                          <a:schemeClr val="accent1"/>
-                        </a:effectRef>
-                        <a:fontRef idx="minor">
-                          <a:schemeClr val="lt1"/>
-                        </a:fontRef>
-                      </wps:style>
-                      <wps:txbx>
-                        <w:txbxContent>
-                          <w:p>
-                            <w:pPr>
-                              <w:bidi/>
-                              <w:spacing w:after="0"/>
-                              <w:jc w:val="center"/>
-                              <w:rPr>
-                                <w:rFonts w:ascii="Sakkal Majalla" w:hAnsi="Sakkal Majalla" w:cs="Sakkal Majalla"/>
-                                <w:color w:val="000000" w:themeColor="text1"/>
-                                <w:sz w:val="40"/>
-                                <w:szCs w:val="40"/>
-                                <w:lang w:bidi="ar-DZ"/>
-                              </w:rPr>
-                            </w:pPr>
-                            <w:r>
-                              <w:rPr>
-                                <w:rFonts w:ascii="Sakkal Majalla" w:hAnsi="Sakkal Majalla" w:cs="Sakkal Majalla" w:hint="cs"/>
-                                <w:color w:val="000000" w:themeColor="text1"/>
-                                <w:sz w:val="40"/>
-                                <w:szCs w:val="40"/>
-                                <w:rtl/>
-                                <w:lang w:bidi="ar-DZ"/>
-                              </w:rPr>
-                              <w:t>.....................................................................................................................</w:t>
-                            </w:r>
-                          </w:p>
-                        </w:txbxContent>
-                      </wps:txbx>
-                      <wps:bodyPr rot="0" spcFirstLastPara="0" vertOverflow="overflow" horzOverflow="overflow" vert="horz" wrap="square" lIns="91440" tIns="45720" rIns="91440" bIns="45720" numCol="1" spcCol="0" rtlCol="0" fromWordArt="0" anchor="ctr" anchorCtr="0" forceAA="0" compatLnSpc="1">
-                        <a:prstTxWarp prst="textNoShape">
-                          <a:avLst/>
-                        </a:prstTxWarp>
-                        <a:noAutofit/>
-                      </wps:bodyPr>
-                    </wps:wsp>
-                  </a:graphicData>
-                </a:graphic>
-                <wp14:sizeRelV relativeFrom="margin">
-                  <wp14:pctHeight>0</wp14:pctHeight>
-                </wp14:sizeRelV>
-              </wp:anchor>
-            </w:drawing>
-          </mc:Choice>
-          <mc:Fallback>
-            <w:pict>
-              <v:roundrect w14:anchorId="727F2B94" id="Rectangle : coins arrondis 1" o:spid="_x0000_s1026" style="position:absolute;left:0;text-align:left;margin-left:-13.35pt;margin-top:5.9pt;width:478.5pt;height:48.3pt;z-index:251659264;visibility:visible;mso-wrap-style:square;mso-height-percent:0;mso-wrap-distance-left:9pt;mso-wrap-distance-top:0;mso-wrap-distance-right:9pt;mso-wrap-distance-bottom:0;mso-position-horizontal:absolute;mso-position-horizontal-relative:text;mso-position-vertical:absolute;mso-position-vertical-relative:text;mso-height-percent:0;mso-height-relative:margin;v-text-anchor:middle" arcsize="10923f" o:gfxdata="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" filled="f" strokecolor="black [3213]" strokeweight="1.5pt">
-                <v:stroke linestyle="thinThin" joinstyle="miter"/>
-                <v:textbox>
-                  <w:txbxContent>
-                    <w:p>
-                      <w:pPr>
-                        <w:bidi/>
-                        <w:spacing w:after="0"/>
-                        <w:jc w:val="center"/>
-                        <w:rPr>
-                          <w:rFonts w:ascii="Sakkal Majalla" w:hAnsi="Sakkal Majalla" w:cs="Sakkal Majalla"/>
-                          <w:color w:val="000000" w:themeColor="text1"/>
-                          <w:sz w:val="40"/>
-                          <w:szCs w:val="40"/>
-                          <w:lang w:bidi="ar-DZ"/>
-                        </w:rPr>
-                      </w:pPr>
-                      <w:r>
-                        <w:rPr>
-                          <w:rFonts w:ascii="Sakkal Majalla" w:hAnsi="Sakkal Majalla" w:cs="Sakkal Majalla" w:hint="cs"/>
-                          <w:color w:val="000000" w:themeColor="text1"/>
-                          <w:sz w:val="40"/>
-                          <w:szCs w:val="40"/>
-                          <w:rtl/>
-                          <w:lang w:bidi="ar-DZ"/>
-                        </w:rPr>
-                        <w:t>.....................................................................................................................</w:t>
-                      </w:r>
-                    </w:p>
-                  </w:txbxContent>
-                </v:textbox>
-              </v:roundrect>
-            </w:pict>
-          </mc:Fallback>
-        </mc:AlternateContent>
+          <w:rFonts w:ascii="Sakkal Majalla" w:eastAsia="Sakkal Majalla" w:hAnsi="Sakkal Majalla" w:cs="Sakkal Majalla"/>
+          <w:b/>
+          <w:bCs/>
+          <w:sz w:val="24"/>
+          <w:szCs w:val="32"/>
+          <w:rtl/>
+          <w:lang w:eastAsia="fr-FR" w:bidi="ar-DZ"/>
+        </w:rPr>
+        <w:t xml:space="preserve">في </w:t>
+      </w:r>
+      <w:proofErr w:type="gramStart"/>
+      <w:r>
+        <w:rPr>
+          <w:rFonts w:ascii="Sakkal Majalla" w:eastAsia="Sakkal Majalla" w:hAnsi="Sakkal Majalla" w:cs="Sakkal Majalla"/>
+          <w:b/>
+          <w:bCs/>
+          <w:sz w:val="24"/>
+          <w:szCs w:val="32"/>
+          <w:rtl/>
+          <w:lang w:eastAsia="fr-FR" w:bidi="ar-DZ"/>
+        </w:rPr>
+        <w:t>شعبة :</w:t>
+      </w:r>
+      <w:proofErr w:type="gramEnd"/>
+      <w:r>
+        <w:rPr>
+          <w:rFonts w:ascii="Sakkal Majalla" w:eastAsia="Sakkal Majalla" w:hAnsi="Sakkal Majalla" w:cs="Sakkal Majalla"/>
+          <w:b/>
+          <w:bCs/>
+          <w:sz w:val="24"/>
+          <w:szCs w:val="32"/>
+          <w:rtl/>
+          <w:lang w:eastAsia="fr-FR" w:bidi="ar-DZ"/>
+        </w:rPr>
+        <w:t xml:space="preserve">                 الحقوق                                         تخصص: </w:t>
+      </w:r>
+      <w:proofErr w:type="spellStart"/>
+      <w:r>
+        <w:rPr>
+          <w:rFonts w:ascii="Sakkal Majalla" w:eastAsia="Sakkal Majalla" w:hAnsi="Sakkal Majalla" w:cs="Sakkal Majalla"/>
+          <w:b/>
+          <w:bCs/>
+          <w:sz w:val="24"/>
+          <w:szCs w:val="32"/>
+          <w:rtl/>
+          <w:lang w:eastAsia="fr-FR" w:bidi="ar-DZ"/>
+        </w:rPr>
+        <w:t>ليقانون</w:t>
+      </w:r>
+      <w:proofErr w:type="spellEnd"/>
+      <w:r>
+        <w:rPr>
+          <w:rFonts w:ascii="Sakkal Majalla" w:eastAsia="Sakkal Majalla" w:hAnsi="Sakkal Majalla" w:cs="Sakkal Majalla"/>
+          <w:b/>
+          <w:bCs/>
+          <w:sz w:val="24"/>
+          <w:szCs w:val="32"/>
+          <w:rtl/>
+          <w:lang w:eastAsia="fr-FR" w:bidi="ar-DZ"/>
+        </w:rPr>
+        <w:t xml:space="preserve"> دولي......</w:t>
       </w:r>
     </w:p>
     <w:p>
@@ -1270,6 +1465,48 @@
           <w:lang w:eastAsia="fr-FR" w:bidi="ar-DZ"/>
         </w:rPr>
       </w:pPr>
+      <w:r>
+        <w:rPr>
+          <w:rFonts w:ascii="Sakkal Majalla" w:eastAsia="Sakkal Majalla" w:hAnsi="Sakkal Majalla" w:cs="Sakkal Majalla"/>
+          <w:sz w:val="24"/>
+          <w:szCs w:val="32"/>
+          <w:rtl/>
+          <w:lang w:eastAsia="fr-FR" w:bidi="ar-DZ"/>
+        </w:rPr>
+        <w:t>للطالب (ين):</w:t>
+      </w:r>
+      <w:r>
+        <w:rPr>
+          <w:rFonts w:ascii="Sakkal Majalla" w:eastAsia="Sakkal Majalla" w:hAnsi="Sakkal Majalla" w:cs="Sakkal Majalla"/>
+          <w:sz w:val="24"/>
+          <w:szCs w:val="32"/>
+          <w:rtl/>
+          <w:lang w:eastAsia="fr-FR" w:bidi="ar-DZ"/>
+        </w:rPr>
+        <w:tab/>
+      </w:r>
+      <w:r>
+        <w:rPr>
+          <w:rFonts w:ascii="Sakkal Majalla" w:eastAsia="Sakkal Majalla" w:hAnsi="Sakkal Majalla" w:cs="Sakkal Majalla"/>
+          <w:sz w:val="24"/>
+          <w:szCs w:val="32"/>
+          <w:rtl/>
+          <w:lang w:eastAsia="fr-FR" w:bidi="ar-DZ"/>
+        </w:rPr>
+        <w:tab/>
+        <w:t>- بن علي محمد</w:t>
+      </w:r>
+      <w:r>
+        <w:rPr>
+          <w:rFonts w:ascii="Sakkal Majalla" w:eastAsia="Sakkal Majalla" w:hAnsi="Sakkal Majalla" w:cs="Sakkal Majalla"/>
+          <w:sz w:val="24"/>
+          <w:szCs w:val="32"/>
+          <w:rtl/>
+          <w:lang w:eastAsia="fr-FR" w:bidi="ar-DZ"/>
+        </w:rPr>
+        <w:tab/>
+        <w:t>(رقم الطالب 20210001)</w:t>
+      </w:r>
     </w:p>
     <w:p>
       <w:pPr>
@@ -1278,8 +1515,8 @@
         <w:jc w:val="both"/>
         <w:rPr>
           <w:rFonts w:ascii="Sakkal Majalla" w:eastAsia="Times New Roman" w:hAnsi="Sakkal Majalla" w:cs="Sakkal Majalla"/>
-          <w:sz w:val="20"/>
-          <w:szCs w:val="20"/>
+          <w:sz w:val="32"/>
+          <w:szCs w:val="32"/>
           <w:rtl/>
           <w:lang w:eastAsia="fr-FR" w:bidi="ar-DZ"/>
         </w:rPr>
@@ -1298,69 +1535,21 @@
           <w:lang w:eastAsia="fr-FR" w:bidi="ar-DZ"/>
         </w:rPr>
       </w:pPr>
+      <w:proofErr w:type="gramStart"/>
       <w:r>
         <w:rPr>
           <w:rFonts w:ascii="Sakkal Majalla" w:eastAsia="Times New Roman" w:hAnsi="Sakkal Majalla" w:cs="Sakkal Majalla"/>
-          <w:b/>
-          <w:bCs/>
           <w:sz w:val="32"/>
           <w:szCs w:val="32"/>
           <w:rtl/>
           <w:lang w:eastAsia="fr-FR" w:bidi="ar-DZ"/>
         </w:rPr>
-        <w:t xml:space="preserve">في شعبة </w:t>
+        <w:t>و بعد</w:t>
       </w:r>
+      <w:proofErr w:type="gramEnd"/>
       <w:r>
         <w:rPr>
-          <w:rFonts w:ascii="Sakkal Majalla" w:eastAsia="Times New Roman" w:hAnsi="Sakkal Majalla" w:cs="Sakkal Majalla" w:hint="cs"/>
-          <w:b/>
-          <w:bCs/>
-          <w:sz w:val="32"/>
-          <w:szCs w:val="32"/>
-          <w:rtl/>
-          <w:lang w:eastAsia="fr-FR" w:bidi="ar-DZ"/>
-        </w:rPr>
-        <w:t>:                 الحقوق</w:t>
-      </w:r>
-      <w:r>
-        <w:rPr>
-          <w:rFonts w:ascii="Sakkal Majalla" w:eastAsia="Times New Roman" w:hAnsi="Sakkal Majalla" w:cs="Sakkal Majalla" w:hint="cs"/>
-          <w:sz w:val="32"/>
-          <w:szCs w:val="32"/>
-          <w:rtl/>
-          <w:lang w:eastAsia="fr-FR" w:bidi="ar-DZ"/>
-        </w:rPr>
-        <w:t xml:space="preserve">                                         </w:t>
-      </w:r>
-      <w:r>
-        <w:rPr>
           <w:rFonts w:ascii="Sakkal Majalla" w:eastAsia="Times New Roman" w:hAnsi="Sakkal Majalla" w:cs="Sakkal Majalla"/>
-          <w:b/>
-          <w:bCs/>
-          <w:sz w:val="32"/>
-          <w:szCs w:val="32"/>
-          <w:rtl/>
-          <w:lang w:eastAsia="fr-FR" w:bidi="ar-DZ"/>
-        </w:rPr>
-        <w:t>تخصص</w:t>
-      </w:r>
-      <w:r>
-        <w:rPr>
-          <w:rFonts w:ascii="Sakkal Majalla" w:eastAsia="Times New Roman" w:hAnsi="Sakkal Majalla" w:cs="Sakkal Majalla" w:hint="cs"/>
-          <w:b/>
-          <w:bCs/>
-          <w:sz w:val="32"/>
-          <w:szCs w:val="32"/>
-          <w:rtl/>
-          <w:lang w:eastAsia="fr-FR" w:bidi="ar-DZ"/>
-        </w:rPr>
-        <w:t>:</w:t>
-      </w:r>
-      <w:r>
-        <w:rPr>
-          <w:rFonts w:ascii="Sakkal Majalla" w:eastAsia="Times New Roman" w:hAnsi="Sakkal Majalla" w:cs="Sakkal Majalla"/>
-          <w:b/>
-          <w:bCs/>
           <w:sz w:val="32"/>
           <w:szCs w:val="32"/>
           <w:rtl/>
@@ -1368,24 +1557,8 @@
         </w:rPr>
         <w:t xml:space="preserve"> </w:t>
       </w:r>
+      <w:proofErr w:type="gramStart"/>
       <w:r>
-        <w:rPr>
-          <w:rFonts w:ascii="Sakkal Majalla" w:eastAsia="Times New Roman" w:hAnsi="Sakkal Majalla" w:cs="Sakkal Majalla" w:hint="cs"/>
-          <w:b/>
-          <w:bCs/>
-          <w:sz w:val="32"/>
-          <w:szCs w:val="32"/>
-          <w:rtl/>
-          <w:lang w:eastAsia="fr-FR" w:bidi="ar-DZ"/>
-        </w:rPr>
-        <w:t>............................................................</w:t>
-      </w:r>
-    </w:p>
-    <w:p>
-      <w:pPr>
-        <w:bidi/>
-        <w:spacing w:after="0" w:line="240" w:lineRule="auto"/>
-        <w:jc w:val="both"/>
         <w:rPr>
           <w:rFonts w:ascii="Sakkal Majalla" w:eastAsia="Times New Roman" w:hAnsi="Sakkal Majalla" w:cs="Sakkal Majalla"/>
           <w:sz w:val="32"/>
@@ -1393,7 +1566,9 @@
           <w:rtl/>
           <w:lang w:eastAsia="fr-FR" w:bidi="ar-DZ"/>
         </w:rPr>
-      </w:pPr>
+        <w:t>المناقشة  والتقييم</w:t>
+      </w:r>
+      <w:proofErr w:type="gramEnd"/>
       <w:r>
         <w:rPr>
           <w:rFonts w:ascii="Sakkal Majalla" w:eastAsia="Times New Roman" w:hAnsi="Sakkal Majalla" w:cs="Sakkal Majalla"/>
@@ -1402,18 +1577,9 @@
           <w:rtl/>
           <w:lang w:eastAsia="fr-FR" w:bidi="ar-DZ"/>
         </w:rPr>
-        <w:t>للطالب (</w:t>
+        <w:t xml:space="preserve"> </w:t>
       </w:r>
-      <w:r>
-        <w:rPr>
-          <w:rFonts w:ascii="Sakkal Majalla" w:eastAsia="Times New Roman" w:hAnsi="Sakkal Majalla" w:cs="Sakkal Majalla" w:hint="cs"/>
-          <w:sz w:val="32"/>
-          <w:szCs w:val="32"/>
-          <w:rtl/>
-          <w:lang w:eastAsia="fr-FR" w:bidi="ar-DZ"/>
-        </w:rPr>
-        <w:t>ين</w:t>
-      </w:r>
+      <w:proofErr w:type="gramStart"/>
       <w:r>
         <w:rPr>
           <w:rFonts w:ascii="Sakkal Majalla" w:eastAsia="Times New Roman" w:hAnsi="Sakkal Majalla" w:cs="Sakkal Majalla"/>
@@ -1422,8 +1588,9 @@
           <w:rtl/>
           <w:lang w:eastAsia="fr-FR" w:bidi="ar-DZ"/>
         </w:rPr>
-        <w:t>):</w:t>
+        <w:t>و المداولة</w:t>
       </w:r>
+      <w:proofErr w:type="gramEnd"/>
       <w:r>
         <w:rPr>
           <w:rFonts w:ascii="Sakkal Majalla" w:eastAsia="Times New Roman" w:hAnsi="Sakkal Majalla" w:cs="Sakkal Majalla"/>
@@ -1432,8 +1599,9 @@
           <w:rtl/>
           <w:lang w:eastAsia="fr-FR" w:bidi="ar-DZ"/>
         </w:rPr>
-        <w:tab/>
+        <w:t xml:space="preserve"> القانونية قرّرت اللجنة منح الطالب(ين</w:t>
       </w:r>
+      <w:proofErr w:type="gramStart"/>
       <w:r>
         <w:rPr>
           <w:rFonts w:ascii="Sakkal Majalla" w:eastAsia="Times New Roman" w:hAnsi="Sakkal Majalla" w:cs="Sakkal Majalla"/>
@@ -1442,136 +1610,9 @@
           <w:rtl/>
           <w:lang w:eastAsia="fr-FR" w:bidi="ar-DZ"/>
         </w:rPr>
-        <w:tab/>
+        <w:t>) :</w:t>
       </w:r>
-      <w:r>
-        <w:rPr>
-          <w:rFonts w:ascii="Sakkal Majalla" w:eastAsia="Times New Roman" w:hAnsi="Sakkal Majalla" w:cs="Sakkal Majalla" w:hint="cs"/>
-          <w:sz w:val="32"/>
-          <w:szCs w:val="32"/>
-          <w:rtl/>
-          <w:lang w:eastAsia="fr-FR" w:bidi="ar-DZ"/>
-        </w:rPr>
-        <w:t>- الطالب 1</w:t>
-      </w:r>
-      <w:r>
-        <w:rPr>
-          <w:rFonts w:ascii="Sakkal Majalla" w:eastAsia="Times New Roman" w:hAnsi="Sakkal Majalla" w:cs="Sakkal Majalla"/>
-          <w:sz w:val="32"/>
-          <w:szCs w:val="32"/>
-          <w:rtl/>
-          <w:lang w:eastAsia="fr-FR" w:bidi="ar-DZ"/>
-        </w:rPr>
-        <w:tab/>
-      </w:r>
-      <w:r>
-        <w:rPr>
-          <w:rFonts w:ascii="Sakkal Majalla" w:eastAsia="Times New Roman" w:hAnsi="Sakkal Majalla" w:cs="Sakkal Majalla" w:hint="cs"/>
-          <w:sz w:val="32"/>
-          <w:szCs w:val="32"/>
-          <w:rtl/>
-          <w:lang w:eastAsia="fr-FR" w:bidi="ar-DZ"/>
-        </w:rPr>
-        <w:t>(رقم الطالب .........)</w:t>
-      </w:r>
-    </w:p>
-    <w:p>
-      <w:pPr>
-        <w:bidi/>
-        <w:spacing w:after="0" w:line="240" w:lineRule="auto"/>
-        <w:jc w:val="both"/>
-        <w:rPr>
-          <w:rFonts w:ascii="Sakkal Majalla" w:eastAsia="Times New Roman" w:hAnsi="Sakkal Majalla" w:cs="Sakkal Majalla"/>
-          <w:sz w:val="32"/>
-          <w:szCs w:val="32"/>
-          <w:rtl/>
-          <w:lang w:eastAsia="fr-FR" w:bidi="ar-DZ"/>
-        </w:rPr>
-      </w:pPr>
-      <w:r>
-        <w:rPr>
-          <w:rFonts w:ascii="Sakkal Majalla" w:eastAsia="Times New Roman" w:hAnsi="Sakkal Majalla" w:cs="Sakkal Majalla"/>
-          <w:sz w:val="32"/>
-          <w:szCs w:val="32"/>
-          <w:rtl/>
-          <w:lang w:eastAsia="fr-FR" w:bidi="ar-DZ"/>
-        </w:rPr>
-        <w:tab/>
-      </w:r>
-      <w:r>
-        <w:rPr>
-          <w:rFonts w:ascii="Sakkal Majalla" w:eastAsia="Times New Roman" w:hAnsi="Sakkal Majalla" w:cs="Sakkal Majalla"/>
-          <w:sz w:val="32"/>
-          <w:szCs w:val="32"/>
-          <w:rtl/>
-          <w:lang w:eastAsia="fr-FR" w:bidi="ar-DZ"/>
-        </w:rPr>
-        <w:tab/>
-      </w:r>
-      <w:r>
-        <w:rPr>
-          <w:rFonts w:ascii="Sakkal Majalla" w:eastAsia="Times New Roman" w:hAnsi="Sakkal Majalla" w:cs="Sakkal Majalla"/>
-          <w:sz w:val="32"/>
-          <w:szCs w:val="32"/>
-          <w:rtl/>
-          <w:lang w:eastAsia="fr-FR" w:bidi="ar-DZ"/>
-        </w:rPr>
-        <w:tab/>
-      </w:r>
-      <w:r>
-        <w:rPr>
-          <w:rFonts w:ascii="Sakkal Majalla" w:eastAsia="Times New Roman" w:hAnsi="Sakkal Majalla" w:cs="Sakkal Majalla" w:hint="cs"/>
-          <w:sz w:val="32"/>
-          <w:szCs w:val="32"/>
-          <w:rtl/>
-          <w:lang w:eastAsia="fr-FR" w:bidi="ar-DZ"/>
-        </w:rPr>
-        <w:t>- الطالب 2</w:t>
-      </w:r>
-      <w:r>
-        <w:rPr>
-          <w:rFonts w:ascii="Sakkal Majalla" w:eastAsia="Times New Roman" w:hAnsi="Sakkal Majalla" w:cs="Sakkal Majalla"/>
-          <w:sz w:val="32"/>
-          <w:szCs w:val="32"/>
-          <w:rtl/>
-          <w:lang w:eastAsia="fr-FR" w:bidi="ar-DZ"/>
-        </w:rPr>
-        <w:tab/>
-      </w:r>
-      <w:r>
-        <w:rPr>
-          <w:rFonts w:ascii="Sakkal Majalla" w:eastAsia="Times New Roman" w:hAnsi="Sakkal Majalla" w:cs="Sakkal Majalla" w:hint="cs"/>
-          <w:sz w:val="32"/>
-          <w:szCs w:val="32"/>
-          <w:rtl/>
-          <w:lang w:eastAsia="fr-FR" w:bidi="ar-DZ"/>
-        </w:rPr>
-        <w:t>(رقم الطالب .........)</w:t>
-      </w:r>
-    </w:p>
-    <w:p>
-      <w:pPr>
-        <w:bidi/>
-        <w:spacing w:after="0" w:line="240" w:lineRule="auto"/>
-        <w:jc w:val="both"/>
-        <w:rPr>
-          <w:rFonts w:ascii="Sakkal Majalla" w:eastAsia="Times New Roman" w:hAnsi="Sakkal Majalla" w:cs="Sakkal Majalla"/>
-          <w:sz w:val="32"/>
-          <w:szCs w:val="32"/>
-          <w:rtl/>
-          <w:lang w:eastAsia="fr-FR" w:bidi="ar-DZ"/>
-        </w:rPr>
-      </w:pPr>
-      <w:r>
-        <w:rPr>
-          <w:rFonts w:ascii="Sakkal Majalla" w:eastAsia="Times New Roman" w:hAnsi="Sakkal Majalla" w:cs="Sakkal Majalla"/>
-          <w:sz w:val="32"/>
-          <w:szCs w:val="32"/>
-          <w:rtl/>
-          <w:lang w:eastAsia="fr-FR" w:bidi="ar-DZ"/>
-        </w:rPr>
-        <w:t>و بعد المناقشة  والتقييم و المداولة القانونية قرّرت اللجنة منح الطالب(ين) :</w:t>
-      </w:r>
+      <w:proofErr w:type="gramEnd"/>
     </w:p>
     <w:p>
       <w:pPr>
@@ -1587,6 +1628,7 @@
           <w:lang w:eastAsia="fr-FR" w:bidi="ar-DZ"/>
         </w:rPr>
       </w:pPr>
+      <w:proofErr w:type="gramStart"/>
       <w:r>
         <w:rPr>
           <w:rFonts w:ascii="Sakkal Majalla" w:eastAsia="Times New Roman" w:hAnsi="Sakkal Majalla" w:cs="Sakkal Majalla"/>
@@ -1598,6 +1640,7 @@
         <w:t>العلامة  (</w:t>
       </w:r>
       <w:proofErr w:type="spellStart"/>
+      <w:proofErr w:type="gramEnd"/>
       <w:r>
         <w:rPr>
           <w:rFonts w:ascii="Sakkal Majalla" w:eastAsia="Times New Roman" w:hAnsi="Sakkal Majalla" w:cs="Sakkal Majalla"/>
@@ -1617,8 +1660,20 @@
           <w:rtl/>
           <w:lang w:eastAsia="fr-FR" w:bidi="ar-DZ"/>
         </w:rPr>
-        <w:t>)........................./20        العلامة (بالأحرف):...........................................................</w:t>
+        <w:t>)........................./20        العلامة (بالأحرف</w:t>
       </w:r>
+      <w:proofErr w:type="gramStart"/>
+      <w:r>
+        <w:rPr>
+          <w:rFonts w:ascii="Sakkal Majalla" w:eastAsia="Times New Roman" w:hAnsi="Sakkal Majalla" w:cs="Sakkal Majalla"/>
+          <w:sz w:val="32"/>
+          <w:szCs w:val="32"/>
+          <w:rtl/>
+          <w:lang w:eastAsia="fr-FR" w:bidi="ar-DZ"/>
+        </w:rPr>
+        <w:t>):...........................................................</w:t>
+      </w:r>
+      <w:proofErr w:type="gramEnd"/>
     </w:p>
     <w:p>
       <w:pPr>
@@ -1633,6 +1688,7 @@
           <w:lang w:eastAsia="fr-FR" w:bidi="ar-DZ"/>
         </w:rPr>
       </w:pPr>
+      <w:proofErr w:type="gramStart"/>
       <w:r>
         <w:rPr>
           <w:rFonts w:ascii="Sakkal Majalla" w:eastAsia="Times New Roman" w:hAnsi="Sakkal Majalla" w:cs="Sakkal Majalla"/>
@@ -1641,7 +1697,18 @@
           <w:rtl/>
           <w:lang w:eastAsia="fr-FR" w:bidi="ar-DZ"/>
         </w:rPr>
-        <w:t>بتقدير :...........................................</w:t>
+        <w:t>بتقدير :</w:t>
+      </w:r>
+      <w:proofErr w:type="gramEnd"/>
+      <w:r>
+        <w:rPr>
+          <w:rFonts w:ascii="Sakkal Majalla" w:eastAsia="Times New Roman" w:hAnsi="Sakkal Majalla" w:cs="Sakkal Majalla"/>
+          <w:sz w:val="32"/>
+          <w:szCs w:val="32"/>
+          <w:rtl/>
+          <w:lang w:eastAsia="fr-FR" w:bidi="ar-DZ"/>
+        </w:rPr>
+        <w:t>...........................................</w:t>
       </w:r>
     </w:p>
     <w:p>
@@ -1657,6 +1724,7 @@
           <w:lang w:eastAsia="fr-FR" w:bidi="ar-DZ"/>
         </w:rPr>
       </w:pPr>
+      <w:proofErr w:type="gramStart"/>
       <w:r>
         <w:rPr>
           <w:rFonts w:ascii="Sakkal Majalla" w:eastAsia="Times New Roman" w:hAnsi="Sakkal Majalla" w:cs="Sakkal Majalla"/>
@@ -1667,6 +1735,7 @@
         </w:rPr>
         <w:t>ملاحظات:............................................................................................................................................................</w:t>
       </w:r>
+      <w:proofErr w:type="gramEnd"/>
     </w:p>
     <w:tbl>
       <w:tblPr>
@@ -2478,6 +2547,7 @@
               </w:rPr>
               <w:t xml:space="preserve"> ع </w:t>
             </w:r>
+            <w:proofErr w:type="gramStart"/>
             <w:r>
               <w:rPr>
                 <w:rFonts w:ascii="Sakkal Majalla" w:hAnsi="Sakkal Majalla" w:cs="Sakkal Majalla"/>
@@ -2503,6 +2573,7 @@
               </w:rPr>
               <w:t xml:space="preserve">  12</w:t>
             </w:r>
+            <w:proofErr w:type="gramEnd"/>
           </w:p>
         </w:tc>
         <w:tc>
@@ -2551,44 +2622,21 @@
       </w:pPr>
       <w:r>
         <w:rPr>
-          <w:rFonts w:hint="cs"/>
-          <w:sz w:val="28"/>
-          <w:szCs w:val="28"/>
-          <w:rtl/>
-        </w:rPr>
-        <w:t>رئيس القسم</w:t>
-      </w:r>
-    </w:p>
-    <w:p>
-      <w:pPr>
-        <w:bidi/>
-        <w:spacing w:before="120" w:after="0"/>
-        <w:jc w:val="center"/>
-        <w:rPr>
-          <w:sz w:val="28"/>
-          <w:szCs w:val="28"/>
-        </w:rPr>
-      </w:pPr>
-      <w:r>
-        <w:rPr>
           <w:noProof/>
-          <w:sz w:val="28"/>
-          <w:szCs w:val="28"/>
-          <w14:ligatures w14:val="standardContextual"/>
         </w:rPr>
         <w:drawing>
-          <wp:anchor distT="0" distB="0" distL="114300" distR="114300" simplePos="0" relativeHeight="251660288" behindDoc="0" locked="0" layoutInCell="1" allowOverlap="1" wp14:anchorId="3062A96B" wp14:editId="33590B81">
+          <wp:anchor distT="0" distB="0" distL="114300" distR="114300" simplePos="0" relativeHeight="251658240" behindDoc="0" locked="0" layoutInCell="1" allowOverlap="1" wp14:anchorId="55E5494D" wp14:editId="793E3E9F">
             <wp:simplePos x="0" y="0"/>
-            <wp:positionH relativeFrom="margin">
-              <wp:align>center</wp:align>
+            <wp:positionH relativeFrom="column">
+              <wp:posOffset>2433955</wp:posOffset>
             </wp:positionH>
             <wp:positionV relativeFrom="paragraph">
-              <wp:posOffset>11370</wp:posOffset>
+              <wp:posOffset>171450</wp:posOffset>
             </wp:positionV>
-            <wp:extent cx="683895" cy="683895"/>
-            <wp:effectExtent l="0" t="0" r="1905" b="1905"/>
+            <wp:extent cx="899795" cy="899795"/>
+            <wp:effectExtent l="0" t="0" r="0" b="0"/>
             <wp:wrapNone/>
-            <wp:docPr id="2099749241" name="Image 4"/>
+            <wp:docPr id="2099749242" name="Picture 2099749242"/>
             <wp:cNvGraphicFramePr>
               <a:graphicFrameLocks xmlns:a="http://schemas.openxmlformats.org/drawingml/2006/main" noChangeAspect="1"/>
             </wp:cNvGraphicFramePr>
@@ -2596,11 +2644,11 @@
               <a:graphicData uri="http://schemas.openxmlformats.org/drawingml/2006/picture">
                 <pic:pic xmlns:pic="http://schemas.openxmlformats.org/drawingml/2006/picture">
                   <pic:nvPicPr>
-                    <pic:cNvPr id="2099749241" name="Image 2099749241"/>
+                    <pic:cNvPr id="0" name="image.png"/>
                     <pic:cNvPicPr/>
                   </pic:nvPicPr>
                   <pic:blipFill>
-                    <a:blip r:embed="rId7" cstate="print">
+                    <a:blip r:embed="rId7">
                       <a:extLst>
                         <a:ext uri="{28A0092B-C50C-407E-A947-70E740481C1C}">
                           <a14:useLocalDpi xmlns:a14="http://schemas.microsoft.com/office/drawing/2010/main" val="0"/>
@@ -2614,7 +2662,7 @@
                   <pic:spPr>
                     <a:xfrm>
                       <a:off x="0" y="0"/>
-                      <a:ext cx="683895" cy="683895"/>
+                      <a:ext cx="899795" cy="899795"/>
                     </a:xfrm>
                     <a:prstGeom prst="rect">
                       <a:avLst/>
@@ -2632,6 +2680,26 @@
           </wp:anchor>
         </w:drawing>
       </w:r>
+      <w:r>
+        <w:rPr>
+          <w:rFonts w:hint="cs"/>
+          <w:sz w:val="28"/>
+          <w:szCs w:val="28"/>
+          <w:rtl/>
+        </w:rPr>
+        <w:t>رئيس القسم</w:t>
+      </w:r>
+    </w:p>
+    <w:p>
+      <w:pPr>
+        <w:bidi/>
+        <w:spacing w:before="120" w:after="0"/>
+        <w:jc w:val="center"/>
+        <w:rPr>
+          <w:sz w:val="28"/>
+          <w:szCs w:val="28"/>
+        </w:rPr>
+      </w:pPr>
     </w:p>
     <w:sectPr>
       <w:headerReference w:type="default" r:id="rId8"/>
@@ -3129,6 +3197,7 @@
               <w:lang w:bidi="ar-DZ"/>
             </w:rPr>
           </w:pPr>
+          <w:proofErr w:type="gramStart"/>
           <w:r>
             <w:rPr>
               <w:rFonts w:ascii="Sakkal Majalla" w:hAnsi="Sakkal Majalla" w:cs="Sakkal Majalla"/>
@@ -3149,7 +3218,19 @@
               <w:shd w:val="clear" w:color="auto" w:fill="FFFFFF"/>
               <w:rtl/>
             </w:rPr>
-            <w:t>ة:   ا</w:t>
+            <w:t xml:space="preserve">ة:   </w:t>
+          </w:r>
+          <w:proofErr w:type="gramEnd"/>
+          <w:r>
+            <w:rPr>
+              <w:rFonts w:ascii="Sakkal Majalla" w:hAnsi="Sakkal Majalla" w:cs="Sakkal Majalla" w:hint="cs"/>
+              <w:color w:val="202124"/>
+              <w:sz w:val="24"/>
+              <w:szCs w:val="24"/>
+              <w:shd w:val="clear" w:color="auto" w:fill="FFFFFF"/>
+              <w:rtl/>
+            </w:rPr>
+            <w:t>ا</w:t>
           </w:r>
           <w:r>
             <w:rPr>

--- a/template_mahdar.docx
+++ b/template_mahdar.docx
@@ -8,12 +8,13 @@
           <w:tab w:val="left" w:pos="5978"/>
         </w:tabs>
         <w:bidi/>
-        <w:spacing w:after="0"/>
+        <w:spacing w:after="0" w:line="240" w:lineRule="auto"/>
         <w:jc w:val="center"/>
         <w:rPr>
           <w:rFonts w:ascii="TheSans" w:hAnsi="TheSans" w:cs="TheSans"/>
           <w:b/>
           <w:bCs/>
+          <w:color w:val="000000" w:themeColor="text1"/>
           <w:sz w:val="40"/>
           <w:szCs w:val="40"/>
           <w:rtl/>
@@ -22,9 +23,9 @@
       </w:pPr>
       <w:r>
         <w:rPr>
-          <w:rFonts w:ascii="Sakkal Majalla" w:eastAsia="Sakkal Majalla" w:hAnsi="Sakkal Majalla" w:cs="Sakkal Majalla"/>
-          <w:b/>
+          <w:rFonts w:ascii="Sakkal Majalla" w:hAnsi="Sakkal Majalla" w:cs="Sakkal Majalla"/>
           <w:bCs/>
+          <w:color w:val="000000" w:themeColor="text1"/>
           <w:sz w:val="24"/>
           <w:szCs w:val="40"/>
           <w:rtl/>
@@ -41,6 +42,7 @@
         <w:jc w:val="both"/>
         <w:rPr>
           <w:rFonts w:ascii="Sakkal Majalla" w:eastAsia="Times New Roman" w:hAnsi="Sakkal Majalla" w:cs="Sakkal Majalla"/>
+          <w:color w:val="000000" w:themeColor="text1"/>
           <w:sz w:val="32"/>
           <w:szCs w:val="32"/>
           <w:rtl/>
@@ -50,6 +52,7 @@
       <w:r>
         <w:rPr>
           <w:rFonts w:ascii="Sakkal Majalla" w:eastAsia="Times New Roman" w:hAnsi="Sakkal Majalla" w:cs="Sakkal Majalla"/>
+          <w:color w:val="000000" w:themeColor="text1"/>
           <w:sz w:val="32"/>
           <w:szCs w:val="32"/>
           <w:rtl/>
@@ -60,16 +63,29 @@
       <w:r>
         <w:rPr>
           <w:rFonts w:ascii="Sakkal Majalla" w:eastAsia="Times New Roman" w:hAnsi="Sakkal Majalla" w:cs="Sakkal Majalla" w:hint="cs"/>
+          <w:color w:val="000000" w:themeColor="text1"/>
           <w:sz w:val="32"/>
           <w:szCs w:val="32"/>
           <w:rtl/>
           <w:lang w:eastAsia="fr-FR" w:bidi="ar-DZ"/>
         </w:rPr>
-        <w:t>مناقشتها،</w:t>
+        <w:t xml:space="preserve">مناقشتها، </w:t>
       </w:r>
       <w:r>
         <w:rPr>
+          <w:rFonts w:ascii="Sakkal Majalla" w:eastAsia="Times New Roman" w:hAnsi="Sakkal Majalla" w:cs="Sakkal Majalla"/>
+          <w:color w:val="000000" w:themeColor="text1"/>
+          <w:sz w:val="32"/>
+          <w:szCs w:val="32"/>
+          <w:rtl/>
+          <w:lang w:eastAsia="fr-FR" w:bidi="ar-DZ"/>
+        </w:rPr>
+        <w:t>وبتاريخ</w:t>
+      </w:r>
+      <w:r>
+        <w:rPr>
           <w:rFonts w:ascii="Sakkal Majalla" w:eastAsia="Times New Roman" w:hAnsi="Sakkal Majalla" w:cs="Sakkal Majalla" w:hint="cs"/>
+          <w:color w:val="000000" w:themeColor="text1"/>
           <w:sz w:val="32"/>
           <w:szCs w:val="32"/>
           <w:rtl/>
@@ -80,26 +96,7 @@
       <w:r>
         <w:rPr>
           <w:rFonts w:ascii="Sakkal Majalla" w:eastAsia="Times New Roman" w:hAnsi="Sakkal Majalla" w:cs="Sakkal Majalla"/>
-          <w:sz w:val="32"/>
-          <w:szCs w:val="32"/>
-          <w:rtl/>
-          <w:lang w:eastAsia="fr-FR" w:bidi="ar-DZ"/>
-        </w:rPr>
-        <w:t>وبتاريخ</w:t>
-      </w:r>
-      <w:r>
-        <w:rPr>
-          <w:rFonts w:ascii="Sakkal Majalla" w:eastAsia="Times New Roman" w:hAnsi="Sakkal Majalla" w:cs="Sakkal Majalla" w:hint="cs"/>
-          <w:sz w:val="32"/>
-          <w:szCs w:val="32"/>
-          <w:rtl/>
-          <w:lang w:eastAsia="fr-FR" w:bidi="ar-DZ"/>
-        </w:rPr>
-        <w:t xml:space="preserve"> </w:t>
-      </w:r>
-      <w:r>
-        <w:rPr>
-          <w:rFonts w:ascii="Sakkal Majalla" w:eastAsia="Times New Roman" w:hAnsi="Sakkal Majalla" w:cs="Sakkal Majalla"/>
+          <w:color w:val="000000" w:themeColor="text1"/>
           <w:sz w:val="32"/>
           <w:szCs w:val="32"/>
           <w:rtl/>
@@ -111,6 +108,7 @@
       <w:r>
         <w:rPr>
           <w:rFonts w:ascii="Sakkal Majalla" w:eastAsia="Times New Roman" w:hAnsi="Sakkal Majalla" w:cs="Sakkal Majalla"/>
+          <w:color w:val="000000" w:themeColor="text1"/>
           <w:sz w:val="32"/>
           <w:szCs w:val="32"/>
           <w:rtl/>
@@ -122,6 +120,7 @@
       <w:r>
         <w:rPr>
           <w:rFonts w:ascii="Sakkal Majalla" w:eastAsia="Times New Roman" w:hAnsi="Sakkal Majalla" w:cs="Sakkal Majalla"/>
+          <w:color w:val="000000" w:themeColor="text1"/>
           <w:sz w:val="32"/>
           <w:szCs w:val="32"/>
           <w:rtl/>
@@ -137,6 +136,7 @@
         <w:jc w:val="both"/>
         <w:rPr>
           <w:rFonts w:ascii="Sakkal Majalla" w:eastAsia="Times New Roman" w:hAnsi="Sakkal Majalla" w:cs="Sakkal Majalla"/>
+          <w:color w:val="000000" w:themeColor="text1"/>
           <w:sz w:val="2"/>
           <w:szCs w:val="2"/>
           <w:rtl/>
@@ -180,6 +180,7 @@
                 <w:rFonts w:ascii="Sakkal Majalla" w:eastAsia="Times New Roman" w:hAnsi="Sakkal Majalla" w:cs="Sakkal Majalla"/>
                 <w:b/>
                 <w:bCs/>
+                <w:color w:val="000000" w:themeColor="text1"/>
                 <w:sz w:val="32"/>
                 <w:szCs w:val="32"/>
                 <w:rtl/>
@@ -191,6 +192,7 @@
                 <w:rFonts w:ascii="Sakkal Majalla" w:hAnsi="Sakkal Majalla" w:cs="Sakkal Majalla"/>
                 <w:b/>
                 <w:bCs/>
+                <w:color w:val="000000" w:themeColor="text1"/>
                 <w:sz w:val="32"/>
                 <w:szCs w:val="32"/>
                 <w:rtl/>
@@ -215,6 +217,7 @@
                 <w:rFonts w:ascii="Sakkal Majalla" w:eastAsia="Times New Roman" w:hAnsi="Sakkal Majalla" w:cs="Sakkal Majalla"/>
                 <w:b/>
                 <w:bCs/>
+                <w:color w:val="000000" w:themeColor="text1"/>
                 <w:sz w:val="32"/>
                 <w:szCs w:val="32"/>
                 <w:rtl/>
@@ -226,6 +229,7 @@
                 <w:rFonts w:ascii="Sakkal Majalla" w:hAnsi="Sakkal Majalla" w:cs="Sakkal Majalla"/>
                 <w:b/>
                 <w:bCs/>
+                <w:color w:val="000000" w:themeColor="text1"/>
                 <w:sz w:val="32"/>
                 <w:szCs w:val="32"/>
                 <w:rtl/>
@@ -250,6 +254,7 @@
                 <w:rFonts w:ascii="Sakkal Majalla" w:eastAsia="Times New Roman" w:hAnsi="Sakkal Majalla" w:cs="Sakkal Majalla"/>
                 <w:b/>
                 <w:bCs/>
+                <w:color w:val="000000" w:themeColor="text1"/>
                 <w:sz w:val="32"/>
                 <w:szCs w:val="32"/>
                 <w:rtl/>
@@ -261,6 +266,7 @@
                 <w:rFonts w:ascii="Sakkal Majalla" w:hAnsi="Sakkal Majalla" w:cs="Sakkal Majalla"/>
                 <w:b/>
                 <w:bCs/>
+                <w:color w:val="000000" w:themeColor="text1"/>
                 <w:sz w:val="32"/>
                 <w:szCs w:val="32"/>
                 <w:rtl/>
@@ -285,6 +291,7 @@
                 <w:rFonts w:ascii="Sakkal Majalla" w:eastAsia="Times New Roman" w:hAnsi="Sakkal Majalla" w:cs="Sakkal Majalla"/>
                 <w:b/>
                 <w:bCs/>
+                <w:color w:val="000000" w:themeColor="text1"/>
                 <w:sz w:val="32"/>
                 <w:szCs w:val="32"/>
                 <w:rtl/>
@@ -296,6 +303,7 @@
                 <w:rFonts w:ascii="Sakkal Majalla" w:hAnsi="Sakkal Majalla" w:cs="Sakkal Majalla"/>
                 <w:b/>
                 <w:bCs/>
+                <w:color w:val="000000" w:themeColor="text1"/>
                 <w:sz w:val="32"/>
                 <w:szCs w:val="32"/>
                 <w:rtl/>
@@ -320,6 +328,7 @@
                 <w:rFonts w:ascii="Sakkal Majalla" w:eastAsia="Times New Roman" w:hAnsi="Sakkal Majalla" w:cs="Sakkal Majalla"/>
                 <w:b/>
                 <w:bCs/>
+                <w:color w:val="000000" w:themeColor="text1"/>
                 <w:sz w:val="32"/>
                 <w:szCs w:val="32"/>
                 <w:rtl/>
@@ -331,6 +340,7 @@
                 <w:rFonts w:ascii="Sakkal Majalla" w:hAnsi="Sakkal Majalla" w:cs="Sakkal Majalla"/>
                 <w:b/>
                 <w:bCs/>
+                <w:color w:val="000000" w:themeColor="text1"/>
                 <w:sz w:val="32"/>
                 <w:szCs w:val="32"/>
                 <w:rtl/>
@@ -355,6 +365,7 @@
                 <w:rFonts w:ascii="Sakkal Majalla" w:eastAsia="Times New Roman" w:hAnsi="Sakkal Majalla" w:cs="Sakkal Majalla"/>
                 <w:b/>
                 <w:bCs/>
+                <w:color w:val="000000" w:themeColor="text1"/>
                 <w:sz w:val="32"/>
                 <w:szCs w:val="32"/>
                 <w:rtl/>
@@ -366,6 +377,7 @@
                 <w:rFonts w:ascii="Sakkal Majalla" w:hAnsi="Sakkal Majalla" w:cs="Sakkal Majalla"/>
                 <w:b/>
                 <w:bCs/>
+                <w:color w:val="000000" w:themeColor="text1"/>
                 <w:sz w:val="32"/>
                 <w:szCs w:val="32"/>
                 <w:rtl/>
@@ -395,6 +407,7 @@
                 <w:rFonts w:ascii="Sakkal Majalla" w:eastAsia="Times New Roman" w:hAnsi="Sakkal Majalla" w:cs="Sakkal Majalla"/>
                 <w:b/>
                 <w:bCs/>
+                <w:color w:val="000000" w:themeColor="text1"/>
                 <w:sz w:val="28"/>
                 <w:szCs w:val="28"/>
                 <w:rtl/>
@@ -405,9 +418,8 @@
               <w:rPr>
                 <w:rFonts w:ascii="Sakkal Majalla" w:eastAsia="Sakkal Majalla" w:hAnsi="Sakkal Majalla" w:cs="Sakkal Majalla"/>
                 <w:b/>
-                <w:bCs/>
-                <w:sz w:val="28"/>
-                <w:szCs w:val="28"/>
+                <w:color w:val="000000" w:themeColor="text1"/>
+                <w:sz w:val="28"/>
               </w:rPr>
               <w:t>01</w:t>
             </w:r>
@@ -427,34 +439,46 @@
                 <w:rFonts w:ascii="Sakkal Majalla" w:eastAsia="Times New Roman" w:hAnsi="Sakkal Majalla" w:cs="Sakkal Majalla"/>
                 <w:b/>
                 <w:bCs/>
+                <w:color w:val="000000" w:themeColor="text1"/>
                 <w:sz w:val="28"/>
                 <w:szCs w:val="28"/>
                 <w:rtl/>
                 <w:lang w:eastAsia="fr-FR" w:bidi="ar-DZ"/>
               </w:rPr>
             </w:pPr>
+            <w:proofErr w:type="spellStart"/>
             <w:proofErr w:type="gramStart"/>
             <w:r>
               <w:rPr>
                 <w:rFonts w:ascii="Sakkal Majalla" w:eastAsia="Sakkal Majalla" w:hAnsi="Sakkal Majalla" w:cs="Sakkal Majalla"/>
                 <w:b/>
-                <w:bCs/>
-                <w:sz w:val="28"/>
-                <w:szCs w:val="28"/>
-              </w:rPr>
-              <w:t>بن</w:t>
-            </w:r>
+                <w:color w:val="000000" w:themeColor="text1"/>
+                <w:sz w:val="28"/>
+              </w:rPr>
+              <w:t>رفاف</w:t>
+            </w:r>
+            <w:proofErr w:type="spellEnd"/>
             <w:proofErr w:type="gramEnd"/>
             <w:r>
               <w:rPr>
                 <w:rFonts w:ascii="Sakkal Majalla" w:eastAsia="Sakkal Majalla" w:hAnsi="Sakkal Majalla" w:cs="Sakkal Majalla"/>
                 <w:b/>
-                <w:bCs/>
-                <w:sz w:val="28"/>
-                <w:szCs w:val="28"/>
-              </w:rPr>
-              <w:t xml:space="preserve"> محمود بوزيد</w:t>
-            </w:r>
+                <w:color w:val="000000" w:themeColor="text1"/>
+                <w:sz w:val="28"/>
+              </w:rPr>
+              <w:t xml:space="preserve"> </w:t>
+            </w:r>
+            <w:proofErr w:type="spellStart"/>
+            <w:r>
+              <w:rPr>
+                <w:rFonts w:ascii="Sakkal Majalla" w:eastAsia="Sakkal Majalla" w:hAnsi="Sakkal Majalla" w:cs="Sakkal Majalla"/>
+                <w:b/>
+                <w:color w:val="000000" w:themeColor="text1"/>
+                <w:sz w:val="28"/>
+              </w:rPr>
+              <w:t>لخضر</w:t>
+            </w:r>
+            <w:proofErr w:type="spellEnd"/>
           </w:p>
         </w:tc>
         <w:tc>
@@ -471,33 +495,25 @@
                 <w:rFonts w:ascii="Sakkal Majalla" w:eastAsia="Times New Roman" w:hAnsi="Sakkal Majalla" w:cs="Sakkal Majalla"/>
                 <w:b/>
                 <w:bCs/>
+                <w:color w:val="000000" w:themeColor="text1"/>
                 <w:sz w:val="28"/>
                 <w:szCs w:val="28"/>
                 <w:lang w:eastAsia="fr-FR" w:bidi="ar-DZ"/>
               </w:rPr>
             </w:pPr>
+            <w:proofErr w:type="spellStart"/>
             <w:proofErr w:type="gramStart"/>
             <w:r>
               <w:rPr>
                 <w:rFonts w:ascii="Sakkal Majalla" w:eastAsia="Sakkal Majalla" w:hAnsi="Sakkal Majalla" w:cs="Sakkal Majalla"/>
                 <w:b/>
-                <w:bCs/>
-                <w:sz w:val="28"/>
-                <w:szCs w:val="28"/>
+                <w:color w:val="000000" w:themeColor="text1"/>
+                <w:sz w:val="28"/>
               </w:rPr>
               <w:t>أستاذ</w:t>
             </w:r>
+            <w:proofErr w:type="spellEnd"/>
             <w:proofErr w:type="gramEnd"/>
-            <w:r>
-              <w:rPr>
-                <w:rFonts w:ascii="Sakkal Majalla" w:eastAsia="Sakkal Majalla" w:hAnsi="Sakkal Majalla" w:cs="Sakkal Majalla"/>
-                <w:b/>
-                <w:bCs/>
-                <w:sz w:val="28"/>
-                <w:szCs w:val="28"/>
-              </w:rPr>
-              <w:t xml:space="preserve"> محاضر أ</w:t>
-            </w:r>
           </w:p>
         </w:tc>
         <w:tc>
@@ -514,34 +530,66 @@
                 <w:rFonts w:ascii="Sakkal Majalla" w:eastAsia="Times New Roman" w:hAnsi="Sakkal Majalla" w:cs="Sakkal Majalla"/>
                 <w:b/>
                 <w:bCs/>
+                <w:color w:val="000000" w:themeColor="text1"/>
                 <w:sz w:val="28"/>
                 <w:szCs w:val="28"/>
                 <w:rtl/>
                 <w:lang w:eastAsia="fr-FR" w:bidi="ar-DZ"/>
               </w:rPr>
             </w:pPr>
+            <w:proofErr w:type="spellStart"/>
             <w:proofErr w:type="gramStart"/>
             <w:r>
               <w:rPr>
                 <w:rFonts w:ascii="Sakkal Majalla" w:eastAsia="Sakkal Majalla" w:hAnsi="Sakkal Majalla" w:cs="Sakkal Majalla"/>
                 <w:b/>
-                <w:bCs/>
-                <w:sz w:val="28"/>
-                <w:szCs w:val="28"/>
+                <w:color w:val="000000" w:themeColor="text1"/>
+                <w:sz w:val="28"/>
+              </w:rPr>
+              <w:t>جامعة</w:t>
+            </w:r>
+            <w:proofErr w:type="spellEnd"/>
+            <w:proofErr w:type="gramEnd"/>
+            <w:r>
+              <w:rPr>
+                <w:rFonts w:ascii="Sakkal Majalla" w:eastAsia="Sakkal Majalla" w:hAnsi="Sakkal Majalla" w:cs="Sakkal Majalla"/>
+                <w:b/>
+                <w:color w:val="000000" w:themeColor="text1"/>
+                <w:sz w:val="28"/>
+              </w:rPr>
+              <w:t xml:space="preserve"> </w:t>
+            </w:r>
+            <w:proofErr w:type="spellStart"/>
+            <w:r>
+              <w:rPr>
+                <w:rFonts w:ascii="Sakkal Majalla" w:eastAsia="Sakkal Majalla" w:hAnsi="Sakkal Majalla" w:cs="Sakkal Majalla"/>
+                <w:b/>
+                <w:color w:val="000000" w:themeColor="text1"/>
+                <w:sz w:val="28"/>
               </w:rPr>
               <w:t>برج</w:t>
             </w:r>
-            <w:proofErr w:type="gramEnd"/>
-            <w:r>
-              <w:rPr>
-                <w:rFonts w:ascii="Sakkal Majalla" w:eastAsia="Sakkal Majalla" w:hAnsi="Sakkal Majalla" w:cs="Sakkal Majalla"/>
-                <w:b/>
-                <w:bCs/>
-                <w:sz w:val="28"/>
-                <w:szCs w:val="28"/>
-              </w:rPr>
-              <w:t xml:space="preserve"> بوعريريج</w:t>
-            </w:r>
+            <w:proofErr w:type="spellEnd"/>
+            <w:r>
+              <w:rPr>
+                <w:rFonts w:ascii="Sakkal Majalla" w:eastAsia="Sakkal Majalla" w:hAnsi="Sakkal Majalla" w:cs="Sakkal Majalla"/>
+                <w:b/>
+                <w:color w:val="000000" w:themeColor="text1"/>
+                <w:sz w:val="28"/>
+              </w:rPr>
+              <w:t xml:space="preserve"> </w:t>
+            </w:r>
+            <w:proofErr w:type="spellStart"/>
+            <w:r>
+              <w:rPr>
+                <w:rFonts w:ascii="Sakkal Majalla" w:eastAsia="Sakkal Majalla" w:hAnsi="Sakkal Majalla" w:cs="Sakkal Majalla"/>
+                <w:b/>
+                <w:color w:val="000000" w:themeColor="text1"/>
+                <w:sz w:val="28"/>
+              </w:rPr>
+              <w:t>بوعريريج</w:t>
+            </w:r>
+            <w:proofErr w:type="spellEnd"/>
           </w:p>
         </w:tc>
         <w:tc>
@@ -558,23 +606,25 @@
                 <w:rFonts w:ascii="Sakkal Majalla" w:eastAsia="Times New Roman" w:hAnsi="Sakkal Majalla" w:cs="Sakkal Majalla"/>
                 <w:b/>
                 <w:bCs/>
+                <w:color w:val="000000" w:themeColor="text1"/>
                 <w:sz w:val="28"/>
                 <w:szCs w:val="28"/>
                 <w:rtl/>
                 <w:lang w:eastAsia="fr-FR" w:bidi="ar-DZ"/>
               </w:rPr>
             </w:pPr>
+            <w:proofErr w:type="spellStart"/>
             <w:proofErr w:type="gramStart"/>
             <w:r>
               <w:rPr>
                 <w:rFonts w:ascii="Sakkal Majalla" w:eastAsia="Sakkal Majalla" w:hAnsi="Sakkal Majalla" w:cs="Sakkal Majalla"/>
                 <w:b/>
-                <w:bCs/>
-                <w:sz w:val="28"/>
-                <w:szCs w:val="28"/>
-              </w:rPr>
-              <w:t>رئيسا</w:t>
-            </w:r>
+                <w:color w:val="000000" w:themeColor="text1"/>
+                <w:sz w:val="28"/>
+              </w:rPr>
+              <w:t>رئيساً</w:t>
+            </w:r>
+            <w:proofErr w:type="spellEnd"/>
             <w:proofErr w:type="gramEnd"/>
           </w:p>
         </w:tc>
@@ -590,6 +640,7 @@
               <w:jc w:val="center"/>
               <w:rPr>
                 <w:rFonts w:ascii="Sakkal Majalla" w:eastAsia="Times New Roman" w:hAnsi="Sakkal Majalla" w:cs="Sakkal Majalla"/>
+                <w:color w:val="000000" w:themeColor="text1"/>
                 <w:sz w:val="32"/>
                 <w:szCs w:val="32"/>
                 <w:rtl/>
@@ -618,6 +669,7 @@
                 <w:rFonts w:ascii="Sakkal Majalla" w:eastAsia="Times New Roman" w:hAnsi="Sakkal Majalla" w:cs="Sakkal Majalla"/>
                 <w:b/>
                 <w:bCs/>
+                <w:color w:val="000000" w:themeColor="text1"/>
                 <w:sz w:val="28"/>
                 <w:szCs w:val="28"/>
                 <w:rtl/>
@@ -628,9 +680,8 @@
               <w:rPr>
                 <w:rFonts w:ascii="Sakkal Majalla" w:eastAsia="Sakkal Majalla" w:hAnsi="Sakkal Majalla" w:cs="Sakkal Majalla"/>
                 <w:b/>
-                <w:bCs/>
-                <w:sz w:val="28"/>
-                <w:szCs w:val="28"/>
+                <w:color w:val="000000" w:themeColor="text1"/>
+                <w:sz w:val="28"/>
               </w:rPr>
               <w:t>02</w:t>
             </w:r>
@@ -650,34 +701,66 @@
                 <w:rFonts w:ascii="Sakkal Majalla" w:eastAsia="Times New Roman" w:hAnsi="Sakkal Majalla" w:cs="Sakkal Majalla"/>
                 <w:b/>
                 <w:bCs/>
+                <w:color w:val="000000" w:themeColor="text1"/>
                 <w:sz w:val="28"/>
                 <w:szCs w:val="28"/>
                 <w:rtl/>
                 <w:lang w:eastAsia="fr-FR" w:bidi="ar-DZ"/>
               </w:rPr>
             </w:pPr>
+            <w:proofErr w:type="spellStart"/>
             <w:proofErr w:type="gramStart"/>
             <w:r>
               <w:rPr>
                 <w:rFonts w:ascii="Sakkal Majalla" w:eastAsia="Sakkal Majalla" w:hAnsi="Sakkal Majalla" w:cs="Sakkal Majalla"/>
                 <w:b/>
-                <w:bCs/>
-                <w:sz w:val="28"/>
-                <w:szCs w:val="28"/>
-              </w:rPr>
-              <w:t>رفاف</w:t>
-            </w:r>
+                <w:color w:val="000000" w:themeColor="text1"/>
+                <w:sz w:val="28"/>
+              </w:rPr>
+              <w:t>ذوادي</w:t>
+            </w:r>
+            <w:proofErr w:type="spellEnd"/>
             <w:proofErr w:type="gramEnd"/>
             <w:r>
               <w:rPr>
                 <w:rFonts w:ascii="Sakkal Majalla" w:eastAsia="Sakkal Majalla" w:hAnsi="Sakkal Majalla" w:cs="Sakkal Majalla"/>
                 <w:b/>
-                <w:bCs/>
-                <w:sz w:val="28"/>
-                <w:szCs w:val="28"/>
-              </w:rPr>
-              <w:t xml:space="preserve"> لخضر</w:t>
-            </w:r>
+                <w:color w:val="000000" w:themeColor="text1"/>
+                <w:sz w:val="28"/>
+              </w:rPr>
+              <w:t xml:space="preserve"> </w:t>
+            </w:r>
+            <w:proofErr w:type="spellStart"/>
+            <w:r>
+              <w:rPr>
+                <w:rFonts w:ascii="Sakkal Majalla" w:eastAsia="Sakkal Majalla" w:hAnsi="Sakkal Majalla" w:cs="Sakkal Majalla"/>
+                <w:b/>
+                <w:color w:val="000000" w:themeColor="text1"/>
+                <w:sz w:val="28"/>
+              </w:rPr>
+              <w:t>عبد</w:t>
+            </w:r>
+            <w:proofErr w:type="spellEnd"/>
+            <w:r>
+              <w:rPr>
+                <w:rFonts w:ascii="Sakkal Majalla" w:eastAsia="Sakkal Majalla" w:hAnsi="Sakkal Majalla" w:cs="Sakkal Majalla"/>
+                <w:b/>
+                <w:color w:val="000000" w:themeColor="text1"/>
+                <w:sz w:val="28"/>
+              </w:rPr>
+              <w:t xml:space="preserve"> </w:t>
+            </w:r>
+            <w:proofErr w:type="spellStart"/>
+            <w:r>
+              <w:rPr>
+                <w:rFonts w:ascii="Sakkal Majalla" w:eastAsia="Sakkal Majalla" w:hAnsi="Sakkal Majalla" w:cs="Sakkal Majalla"/>
+                <w:b/>
+                <w:color w:val="000000" w:themeColor="text1"/>
+                <w:sz w:val="28"/>
+              </w:rPr>
+              <w:t>الله</w:t>
+            </w:r>
+            <w:proofErr w:type="spellEnd"/>
           </w:p>
         </w:tc>
         <w:tc>
@@ -694,24 +777,55 @@
                 <w:rFonts w:ascii="Sakkal Majalla" w:eastAsia="Times New Roman" w:hAnsi="Sakkal Majalla" w:cs="Sakkal Majalla"/>
                 <w:b/>
                 <w:bCs/>
+                <w:color w:val="000000" w:themeColor="text1"/>
                 <w:sz w:val="28"/>
                 <w:szCs w:val="28"/>
                 <w:rtl/>
                 <w:lang w:eastAsia="fr-FR" w:bidi="ar-DZ"/>
               </w:rPr>
             </w:pPr>
+            <w:proofErr w:type="spellStart"/>
             <w:proofErr w:type="gramStart"/>
             <w:r>
               <w:rPr>
                 <w:rFonts w:ascii="Sakkal Majalla" w:eastAsia="Sakkal Majalla" w:hAnsi="Sakkal Majalla" w:cs="Sakkal Majalla"/>
                 <w:b/>
-                <w:bCs/>
-                <w:sz w:val="28"/>
-                <w:szCs w:val="28"/>
+                <w:color w:val="000000" w:themeColor="text1"/>
+                <w:sz w:val="28"/>
               </w:rPr>
               <w:t>أستاذ</w:t>
             </w:r>
+            <w:proofErr w:type="spellEnd"/>
             <w:proofErr w:type="gramEnd"/>
+            <w:r>
+              <w:rPr>
+                <w:rFonts w:ascii="Sakkal Majalla" w:eastAsia="Sakkal Majalla" w:hAnsi="Sakkal Majalla" w:cs="Sakkal Majalla"/>
+                <w:b/>
+                <w:color w:val="000000" w:themeColor="text1"/>
+                <w:sz w:val="28"/>
+              </w:rPr>
+              <w:t xml:space="preserve"> </w:t>
+            </w:r>
+            <w:proofErr w:type="spellStart"/>
+            <w:r>
+              <w:rPr>
+                <w:rFonts w:ascii="Sakkal Majalla" w:eastAsia="Sakkal Majalla" w:hAnsi="Sakkal Majalla" w:cs="Sakkal Majalla"/>
+                <w:b/>
+                <w:color w:val="000000" w:themeColor="text1"/>
+                <w:sz w:val="28"/>
+              </w:rPr>
+              <w:t>محاضر</w:t>
+            </w:r>
+            <w:proofErr w:type="spellEnd"/>
+            <w:r>
+              <w:rPr>
+                <w:rFonts w:ascii="Sakkal Majalla" w:eastAsia="Sakkal Majalla" w:hAnsi="Sakkal Majalla" w:cs="Sakkal Majalla"/>
+                <w:b/>
+                <w:color w:val="000000" w:themeColor="text1"/>
+                <w:sz w:val="28"/>
+              </w:rPr>
+              <w:t xml:space="preserve"> أ</w:t>
+            </w:r>
           </w:p>
         </w:tc>
         <w:tc>
@@ -728,34 +842,66 @@
                 <w:rFonts w:ascii="Sakkal Majalla" w:eastAsia="Times New Roman" w:hAnsi="Sakkal Majalla" w:cs="Sakkal Majalla"/>
                 <w:b/>
                 <w:bCs/>
+                <w:color w:val="000000" w:themeColor="text1"/>
                 <w:sz w:val="28"/>
                 <w:szCs w:val="28"/>
                 <w:rtl/>
                 <w:lang w:eastAsia="fr-FR" w:bidi="ar-DZ"/>
               </w:rPr>
             </w:pPr>
+            <w:proofErr w:type="spellStart"/>
             <w:proofErr w:type="gramStart"/>
             <w:r>
               <w:rPr>
                 <w:rFonts w:ascii="Sakkal Majalla" w:eastAsia="Sakkal Majalla" w:hAnsi="Sakkal Majalla" w:cs="Sakkal Majalla"/>
                 <w:b/>
-                <w:bCs/>
-                <w:sz w:val="28"/>
-                <w:szCs w:val="28"/>
+                <w:color w:val="000000" w:themeColor="text1"/>
+                <w:sz w:val="28"/>
+              </w:rPr>
+              <w:t>جامعة</w:t>
+            </w:r>
+            <w:proofErr w:type="spellEnd"/>
+            <w:proofErr w:type="gramEnd"/>
+            <w:r>
+              <w:rPr>
+                <w:rFonts w:ascii="Sakkal Majalla" w:eastAsia="Sakkal Majalla" w:hAnsi="Sakkal Majalla" w:cs="Sakkal Majalla"/>
+                <w:b/>
+                <w:color w:val="000000" w:themeColor="text1"/>
+                <w:sz w:val="28"/>
+              </w:rPr>
+              <w:t xml:space="preserve"> </w:t>
+            </w:r>
+            <w:proofErr w:type="spellStart"/>
+            <w:r>
+              <w:rPr>
+                <w:rFonts w:ascii="Sakkal Majalla" w:eastAsia="Sakkal Majalla" w:hAnsi="Sakkal Majalla" w:cs="Sakkal Majalla"/>
+                <w:b/>
+                <w:color w:val="000000" w:themeColor="text1"/>
+                <w:sz w:val="28"/>
               </w:rPr>
               <w:t>برج</w:t>
             </w:r>
-            <w:proofErr w:type="gramEnd"/>
-            <w:r>
-              <w:rPr>
-                <w:rFonts w:ascii="Sakkal Majalla" w:eastAsia="Sakkal Majalla" w:hAnsi="Sakkal Majalla" w:cs="Sakkal Majalla"/>
-                <w:b/>
-                <w:bCs/>
-                <w:sz w:val="28"/>
-                <w:szCs w:val="28"/>
-              </w:rPr>
-              <w:t xml:space="preserve"> بوعريريج</w:t>
-            </w:r>
+            <w:proofErr w:type="spellEnd"/>
+            <w:r>
+              <w:rPr>
+                <w:rFonts w:ascii="Sakkal Majalla" w:eastAsia="Sakkal Majalla" w:hAnsi="Sakkal Majalla" w:cs="Sakkal Majalla"/>
+                <w:b/>
+                <w:color w:val="000000" w:themeColor="text1"/>
+                <w:sz w:val="28"/>
+              </w:rPr>
+              <w:t xml:space="preserve"> </w:t>
+            </w:r>
+            <w:proofErr w:type="spellStart"/>
+            <w:r>
+              <w:rPr>
+                <w:rFonts w:ascii="Sakkal Majalla" w:eastAsia="Sakkal Majalla" w:hAnsi="Sakkal Majalla" w:cs="Sakkal Majalla"/>
+                <w:b/>
+                <w:color w:val="000000" w:themeColor="text1"/>
+                <w:sz w:val="28"/>
+              </w:rPr>
+              <w:t>بوعريريج</w:t>
+            </w:r>
+            <w:proofErr w:type="spellEnd"/>
           </w:p>
         </w:tc>
         <w:tc>
@@ -772,34 +918,46 @@
                 <w:rFonts w:ascii="Sakkal Majalla" w:eastAsia="Times New Roman" w:hAnsi="Sakkal Majalla" w:cs="Sakkal Majalla"/>
                 <w:b/>
                 <w:bCs/>
+                <w:color w:val="000000" w:themeColor="text1"/>
                 <w:sz w:val="28"/>
                 <w:szCs w:val="28"/>
                 <w:rtl/>
                 <w:lang w:eastAsia="fr-FR" w:bidi="ar-DZ"/>
               </w:rPr>
             </w:pPr>
+            <w:proofErr w:type="spellStart"/>
             <w:proofErr w:type="gramStart"/>
             <w:r>
               <w:rPr>
                 <w:rFonts w:ascii="Sakkal Majalla" w:eastAsia="Sakkal Majalla" w:hAnsi="Sakkal Majalla" w:cs="Sakkal Majalla"/>
                 <w:b/>
-                <w:bCs/>
-                <w:sz w:val="28"/>
-                <w:szCs w:val="28"/>
-              </w:rPr>
-              <w:t>مشرفا</w:t>
-            </w:r>
+                <w:color w:val="000000" w:themeColor="text1"/>
+                <w:sz w:val="28"/>
+              </w:rPr>
+              <w:t>مشرفاً</w:t>
+            </w:r>
+            <w:proofErr w:type="spellEnd"/>
             <w:proofErr w:type="gramEnd"/>
             <w:r>
               <w:rPr>
                 <w:rFonts w:ascii="Sakkal Majalla" w:eastAsia="Sakkal Majalla" w:hAnsi="Sakkal Majalla" w:cs="Sakkal Majalla"/>
                 <w:b/>
-                <w:bCs/>
-                <w:sz w:val="28"/>
-                <w:szCs w:val="28"/>
-              </w:rPr>
-              <w:t xml:space="preserve"> ومقرراً</w:t>
-            </w:r>
+                <w:color w:val="000000" w:themeColor="text1"/>
+                <w:sz w:val="28"/>
+              </w:rPr>
+              <w:t xml:space="preserve"> </w:t>
+            </w:r>
+            <w:proofErr w:type="spellStart"/>
+            <w:r>
+              <w:rPr>
+                <w:rFonts w:ascii="Sakkal Majalla" w:eastAsia="Sakkal Majalla" w:hAnsi="Sakkal Majalla" w:cs="Sakkal Majalla"/>
+                <w:b/>
+                <w:color w:val="000000" w:themeColor="text1"/>
+                <w:sz w:val="28"/>
+              </w:rPr>
+              <w:t>ومقرراً</w:t>
+            </w:r>
+            <w:proofErr w:type="spellEnd"/>
           </w:p>
         </w:tc>
         <w:tc>
@@ -814,6 +972,7 @@
               <w:jc w:val="center"/>
               <w:rPr>
                 <w:rFonts w:ascii="Sakkal Majalla" w:eastAsia="Times New Roman" w:hAnsi="Sakkal Majalla" w:cs="Sakkal Majalla"/>
+                <w:color w:val="000000" w:themeColor="text1"/>
                 <w:sz w:val="32"/>
                 <w:szCs w:val="32"/>
                 <w:rtl/>
@@ -842,6 +1001,7 @@
                 <w:rFonts w:ascii="Sakkal Majalla" w:eastAsia="Times New Roman" w:hAnsi="Sakkal Majalla" w:cs="Sakkal Majalla"/>
                 <w:b/>
                 <w:bCs/>
+                <w:color w:val="000000" w:themeColor="text1"/>
                 <w:sz w:val="28"/>
                 <w:szCs w:val="28"/>
                 <w:rtl/>
@@ -852,9 +1012,8 @@
               <w:rPr>
                 <w:rFonts w:ascii="Sakkal Majalla" w:eastAsia="Sakkal Majalla" w:hAnsi="Sakkal Majalla" w:cs="Sakkal Majalla"/>
                 <w:b/>
-                <w:bCs/>
-                <w:sz w:val="28"/>
-                <w:szCs w:val="28"/>
+                <w:color w:val="000000" w:themeColor="text1"/>
+                <w:sz w:val="28"/>
               </w:rPr>
               <w:t>03</w:t>
             </w:r>
@@ -874,34 +1033,66 @@
                 <w:rFonts w:ascii="Sakkal Majalla" w:eastAsia="Times New Roman" w:hAnsi="Sakkal Majalla" w:cs="Sakkal Majalla"/>
                 <w:b/>
                 <w:bCs/>
+                <w:color w:val="000000" w:themeColor="text1"/>
                 <w:sz w:val="28"/>
                 <w:szCs w:val="28"/>
                 <w:rtl/>
                 <w:lang w:eastAsia="fr-FR" w:bidi="ar-DZ"/>
               </w:rPr>
             </w:pPr>
+            <w:proofErr w:type="spellStart"/>
             <w:proofErr w:type="gramStart"/>
             <w:r>
               <w:rPr>
                 <w:rFonts w:ascii="Sakkal Majalla" w:eastAsia="Sakkal Majalla" w:hAnsi="Sakkal Majalla" w:cs="Sakkal Majalla"/>
                 <w:b/>
-                <w:bCs/>
-                <w:sz w:val="28"/>
-                <w:szCs w:val="28"/>
+                <w:color w:val="000000" w:themeColor="text1"/>
+                <w:sz w:val="28"/>
               </w:rPr>
               <w:t>بن</w:t>
             </w:r>
+            <w:proofErr w:type="spellEnd"/>
             <w:proofErr w:type="gramEnd"/>
             <w:r>
               <w:rPr>
                 <w:rFonts w:ascii="Sakkal Majalla" w:eastAsia="Sakkal Majalla" w:hAnsi="Sakkal Majalla" w:cs="Sakkal Majalla"/>
                 <w:b/>
-                <w:bCs/>
-                <w:sz w:val="28"/>
-                <w:szCs w:val="28"/>
-              </w:rPr>
-              <w:t xml:space="preserve"> النوي خالد</w:t>
-            </w:r>
+                <w:color w:val="000000" w:themeColor="text1"/>
+                <w:sz w:val="28"/>
+              </w:rPr>
+              <w:t xml:space="preserve"> </w:t>
+            </w:r>
+            <w:proofErr w:type="spellStart"/>
+            <w:r>
+              <w:rPr>
+                <w:rFonts w:ascii="Sakkal Majalla" w:eastAsia="Sakkal Majalla" w:hAnsi="Sakkal Majalla" w:cs="Sakkal Majalla"/>
+                <w:b/>
+                <w:color w:val="000000" w:themeColor="text1"/>
+                <w:sz w:val="28"/>
+              </w:rPr>
+              <w:t>محمود</w:t>
+            </w:r>
+            <w:proofErr w:type="spellEnd"/>
+            <w:r>
+              <w:rPr>
+                <w:rFonts w:ascii="Sakkal Majalla" w:eastAsia="Sakkal Majalla" w:hAnsi="Sakkal Majalla" w:cs="Sakkal Majalla"/>
+                <w:b/>
+                <w:color w:val="000000" w:themeColor="text1"/>
+                <w:sz w:val="28"/>
+              </w:rPr>
+              <w:t xml:space="preserve"> </w:t>
+            </w:r>
+            <w:proofErr w:type="spellStart"/>
+            <w:r>
+              <w:rPr>
+                <w:rFonts w:ascii="Sakkal Majalla" w:eastAsia="Sakkal Majalla" w:hAnsi="Sakkal Majalla" w:cs="Sakkal Majalla"/>
+                <w:b/>
+                <w:color w:val="000000" w:themeColor="text1"/>
+                <w:sz w:val="28"/>
+              </w:rPr>
+              <w:t>بوزيد</w:t>
+            </w:r>
+            <w:proofErr w:type="spellEnd"/>
           </w:p>
         </w:tc>
         <w:tc>
@@ -918,33 +1109,54 @@
                 <w:rFonts w:ascii="Sakkal Majalla" w:eastAsia="Times New Roman" w:hAnsi="Sakkal Majalla" w:cs="Sakkal Majalla"/>
                 <w:b/>
                 <w:bCs/>
+                <w:color w:val="000000" w:themeColor="text1"/>
                 <w:sz w:val="28"/>
                 <w:szCs w:val="28"/>
                 <w:rtl/>
                 <w:lang w:eastAsia="fr-FR" w:bidi="ar-DZ"/>
               </w:rPr>
             </w:pPr>
+            <w:proofErr w:type="spellStart"/>
             <w:proofErr w:type="gramStart"/>
             <w:r>
               <w:rPr>
                 <w:rFonts w:ascii="Sakkal Majalla" w:eastAsia="Sakkal Majalla" w:hAnsi="Sakkal Majalla" w:cs="Sakkal Majalla"/>
                 <w:b/>
-                <w:bCs/>
-                <w:sz w:val="28"/>
-                <w:szCs w:val="28"/>
+                <w:color w:val="000000" w:themeColor="text1"/>
+                <w:sz w:val="28"/>
               </w:rPr>
               <w:t>أستاذ</w:t>
             </w:r>
+            <w:proofErr w:type="spellEnd"/>
             <w:proofErr w:type="gramEnd"/>
             <w:r>
               <w:rPr>
                 <w:rFonts w:ascii="Sakkal Majalla" w:eastAsia="Sakkal Majalla" w:hAnsi="Sakkal Majalla" w:cs="Sakkal Majalla"/>
                 <w:b/>
-                <w:bCs/>
-                <w:sz w:val="28"/>
-                <w:szCs w:val="28"/>
-              </w:rPr>
-              <w:t xml:space="preserve"> مساعد أ</w:t>
+                <w:color w:val="000000" w:themeColor="text1"/>
+                <w:sz w:val="28"/>
+              </w:rPr>
+              <w:t xml:space="preserve"> </w:t>
+            </w:r>
+            <w:proofErr w:type="spellStart"/>
+            <w:r>
+              <w:rPr>
+                <w:rFonts w:ascii="Sakkal Majalla" w:eastAsia="Sakkal Majalla" w:hAnsi="Sakkal Majalla" w:cs="Sakkal Majalla"/>
+                <w:b/>
+                <w:color w:val="000000" w:themeColor="text1"/>
+                <w:sz w:val="28"/>
+              </w:rPr>
+              <w:t>مساعد</w:t>
+            </w:r>
+            <w:proofErr w:type="spellEnd"/>
+            <w:r>
+              <w:rPr>
+                <w:rFonts w:ascii="Sakkal Majalla" w:eastAsia="Sakkal Majalla" w:hAnsi="Sakkal Majalla" w:cs="Sakkal Majalla"/>
+                <w:b/>
+                <w:color w:val="000000" w:themeColor="text1"/>
+                <w:sz w:val="28"/>
+              </w:rPr>
+              <w:t xml:space="preserve"> أ</w:t>
             </w:r>
           </w:p>
         </w:tc>
@@ -962,34 +1174,66 @@
                 <w:rFonts w:ascii="Sakkal Majalla" w:eastAsia="Times New Roman" w:hAnsi="Sakkal Majalla" w:cs="Sakkal Majalla"/>
                 <w:b/>
                 <w:bCs/>
+                <w:color w:val="000000" w:themeColor="text1"/>
                 <w:sz w:val="28"/>
                 <w:szCs w:val="28"/>
                 <w:rtl/>
                 <w:lang w:eastAsia="fr-FR" w:bidi="ar-DZ"/>
               </w:rPr>
             </w:pPr>
+            <w:proofErr w:type="spellStart"/>
             <w:proofErr w:type="gramStart"/>
             <w:r>
               <w:rPr>
                 <w:rFonts w:ascii="Sakkal Majalla" w:eastAsia="Sakkal Majalla" w:hAnsi="Sakkal Majalla" w:cs="Sakkal Majalla"/>
                 <w:b/>
-                <w:bCs/>
-                <w:sz w:val="28"/>
-                <w:szCs w:val="28"/>
+                <w:color w:val="000000" w:themeColor="text1"/>
+                <w:sz w:val="28"/>
+              </w:rPr>
+              <w:t>جامعة</w:t>
+            </w:r>
+            <w:proofErr w:type="spellEnd"/>
+            <w:proofErr w:type="gramEnd"/>
+            <w:r>
+              <w:rPr>
+                <w:rFonts w:ascii="Sakkal Majalla" w:eastAsia="Sakkal Majalla" w:hAnsi="Sakkal Majalla" w:cs="Sakkal Majalla"/>
+                <w:b/>
+                <w:color w:val="000000" w:themeColor="text1"/>
+                <w:sz w:val="28"/>
+              </w:rPr>
+              <w:t xml:space="preserve"> </w:t>
+            </w:r>
+            <w:proofErr w:type="spellStart"/>
+            <w:r>
+              <w:rPr>
+                <w:rFonts w:ascii="Sakkal Majalla" w:eastAsia="Sakkal Majalla" w:hAnsi="Sakkal Majalla" w:cs="Sakkal Majalla"/>
+                <w:b/>
+                <w:color w:val="000000" w:themeColor="text1"/>
+                <w:sz w:val="28"/>
               </w:rPr>
               <w:t>برج</w:t>
             </w:r>
-            <w:proofErr w:type="gramEnd"/>
-            <w:r>
-              <w:rPr>
-                <w:rFonts w:ascii="Sakkal Majalla" w:eastAsia="Sakkal Majalla" w:hAnsi="Sakkal Majalla" w:cs="Sakkal Majalla"/>
-                <w:b/>
-                <w:bCs/>
-                <w:sz w:val="28"/>
-                <w:szCs w:val="28"/>
-              </w:rPr>
-              <w:t xml:space="preserve"> بوعريريج</w:t>
-            </w:r>
+            <w:proofErr w:type="spellEnd"/>
+            <w:r>
+              <w:rPr>
+                <w:rFonts w:ascii="Sakkal Majalla" w:eastAsia="Sakkal Majalla" w:hAnsi="Sakkal Majalla" w:cs="Sakkal Majalla"/>
+                <w:b/>
+                <w:color w:val="000000" w:themeColor="text1"/>
+                <w:sz w:val="28"/>
+              </w:rPr>
+              <w:t xml:space="preserve"> </w:t>
+            </w:r>
+            <w:proofErr w:type="spellStart"/>
+            <w:r>
+              <w:rPr>
+                <w:rFonts w:ascii="Sakkal Majalla" w:eastAsia="Sakkal Majalla" w:hAnsi="Sakkal Majalla" w:cs="Sakkal Majalla"/>
+                <w:b/>
+                <w:color w:val="000000" w:themeColor="text1"/>
+                <w:sz w:val="28"/>
+              </w:rPr>
+              <w:t>بوعريريج</w:t>
+            </w:r>
+            <w:proofErr w:type="spellEnd"/>
           </w:p>
         </w:tc>
         <w:tc>
@@ -1006,23 +1250,25 @@
                 <w:rFonts w:ascii="Sakkal Majalla" w:eastAsia="Times New Roman" w:hAnsi="Sakkal Majalla" w:cs="Sakkal Majalla"/>
                 <w:b/>
                 <w:bCs/>
+                <w:color w:val="000000" w:themeColor="text1"/>
                 <w:sz w:val="28"/>
                 <w:szCs w:val="28"/>
                 <w:rtl/>
                 <w:lang w:eastAsia="fr-FR" w:bidi="ar-DZ"/>
               </w:rPr>
             </w:pPr>
+            <w:proofErr w:type="spellStart"/>
             <w:proofErr w:type="gramStart"/>
             <w:r>
               <w:rPr>
                 <w:rFonts w:ascii="Sakkal Majalla" w:eastAsia="Sakkal Majalla" w:hAnsi="Sakkal Majalla" w:cs="Sakkal Majalla"/>
                 <w:b/>
-                <w:bCs/>
-                <w:sz w:val="28"/>
-                <w:szCs w:val="28"/>
+                <w:color w:val="000000" w:themeColor="text1"/>
+                <w:sz w:val="28"/>
               </w:rPr>
               <w:t>ممتحناً</w:t>
             </w:r>
+            <w:proofErr w:type="spellEnd"/>
             <w:proofErr w:type="gramEnd"/>
           </w:p>
         </w:tc>
@@ -1038,6 +1284,7 @@
               <w:jc w:val="center"/>
               <w:rPr>
                 <w:rFonts w:ascii="Sakkal Majalla" w:eastAsia="Times New Roman" w:hAnsi="Sakkal Majalla" w:cs="Sakkal Majalla"/>
+                <w:color w:val="000000" w:themeColor="text1"/>
                 <w:sz w:val="32"/>
                 <w:szCs w:val="32"/>
                 <w:rtl/>
@@ -1066,6 +1313,7 @@
                 <w:rFonts w:ascii="Sakkal Majalla" w:eastAsia="Times New Roman" w:hAnsi="Sakkal Majalla" w:cs="Sakkal Majalla"/>
                 <w:b/>
                 <w:bCs/>
+                <w:color w:val="000000" w:themeColor="text1"/>
                 <w:sz w:val="28"/>
                 <w:szCs w:val="28"/>
                 <w:rtl/>
@@ -1076,9 +1324,8 @@
               <w:rPr>
                 <w:rFonts w:ascii="Sakkal Majalla" w:eastAsia="Sakkal Majalla" w:hAnsi="Sakkal Majalla" w:cs="Sakkal Majalla"/>
                 <w:b/>
-                <w:bCs/>
-                <w:sz w:val="28"/>
-                <w:szCs w:val="28"/>
+                <w:color w:val="000000" w:themeColor="text1"/>
+                <w:sz w:val="28"/>
               </w:rPr>
               <w:t>04</w:t>
             </w:r>
@@ -1098,34 +1345,66 @@
                 <w:rFonts w:ascii="Sakkal Majalla" w:eastAsia="Times New Roman" w:hAnsi="Sakkal Majalla" w:cs="Sakkal Majalla"/>
                 <w:b/>
                 <w:bCs/>
+                <w:color w:val="000000" w:themeColor="text1"/>
                 <w:sz w:val="28"/>
                 <w:szCs w:val="28"/>
                 <w:rtl/>
                 <w:lang w:eastAsia="fr-FR" w:bidi="ar-DZ"/>
               </w:rPr>
             </w:pPr>
+            <w:proofErr w:type="spellStart"/>
             <w:proofErr w:type="gramStart"/>
             <w:r>
               <w:rPr>
                 <w:rFonts w:ascii="Sakkal Majalla" w:eastAsia="Sakkal Majalla" w:hAnsi="Sakkal Majalla" w:cs="Sakkal Majalla"/>
                 <w:b/>
-                <w:bCs/>
-                <w:sz w:val="28"/>
-                <w:szCs w:val="28"/>
-              </w:rPr>
-              <w:t>ذوادي</w:t>
-            </w:r>
+                <w:color w:val="000000" w:themeColor="text1"/>
+                <w:sz w:val="28"/>
+              </w:rPr>
+              <w:t>بن</w:t>
+            </w:r>
+            <w:proofErr w:type="spellEnd"/>
             <w:proofErr w:type="gramEnd"/>
             <w:r>
               <w:rPr>
                 <w:rFonts w:ascii="Sakkal Majalla" w:eastAsia="Sakkal Majalla" w:hAnsi="Sakkal Majalla" w:cs="Sakkal Majalla"/>
                 <w:b/>
-                <w:bCs/>
-                <w:sz w:val="28"/>
-                <w:szCs w:val="28"/>
-              </w:rPr>
-              <w:t xml:space="preserve"> عبد الله</w:t>
-            </w:r>
+                <w:color w:val="000000" w:themeColor="text1"/>
+                <w:sz w:val="28"/>
+              </w:rPr>
+              <w:t xml:space="preserve"> </w:t>
+            </w:r>
+            <w:proofErr w:type="spellStart"/>
+            <w:r>
+              <w:rPr>
+                <w:rFonts w:ascii="Sakkal Majalla" w:eastAsia="Sakkal Majalla" w:hAnsi="Sakkal Majalla" w:cs="Sakkal Majalla"/>
+                <w:b/>
+                <w:color w:val="000000" w:themeColor="text1"/>
+                <w:sz w:val="28"/>
+              </w:rPr>
+              <w:t>النوي</w:t>
+            </w:r>
+            <w:proofErr w:type="spellEnd"/>
+            <w:r>
+              <w:rPr>
+                <w:rFonts w:ascii="Sakkal Majalla" w:eastAsia="Sakkal Majalla" w:hAnsi="Sakkal Majalla" w:cs="Sakkal Majalla"/>
+                <w:b/>
+                <w:color w:val="000000" w:themeColor="text1"/>
+                <w:sz w:val="28"/>
+              </w:rPr>
+              <w:t xml:space="preserve"> </w:t>
+            </w:r>
+            <w:proofErr w:type="spellStart"/>
+            <w:r>
+              <w:rPr>
+                <w:rFonts w:ascii="Sakkal Majalla" w:eastAsia="Sakkal Majalla" w:hAnsi="Sakkal Majalla" w:cs="Sakkal Majalla"/>
+                <w:b/>
+                <w:color w:val="000000" w:themeColor="text1"/>
+                <w:sz w:val="28"/>
+              </w:rPr>
+              <w:t>خالد</w:t>
+            </w:r>
+            <w:proofErr w:type="spellEnd"/>
           </w:p>
         </w:tc>
         <w:tc>
@@ -1142,33 +1421,54 @@
                 <w:rFonts w:ascii="Sakkal Majalla" w:eastAsia="Times New Roman" w:hAnsi="Sakkal Majalla" w:cs="Sakkal Majalla"/>
                 <w:b/>
                 <w:bCs/>
+                <w:color w:val="000000" w:themeColor="text1"/>
                 <w:sz w:val="28"/>
                 <w:szCs w:val="28"/>
                 <w:rtl/>
                 <w:lang w:eastAsia="fr-FR" w:bidi="ar-DZ"/>
               </w:rPr>
             </w:pPr>
+            <w:proofErr w:type="spellStart"/>
             <w:proofErr w:type="gramStart"/>
             <w:r>
               <w:rPr>
                 <w:rFonts w:ascii="Sakkal Majalla" w:eastAsia="Sakkal Majalla" w:hAnsi="Sakkal Majalla" w:cs="Sakkal Majalla"/>
                 <w:b/>
-                <w:bCs/>
-                <w:sz w:val="28"/>
-                <w:szCs w:val="28"/>
+                <w:color w:val="000000" w:themeColor="text1"/>
+                <w:sz w:val="28"/>
               </w:rPr>
               <w:t>أستاذ</w:t>
             </w:r>
+            <w:proofErr w:type="spellEnd"/>
             <w:proofErr w:type="gramEnd"/>
             <w:r>
               <w:rPr>
                 <w:rFonts w:ascii="Sakkal Majalla" w:eastAsia="Sakkal Majalla" w:hAnsi="Sakkal Majalla" w:cs="Sakkal Majalla"/>
                 <w:b/>
-                <w:bCs/>
-                <w:sz w:val="28"/>
-                <w:szCs w:val="28"/>
-              </w:rPr>
-              <w:t xml:space="preserve"> محاضر ب</w:t>
+                <w:color w:val="000000" w:themeColor="text1"/>
+                <w:sz w:val="28"/>
+              </w:rPr>
+              <w:t xml:space="preserve"> </w:t>
+            </w:r>
+            <w:proofErr w:type="spellStart"/>
+            <w:r>
+              <w:rPr>
+                <w:rFonts w:ascii="Sakkal Majalla" w:eastAsia="Sakkal Majalla" w:hAnsi="Sakkal Majalla" w:cs="Sakkal Majalla"/>
+                <w:b/>
+                <w:color w:val="000000" w:themeColor="text1"/>
+                <w:sz w:val="28"/>
+              </w:rPr>
+              <w:t>محاضر</w:t>
+            </w:r>
+            <w:proofErr w:type="spellEnd"/>
+            <w:r>
+              <w:rPr>
+                <w:rFonts w:ascii="Sakkal Majalla" w:eastAsia="Sakkal Majalla" w:hAnsi="Sakkal Majalla" w:cs="Sakkal Majalla"/>
+                <w:b/>
+                <w:color w:val="000000" w:themeColor="text1"/>
+                <w:sz w:val="28"/>
+              </w:rPr>
+              <w:t xml:space="preserve"> ب</w:t>
             </w:r>
           </w:p>
         </w:tc>
@@ -1186,34 +1486,66 @@
                 <w:rFonts w:ascii="Sakkal Majalla" w:hAnsi="Sakkal Majalla" w:cs="Sakkal Majalla"/>
                 <w:b/>
                 <w:bCs/>
+                <w:color w:val="000000" w:themeColor="text1"/>
                 <w:sz w:val="28"/>
                 <w:szCs w:val="28"/>
                 <w:rtl/>
                 <w:lang w:bidi="ar-DZ"/>
               </w:rPr>
             </w:pPr>
+            <w:proofErr w:type="spellStart"/>
             <w:proofErr w:type="gramStart"/>
             <w:r>
               <w:rPr>
                 <w:rFonts w:ascii="Sakkal Majalla" w:eastAsia="Sakkal Majalla" w:hAnsi="Sakkal Majalla" w:cs="Sakkal Majalla"/>
                 <w:b/>
-                <w:bCs/>
-                <w:sz w:val="28"/>
-                <w:szCs w:val="28"/>
+                <w:color w:val="000000" w:themeColor="text1"/>
+                <w:sz w:val="28"/>
+              </w:rPr>
+              <w:t>جامعة</w:t>
+            </w:r>
+            <w:proofErr w:type="spellEnd"/>
+            <w:proofErr w:type="gramEnd"/>
+            <w:r>
+              <w:rPr>
+                <w:rFonts w:ascii="Sakkal Majalla" w:eastAsia="Sakkal Majalla" w:hAnsi="Sakkal Majalla" w:cs="Sakkal Majalla"/>
+                <w:b/>
+                <w:color w:val="000000" w:themeColor="text1"/>
+                <w:sz w:val="28"/>
+              </w:rPr>
+              <w:t xml:space="preserve"> </w:t>
+            </w:r>
+            <w:proofErr w:type="spellStart"/>
+            <w:r>
+              <w:rPr>
+                <w:rFonts w:ascii="Sakkal Majalla" w:eastAsia="Sakkal Majalla" w:hAnsi="Sakkal Majalla" w:cs="Sakkal Majalla"/>
+                <w:b/>
+                <w:color w:val="000000" w:themeColor="text1"/>
+                <w:sz w:val="28"/>
               </w:rPr>
               <w:t>برج</w:t>
             </w:r>
-            <w:proofErr w:type="gramEnd"/>
-            <w:r>
-              <w:rPr>
-                <w:rFonts w:ascii="Sakkal Majalla" w:eastAsia="Sakkal Majalla" w:hAnsi="Sakkal Majalla" w:cs="Sakkal Majalla"/>
-                <w:b/>
-                <w:bCs/>
-                <w:sz w:val="28"/>
-                <w:szCs w:val="28"/>
-              </w:rPr>
-              <w:t xml:space="preserve"> بوعريريج</w:t>
-            </w:r>
+            <w:proofErr w:type="spellEnd"/>
+            <w:r>
+              <w:rPr>
+                <w:rFonts w:ascii="Sakkal Majalla" w:eastAsia="Sakkal Majalla" w:hAnsi="Sakkal Majalla" w:cs="Sakkal Majalla"/>
+                <w:b/>
+                <w:color w:val="000000" w:themeColor="text1"/>
+                <w:sz w:val="28"/>
+              </w:rPr>
+              <w:t xml:space="preserve"> </w:t>
+            </w:r>
+            <w:proofErr w:type="spellStart"/>
+            <w:r>
+              <w:rPr>
+                <w:rFonts w:ascii="Sakkal Majalla" w:eastAsia="Sakkal Majalla" w:hAnsi="Sakkal Majalla" w:cs="Sakkal Majalla"/>
+                <w:b/>
+                <w:color w:val="000000" w:themeColor="text1"/>
+                <w:sz w:val="28"/>
+              </w:rPr>
+              <w:t>بوعريريج</w:t>
+            </w:r>
+            <w:proofErr w:type="spellEnd"/>
           </w:p>
         </w:tc>
         <w:tc>
@@ -1230,23 +1562,25 @@
                 <w:rFonts w:ascii="Sakkal Majalla" w:hAnsi="Sakkal Majalla" w:cs="Sakkal Majalla"/>
                 <w:b/>
                 <w:bCs/>
+                <w:color w:val="000000" w:themeColor="text1"/>
                 <w:sz w:val="28"/>
                 <w:szCs w:val="28"/>
                 <w:rtl/>
                 <w:lang w:bidi="ar-DZ"/>
               </w:rPr>
             </w:pPr>
+            <w:proofErr w:type="spellStart"/>
             <w:proofErr w:type="gramStart"/>
             <w:r>
               <w:rPr>
                 <w:rFonts w:ascii="Sakkal Majalla" w:eastAsia="Sakkal Majalla" w:hAnsi="Sakkal Majalla" w:cs="Sakkal Majalla"/>
                 <w:b/>
-                <w:bCs/>
-                <w:sz w:val="28"/>
-                <w:szCs w:val="28"/>
+                <w:color w:val="000000" w:themeColor="text1"/>
+                <w:sz w:val="28"/>
               </w:rPr>
               <w:t>ممتحناً</w:t>
             </w:r>
+            <w:proofErr w:type="spellEnd"/>
             <w:proofErr w:type="gramEnd"/>
           </w:p>
         </w:tc>
@@ -1262,6 +1596,7 @@
               <w:jc w:val="center"/>
               <w:rPr>
                 <w:rFonts w:ascii="Sakkal Majalla" w:eastAsia="Times New Roman" w:hAnsi="Sakkal Majalla" w:cs="Sakkal Majalla"/>
+                <w:color w:val="000000" w:themeColor="text1"/>
                 <w:sz w:val="32"/>
                 <w:szCs w:val="32"/>
                 <w:rtl/>
@@ -1275,6 +1610,7 @@
     <w:p>
       <w:pPr>
         <w:rPr>
+          <w:color w:val="000000" w:themeColor="text1"/>
           <w:sz w:val="4"/>
           <w:szCs w:val="4"/>
           <w:rtl/>
@@ -1288,6 +1624,7 @@
         <w:jc w:val="both"/>
         <w:rPr>
           <w:rFonts w:ascii="Sakkal Majalla" w:eastAsia="Times New Roman" w:hAnsi="Sakkal Majalla" w:cs="Sakkal Majalla"/>
+          <w:color w:val="000000" w:themeColor="text1"/>
           <w:sz w:val="32"/>
           <w:szCs w:val="32"/>
           <w:rtl/>
@@ -1296,7 +1633,8 @@
       </w:pPr>
       <w:r>
         <w:rPr>
-          <w:rFonts w:ascii="Sakkal Majalla" w:eastAsia="Sakkal Majalla" w:hAnsi="Sakkal Majalla" w:cs="Sakkal Majalla"/>
+          <w:rFonts w:ascii="Sakkal Majalla" w:hAnsi="Sakkal Majalla" w:cs="Sakkal Majalla"/>
+          <w:color w:val="000000" w:themeColor="text1"/>
           <w:sz w:val="24"/>
           <w:szCs w:val="32"/>
           <w:rtl/>
@@ -1307,7 +1645,8 @@
       <w:proofErr w:type="gramStart"/>
       <w:r>
         <w:rPr>
-          <w:rFonts w:ascii="Sakkal Majalla" w:eastAsia="Sakkal Majalla" w:hAnsi="Sakkal Majalla" w:cs="Sakkal Majalla"/>
+          <w:rFonts w:ascii="Sakkal Majalla" w:hAnsi="Sakkal Majalla" w:cs="Sakkal Majalla"/>
+          <w:color w:val="000000" w:themeColor="text1"/>
           <w:sz w:val="24"/>
           <w:szCs w:val="32"/>
           <w:rtl/>
@@ -1318,46 +1657,87 @@
       <w:proofErr w:type="gramEnd"/>
       <w:r>
         <w:rPr>
-          <w:rFonts w:ascii="Sakkal Majalla" w:eastAsia="Sakkal Majalla" w:hAnsi="Sakkal Majalla" w:cs="Sakkal Majalla"/>
+          <w:rFonts w:ascii="Sakkal Majalla" w:hAnsi="Sakkal Majalla" w:cs="Sakkal Majalla"/>
+          <w:color w:val="000000" w:themeColor="text1"/>
           <w:sz w:val="24"/>
           <w:szCs w:val="32"/>
           <w:rtl/>
           <w:lang w:eastAsia="fr-FR" w:bidi="ar-DZ"/>
         </w:rPr>
-        <w:t xml:space="preserve"> 540.. الموسومة:  </w:t>
+        <w:t xml:space="preserve"> 540 الموسومة:  </w:t>
       </w:r>
     </w:p>
     <w:p>
       <w:pPr>
         <w:pBdr>
-          <w:top w:val="single" w:sz="6" w:space="4" w:color="000000"/>
-          <w:left w:val="single" w:sz="6" w:space="4" w:color="000000"/>
-          <w:bottom w:val="single" w:sz="6" w:space="4" w:color="000000"/>
-          <w:right w:val="single" w:sz="6" w:space="4" w:color="000000"/>
+          <w:top w:val="single" w:sz="12" w:space="4" w:color="000000"/>
+          <w:left w:val="single" w:sz="12" w:space="4" w:color="000000"/>
+          <w:bottom w:val="single" w:sz="12" w:space="4" w:color="000000"/>
+          <w:right w:val="single" w:sz="12" w:space="4" w:color="000000"/>
         </w:pBdr>
         <w:bidi/>
         <w:spacing w:after="0" w:line="240" w:lineRule="auto"/>
         <w:jc w:val="center"/>
         <w:rPr>
-          <w:rFonts w:ascii="Sakkal Majalla" w:eastAsia="Times New Roman" w:hAnsi="Sakkal Majalla" w:cs="Sakkal Majalla"/>
-          <w:sz w:val="32"/>
-          <w:szCs w:val="32"/>
-          <w:rtl/>
-          <w:lang w:eastAsia="fr-FR" w:bidi="ar-DZ"/>
+          <w:rFonts w:ascii="Sakkal Majalla" w:hAnsi="Sakkal Majalla" w:cs="Sakkal Majalla"/>
+          <w:b/>
+          <w:noProof/>
+          <w:color w:val="000000" w:themeColor="text1"/>
+          <w:sz w:val="26"/>
+          <w:szCs w:val="32"/>
+          <w:rtl/>
+          <w:lang w:val="ar-DZ" w:eastAsia="fr-FR" w:bidi="ar-DZ"/>
+          <w14:ligatures w14:val="standardContextual"/>
         </w:rPr>
       </w:pPr>
       <w:r>
         <w:rPr>
-          <w:rFonts w:ascii="Sakkal Majalla" w:eastAsia="Sakkal Majalla" w:hAnsi="Sakkal Majalla" w:cs="Sakkal Majalla"/>
+          <w:rFonts w:ascii="Sakkal Majalla" w:hAnsi="Sakkal Majalla" w:cs="Sakkal Majalla"/>
           <w:b/>
           <w:noProof/>
-          <w:sz w:val="28"/>
+          <w:color w:val="000000" w:themeColor="text1"/>
+          <w:sz w:val="26"/>
           <w:szCs w:val="32"/>
           <w:rtl/>
           <w:lang w:val="ar-DZ" w:eastAsia="fr-FR" w:bidi="ar-DZ"/>
           <w14:ligatures w14:val="standardContextual"/>
         </w:rPr>
         <w:t>دور القانون الدولي في حماية البيئة</w:t>
+      </w:r>
+    </w:p>
+    <w:p>
+      <w:pPr>
+        <w:pBdr>
+          <w:top w:val="single" w:sz="12" w:space="4" w:color="000000"/>
+          <w:left w:val="single" w:sz="12" w:space="4" w:color="000000"/>
+          <w:bottom w:val="single" w:sz="12" w:space="4" w:color="000000"/>
+          <w:right w:val="single" w:sz="12" w:space="4" w:color="000000"/>
+        </w:pBdr>
+        <w:bidi/>
+        <w:spacing w:after="0" w:line="360" w:lineRule="auto"/>
+        <w:jc w:val="center"/>
+        <w:rPr>
+          <w:rFonts w:ascii="Sakkal Majalla" w:eastAsia="Times New Roman" w:hAnsi="Sakkal Majalla" w:cs="Sakkal Majalla"/>
+          <w:color w:val="000000" w:themeColor="text1"/>
+          <w:sz w:val="32"/>
+          <w:szCs w:val="32"/>
+          <w:rtl/>
+          <w:lang w:eastAsia="fr-FR" w:bidi="ar-DZ"/>
+        </w:rPr>
+      </w:pPr>
+      <w:r>
+        <w:rPr>
+          <w:rFonts w:ascii="Sakkal Majalla" w:hAnsi="Sakkal Majalla" w:cs="Sakkal Majalla" w:hint="cs"/>
+          <w:b/>
+          <w:noProof/>
+          <w:color w:val="000000" w:themeColor="text1"/>
+          <w:sz w:val="26"/>
+          <w:szCs w:val="32"/>
+          <w:rtl/>
+          <w:lang w:val="ar-DZ" w:eastAsia="fr-FR" w:bidi="ar-DZ"/>
+          <w14:ligatures w14:val="standardContextual"/>
+        </w:rPr>
+        <w:t>.......................................................................</w:t>
       </w:r>
     </w:p>
     <w:p>
@@ -1367,8 +1747,9 @@
         <w:jc w:val="both"/>
         <w:rPr>
           <w:rFonts w:ascii="Sakkal Majalla" w:eastAsia="Times New Roman" w:hAnsi="Sakkal Majalla" w:cs="Sakkal Majalla"/>
-          <w:sz w:val="20"/>
-          <w:szCs w:val="20"/>
+          <w:color w:val="000000" w:themeColor="text1"/>
+          <w:sz w:val="14"/>
+          <w:szCs w:val="14"/>
           <w:rtl/>
           <w:lang w:eastAsia="fr-FR" w:bidi="ar-DZ"/>
         </w:rPr>
@@ -1381,6 +1762,7 @@
         <w:jc w:val="both"/>
         <w:rPr>
           <w:rFonts w:ascii="Sakkal Majalla" w:eastAsia="Times New Roman" w:hAnsi="Sakkal Majalla" w:cs="Sakkal Majalla"/>
+          <w:color w:val="000000" w:themeColor="text1"/>
           <w:sz w:val="32"/>
           <w:szCs w:val="32"/>
           <w:rtl/>
@@ -1389,9 +1771,9 @@
       </w:pPr>
       <w:r>
         <w:rPr>
-          <w:rFonts w:ascii="Sakkal Majalla" w:eastAsia="Sakkal Majalla" w:hAnsi="Sakkal Majalla" w:cs="Sakkal Majalla"/>
-          <w:b/>
+          <w:rFonts w:ascii="Sakkal Majalla" w:hAnsi="Sakkal Majalla" w:cs="Sakkal Majalla"/>
           <w:bCs/>
+          <w:color w:val="000000" w:themeColor="text1"/>
           <w:sz w:val="24"/>
           <w:szCs w:val="32"/>
           <w:rtl/>
@@ -1402,9 +1784,9 @@
       <w:proofErr w:type="gramStart"/>
       <w:r>
         <w:rPr>
-          <w:rFonts w:ascii="Sakkal Majalla" w:eastAsia="Sakkal Majalla" w:hAnsi="Sakkal Majalla" w:cs="Sakkal Majalla"/>
-          <w:b/>
+          <w:rFonts w:ascii="Sakkal Majalla" w:hAnsi="Sakkal Majalla" w:cs="Sakkal Majalla"/>
           <w:bCs/>
+          <w:color w:val="000000" w:themeColor="text1"/>
           <w:sz w:val="24"/>
           <w:szCs w:val="32"/>
           <w:rtl/>
@@ -1415,41 +1797,63 @@
       <w:proofErr w:type="gramEnd"/>
       <w:r>
         <w:rPr>
-          <w:rFonts w:ascii="Sakkal Majalla" w:eastAsia="Sakkal Majalla" w:hAnsi="Sakkal Majalla" w:cs="Sakkal Majalla"/>
-          <w:b/>
+          <w:rFonts w:ascii="Sakkal Majalla" w:hAnsi="Sakkal Majalla" w:cs="Sakkal Majalla"/>
           <w:bCs/>
+          <w:color w:val="000000" w:themeColor="text1"/>
           <w:sz w:val="24"/>
           <w:szCs w:val="32"/>
           <w:rtl/>
           <w:lang w:eastAsia="fr-FR" w:bidi="ar-DZ"/>
         </w:rPr>
-        <w:t xml:space="preserve">                 الحقوق                                         تخصص: </w:t>
+        <w:t xml:space="preserve">                 الحقوق                                         تخصص:</w:t>
       </w:r>
-      <w:proofErr w:type="spellStart"/>
       <w:r>
         <w:rPr>
-          <w:rFonts w:ascii="Sakkal Majalla" w:eastAsia="Sakkal Majalla" w:hAnsi="Sakkal Majalla" w:cs="Sakkal Majalla"/>
-          <w:b/>
+          <w:rFonts w:ascii="Sakkal Majalla" w:hAnsi="Sakkal Majalla" w:cs="Sakkal Majalla" w:hint="cs"/>
           <w:bCs/>
+          <w:color w:val="000000" w:themeColor="text1"/>
           <w:sz w:val="24"/>
           <w:szCs w:val="32"/>
           <w:rtl/>
           <w:lang w:eastAsia="fr-FR" w:bidi="ar-DZ"/>
         </w:rPr>
-        <w:t>ليقانون</w:t>
+        <w:t xml:space="preserve"> </w:t>
       </w:r>
-      <w:proofErr w:type="spellEnd"/>
       <w:r>
         <w:rPr>
-          <w:rFonts w:ascii="Sakkal Majalla" w:eastAsia="Sakkal Majalla" w:hAnsi="Sakkal Majalla" w:cs="Sakkal Majalla"/>
-          <w:b/>
+          <w:rFonts w:ascii="Sakkal Majalla" w:hAnsi="Sakkal Majalla" w:cs="Sakkal Majalla"/>
           <w:bCs/>
+          <w:color w:val="000000" w:themeColor="text1"/>
           <w:sz w:val="24"/>
           <w:szCs w:val="32"/>
           <w:rtl/>
           <w:lang w:eastAsia="fr-FR" w:bidi="ar-DZ"/>
         </w:rPr>
-        <w:t xml:space="preserve"> دولي......</w:t>
+        <w:tab/>
+      </w:r>
+      <w:r>
+        <w:rPr>
+          <w:rFonts w:ascii="Sakkal Majalla" w:hAnsi="Sakkal Majalla" w:cs="Sakkal Majalla" w:hint="cs"/>
+          <w:bCs/>
+          <w:color w:val="000000" w:themeColor="text1"/>
+          <w:sz w:val="24"/>
+          <w:szCs w:val="32"/>
+          <w:rtl/>
+          <w:lang w:eastAsia="fr-FR" w:bidi="ar-DZ"/>
+        </w:rPr>
+        <w:t>قانون أعمال</w:t>
+      </w:r>
+      <w:r>
+        <w:rPr>
+          <w:rFonts w:ascii="Sakkal Majalla" w:hAnsi="Sakkal Majalla" w:cs="Sakkal Majalla"/>
+          <w:bCs/>
+          <w:color w:val="000000" w:themeColor="text1"/>
+          <w:sz w:val="24"/>
+          <w:szCs w:val="32"/>
+          <w:rtl/>
+          <w:lang w:eastAsia="fr-FR" w:bidi="ar-DZ"/>
+        </w:rPr>
+        <w:t xml:space="preserve"> </w:t>
       </w:r>
     </w:p>
     <w:p>
@@ -1459,6 +1863,9 @@
         <w:jc w:val="both"/>
         <w:rPr>
           <w:rFonts w:ascii="Sakkal Majalla" w:eastAsia="Times New Roman" w:hAnsi="Sakkal Majalla" w:cs="Sakkal Majalla"/>
+          <w:b/>
+          <w:bCs/>
+          <w:color w:val="000000" w:themeColor="text1"/>
           <w:sz w:val="32"/>
           <w:szCs w:val="32"/>
           <w:rtl/>
@@ -1467,7 +1874,8 @@
       </w:pPr>
       <w:r>
         <w:rPr>
-          <w:rFonts w:ascii="Sakkal Majalla" w:eastAsia="Sakkal Majalla" w:hAnsi="Sakkal Majalla" w:cs="Sakkal Majalla"/>
+          <w:rFonts w:ascii="Sakkal Majalla" w:hAnsi="Sakkal Majalla" w:cs="Sakkal Majalla"/>
+          <w:color w:val="000000" w:themeColor="text1"/>
           <w:sz w:val="24"/>
           <w:szCs w:val="32"/>
           <w:rtl/>
@@ -1477,7 +1885,8 @@
       </w:r>
       <w:r>
         <w:rPr>
-          <w:rFonts w:ascii="Sakkal Majalla" w:eastAsia="Sakkal Majalla" w:hAnsi="Sakkal Majalla" w:cs="Sakkal Majalla"/>
+          <w:rFonts w:ascii="Sakkal Majalla" w:hAnsi="Sakkal Majalla" w:cs="Sakkal Majalla"/>
+          <w:color w:val="000000" w:themeColor="text1"/>
           <w:sz w:val="24"/>
           <w:szCs w:val="32"/>
           <w:rtl/>
@@ -1487,25 +1896,41 @@
       </w:r>
       <w:r>
         <w:rPr>
-          <w:rFonts w:ascii="Sakkal Majalla" w:eastAsia="Sakkal Majalla" w:hAnsi="Sakkal Majalla" w:cs="Sakkal Majalla"/>
+          <w:rFonts w:ascii="Sakkal Majalla" w:hAnsi="Sakkal Majalla" w:cs="Sakkal Majalla"/>
+          <w:color w:val="000000" w:themeColor="text1"/>
           <w:sz w:val="24"/>
           <w:szCs w:val="32"/>
           <w:rtl/>
           <w:lang w:eastAsia="fr-FR" w:bidi="ar-DZ"/>
         </w:rPr>
         <w:tab/>
-        <w:t>- بن علي محمد</w:t>
       </w:r>
       <w:r>
         <w:rPr>
-          <w:rFonts w:ascii="Sakkal Majalla" w:eastAsia="Sakkal Majalla" w:hAnsi="Sakkal Majalla" w:cs="Sakkal Majalla"/>
+          <w:rFonts w:ascii="Sakkal Majalla" w:hAnsi="Sakkal Majalla" w:cs="Sakkal Majalla"/>
+          <w:b/>
+          <w:bCs/>
+          <w:color w:val="000000" w:themeColor="text1"/>
           <w:sz w:val="24"/>
           <w:szCs w:val="32"/>
           <w:rtl/>
           <w:lang w:eastAsia="fr-FR" w:bidi="ar-DZ"/>
         </w:rPr>
+        <w:t>- بوزيد أحمد</w:t>
+      </w:r>
+      <w:r>
+        <w:rPr>
+          <w:rFonts w:ascii="Sakkal Majalla" w:hAnsi="Sakkal Majalla" w:cs="Sakkal Majalla"/>
+          <w:b/>
+          <w:bCs/>
+          <w:color w:val="000000" w:themeColor="text1"/>
+          <w:sz w:val="24"/>
+          <w:szCs w:val="32"/>
+          <w:rtl/>
+          <w:lang w:eastAsia="fr-FR" w:bidi="ar-DZ"/>
+        </w:rPr>
         <w:tab/>
-        <w:t>(رقم الطالب 20210001)</w:t>
+        <w:t>(رقم الطالب 20210055)</w:t>
       </w:r>
     </w:p>
     <w:p>
@@ -1515,12 +1940,81 @@
         <w:jc w:val="both"/>
         <w:rPr>
           <w:rFonts w:ascii="Sakkal Majalla" w:eastAsia="Times New Roman" w:hAnsi="Sakkal Majalla" w:cs="Sakkal Majalla"/>
+          <w:b/>
+          <w:bCs/>
+          <w:color w:val="000000" w:themeColor="text1"/>
           <w:sz w:val="32"/>
           <w:szCs w:val="32"/>
           <w:rtl/>
           <w:lang w:eastAsia="fr-FR" w:bidi="ar-DZ"/>
         </w:rPr>
       </w:pPr>
+      <w:r>
+        <w:rPr>
+          <w:rFonts w:ascii="Sakkal Majalla" w:eastAsia="Times New Roman" w:hAnsi="Sakkal Majalla" w:cs="Sakkal Majalla"/>
+          <w:b/>
+          <w:bCs/>
+          <w:color w:val="000000" w:themeColor="text1"/>
+          <w:sz w:val="32"/>
+          <w:szCs w:val="32"/>
+          <w:rtl/>
+          <w:lang w:eastAsia="fr-FR" w:bidi="ar-DZ"/>
+        </w:rPr>
+        <w:tab/>
+      </w:r>
+      <w:r>
+        <w:rPr>
+          <w:rFonts w:ascii="Sakkal Majalla" w:eastAsia="Times New Roman" w:hAnsi="Sakkal Majalla" w:cs="Sakkal Majalla"/>
+          <w:b/>
+          <w:bCs/>
+          <w:color w:val="000000" w:themeColor="text1"/>
+          <w:sz w:val="32"/>
+          <w:szCs w:val="32"/>
+          <w:rtl/>
+          <w:lang w:eastAsia="fr-FR" w:bidi="ar-DZ"/>
+        </w:rPr>
+        <w:tab/>
+      </w:r>
+      <w:r>
+        <w:rPr>
+          <w:rFonts w:ascii="Sakkal Majalla" w:eastAsia="Times New Roman" w:hAnsi="Sakkal Majalla" w:cs="Sakkal Majalla"/>
+          <w:b/>
+          <w:bCs/>
+          <w:color w:val="000000" w:themeColor="text1"/>
+          <w:sz w:val="32"/>
+          <w:szCs w:val="32"/>
+          <w:rtl/>
+          <w:lang w:eastAsia="fr-FR" w:bidi="ar-DZ"/>
+        </w:rPr>
+        <w:tab/>
+      </w:r>
+      <w:r>
+        <w:rPr>
+          <w:rFonts w:ascii="Sakkal Majalla" w:hAnsi="Sakkal Majalla" w:cs="Sakkal Majalla"/>
+          <w:b/>
+          <w:bCs/>
+          <w:color w:val="000000" w:themeColor="text1"/>
+          <w:sz w:val="24"/>
+          <w:szCs w:val="32"/>
+          <w:rtl/>
+          <w:lang w:eastAsia="fr-FR" w:bidi="ar-DZ"/>
+        </w:rPr>
+        <w:t>- بوزيد أحمد</w:t>
+      </w:r>
+      <w:r>
+        <w:rPr>
+          <w:rFonts w:ascii="Sakkal Majalla" w:hAnsi="Sakkal Majalla" w:cs="Sakkal Majalla"/>
+          <w:b/>
+          <w:bCs/>
+          <w:color w:val="000000" w:themeColor="text1"/>
+          <w:sz w:val="24"/>
+          <w:szCs w:val="32"/>
+          <w:rtl/>
+          <w:lang w:eastAsia="fr-FR" w:bidi="ar-DZ"/>
+        </w:rPr>
+        <w:tab/>
+        <w:t>(رقم الطالب 20210055)</w:t>
+      </w:r>
     </w:p>
     <w:p>
       <w:pPr>
@@ -1529,6 +2023,7 @@
         <w:jc w:val="both"/>
         <w:rPr>
           <w:rFonts w:ascii="Sakkal Majalla" w:eastAsia="Times New Roman" w:hAnsi="Sakkal Majalla" w:cs="Sakkal Majalla"/>
+          <w:color w:val="000000" w:themeColor="text1"/>
           <w:sz w:val="32"/>
           <w:szCs w:val="32"/>
           <w:rtl/>
@@ -1539,6 +2034,7 @@
       <w:r>
         <w:rPr>
           <w:rFonts w:ascii="Sakkal Majalla" w:eastAsia="Times New Roman" w:hAnsi="Sakkal Majalla" w:cs="Sakkal Majalla"/>
+          <w:color w:val="000000" w:themeColor="text1"/>
           <w:sz w:val="32"/>
           <w:szCs w:val="32"/>
           <w:rtl/>
@@ -1550,6 +2046,7 @@
       <w:r>
         <w:rPr>
           <w:rFonts w:ascii="Sakkal Majalla" w:eastAsia="Times New Roman" w:hAnsi="Sakkal Majalla" w:cs="Sakkal Majalla"/>
+          <w:color w:val="000000" w:themeColor="text1"/>
           <w:sz w:val="32"/>
           <w:szCs w:val="32"/>
           <w:rtl/>
@@ -1561,6 +2058,7 @@
       <w:r>
         <w:rPr>
           <w:rFonts w:ascii="Sakkal Majalla" w:eastAsia="Times New Roman" w:hAnsi="Sakkal Majalla" w:cs="Sakkal Majalla"/>
+          <w:color w:val="000000" w:themeColor="text1"/>
           <w:sz w:val="32"/>
           <w:szCs w:val="32"/>
           <w:rtl/>
@@ -1572,6 +2070,7 @@
       <w:r>
         <w:rPr>
           <w:rFonts w:ascii="Sakkal Majalla" w:eastAsia="Times New Roman" w:hAnsi="Sakkal Majalla" w:cs="Sakkal Majalla"/>
+          <w:color w:val="000000" w:themeColor="text1"/>
           <w:sz w:val="32"/>
           <w:szCs w:val="32"/>
           <w:rtl/>
@@ -1583,6 +2082,7 @@
       <w:r>
         <w:rPr>
           <w:rFonts w:ascii="Sakkal Majalla" w:eastAsia="Times New Roman" w:hAnsi="Sakkal Majalla" w:cs="Sakkal Majalla"/>
+          <w:color w:val="000000" w:themeColor="text1"/>
           <w:sz w:val="32"/>
           <w:szCs w:val="32"/>
           <w:rtl/>
@@ -1594,6 +2094,7 @@
       <w:r>
         <w:rPr>
           <w:rFonts w:ascii="Sakkal Majalla" w:eastAsia="Times New Roman" w:hAnsi="Sakkal Majalla" w:cs="Sakkal Majalla"/>
+          <w:color w:val="000000" w:themeColor="text1"/>
           <w:sz w:val="32"/>
           <w:szCs w:val="32"/>
           <w:rtl/>
@@ -1605,6 +2106,7 @@
       <w:r>
         <w:rPr>
           <w:rFonts w:ascii="Sakkal Majalla" w:eastAsia="Times New Roman" w:hAnsi="Sakkal Majalla" w:cs="Sakkal Majalla"/>
+          <w:color w:val="000000" w:themeColor="text1"/>
           <w:sz w:val="32"/>
           <w:szCs w:val="32"/>
           <w:rtl/>
@@ -1622,6 +2124,7 @@
         <w:jc w:val="both"/>
         <w:rPr>
           <w:rFonts w:ascii="Sakkal Majalla" w:eastAsia="Times New Roman" w:hAnsi="Sakkal Majalla" w:cs="Sakkal Majalla"/>
+          <w:color w:val="000000" w:themeColor="text1"/>
           <w:sz w:val="32"/>
           <w:szCs w:val="32"/>
           <w:rtl/>
@@ -1632,6 +2135,7 @@
       <w:r>
         <w:rPr>
           <w:rFonts w:ascii="Sakkal Majalla" w:eastAsia="Times New Roman" w:hAnsi="Sakkal Majalla" w:cs="Sakkal Majalla"/>
+          <w:color w:val="000000" w:themeColor="text1"/>
           <w:sz w:val="32"/>
           <w:szCs w:val="32"/>
           <w:rtl/>
@@ -1644,6 +2148,7 @@
       <w:r>
         <w:rPr>
           <w:rFonts w:ascii="Sakkal Majalla" w:eastAsia="Times New Roman" w:hAnsi="Sakkal Majalla" w:cs="Sakkal Majalla"/>
+          <w:color w:val="000000" w:themeColor="text1"/>
           <w:sz w:val="32"/>
           <w:szCs w:val="32"/>
           <w:rtl/>
@@ -1655,6 +2160,7 @@
       <w:r>
         <w:rPr>
           <w:rFonts w:ascii="Sakkal Majalla" w:eastAsia="Times New Roman" w:hAnsi="Sakkal Majalla" w:cs="Sakkal Majalla"/>
+          <w:color w:val="000000" w:themeColor="text1"/>
           <w:sz w:val="32"/>
           <w:szCs w:val="32"/>
           <w:rtl/>
@@ -1666,6 +2172,7 @@
       <w:r>
         <w:rPr>
           <w:rFonts w:ascii="Sakkal Majalla" w:eastAsia="Times New Roman" w:hAnsi="Sakkal Majalla" w:cs="Sakkal Majalla"/>
+          <w:color w:val="000000" w:themeColor="text1"/>
           <w:sz w:val="32"/>
           <w:szCs w:val="32"/>
           <w:rtl/>
@@ -1710,32 +2217,6 @@
         </w:rPr>
         <w:t>...........................................</w:t>
       </w:r>
-    </w:p>
-    <w:p>
-      <w:pPr>
-        <w:bidi/>
-        <w:spacing w:after="120" w:line="240" w:lineRule="auto"/>
-        <w:jc w:val="both"/>
-        <w:rPr>
-          <w:rFonts w:ascii="Sakkal Majalla" w:eastAsia="Times New Roman" w:hAnsi="Sakkal Majalla" w:cs="Sakkal Majalla"/>
-          <w:sz w:val="32"/>
-          <w:szCs w:val="32"/>
-          <w:rtl/>
-          <w:lang w:eastAsia="fr-FR" w:bidi="ar-DZ"/>
-        </w:rPr>
-      </w:pPr>
-      <w:proofErr w:type="gramStart"/>
-      <w:r>
-        <w:rPr>
-          <w:rFonts w:ascii="Sakkal Majalla" w:eastAsia="Times New Roman" w:hAnsi="Sakkal Majalla" w:cs="Sakkal Majalla"/>
-          <w:sz w:val="32"/>
-          <w:szCs w:val="32"/>
-          <w:rtl/>
-          <w:lang w:eastAsia="fr-FR" w:bidi="ar-DZ"/>
-        </w:rPr>
-        <w:t>ملاحظات:............................................................................................................................................................</w:t>
-      </w:r>
-      <w:proofErr w:type="gramEnd"/>
     </w:p>
     <w:tbl>
       <w:tblPr>
@@ -2622,66 +3103,6 @@
       </w:pPr>
       <w:r>
         <w:rPr>
-          <w:noProof/>
-        </w:rPr>
-        <w:drawing>
-          <wp:anchor distT="0" distB="0" distL="114300" distR="114300" simplePos="0" relativeHeight="251658240" behindDoc="0" locked="0" layoutInCell="1" allowOverlap="1" wp14:anchorId="55E5494D" wp14:editId="793E3E9F">
-            <wp:simplePos x="0" y="0"/>
-            <wp:positionH relativeFrom="column">
-              <wp:posOffset>2433955</wp:posOffset>
-            </wp:positionH>
-            <wp:positionV relativeFrom="paragraph">
-              <wp:posOffset>171450</wp:posOffset>
-            </wp:positionV>
-            <wp:extent cx="899795" cy="899795"/>
-            <wp:effectExtent l="0" t="0" r="0" b="0"/>
-            <wp:wrapNone/>
-            <wp:docPr id="2099749242" name="Picture 2099749242"/>
-            <wp:cNvGraphicFramePr>
-              <a:graphicFrameLocks xmlns:a="http://schemas.openxmlformats.org/drawingml/2006/main" noChangeAspect="1"/>
-            </wp:cNvGraphicFramePr>
-            <a:graphic xmlns:a="http://schemas.openxmlformats.org/drawingml/2006/main">
-              <a:graphicData uri="http://schemas.openxmlformats.org/drawingml/2006/picture">
-                <pic:pic xmlns:pic="http://schemas.openxmlformats.org/drawingml/2006/picture">
-                  <pic:nvPicPr>
-                    <pic:cNvPr id="0" name="image.png"/>
-                    <pic:cNvPicPr/>
-                  </pic:nvPicPr>
-                  <pic:blipFill>
-                    <a:blip r:embed="rId7">
-                      <a:extLst>
-                        <a:ext uri="{28A0092B-C50C-407E-A947-70E740481C1C}">
-                          <a14:useLocalDpi xmlns:a14="http://schemas.microsoft.com/office/drawing/2010/main" val="0"/>
-                        </a:ext>
-                      </a:extLst>
-                    </a:blip>
-                    <a:stretch>
-                      <a:fillRect/>
-                    </a:stretch>
-                  </pic:blipFill>
-                  <pic:spPr>
-                    <a:xfrm>
-                      <a:off x="0" y="0"/>
-                      <a:ext cx="899795" cy="899795"/>
-                    </a:xfrm>
-                    <a:prstGeom prst="rect">
-                      <a:avLst/>
-                    </a:prstGeom>
-                  </pic:spPr>
-                </pic:pic>
-              </a:graphicData>
-            </a:graphic>
-            <wp14:sizeRelH relativeFrom="page">
-              <wp14:pctWidth>0</wp14:pctWidth>
-            </wp14:sizeRelH>
-            <wp14:sizeRelV relativeFrom="page">
-              <wp14:pctHeight>0</wp14:pctHeight>
-            </wp14:sizeRelV>
-          </wp:anchor>
-        </w:drawing>
-      </w:r>
-      <w:r>
-        <w:rPr>
           <w:rFonts w:hint="cs"/>
           <w:sz w:val="28"/>
           <w:szCs w:val="28"/>
@@ -2700,6 +3121,88 @@
           <w:szCs w:val="28"/>
         </w:rPr>
       </w:pPr>
+      <w:r>
+        <w:rPr>
+          <w:noProof/>
+          <w:sz w:val="28"/>
+          <w:szCs w:val="28"/>
+          <w14:ligatures w14:val="standardContextual"/>
+        </w:rPr>
+        <mc:AlternateContent>
+          <mc:Choice Requires="wps">
+            <w:drawing>
+              <wp:inline distT="0" distB="0" distL="0" distR="0" wp14:anchorId="544435AD" wp14:editId="57CC0DE8">
+                <wp:extent cx="914400" cy="914400"/>
+                <wp:effectExtent l="0" t="0" r="0" b="0"/>
+                <wp:docPr id="9999" name="QRCode"/>
+                <wp:cNvGraphicFramePr/>
+                <a:graphic xmlns:a="http://schemas.openxmlformats.org/drawingml/2006/main">
+                  <a:graphicData uri="http://schemas.openxmlformats.org/drawingml/2006/picture">
+                    <pic:pic xmlns:pic="http://schemas.openxmlformats.org/drawingml/2006/picture">
+                      <pic:nvPicPr>
+                        <pic:cNvPr id="9998" name="QRCode"/>
+                        <pic:cNvPicPr/>
+                      </pic:nvPicPr>
+                      <pic:blipFill>
+                        <a:blip r:embed="rId7"/>
+                        <a:stretch>
+                          <a:fillRect/>
+                        </a:stretch>
+                      </pic:blipFill>
+                      <pic:spPr>
+                        <a:xfrm>
+                          <a:off x="0" y="0"/>
+                          <a:ext cx="914400" cy="914400"/>
+                        </a:xfrm>
+                        <a:prstGeom prst="rect">
+                          <a:avLst/>
+                        </a:prstGeom>
+                      </pic:spPr>
+                    </pic:pic>
+                  </a:graphicData>
+                </a:graphic>
+              </wp:inline>
+            </w:drawing>
+          </mc:Choice>
+          <mc:Fallback>
+            <w:pict>
+              <v:rect w14:anchorId="3BFE870D" id="Rectangle 2" o:spid="_x0000_s1026" style="position:absolute;left:0;text-align:left;margin-left:0;margin-top:3pt;width:85.05pt;height:85.05pt;z-index:251659264;visibility:visible;mso-wrap-style:square;mso-width-percent:0;mso-height-percent:0;mso-wrap-distance-left:9pt;mso-wrap-distance-top:0;mso-wrap-distance-right:9pt;mso-wrap-distance-bottom:0;mso-position-horizontal:center;mso-position-horizontal-relative:margin;mso-position-vertical:absolute;mso-position-vertical-relative:text;mso-width-percent:0;mso-height-percent:0;mso-width-relative:margin;mso-height-relative:margin;v-text-anchor:middle" o:gfxdata="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" filled="f" strokecolor="#e00" strokeweight="2.25pt">
+                <v:textbox>
+                  <w:txbxContent>
+                    <w:p>
+                      <w:pPr>
+                        <w:bidi/>
+                        <w:jc w:val="center"/>
+                        <w:rPr>
+                          <w:color w:val="EE0000"/>
+                          <w:lang w:bidi="ar-DZ"/>
+                        </w:rPr>
+                      </w:pPr>
+                      <w:r>
+                        <w:rPr>
+                          <w:rFonts w:hint="cs"/>
+                          <w:color w:val="EE0000"/>
+                          <w:rtl/>
+                          <w:lang w:bidi="ar-DZ"/>
+                        </w:rPr>
+                        <w:t xml:space="preserve">هنا </w:t>
+                      </w:r>
+                      <w:r>
+                        <w:rPr>
+                          <w:color w:val="EE0000"/>
+                          <w:lang w:bidi="ar-DZ"/>
+                        </w:rPr>
+                        <w:t>QR Code</w:t>
+                      </w:r>
+                    </w:p>
+                  </w:txbxContent>
+                </v:textbox>
+                <w10:wrap anchorx="margin"/>
+              </v:rect>
+            </w:pict>
+          </mc:Fallback>
+        </mc:AlternateContent>
+      </w:r>
     </w:p>
     <w:sectPr>
       <w:headerReference w:type="default" r:id="rId8"/>
@@ -2796,6 +3299,122 @@
         <w:lang w:eastAsia="fr-FR" w:bidi="ar-DZ"/>
       </w:rPr>
     </w:pPr>
+    <w:r>
+      <w:rPr>
+        <w:rFonts w:ascii="Sakkal Majalla" w:hAnsi="Sakkal Majalla" w:cs="Sakkal Majalla"/>
+        <w:noProof/>
+        <w:sz w:val="24"/>
+        <w:szCs w:val="24"/>
+        <w:rtl/>
+      </w:rPr>
+      <w:drawing>
+        <wp:anchor distT="0" distB="0" distL="114300" distR="114300" simplePos="0" relativeHeight="251662336" behindDoc="0" locked="0" layoutInCell="1" allowOverlap="1" wp14:anchorId="7F2D7624" wp14:editId="5DD75212">
+          <wp:simplePos x="0" y="0"/>
+          <wp:positionH relativeFrom="column">
+            <wp:posOffset>-183515</wp:posOffset>
+          </wp:positionH>
+          <wp:positionV relativeFrom="paragraph">
+            <wp:posOffset>93345</wp:posOffset>
+          </wp:positionV>
+          <wp:extent cx="575945" cy="575945"/>
+          <wp:effectExtent l="0" t="0" r="0" b="0"/>
+          <wp:wrapNone/>
+          <wp:docPr id="839494217" name="Image 0" descr="Sans titre-3.jpg"/>
+          <wp:cNvGraphicFramePr>
+            <a:graphicFrameLocks xmlns:a="http://schemas.openxmlformats.org/drawingml/2006/main"/>
+          </wp:cNvGraphicFramePr>
+          <a:graphic xmlns:a="http://schemas.openxmlformats.org/drawingml/2006/main">
+            <a:graphicData uri="http://schemas.openxmlformats.org/drawingml/2006/picture">
+              <pic:pic xmlns:pic="http://schemas.openxmlformats.org/drawingml/2006/picture">
+                <pic:nvPicPr>
+                  <pic:cNvPr id="0" name="Sans titre-3.jpg"/>
+                  <pic:cNvPicPr/>
+                </pic:nvPicPr>
+                <pic:blipFill>
+                  <a:blip r:embed="rId1"/>
+                  <a:stretch>
+                    <a:fillRect/>
+                  </a:stretch>
+                </pic:blipFill>
+                <pic:spPr>
+                  <a:xfrm>
+                    <a:off x="0" y="0"/>
+                    <a:ext cx="575945" cy="575945"/>
+                  </a:xfrm>
+                  <a:prstGeom prst="rect">
+                    <a:avLst/>
+                  </a:prstGeom>
+                </pic:spPr>
+              </pic:pic>
+            </a:graphicData>
+          </a:graphic>
+          <wp14:sizeRelH relativeFrom="margin">
+            <wp14:pctWidth>0</wp14:pctWidth>
+          </wp14:sizeRelH>
+          <wp14:sizeRelV relativeFrom="margin">
+            <wp14:pctHeight>0</wp14:pctHeight>
+          </wp14:sizeRelV>
+        </wp:anchor>
+      </w:drawing>
+    </w:r>
+    <w:r>
+      <w:rPr>
+        <w:rFonts w:ascii="Sakkal Majalla" w:hAnsi="Sakkal Majalla" w:cs="Sakkal Majalla"/>
+        <w:noProof/>
+        <w:sz w:val="24"/>
+        <w:szCs w:val="24"/>
+        <w:rtl/>
+      </w:rPr>
+      <w:drawing>
+        <wp:anchor distT="0" distB="0" distL="114300" distR="114300" simplePos="0" relativeHeight="251659264" behindDoc="0" locked="0" layoutInCell="1" allowOverlap="1" wp14:anchorId="798B4D13" wp14:editId="6B8B6610">
+          <wp:simplePos x="0" y="0"/>
+          <wp:positionH relativeFrom="column">
+            <wp:posOffset>5385435</wp:posOffset>
+          </wp:positionH>
+          <wp:positionV relativeFrom="paragraph">
+            <wp:posOffset>93345</wp:posOffset>
+          </wp:positionV>
+          <wp:extent cx="575945" cy="575945"/>
+          <wp:effectExtent l="0" t="0" r="0" b="0"/>
+          <wp:wrapNone/>
+          <wp:docPr id="290006442" name="Image 0" descr="Sans titre-3.jpg"/>
+          <wp:cNvGraphicFramePr>
+            <a:graphicFrameLocks xmlns:a="http://schemas.openxmlformats.org/drawingml/2006/main"/>
+          </wp:cNvGraphicFramePr>
+          <a:graphic xmlns:a="http://schemas.openxmlformats.org/drawingml/2006/main">
+            <a:graphicData uri="http://schemas.openxmlformats.org/drawingml/2006/picture">
+              <pic:pic xmlns:pic="http://schemas.openxmlformats.org/drawingml/2006/picture">
+                <pic:nvPicPr>
+                  <pic:cNvPr id="0" name="Sans titre-3.jpg"/>
+                  <pic:cNvPicPr/>
+                </pic:nvPicPr>
+                <pic:blipFill>
+                  <a:blip r:embed="rId1"/>
+                  <a:stretch>
+                    <a:fillRect/>
+                  </a:stretch>
+                </pic:blipFill>
+                <pic:spPr>
+                  <a:xfrm>
+                    <a:off x="0" y="0"/>
+                    <a:ext cx="575945" cy="575945"/>
+                  </a:xfrm>
+                  <a:prstGeom prst="rect">
+                    <a:avLst/>
+                  </a:prstGeom>
+                </pic:spPr>
+              </pic:pic>
+            </a:graphicData>
+          </a:graphic>
+          <wp14:sizeRelH relativeFrom="margin">
+            <wp14:pctWidth>0</wp14:pctWidth>
+          </wp14:sizeRelH>
+          <wp14:sizeRelV relativeFrom="margin">
+            <wp14:pctHeight>0</wp14:pctHeight>
+          </wp14:sizeRelV>
+        </wp:anchor>
+      </w:drawing>
+    </w:r>
     <w:r>
       <w:rPr>
         <w:rFonts w:ascii="Sakkal Majalla" w:eastAsia="Times New Roman" w:hAnsi="Sakkal Majalla" w:cs="Sakkal Majalla"/>
@@ -3038,6 +3657,36 @@
               <w:lang w:val="en"/>
             </w:rPr>
           </w:pPr>
+        </w:p>
+      </w:tc>
+      <w:tc>
+        <w:tcPr>
+          <w:tcW w:w="2368" w:type="dxa"/>
+        </w:tcPr>
+        <w:p>
+          <w:pPr>
+            <w:rPr>
+              <w:rFonts w:ascii="Sakkal Majalla" w:hAnsi="Sakkal Majalla" w:cs="Sakkal Majalla"/>
+              <w:sz w:val="24"/>
+              <w:szCs w:val="24"/>
+            </w:rPr>
+          </w:pPr>
+        </w:p>
+      </w:tc>
+      <w:tc>
+        <w:tcPr>
+          <w:tcW w:w="4011" w:type="dxa"/>
+        </w:tcPr>
+        <w:p>
+          <w:pPr>
+            <w:bidi/>
+            <w:rPr>
+              <w:rFonts w:ascii="Sakkal Majalla" w:hAnsi="Sakkal Majalla" w:cs="Sakkal Majalla"/>
+              <w:sz w:val="24"/>
+              <w:szCs w:val="24"/>
+              <w:lang w:bidi="ar-DZ"/>
+            </w:rPr>
+          </w:pPr>
           <w:r>
             <w:rPr>
               <w:noProof/>
@@ -3045,13 +3694,13 @@
             <mc:AlternateContent>
               <mc:Choice Requires="wps">
                 <w:drawing>
-                  <wp:anchor distT="0" distB="0" distL="114300" distR="114300" simplePos="0" relativeHeight="251660288" behindDoc="0" locked="0" layoutInCell="1" allowOverlap="1" wp14:anchorId="0ED34ABD" wp14:editId="32F07AAB">
+                  <wp:anchor distT="0" distB="0" distL="114300" distR="114300" simplePos="0" relativeHeight="251660288" behindDoc="0" locked="0" layoutInCell="1" allowOverlap="1" wp14:anchorId="0ED34ABD" wp14:editId="5FA0BE71">
                     <wp:simplePos x="0" y="0"/>
                     <wp:positionH relativeFrom="column">
-                      <wp:posOffset>635</wp:posOffset>
+                      <wp:posOffset>-3888105</wp:posOffset>
                     </wp:positionH>
                     <wp:positionV relativeFrom="paragraph">
-                      <wp:posOffset>391795</wp:posOffset>
+                      <wp:posOffset>256540</wp:posOffset>
                     </wp:positionV>
                     <wp:extent cx="6330950" cy="0"/>
                     <wp:effectExtent l="0" t="0" r="0" b="0"/>
@@ -3102,101 +3751,13 @@
               </mc:Choice>
               <mc:Fallback>
                 <w:pict>
-                  <v:line w14:anchorId="2738959B" id="Connecteur droit 1" o:spid="_x0000_s1026" style="position:absolute;flip:y;z-index:251660288;visibility:visible;mso-wrap-style:square;mso-height-percent:0;mso-wrap-distance-left:9pt;mso-wrap-distance-top:0;mso-wrap-distance-right:9pt;mso-wrap-distance-bottom:0;mso-position-horizontal:absolute;mso-position-horizontal-relative:text;mso-position-vertical:absolute;mso-position-vertical-relative:text;mso-height-percent:0;mso-height-relative:margin" from=".05pt,30.85pt" to="498.55pt,30.85pt" o:gfxdata="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" strokecolor="black [3213]" strokeweight="1pt">
+                  <v:line w14:anchorId="5BD108E3" id="Connecteur droit 1" o:spid="_x0000_s1026" style="position:absolute;flip:y;z-index:251660288;visibility:visible;mso-wrap-style:square;mso-height-percent:0;mso-wrap-distance-left:9pt;mso-wrap-distance-top:0;mso-wrap-distance-right:9pt;mso-wrap-distance-bottom:0;mso-position-horizontal:absolute;mso-position-horizontal-relative:text;mso-position-vertical:absolute;mso-position-vertical-relative:text;mso-height-percent:0;mso-height-relative:margin" from="-306.15pt,20.2pt" to="192.35pt,20.2pt" o:gfxdata="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" strokecolor="black [3213]" strokeweight="1pt">
                     <v:stroke joinstyle="miter"/>
                   </v:line>
                 </w:pict>
               </mc:Fallback>
             </mc:AlternateContent>
           </w:r>
-        </w:p>
-      </w:tc>
-      <w:tc>
-        <w:tcPr>
-          <w:tcW w:w="2368" w:type="dxa"/>
-        </w:tcPr>
-        <w:p>
-          <w:pPr>
-            <w:rPr>
-              <w:rFonts w:ascii="Sakkal Majalla" w:hAnsi="Sakkal Majalla" w:cs="Sakkal Majalla"/>
-              <w:sz w:val="24"/>
-              <w:szCs w:val="24"/>
-            </w:rPr>
-          </w:pPr>
-          <w:r>
-            <w:rPr>
-              <w:rFonts w:ascii="Sakkal Majalla" w:hAnsi="Sakkal Majalla" w:cs="Sakkal Majalla"/>
-              <w:noProof/>
-              <w:sz w:val="24"/>
-              <w:szCs w:val="24"/>
-              <w:rtl/>
-            </w:rPr>
-            <w:drawing>
-              <wp:anchor distT="0" distB="0" distL="114300" distR="114300" simplePos="0" relativeHeight="251659264" behindDoc="0" locked="0" layoutInCell="1" allowOverlap="1" wp14:anchorId="798B4D13" wp14:editId="629B6DDA">
-                <wp:simplePos x="0" y="0"/>
-                <wp:positionH relativeFrom="column">
-                  <wp:posOffset>434975</wp:posOffset>
-                </wp:positionH>
-                <wp:positionV relativeFrom="paragraph">
-                  <wp:posOffset>6985</wp:posOffset>
-                </wp:positionV>
-                <wp:extent cx="737235" cy="533400"/>
-                <wp:effectExtent l="0" t="0" r="5715" b="0"/>
-                <wp:wrapNone/>
-                <wp:docPr id="290006442" name="Image 0" descr="Sans titre-3.jpg"/>
-                <wp:cNvGraphicFramePr>
-                  <a:graphicFrameLocks xmlns:a="http://schemas.openxmlformats.org/drawingml/2006/main" noChangeAspect="1"/>
-                </wp:cNvGraphicFramePr>
-                <a:graphic xmlns:a="http://schemas.openxmlformats.org/drawingml/2006/main">
-                  <a:graphicData uri="http://schemas.openxmlformats.org/drawingml/2006/picture">
-                    <pic:pic xmlns:pic="http://schemas.openxmlformats.org/drawingml/2006/picture">
-                      <pic:nvPicPr>
-                        <pic:cNvPr id="0" name="Sans titre-3.jpg"/>
-                        <pic:cNvPicPr/>
-                      </pic:nvPicPr>
-                      <pic:blipFill>
-                        <a:blip r:embed="rId1"/>
-                        <a:stretch>
-                          <a:fillRect/>
-                        </a:stretch>
-                      </pic:blipFill>
-                      <pic:spPr>
-                        <a:xfrm>
-                          <a:off x="0" y="0"/>
-                          <a:ext cx="737235" cy="533400"/>
-                        </a:xfrm>
-                        <a:prstGeom prst="rect">
-                          <a:avLst/>
-                        </a:prstGeom>
-                      </pic:spPr>
-                    </pic:pic>
-                  </a:graphicData>
-                </a:graphic>
-                <wp14:sizeRelH relativeFrom="margin">
-                  <wp14:pctWidth>0</wp14:pctWidth>
-                </wp14:sizeRelH>
-                <wp14:sizeRelV relativeFrom="margin">
-                  <wp14:pctHeight>0</wp14:pctHeight>
-                </wp14:sizeRelV>
-              </wp:anchor>
-            </w:drawing>
-          </w:r>
-        </w:p>
-      </w:tc>
-      <w:tc>
-        <w:tcPr>
-          <w:tcW w:w="4011" w:type="dxa"/>
-        </w:tcPr>
-        <w:p>
-          <w:pPr>
-            <w:bidi/>
-            <w:rPr>
-              <w:rFonts w:ascii="Sakkal Majalla" w:hAnsi="Sakkal Majalla" w:cs="Sakkal Majalla"/>
-              <w:sz w:val="24"/>
-              <w:szCs w:val="24"/>
-              <w:lang w:bidi="ar-DZ"/>
-            </w:rPr>
-          </w:pPr>
           <w:proofErr w:type="gramStart"/>
           <w:r>
             <w:rPr>
@@ -3242,16 +3803,6 @@
             </w:rPr>
             <w:t>لحقوق والعلوم السياسية</w:t>
           </w:r>
-        </w:p>
-        <w:p>
-          <w:pPr>
-            <w:bidi/>
-            <w:rPr>
-              <w:rFonts w:ascii="Sakkal Majalla" w:hAnsi="Sakkal Majalla" w:cs="Sakkal Majalla"/>
-              <w:sz w:val="24"/>
-              <w:szCs w:val="24"/>
-            </w:rPr>
-          </w:pPr>
         </w:p>
       </w:tc>
     </w:tr>

--- a/template_mahdar.docx
+++ b/template_mahdar.docx
@@ -12,7 +12,6 @@
         <w:jc w:val="center"/>
         <w:rPr>
           <w:rFonts w:ascii="TheSans" w:hAnsi="TheSans" w:cs="TheSans"/>
-          <w:b/>
           <w:bCs/>
           <w:color w:val="000000" w:themeColor="text1"/>
           <w:sz w:val="40"/>
@@ -26,12 +25,47 @@
           <w:rFonts w:ascii="Sakkal Majalla" w:hAnsi="Sakkal Majalla" w:cs="Sakkal Majalla"/>
           <w:bCs/>
           <w:color w:val="000000" w:themeColor="text1"/>
-          <w:sz w:val="24"/>
+          <w:sz w:val="40"/>
           <w:szCs w:val="40"/>
           <w:rtl/>
           <w:lang w:bidi="ar-LY"/>
         </w:rPr>
-        <w:t xml:space="preserve"> محضر مناقشة/ تقييم مذكرة ماستر (رقم المحضر: 001 / 2026)</w:t>
+        <w:t xml:space="preserve"> محضر مناقشة/ تقييم مذكرة ماستر (رقم المحضر: </w:t>
+      </w:r>
+      <w:r>
+        <w:rPr>
+          <w:rFonts w:ascii="Sakkal Majalla" w:hAnsi="Sakkal Majalla" w:cs="Sakkal Majalla"/>
+          <w:b/>
+          <w:color w:val="000000" w:themeColor="text1"/>
+          <w:sz w:val="40"/>
+          <w:szCs w:val="40"/>
+          <w:lang w:bidi="ar-LY"/>
+        </w:rPr>
+        <w:t>{{SEQ}}</w:t>
+      </w:r>
+      <w:r>
+        <w:rPr>
+          <w:rFonts w:ascii="Sakkal Majalla" w:hAnsi="Sakkal Majalla" w:cs="Sakkal Majalla"/>
+          <w:b/>
+          <w:color w:val="000000" w:themeColor="text1"/>
+          <w:sz w:val="40"/>
+          <w:szCs w:val="40"/>
+          <w:rtl/>
+          <w:lang w:bidi="ar-LY"/>
+        </w:rPr>
+        <w:t xml:space="preserve"> </w:t>
+      </w:r>
+      <w:r>
+        <w:rPr>
+          <w:rFonts w:ascii="Sakkal Majalla" w:hAnsi="Sakkal Majalla" w:cs="Sakkal Majalla"/>
+          <w:bCs/>
+          <w:color w:val="000000" w:themeColor="text1"/>
+          <w:sz w:val="40"/>
+          <w:szCs w:val="40"/>
+          <w:rtl/>
+          <w:lang w:bidi="ar-LY"/>
+        </w:rPr>
+        <w:t>/ 2026)</w:t>
       </w:r>
     </w:p>
     <w:p>
@@ -102,31 +136,7 @@
           <w:rtl/>
           <w:lang w:eastAsia="fr-FR" w:bidi="ar-DZ"/>
         </w:rPr>
-        <w:t>...</w:t>
-      </w:r>
-      <w:proofErr w:type="gramStart"/>
-      <w:r>
-        <w:rPr>
-          <w:rFonts w:ascii="Sakkal Majalla" w:eastAsia="Times New Roman" w:hAnsi="Sakkal Majalla" w:cs="Sakkal Majalla"/>
-          <w:color w:val="000000" w:themeColor="text1"/>
-          <w:sz w:val="32"/>
-          <w:szCs w:val="32"/>
-          <w:rtl/>
-          <w:lang w:eastAsia="fr-FR" w:bidi="ar-DZ"/>
-        </w:rPr>
-        <w:t>../</w:t>
-      </w:r>
-      <w:proofErr w:type="gramEnd"/>
-      <w:r>
-        <w:rPr>
-          <w:rFonts w:ascii="Sakkal Majalla" w:eastAsia="Times New Roman" w:hAnsi="Sakkal Majalla" w:cs="Sakkal Majalla"/>
-          <w:color w:val="000000" w:themeColor="text1"/>
-          <w:sz w:val="32"/>
-          <w:szCs w:val="32"/>
-          <w:rtl/>
-          <w:lang w:eastAsia="fr-FR" w:bidi="ar-DZ"/>
-        </w:rPr>
-        <w:t>....../.........  وعلى الساعة: ........................ اجتمعت لجنة المناقشة المعينة والمكونة من الأعضاء الاتية أسمائهم:</w:t>
+        <w:t>...../....../.........  وعلى الساعة: ........................ اجتمعت لجنة المناقشة المعينة والمكونة من الأعضاء الاتية أسمائهم:</w:t>
       </w:r>
     </w:p>
     <w:p>
@@ -156,9 +166,9 @@
         <w:gridCol w:w="856"/>
         <w:gridCol w:w="1985"/>
         <w:gridCol w:w="2120"/>
-        <w:gridCol w:w="1559"/>
-        <w:gridCol w:w="1418"/>
-        <w:gridCol w:w="1699"/>
+        <w:gridCol w:w="1990"/>
+        <w:gridCol w:w="1134"/>
+        <w:gridCol w:w="1552"/>
       </w:tblGrid>
       <w:tr>
         <w:trPr>
@@ -278,7 +288,7 @@
         </w:tc>
         <w:tc>
           <w:tcPr>
-            <w:tcW w:w="1559" w:type="dxa"/>
+            <w:tcW w:w="1990" w:type="dxa"/>
             <w:shd w:val="clear" w:color="auto" w:fill="D9D9D9" w:themeFill="background1" w:themeFillShade="D9"/>
             <w:vAlign w:val="center"/>
           </w:tcPr>
@@ -315,7 +325,7 @@
         </w:tc>
         <w:tc>
           <w:tcPr>
-            <w:tcW w:w="1418" w:type="dxa"/>
+            <w:tcW w:w="1134" w:type="dxa"/>
             <w:shd w:val="clear" w:color="auto" w:fill="D9D9D9" w:themeFill="background1" w:themeFillShade="D9"/>
             <w:vAlign w:val="center"/>
           </w:tcPr>
@@ -352,7 +362,7 @@
         </w:tc>
         <w:tc>
           <w:tcPr>
-            <w:tcW w:w="1699" w:type="dxa"/>
+            <w:tcW w:w="1552" w:type="dxa"/>
             <w:shd w:val="clear" w:color="auto" w:fill="D9D9D9" w:themeFill="background1" w:themeFillShade="D9"/>
             <w:vAlign w:val="center"/>
           </w:tcPr>
@@ -414,15 +424,6 @@
                 <w:lang w:eastAsia="fr-FR" w:bidi="ar-DZ"/>
               </w:rPr>
             </w:pPr>
-            <w:r>
-              <w:rPr>
-                <w:rFonts w:ascii="Sakkal Majalla" w:eastAsia="Sakkal Majalla" w:hAnsi="Sakkal Majalla" w:cs="Sakkal Majalla"/>
-                <w:b/>
-                <w:color w:val="000000" w:themeColor="text1"/>
-                <w:sz w:val="28"/>
-              </w:rPr>
-              <w:t>01</w:t>
-            </w:r>
           </w:p>
         </w:tc>
         <w:tc>
@@ -446,39 +447,6 @@
                 <w:lang w:eastAsia="fr-FR" w:bidi="ar-DZ"/>
               </w:rPr>
             </w:pPr>
-            <w:proofErr w:type="spellStart"/>
-            <w:proofErr w:type="gramStart"/>
-            <w:r>
-              <w:rPr>
-                <w:rFonts w:ascii="Sakkal Majalla" w:eastAsia="Sakkal Majalla" w:hAnsi="Sakkal Majalla" w:cs="Sakkal Majalla"/>
-                <w:b/>
-                <w:color w:val="000000" w:themeColor="text1"/>
-                <w:sz w:val="28"/>
-              </w:rPr>
-              <w:t>رفاف</w:t>
-            </w:r>
-            <w:proofErr w:type="spellEnd"/>
-            <w:proofErr w:type="gramEnd"/>
-            <w:r>
-              <w:rPr>
-                <w:rFonts w:ascii="Sakkal Majalla" w:eastAsia="Sakkal Majalla" w:hAnsi="Sakkal Majalla" w:cs="Sakkal Majalla"/>
-                <w:b/>
-                <w:color w:val="000000" w:themeColor="text1"/>
-                <w:sz w:val="28"/>
-              </w:rPr>
-              <w:t xml:space="preserve"> </w:t>
-            </w:r>
-            <w:proofErr w:type="spellStart"/>
-            <w:r>
-              <w:rPr>
-                <w:rFonts w:ascii="Sakkal Majalla" w:eastAsia="Sakkal Majalla" w:hAnsi="Sakkal Majalla" w:cs="Sakkal Majalla"/>
-                <w:b/>
-                <w:color w:val="000000" w:themeColor="text1"/>
-                <w:sz w:val="28"/>
-              </w:rPr>
-              <w:t>لخضر</w:t>
-            </w:r>
-            <w:proofErr w:type="spellEnd"/>
           </w:p>
         </w:tc>
         <w:tc>
@@ -501,24 +469,11 @@
                 <w:lang w:eastAsia="fr-FR" w:bidi="ar-DZ"/>
               </w:rPr>
             </w:pPr>
-            <w:proofErr w:type="spellStart"/>
-            <w:proofErr w:type="gramStart"/>
-            <w:r>
-              <w:rPr>
-                <w:rFonts w:ascii="Sakkal Majalla" w:eastAsia="Sakkal Majalla" w:hAnsi="Sakkal Majalla" w:cs="Sakkal Majalla"/>
-                <w:b/>
-                <w:color w:val="000000" w:themeColor="text1"/>
-                <w:sz w:val="28"/>
-              </w:rPr>
-              <w:t>أستاذ</w:t>
-            </w:r>
-            <w:proofErr w:type="spellEnd"/>
-            <w:proofErr w:type="gramEnd"/>
-          </w:p>
-        </w:tc>
-        <w:tc>
-          <w:tcPr>
-            <w:tcW w:w="1559" w:type="dxa"/>
+          </w:p>
+        </w:tc>
+        <w:tc>
+          <w:tcPr>
+            <w:tcW w:w="1990" w:type="dxa"/>
             <w:vAlign w:val="center"/>
           </w:tcPr>
           <w:p>
@@ -537,64 +492,11 @@
                 <w:lang w:eastAsia="fr-FR" w:bidi="ar-DZ"/>
               </w:rPr>
             </w:pPr>
-            <w:proofErr w:type="spellStart"/>
-            <w:proofErr w:type="gramStart"/>
-            <w:r>
-              <w:rPr>
-                <w:rFonts w:ascii="Sakkal Majalla" w:eastAsia="Sakkal Majalla" w:hAnsi="Sakkal Majalla" w:cs="Sakkal Majalla"/>
-                <w:b/>
-                <w:color w:val="000000" w:themeColor="text1"/>
-                <w:sz w:val="28"/>
-              </w:rPr>
-              <w:t>جامعة</w:t>
-            </w:r>
-            <w:proofErr w:type="spellEnd"/>
-            <w:proofErr w:type="gramEnd"/>
-            <w:r>
-              <w:rPr>
-                <w:rFonts w:ascii="Sakkal Majalla" w:eastAsia="Sakkal Majalla" w:hAnsi="Sakkal Majalla" w:cs="Sakkal Majalla"/>
-                <w:b/>
-                <w:color w:val="000000" w:themeColor="text1"/>
-                <w:sz w:val="28"/>
-              </w:rPr>
-              <w:t xml:space="preserve"> </w:t>
-            </w:r>
-            <w:proofErr w:type="spellStart"/>
-            <w:r>
-              <w:rPr>
-                <w:rFonts w:ascii="Sakkal Majalla" w:eastAsia="Sakkal Majalla" w:hAnsi="Sakkal Majalla" w:cs="Sakkal Majalla"/>
-                <w:b/>
-                <w:color w:val="000000" w:themeColor="text1"/>
-                <w:sz w:val="28"/>
-              </w:rPr>
-              <w:t>برج</w:t>
-            </w:r>
-            <w:proofErr w:type="spellEnd"/>
-            <w:r>
-              <w:rPr>
-                <w:rFonts w:ascii="Sakkal Majalla" w:eastAsia="Sakkal Majalla" w:hAnsi="Sakkal Majalla" w:cs="Sakkal Majalla"/>
-                <w:b/>
-                <w:color w:val="000000" w:themeColor="text1"/>
-                <w:sz w:val="28"/>
-              </w:rPr>
-              <w:t xml:space="preserve"> </w:t>
-            </w:r>
-            <w:proofErr w:type="spellStart"/>
-            <w:r>
-              <w:rPr>
-                <w:rFonts w:ascii="Sakkal Majalla" w:eastAsia="Sakkal Majalla" w:hAnsi="Sakkal Majalla" w:cs="Sakkal Majalla"/>
-                <w:b/>
-                <w:color w:val="000000" w:themeColor="text1"/>
-                <w:sz w:val="28"/>
-              </w:rPr>
-              <w:t>بوعريريج</w:t>
-            </w:r>
-            <w:proofErr w:type="spellEnd"/>
-          </w:p>
-        </w:tc>
-        <w:tc>
-          <w:tcPr>
-            <w:tcW w:w="1418" w:type="dxa"/>
+          </w:p>
+        </w:tc>
+        <w:tc>
+          <w:tcPr>
+            <w:tcW w:w="1134" w:type="dxa"/>
             <w:vAlign w:val="center"/>
           </w:tcPr>
           <w:p>
@@ -613,24 +515,11 @@
                 <w:lang w:eastAsia="fr-FR" w:bidi="ar-DZ"/>
               </w:rPr>
             </w:pPr>
-            <w:proofErr w:type="spellStart"/>
-            <w:proofErr w:type="gramStart"/>
-            <w:r>
-              <w:rPr>
-                <w:rFonts w:ascii="Sakkal Majalla" w:eastAsia="Sakkal Majalla" w:hAnsi="Sakkal Majalla" w:cs="Sakkal Majalla"/>
-                <w:b/>
-                <w:color w:val="000000" w:themeColor="text1"/>
-                <w:sz w:val="28"/>
-              </w:rPr>
-              <w:t>رئيساً</w:t>
-            </w:r>
-            <w:proofErr w:type="spellEnd"/>
-            <w:proofErr w:type="gramEnd"/>
-          </w:p>
-        </w:tc>
-        <w:tc>
-          <w:tcPr>
-            <w:tcW w:w="1699" w:type="dxa"/>
+          </w:p>
+        </w:tc>
+        <w:tc>
+          <w:tcPr>
+            <w:tcW w:w="1552" w:type="dxa"/>
             <w:vAlign w:val="center"/>
           </w:tcPr>
           <w:p>
@@ -676,15 +565,6 @@
                 <w:lang w:eastAsia="fr-FR" w:bidi="ar-DZ"/>
               </w:rPr>
             </w:pPr>
-            <w:r>
-              <w:rPr>
-                <w:rFonts w:ascii="Sakkal Majalla" w:eastAsia="Sakkal Majalla" w:hAnsi="Sakkal Majalla" w:cs="Sakkal Majalla"/>
-                <w:b/>
-                <w:color w:val="000000" w:themeColor="text1"/>
-                <w:sz w:val="28"/>
-              </w:rPr>
-              <w:t>02</w:t>
-            </w:r>
           </w:p>
         </w:tc>
         <w:tc>
@@ -708,59 +588,6 @@
                 <w:lang w:eastAsia="fr-FR" w:bidi="ar-DZ"/>
               </w:rPr>
             </w:pPr>
-            <w:proofErr w:type="spellStart"/>
-            <w:proofErr w:type="gramStart"/>
-            <w:r>
-              <w:rPr>
-                <w:rFonts w:ascii="Sakkal Majalla" w:eastAsia="Sakkal Majalla" w:hAnsi="Sakkal Majalla" w:cs="Sakkal Majalla"/>
-                <w:b/>
-                <w:color w:val="000000" w:themeColor="text1"/>
-                <w:sz w:val="28"/>
-              </w:rPr>
-              <w:t>ذوادي</w:t>
-            </w:r>
-            <w:proofErr w:type="spellEnd"/>
-            <w:proofErr w:type="gramEnd"/>
-            <w:r>
-              <w:rPr>
-                <w:rFonts w:ascii="Sakkal Majalla" w:eastAsia="Sakkal Majalla" w:hAnsi="Sakkal Majalla" w:cs="Sakkal Majalla"/>
-                <w:b/>
-                <w:color w:val="000000" w:themeColor="text1"/>
-                <w:sz w:val="28"/>
-              </w:rPr>
-              <w:t xml:space="preserve"> </w:t>
-            </w:r>
-            <w:proofErr w:type="spellStart"/>
-            <w:r>
-              <w:rPr>
-                <w:rFonts w:ascii="Sakkal Majalla" w:eastAsia="Sakkal Majalla" w:hAnsi="Sakkal Majalla" w:cs="Sakkal Majalla"/>
-                <w:b/>
-                <w:color w:val="000000" w:themeColor="text1"/>
-                <w:sz w:val="28"/>
-              </w:rPr>
-              <w:t>عبد</w:t>
-            </w:r>
-            <w:proofErr w:type="spellEnd"/>
-            <w:r>
-              <w:rPr>
-                <w:rFonts w:ascii="Sakkal Majalla" w:eastAsia="Sakkal Majalla" w:hAnsi="Sakkal Majalla" w:cs="Sakkal Majalla"/>
-                <w:b/>
-                <w:color w:val="000000" w:themeColor="text1"/>
-                <w:sz w:val="28"/>
-              </w:rPr>
-              <w:t xml:space="preserve"> </w:t>
-            </w:r>
-            <w:proofErr w:type="spellStart"/>
-            <w:r>
-              <w:rPr>
-                <w:rFonts w:ascii="Sakkal Majalla" w:eastAsia="Sakkal Majalla" w:hAnsi="Sakkal Majalla" w:cs="Sakkal Majalla"/>
-                <w:b/>
-                <w:color w:val="000000" w:themeColor="text1"/>
-                <w:sz w:val="28"/>
-              </w:rPr>
-              <w:t>الله</w:t>
-            </w:r>
-            <w:proofErr w:type="spellEnd"/>
           </w:p>
         </w:tc>
         <w:tc>
@@ -784,53 +611,11 @@
                 <w:lang w:eastAsia="fr-FR" w:bidi="ar-DZ"/>
               </w:rPr>
             </w:pPr>
-            <w:proofErr w:type="spellStart"/>
-            <w:proofErr w:type="gramStart"/>
-            <w:r>
-              <w:rPr>
-                <w:rFonts w:ascii="Sakkal Majalla" w:eastAsia="Sakkal Majalla" w:hAnsi="Sakkal Majalla" w:cs="Sakkal Majalla"/>
-                <w:b/>
-                <w:color w:val="000000" w:themeColor="text1"/>
-                <w:sz w:val="28"/>
-              </w:rPr>
-              <w:t>أستاذ</w:t>
-            </w:r>
-            <w:proofErr w:type="spellEnd"/>
-            <w:proofErr w:type="gramEnd"/>
-            <w:r>
-              <w:rPr>
-                <w:rFonts w:ascii="Sakkal Majalla" w:eastAsia="Sakkal Majalla" w:hAnsi="Sakkal Majalla" w:cs="Sakkal Majalla"/>
-                <w:b/>
-                <w:color w:val="000000" w:themeColor="text1"/>
-                <w:sz w:val="28"/>
-              </w:rPr>
-              <w:t xml:space="preserve"> </w:t>
-            </w:r>
-            <w:proofErr w:type="spellStart"/>
-            <w:r>
-              <w:rPr>
-                <w:rFonts w:ascii="Sakkal Majalla" w:eastAsia="Sakkal Majalla" w:hAnsi="Sakkal Majalla" w:cs="Sakkal Majalla"/>
-                <w:b/>
-                <w:color w:val="000000" w:themeColor="text1"/>
-                <w:sz w:val="28"/>
-              </w:rPr>
-              <w:t>محاضر</w:t>
-            </w:r>
-            <w:proofErr w:type="spellEnd"/>
-            <w:r>
-              <w:rPr>
-                <w:rFonts w:ascii="Sakkal Majalla" w:eastAsia="Sakkal Majalla" w:hAnsi="Sakkal Majalla" w:cs="Sakkal Majalla"/>
-                <w:b/>
-                <w:color w:val="000000" w:themeColor="text1"/>
-                <w:sz w:val="28"/>
-              </w:rPr>
-              <w:t xml:space="preserve"> أ</w:t>
-            </w:r>
-          </w:p>
-        </w:tc>
-        <w:tc>
-          <w:tcPr>
-            <w:tcW w:w="1559" w:type="dxa"/>
+          </w:p>
+        </w:tc>
+        <w:tc>
+          <w:tcPr>
+            <w:tcW w:w="1990" w:type="dxa"/>
             <w:vAlign w:val="center"/>
           </w:tcPr>
           <w:p>
@@ -849,64 +634,11 @@
                 <w:lang w:eastAsia="fr-FR" w:bidi="ar-DZ"/>
               </w:rPr>
             </w:pPr>
-            <w:proofErr w:type="spellStart"/>
-            <w:proofErr w:type="gramStart"/>
-            <w:r>
-              <w:rPr>
-                <w:rFonts w:ascii="Sakkal Majalla" w:eastAsia="Sakkal Majalla" w:hAnsi="Sakkal Majalla" w:cs="Sakkal Majalla"/>
-                <w:b/>
-                <w:color w:val="000000" w:themeColor="text1"/>
-                <w:sz w:val="28"/>
-              </w:rPr>
-              <w:t>جامعة</w:t>
-            </w:r>
-            <w:proofErr w:type="spellEnd"/>
-            <w:proofErr w:type="gramEnd"/>
-            <w:r>
-              <w:rPr>
-                <w:rFonts w:ascii="Sakkal Majalla" w:eastAsia="Sakkal Majalla" w:hAnsi="Sakkal Majalla" w:cs="Sakkal Majalla"/>
-                <w:b/>
-                <w:color w:val="000000" w:themeColor="text1"/>
-                <w:sz w:val="28"/>
-              </w:rPr>
-              <w:t xml:space="preserve"> </w:t>
-            </w:r>
-            <w:proofErr w:type="spellStart"/>
-            <w:r>
-              <w:rPr>
-                <w:rFonts w:ascii="Sakkal Majalla" w:eastAsia="Sakkal Majalla" w:hAnsi="Sakkal Majalla" w:cs="Sakkal Majalla"/>
-                <w:b/>
-                <w:color w:val="000000" w:themeColor="text1"/>
-                <w:sz w:val="28"/>
-              </w:rPr>
-              <w:t>برج</w:t>
-            </w:r>
-            <w:proofErr w:type="spellEnd"/>
-            <w:r>
-              <w:rPr>
-                <w:rFonts w:ascii="Sakkal Majalla" w:eastAsia="Sakkal Majalla" w:hAnsi="Sakkal Majalla" w:cs="Sakkal Majalla"/>
-                <w:b/>
-                <w:color w:val="000000" w:themeColor="text1"/>
-                <w:sz w:val="28"/>
-              </w:rPr>
-              <w:t xml:space="preserve"> </w:t>
-            </w:r>
-            <w:proofErr w:type="spellStart"/>
-            <w:r>
-              <w:rPr>
-                <w:rFonts w:ascii="Sakkal Majalla" w:eastAsia="Sakkal Majalla" w:hAnsi="Sakkal Majalla" w:cs="Sakkal Majalla"/>
-                <w:b/>
-                <w:color w:val="000000" w:themeColor="text1"/>
-                <w:sz w:val="28"/>
-              </w:rPr>
-              <w:t>بوعريريج</w:t>
-            </w:r>
-            <w:proofErr w:type="spellEnd"/>
-          </w:p>
-        </w:tc>
-        <w:tc>
-          <w:tcPr>
-            <w:tcW w:w="1418" w:type="dxa"/>
+          </w:p>
+        </w:tc>
+        <w:tc>
+          <w:tcPr>
+            <w:tcW w:w="1134" w:type="dxa"/>
             <w:vAlign w:val="center"/>
           </w:tcPr>
           <w:p>
@@ -925,44 +657,11 @@
                 <w:lang w:eastAsia="fr-FR" w:bidi="ar-DZ"/>
               </w:rPr>
             </w:pPr>
-            <w:proofErr w:type="spellStart"/>
-            <w:proofErr w:type="gramStart"/>
-            <w:r>
-              <w:rPr>
-                <w:rFonts w:ascii="Sakkal Majalla" w:eastAsia="Sakkal Majalla" w:hAnsi="Sakkal Majalla" w:cs="Sakkal Majalla"/>
-                <w:b/>
-                <w:color w:val="000000" w:themeColor="text1"/>
-                <w:sz w:val="28"/>
-              </w:rPr>
-              <w:t>مشرفاً</w:t>
-            </w:r>
-            <w:proofErr w:type="spellEnd"/>
-            <w:proofErr w:type="gramEnd"/>
-            <w:r>
-              <w:rPr>
-                <w:rFonts w:ascii="Sakkal Majalla" w:eastAsia="Sakkal Majalla" w:hAnsi="Sakkal Majalla" w:cs="Sakkal Majalla"/>
-                <w:b/>
-                <w:color w:val="000000" w:themeColor="text1"/>
-                <w:sz w:val="28"/>
-              </w:rPr>
-              <w:t xml:space="preserve"> </w:t>
-            </w:r>
-            <w:proofErr w:type="spellStart"/>
-            <w:r>
-              <w:rPr>
-                <w:rFonts w:ascii="Sakkal Majalla" w:eastAsia="Sakkal Majalla" w:hAnsi="Sakkal Majalla" w:cs="Sakkal Majalla"/>
-                <w:b/>
-                <w:color w:val="000000" w:themeColor="text1"/>
-                <w:sz w:val="28"/>
-              </w:rPr>
-              <w:t>ومقرراً</w:t>
-            </w:r>
-            <w:proofErr w:type="spellEnd"/>
-          </w:p>
-        </w:tc>
-        <w:tc>
-          <w:tcPr>
-            <w:tcW w:w="1699" w:type="dxa"/>
+          </w:p>
+        </w:tc>
+        <w:tc>
+          <w:tcPr>
+            <w:tcW w:w="1552" w:type="dxa"/>
             <w:vAlign w:val="center"/>
           </w:tcPr>
           <w:p>
@@ -1008,15 +707,6 @@
                 <w:lang w:eastAsia="fr-FR" w:bidi="ar-DZ"/>
               </w:rPr>
             </w:pPr>
-            <w:r>
-              <w:rPr>
-                <w:rFonts w:ascii="Sakkal Majalla" w:eastAsia="Sakkal Majalla" w:hAnsi="Sakkal Majalla" w:cs="Sakkal Majalla"/>
-                <w:b/>
-                <w:color w:val="000000" w:themeColor="text1"/>
-                <w:sz w:val="28"/>
-              </w:rPr>
-              <w:t>03</w:t>
-            </w:r>
           </w:p>
         </w:tc>
         <w:tc>
@@ -1040,59 +730,6 @@
                 <w:lang w:eastAsia="fr-FR" w:bidi="ar-DZ"/>
               </w:rPr>
             </w:pPr>
-            <w:proofErr w:type="spellStart"/>
-            <w:proofErr w:type="gramStart"/>
-            <w:r>
-              <w:rPr>
-                <w:rFonts w:ascii="Sakkal Majalla" w:eastAsia="Sakkal Majalla" w:hAnsi="Sakkal Majalla" w:cs="Sakkal Majalla"/>
-                <w:b/>
-                <w:color w:val="000000" w:themeColor="text1"/>
-                <w:sz w:val="28"/>
-              </w:rPr>
-              <w:t>بن</w:t>
-            </w:r>
-            <w:proofErr w:type="spellEnd"/>
-            <w:proofErr w:type="gramEnd"/>
-            <w:r>
-              <w:rPr>
-                <w:rFonts w:ascii="Sakkal Majalla" w:eastAsia="Sakkal Majalla" w:hAnsi="Sakkal Majalla" w:cs="Sakkal Majalla"/>
-                <w:b/>
-                <w:color w:val="000000" w:themeColor="text1"/>
-                <w:sz w:val="28"/>
-              </w:rPr>
-              <w:t xml:space="preserve"> </w:t>
-            </w:r>
-            <w:proofErr w:type="spellStart"/>
-            <w:r>
-              <w:rPr>
-                <w:rFonts w:ascii="Sakkal Majalla" w:eastAsia="Sakkal Majalla" w:hAnsi="Sakkal Majalla" w:cs="Sakkal Majalla"/>
-                <w:b/>
-                <w:color w:val="000000" w:themeColor="text1"/>
-                <w:sz w:val="28"/>
-              </w:rPr>
-              <w:t>محمود</w:t>
-            </w:r>
-            <w:proofErr w:type="spellEnd"/>
-            <w:r>
-              <w:rPr>
-                <w:rFonts w:ascii="Sakkal Majalla" w:eastAsia="Sakkal Majalla" w:hAnsi="Sakkal Majalla" w:cs="Sakkal Majalla"/>
-                <w:b/>
-                <w:color w:val="000000" w:themeColor="text1"/>
-                <w:sz w:val="28"/>
-              </w:rPr>
-              <w:t xml:space="preserve"> </w:t>
-            </w:r>
-            <w:proofErr w:type="spellStart"/>
-            <w:r>
-              <w:rPr>
-                <w:rFonts w:ascii="Sakkal Majalla" w:eastAsia="Sakkal Majalla" w:hAnsi="Sakkal Majalla" w:cs="Sakkal Majalla"/>
-                <w:b/>
-                <w:color w:val="000000" w:themeColor="text1"/>
-                <w:sz w:val="28"/>
-              </w:rPr>
-              <w:t>بوزيد</w:t>
-            </w:r>
-            <w:proofErr w:type="spellEnd"/>
           </w:p>
         </w:tc>
         <w:tc>
@@ -1116,53 +753,11 @@
                 <w:lang w:eastAsia="fr-FR" w:bidi="ar-DZ"/>
               </w:rPr>
             </w:pPr>
-            <w:proofErr w:type="spellStart"/>
-            <w:proofErr w:type="gramStart"/>
-            <w:r>
-              <w:rPr>
-                <w:rFonts w:ascii="Sakkal Majalla" w:eastAsia="Sakkal Majalla" w:hAnsi="Sakkal Majalla" w:cs="Sakkal Majalla"/>
-                <w:b/>
-                <w:color w:val="000000" w:themeColor="text1"/>
-                <w:sz w:val="28"/>
-              </w:rPr>
-              <w:t>أستاذ</w:t>
-            </w:r>
-            <w:proofErr w:type="spellEnd"/>
-            <w:proofErr w:type="gramEnd"/>
-            <w:r>
-              <w:rPr>
-                <w:rFonts w:ascii="Sakkal Majalla" w:eastAsia="Sakkal Majalla" w:hAnsi="Sakkal Majalla" w:cs="Sakkal Majalla"/>
-                <w:b/>
-                <w:color w:val="000000" w:themeColor="text1"/>
-                <w:sz w:val="28"/>
-              </w:rPr>
-              <w:t xml:space="preserve"> </w:t>
-            </w:r>
-            <w:proofErr w:type="spellStart"/>
-            <w:r>
-              <w:rPr>
-                <w:rFonts w:ascii="Sakkal Majalla" w:eastAsia="Sakkal Majalla" w:hAnsi="Sakkal Majalla" w:cs="Sakkal Majalla"/>
-                <w:b/>
-                <w:color w:val="000000" w:themeColor="text1"/>
-                <w:sz w:val="28"/>
-              </w:rPr>
-              <w:t>مساعد</w:t>
-            </w:r>
-            <w:proofErr w:type="spellEnd"/>
-            <w:r>
-              <w:rPr>
-                <w:rFonts w:ascii="Sakkal Majalla" w:eastAsia="Sakkal Majalla" w:hAnsi="Sakkal Majalla" w:cs="Sakkal Majalla"/>
-                <w:b/>
-                <w:color w:val="000000" w:themeColor="text1"/>
-                <w:sz w:val="28"/>
-              </w:rPr>
-              <w:t xml:space="preserve"> أ</w:t>
-            </w:r>
-          </w:p>
-        </w:tc>
-        <w:tc>
-          <w:tcPr>
-            <w:tcW w:w="1559" w:type="dxa"/>
+          </w:p>
+        </w:tc>
+        <w:tc>
+          <w:tcPr>
+            <w:tcW w:w="1990" w:type="dxa"/>
             <w:vAlign w:val="center"/>
           </w:tcPr>
           <w:p>
@@ -1181,64 +776,11 @@
                 <w:lang w:eastAsia="fr-FR" w:bidi="ar-DZ"/>
               </w:rPr>
             </w:pPr>
-            <w:proofErr w:type="spellStart"/>
-            <w:proofErr w:type="gramStart"/>
-            <w:r>
-              <w:rPr>
-                <w:rFonts w:ascii="Sakkal Majalla" w:eastAsia="Sakkal Majalla" w:hAnsi="Sakkal Majalla" w:cs="Sakkal Majalla"/>
-                <w:b/>
-                <w:color w:val="000000" w:themeColor="text1"/>
-                <w:sz w:val="28"/>
-              </w:rPr>
-              <w:t>جامعة</w:t>
-            </w:r>
-            <w:proofErr w:type="spellEnd"/>
-            <w:proofErr w:type="gramEnd"/>
-            <w:r>
-              <w:rPr>
-                <w:rFonts w:ascii="Sakkal Majalla" w:eastAsia="Sakkal Majalla" w:hAnsi="Sakkal Majalla" w:cs="Sakkal Majalla"/>
-                <w:b/>
-                <w:color w:val="000000" w:themeColor="text1"/>
-                <w:sz w:val="28"/>
-              </w:rPr>
-              <w:t xml:space="preserve"> </w:t>
-            </w:r>
-            <w:proofErr w:type="spellStart"/>
-            <w:r>
-              <w:rPr>
-                <w:rFonts w:ascii="Sakkal Majalla" w:eastAsia="Sakkal Majalla" w:hAnsi="Sakkal Majalla" w:cs="Sakkal Majalla"/>
-                <w:b/>
-                <w:color w:val="000000" w:themeColor="text1"/>
-                <w:sz w:val="28"/>
-              </w:rPr>
-              <w:t>برج</w:t>
-            </w:r>
-            <w:proofErr w:type="spellEnd"/>
-            <w:r>
-              <w:rPr>
-                <w:rFonts w:ascii="Sakkal Majalla" w:eastAsia="Sakkal Majalla" w:hAnsi="Sakkal Majalla" w:cs="Sakkal Majalla"/>
-                <w:b/>
-                <w:color w:val="000000" w:themeColor="text1"/>
-                <w:sz w:val="28"/>
-              </w:rPr>
-              <w:t xml:space="preserve"> </w:t>
-            </w:r>
-            <w:proofErr w:type="spellStart"/>
-            <w:r>
-              <w:rPr>
-                <w:rFonts w:ascii="Sakkal Majalla" w:eastAsia="Sakkal Majalla" w:hAnsi="Sakkal Majalla" w:cs="Sakkal Majalla"/>
-                <w:b/>
-                <w:color w:val="000000" w:themeColor="text1"/>
-                <w:sz w:val="28"/>
-              </w:rPr>
-              <w:t>بوعريريج</w:t>
-            </w:r>
-            <w:proofErr w:type="spellEnd"/>
-          </w:p>
-        </w:tc>
-        <w:tc>
-          <w:tcPr>
-            <w:tcW w:w="1418" w:type="dxa"/>
+          </w:p>
+        </w:tc>
+        <w:tc>
+          <w:tcPr>
+            <w:tcW w:w="1134" w:type="dxa"/>
             <w:vAlign w:val="center"/>
           </w:tcPr>
           <w:p>
@@ -1257,24 +799,11 @@
                 <w:lang w:eastAsia="fr-FR" w:bidi="ar-DZ"/>
               </w:rPr>
             </w:pPr>
-            <w:proofErr w:type="spellStart"/>
-            <w:proofErr w:type="gramStart"/>
-            <w:r>
-              <w:rPr>
-                <w:rFonts w:ascii="Sakkal Majalla" w:eastAsia="Sakkal Majalla" w:hAnsi="Sakkal Majalla" w:cs="Sakkal Majalla"/>
-                <w:b/>
-                <w:color w:val="000000" w:themeColor="text1"/>
-                <w:sz w:val="28"/>
-              </w:rPr>
-              <w:t>ممتحناً</w:t>
-            </w:r>
-            <w:proofErr w:type="spellEnd"/>
-            <w:proofErr w:type="gramEnd"/>
-          </w:p>
-        </w:tc>
-        <w:tc>
-          <w:tcPr>
-            <w:tcW w:w="1699" w:type="dxa"/>
+          </w:p>
+        </w:tc>
+        <w:tc>
+          <w:tcPr>
+            <w:tcW w:w="1552" w:type="dxa"/>
             <w:vAlign w:val="center"/>
           </w:tcPr>
           <w:p>
@@ -1320,15 +849,6 @@
                 <w:lang w:eastAsia="fr-FR" w:bidi="ar-DZ"/>
               </w:rPr>
             </w:pPr>
-            <w:r>
-              <w:rPr>
-                <w:rFonts w:ascii="Sakkal Majalla" w:eastAsia="Sakkal Majalla" w:hAnsi="Sakkal Majalla" w:cs="Sakkal Majalla"/>
-                <w:b/>
-                <w:color w:val="000000" w:themeColor="text1"/>
-                <w:sz w:val="28"/>
-              </w:rPr>
-              <w:t>04</w:t>
-            </w:r>
           </w:p>
         </w:tc>
         <w:tc>
@@ -1352,59 +872,6 @@
                 <w:lang w:eastAsia="fr-FR" w:bidi="ar-DZ"/>
               </w:rPr>
             </w:pPr>
-            <w:proofErr w:type="spellStart"/>
-            <w:proofErr w:type="gramStart"/>
-            <w:r>
-              <w:rPr>
-                <w:rFonts w:ascii="Sakkal Majalla" w:eastAsia="Sakkal Majalla" w:hAnsi="Sakkal Majalla" w:cs="Sakkal Majalla"/>
-                <w:b/>
-                <w:color w:val="000000" w:themeColor="text1"/>
-                <w:sz w:val="28"/>
-              </w:rPr>
-              <w:t>بن</w:t>
-            </w:r>
-            <w:proofErr w:type="spellEnd"/>
-            <w:proofErr w:type="gramEnd"/>
-            <w:r>
-              <w:rPr>
-                <w:rFonts w:ascii="Sakkal Majalla" w:eastAsia="Sakkal Majalla" w:hAnsi="Sakkal Majalla" w:cs="Sakkal Majalla"/>
-                <w:b/>
-                <w:color w:val="000000" w:themeColor="text1"/>
-                <w:sz w:val="28"/>
-              </w:rPr>
-              <w:t xml:space="preserve"> </w:t>
-            </w:r>
-            <w:proofErr w:type="spellStart"/>
-            <w:r>
-              <w:rPr>
-                <w:rFonts w:ascii="Sakkal Majalla" w:eastAsia="Sakkal Majalla" w:hAnsi="Sakkal Majalla" w:cs="Sakkal Majalla"/>
-                <w:b/>
-                <w:color w:val="000000" w:themeColor="text1"/>
-                <w:sz w:val="28"/>
-              </w:rPr>
-              <w:t>النوي</w:t>
-            </w:r>
-            <w:proofErr w:type="spellEnd"/>
-            <w:r>
-              <w:rPr>
-                <w:rFonts w:ascii="Sakkal Majalla" w:eastAsia="Sakkal Majalla" w:hAnsi="Sakkal Majalla" w:cs="Sakkal Majalla"/>
-                <w:b/>
-                <w:color w:val="000000" w:themeColor="text1"/>
-                <w:sz w:val="28"/>
-              </w:rPr>
-              <w:t xml:space="preserve"> </w:t>
-            </w:r>
-            <w:proofErr w:type="spellStart"/>
-            <w:r>
-              <w:rPr>
-                <w:rFonts w:ascii="Sakkal Majalla" w:eastAsia="Sakkal Majalla" w:hAnsi="Sakkal Majalla" w:cs="Sakkal Majalla"/>
-                <w:b/>
-                <w:color w:val="000000" w:themeColor="text1"/>
-                <w:sz w:val="28"/>
-              </w:rPr>
-              <w:t>خالد</w:t>
-            </w:r>
-            <w:proofErr w:type="spellEnd"/>
           </w:p>
         </w:tc>
         <w:tc>
@@ -1428,53 +895,11 @@
                 <w:lang w:eastAsia="fr-FR" w:bidi="ar-DZ"/>
               </w:rPr>
             </w:pPr>
-            <w:proofErr w:type="spellStart"/>
-            <w:proofErr w:type="gramStart"/>
-            <w:r>
-              <w:rPr>
-                <w:rFonts w:ascii="Sakkal Majalla" w:eastAsia="Sakkal Majalla" w:hAnsi="Sakkal Majalla" w:cs="Sakkal Majalla"/>
-                <w:b/>
-                <w:color w:val="000000" w:themeColor="text1"/>
-                <w:sz w:val="28"/>
-              </w:rPr>
-              <w:t>أستاذ</w:t>
-            </w:r>
-            <w:proofErr w:type="spellEnd"/>
-            <w:proofErr w:type="gramEnd"/>
-            <w:r>
-              <w:rPr>
-                <w:rFonts w:ascii="Sakkal Majalla" w:eastAsia="Sakkal Majalla" w:hAnsi="Sakkal Majalla" w:cs="Sakkal Majalla"/>
-                <w:b/>
-                <w:color w:val="000000" w:themeColor="text1"/>
-                <w:sz w:val="28"/>
-              </w:rPr>
-              <w:t xml:space="preserve"> </w:t>
-            </w:r>
-            <w:proofErr w:type="spellStart"/>
-            <w:r>
-              <w:rPr>
-                <w:rFonts w:ascii="Sakkal Majalla" w:eastAsia="Sakkal Majalla" w:hAnsi="Sakkal Majalla" w:cs="Sakkal Majalla"/>
-                <w:b/>
-                <w:color w:val="000000" w:themeColor="text1"/>
-                <w:sz w:val="28"/>
-              </w:rPr>
-              <w:t>محاضر</w:t>
-            </w:r>
-            <w:proofErr w:type="spellEnd"/>
-            <w:r>
-              <w:rPr>
-                <w:rFonts w:ascii="Sakkal Majalla" w:eastAsia="Sakkal Majalla" w:hAnsi="Sakkal Majalla" w:cs="Sakkal Majalla"/>
-                <w:b/>
-                <w:color w:val="000000" w:themeColor="text1"/>
-                <w:sz w:val="28"/>
-              </w:rPr>
-              <w:t xml:space="preserve"> ب</w:t>
-            </w:r>
-          </w:p>
-        </w:tc>
-        <w:tc>
-          <w:tcPr>
-            <w:tcW w:w="1559" w:type="dxa"/>
+          </w:p>
+        </w:tc>
+        <w:tc>
+          <w:tcPr>
+            <w:tcW w:w="1990" w:type="dxa"/>
             <w:vAlign w:val="center"/>
           </w:tcPr>
           <w:p>
@@ -1493,64 +918,11 @@
                 <w:lang w:bidi="ar-DZ"/>
               </w:rPr>
             </w:pPr>
-            <w:proofErr w:type="spellStart"/>
-            <w:proofErr w:type="gramStart"/>
-            <w:r>
-              <w:rPr>
-                <w:rFonts w:ascii="Sakkal Majalla" w:eastAsia="Sakkal Majalla" w:hAnsi="Sakkal Majalla" w:cs="Sakkal Majalla"/>
-                <w:b/>
-                <w:color w:val="000000" w:themeColor="text1"/>
-                <w:sz w:val="28"/>
-              </w:rPr>
-              <w:t>جامعة</w:t>
-            </w:r>
-            <w:proofErr w:type="spellEnd"/>
-            <w:proofErr w:type="gramEnd"/>
-            <w:r>
-              <w:rPr>
-                <w:rFonts w:ascii="Sakkal Majalla" w:eastAsia="Sakkal Majalla" w:hAnsi="Sakkal Majalla" w:cs="Sakkal Majalla"/>
-                <w:b/>
-                <w:color w:val="000000" w:themeColor="text1"/>
-                <w:sz w:val="28"/>
-              </w:rPr>
-              <w:t xml:space="preserve"> </w:t>
-            </w:r>
-            <w:proofErr w:type="spellStart"/>
-            <w:r>
-              <w:rPr>
-                <w:rFonts w:ascii="Sakkal Majalla" w:eastAsia="Sakkal Majalla" w:hAnsi="Sakkal Majalla" w:cs="Sakkal Majalla"/>
-                <w:b/>
-                <w:color w:val="000000" w:themeColor="text1"/>
-                <w:sz w:val="28"/>
-              </w:rPr>
-              <w:t>برج</w:t>
-            </w:r>
-            <w:proofErr w:type="spellEnd"/>
-            <w:r>
-              <w:rPr>
-                <w:rFonts w:ascii="Sakkal Majalla" w:eastAsia="Sakkal Majalla" w:hAnsi="Sakkal Majalla" w:cs="Sakkal Majalla"/>
-                <w:b/>
-                <w:color w:val="000000" w:themeColor="text1"/>
-                <w:sz w:val="28"/>
-              </w:rPr>
-              <w:t xml:space="preserve"> </w:t>
-            </w:r>
-            <w:proofErr w:type="spellStart"/>
-            <w:r>
-              <w:rPr>
-                <w:rFonts w:ascii="Sakkal Majalla" w:eastAsia="Sakkal Majalla" w:hAnsi="Sakkal Majalla" w:cs="Sakkal Majalla"/>
-                <w:b/>
-                <w:color w:val="000000" w:themeColor="text1"/>
-                <w:sz w:val="28"/>
-              </w:rPr>
-              <w:t>بوعريريج</w:t>
-            </w:r>
-            <w:proofErr w:type="spellEnd"/>
-          </w:p>
-        </w:tc>
-        <w:tc>
-          <w:tcPr>
-            <w:tcW w:w="1418" w:type="dxa"/>
+          </w:p>
+        </w:tc>
+        <w:tc>
+          <w:tcPr>
+            <w:tcW w:w="1134" w:type="dxa"/>
             <w:vAlign w:val="center"/>
           </w:tcPr>
           <w:p>
@@ -1569,24 +941,11 @@
                 <w:lang w:bidi="ar-DZ"/>
               </w:rPr>
             </w:pPr>
-            <w:proofErr w:type="spellStart"/>
-            <w:proofErr w:type="gramStart"/>
-            <w:r>
-              <w:rPr>
-                <w:rFonts w:ascii="Sakkal Majalla" w:eastAsia="Sakkal Majalla" w:hAnsi="Sakkal Majalla" w:cs="Sakkal Majalla"/>
-                <w:b/>
-                <w:color w:val="000000" w:themeColor="text1"/>
-                <w:sz w:val="28"/>
-              </w:rPr>
-              <w:t>ممتحناً</w:t>
-            </w:r>
-            <w:proofErr w:type="spellEnd"/>
-            <w:proofErr w:type="gramEnd"/>
-          </w:p>
-        </w:tc>
-        <w:tc>
-          <w:tcPr>
-            <w:tcW w:w="1699" w:type="dxa"/>
+          </w:p>
+        </w:tc>
+        <w:tc>
+          <w:tcPr>
+            <w:tcW w:w="1552" w:type="dxa"/>
             <w:vAlign w:val="center"/>
           </w:tcPr>
           <w:p>
@@ -1640,21 +999,18 @@
           <w:rtl/>
           <w:lang w:eastAsia="fr-FR" w:bidi="ar-DZ"/>
         </w:rPr>
-        <w:t xml:space="preserve">تمت مناقشة / تقييم مذكرة الماستر </w:t>
-      </w:r>
-      <w:proofErr w:type="gramStart"/>
+        <w:t xml:space="preserve">تمت مناقشة / تقييم مذكرة الماستر رقم : </w:t>
+      </w:r>
       <w:r>
         <w:rPr>
           <w:rFonts w:ascii="Sakkal Majalla" w:hAnsi="Sakkal Majalla" w:cs="Sakkal Majalla"/>
           <w:color w:val="000000" w:themeColor="text1"/>
           <w:sz w:val="24"/>
           <w:szCs w:val="32"/>
-          <w:rtl/>
-          <w:lang w:eastAsia="fr-FR" w:bidi="ar-DZ"/>
-        </w:rPr>
-        <w:t>رقم :</w:t>
-      </w:r>
-      <w:proofErr w:type="gramEnd"/>
+          <w:lang w:eastAsia="fr-FR" w:bidi="ar-DZ"/>
+        </w:rPr>
+        <w:t>{{MEMO_NUM}}</w:t>
+      </w:r>
       <w:r>
         <w:rPr>
           <w:rFonts w:ascii="Sakkal Majalla" w:hAnsi="Sakkal Majalla" w:cs="Sakkal Majalla"/>
@@ -1664,45 +1020,18 @@
           <w:rtl/>
           <w:lang w:eastAsia="fr-FR" w:bidi="ar-DZ"/>
         </w:rPr>
-        <w:t xml:space="preserve"> 540 الموسومة:  </w:t>
-      </w:r>
-    </w:p>
-    <w:p>
-      <w:pPr>
-        <w:pBdr>
-          <w:top w:val="single" w:sz="12" w:space="4" w:color="000000"/>
-          <w:left w:val="single" w:sz="12" w:space="4" w:color="000000"/>
-          <w:bottom w:val="single" w:sz="12" w:space="4" w:color="000000"/>
-          <w:right w:val="single" w:sz="12" w:space="4" w:color="000000"/>
-        </w:pBdr>
-        <w:bidi/>
-        <w:spacing w:after="0" w:line="240" w:lineRule="auto"/>
-        <w:jc w:val="center"/>
+        <w:t xml:space="preserve"> </w:t>
+      </w:r>
+      <w:r>
         <w:rPr>
           <w:rFonts w:ascii="Sakkal Majalla" w:hAnsi="Sakkal Majalla" w:cs="Sakkal Majalla"/>
-          <w:b/>
-          <w:noProof/>
-          <w:color w:val="000000" w:themeColor="text1"/>
-          <w:sz w:val="26"/>
+          <w:color w:val="000000" w:themeColor="text1"/>
+          <w:sz w:val="24"/>
           <w:szCs w:val="32"/>
           <w:rtl/>
-          <w:lang w:val="ar-DZ" w:eastAsia="fr-FR" w:bidi="ar-DZ"/>
-          <w14:ligatures w14:val="standardContextual"/>
-        </w:rPr>
-      </w:pPr>
-      <w:r>
-        <w:rPr>
-          <w:rFonts w:ascii="Sakkal Majalla" w:hAnsi="Sakkal Majalla" w:cs="Sakkal Majalla"/>
-          <w:b/>
-          <w:noProof/>
-          <w:color w:val="000000" w:themeColor="text1"/>
-          <w:sz w:val="26"/>
-          <w:szCs w:val="32"/>
-          <w:rtl/>
-          <w:lang w:val="ar-DZ" w:eastAsia="fr-FR" w:bidi="ar-DZ"/>
-          <w14:ligatures w14:val="standardContextual"/>
-        </w:rPr>
-        <w:t>دور القانون الدولي في حماية البيئة</w:t>
+          <w:lang w:eastAsia="fr-FR" w:bidi="ar-DZ"/>
+        </w:rPr>
+        <w:t xml:space="preserve">الموسومة:  </w:t>
       </w:r>
     </w:p>
     <w:p>
@@ -1718,26 +1047,26 @@
         <w:jc w:val="center"/>
         <w:rPr>
           <w:rFonts w:ascii="Sakkal Majalla" w:eastAsia="Times New Roman" w:hAnsi="Sakkal Majalla" w:cs="Sakkal Majalla"/>
-          <w:color w:val="000000" w:themeColor="text1"/>
-          <w:sz w:val="32"/>
-          <w:szCs w:val="32"/>
+          <w:b/>
+          <w:bCs/>
+          <w:color w:val="000000" w:themeColor="text1"/>
+          <w:sz w:val="36"/>
+          <w:szCs w:val="36"/>
           <w:rtl/>
           <w:lang w:eastAsia="fr-FR" w:bidi="ar-DZ"/>
         </w:rPr>
       </w:pPr>
       <w:r>
         <w:rPr>
-          <w:rFonts w:ascii="Sakkal Majalla" w:hAnsi="Sakkal Majalla" w:cs="Sakkal Majalla" w:hint="cs"/>
+          <w:rFonts w:ascii="Sakkal Majalla" w:eastAsia="Times New Roman" w:hAnsi="Sakkal Majalla" w:cs="Sakkal Majalla"/>
           <w:b/>
-          <w:noProof/>
-          <w:color w:val="000000" w:themeColor="text1"/>
-          <w:sz w:val="26"/>
-          <w:szCs w:val="32"/>
-          <w:rtl/>
-          <w:lang w:val="ar-DZ" w:eastAsia="fr-FR" w:bidi="ar-DZ"/>
-          <w14:ligatures w14:val="standardContextual"/>
-        </w:rPr>
-        <w:t>.......................................................................</w:t>
+          <w:bCs/>
+          <w:color w:val="000000" w:themeColor="text1"/>
+          <w:sz w:val="36"/>
+          <w:szCs w:val="36"/>
+          <w:lang w:eastAsia="fr-FR" w:bidi="ar-DZ"/>
+        </w:rPr>
+        <w:t>{{TITLE}}</w:t>
       </w:r>
     </w:p>
     <w:p>
@@ -1779,9 +1108,20 @@
           <w:rtl/>
           <w:lang w:eastAsia="fr-FR" w:bidi="ar-DZ"/>
         </w:rPr>
-        <w:t xml:space="preserve">في </w:t>
-      </w:r>
-      <w:proofErr w:type="gramStart"/>
+        <w:t>في شعبة :                 الحقوق                                         تخصص:</w:t>
+      </w:r>
+      <w:r>
+        <w:rPr>
+          <w:rFonts w:ascii="Sakkal Majalla" w:hAnsi="Sakkal Majalla" w:cs="Sakkal Majalla" w:hint="cs"/>
+          <w:bCs/>
+          <w:color w:val="000000" w:themeColor="text1"/>
+          <w:sz w:val="24"/>
+          <w:szCs w:val="32"/>
+          <w:rtl/>
+          <w:lang w:eastAsia="fr-FR" w:bidi="ar-DZ"/>
+        </w:rPr>
+        <w:t xml:space="preserve"> </w:t>
+      </w:r>
       <w:r>
         <w:rPr>
           <w:rFonts w:ascii="Sakkal Majalla" w:hAnsi="Sakkal Majalla" w:cs="Sakkal Majalla"/>
@@ -1792,68 +1132,18 @@
           <w:rtl/>
           <w:lang w:eastAsia="fr-FR" w:bidi="ar-DZ"/>
         </w:rPr>
-        <w:t>شعبة :</w:t>
-      </w:r>
-      <w:proofErr w:type="gramEnd"/>
+        <w:tab/>
+      </w:r>
       <w:r>
         <w:rPr>
           <w:rFonts w:ascii="Sakkal Majalla" w:hAnsi="Sakkal Majalla" w:cs="Sakkal Majalla"/>
-          <w:bCs/>
-          <w:color w:val="000000" w:themeColor="text1"/>
-          <w:sz w:val="24"/>
-          <w:szCs w:val="32"/>
-          <w:rtl/>
-          <w:lang w:eastAsia="fr-FR" w:bidi="ar-DZ"/>
-        </w:rPr>
-        <w:t xml:space="preserve">                 الحقوق                                         تخصص:</w:t>
-      </w:r>
-      <w:r>
-        <w:rPr>
-          <w:rFonts w:ascii="Sakkal Majalla" w:hAnsi="Sakkal Majalla" w:cs="Sakkal Majalla" w:hint="cs"/>
-          <w:bCs/>
-          <w:color w:val="000000" w:themeColor="text1"/>
-          <w:sz w:val="24"/>
-          <w:szCs w:val="32"/>
-          <w:rtl/>
-          <w:lang w:eastAsia="fr-FR" w:bidi="ar-DZ"/>
-        </w:rPr>
-        <w:t xml:space="preserve"> </w:t>
-      </w:r>
-      <w:r>
-        <w:rPr>
-          <w:rFonts w:ascii="Sakkal Majalla" w:hAnsi="Sakkal Majalla" w:cs="Sakkal Majalla"/>
-          <w:bCs/>
-          <w:color w:val="000000" w:themeColor="text1"/>
-          <w:sz w:val="24"/>
-          <w:szCs w:val="32"/>
-          <w:rtl/>
-          <w:lang w:eastAsia="fr-FR" w:bidi="ar-DZ"/>
-        </w:rPr>
-        <w:tab/>
-      </w:r>
-      <w:r>
-        <w:rPr>
-          <w:rFonts w:ascii="Sakkal Majalla" w:hAnsi="Sakkal Majalla" w:cs="Sakkal Majalla" w:hint="cs"/>
-          <w:bCs/>
-          <w:color w:val="000000" w:themeColor="text1"/>
-          <w:sz w:val="24"/>
-          <w:szCs w:val="32"/>
-          <w:rtl/>
-          <w:lang w:eastAsia="fr-FR" w:bidi="ar-DZ"/>
-        </w:rPr>
-        <w:t>قانون أعمال</w:t>
-      </w:r>
-      <w:r>
-        <w:rPr>
-          <w:rFonts w:ascii="Sakkal Majalla" w:hAnsi="Sakkal Majalla" w:cs="Sakkal Majalla"/>
-          <w:bCs/>
-          <w:color w:val="000000" w:themeColor="text1"/>
-          <w:sz w:val="24"/>
-          <w:szCs w:val="32"/>
-          <w:rtl/>
-          <w:lang w:eastAsia="fr-FR" w:bidi="ar-DZ"/>
-        </w:rPr>
-        <w:t xml:space="preserve"> </w:t>
+          <w:b/>
+          <w:color w:val="000000" w:themeColor="text1"/>
+          <w:sz w:val="32"/>
+          <w:szCs w:val="40"/>
+          <w:lang w:eastAsia="fr-FR" w:bidi="ar-DZ"/>
+        </w:rPr>
+        <w:t>{{SPECIALTY}}</w:t>
       </w:r>
     </w:p>
     <w:p>
@@ -1916,7 +1206,7 @@
           <w:rtl/>
           <w:lang w:eastAsia="fr-FR" w:bidi="ar-DZ"/>
         </w:rPr>
-        <w:t>- بوزيد أحمد</w:t>
+        <w:t xml:space="preserve">- </w:t>
       </w:r>
       <w:r>
         <w:rPr>
@@ -1924,13 +1214,76 @@
           <w:b/>
           <w:bCs/>
           <w:color w:val="000000" w:themeColor="text1"/>
+          <w:sz w:val="32"/>
+          <w:szCs w:val="40"/>
+          <w:lang w:eastAsia="fr-FR" w:bidi="ar-DZ"/>
+        </w:rPr>
+        <w:t>{{STUDENT1}}</w:t>
+      </w:r>
+      <w:r>
+        <w:rPr>
+          <w:rFonts w:ascii="Sakkal Majalla" w:hAnsi="Sakkal Majalla" w:cs="Sakkal Majalla"/>
+          <w:b/>
+          <w:bCs/>
+          <w:color w:val="000000" w:themeColor="text1"/>
           <w:sz w:val="24"/>
           <w:szCs w:val="32"/>
           <w:rtl/>
           <w:lang w:eastAsia="fr-FR" w:bidi="ar-DZ"/>
         </w:rPr>
         <w:tab/>
-        <w:t>(رقم الطالب 20210055)</w:t>
+        <w:t xml:space="preserve">(رقم </w:t>
+      </w:r>
+      <w:r>
+        <w:rPr>
+          <w:rFonts w:ascii="Sakkal Majalla" w:hAnsi="Sakkal Majalla" w:cs="Sakkal Majalla" w:hint="cs"/>
+          <w:b/>
+          <w:bCs/>
+          <w:color w:val="000000" w:themeColor="text1"/>
+          <w:sz w:val="24"/>
+          <w:szCs w:val="32"/>
+          <w:rtl/>
+          <w:lang w:eastAsia="fr-FR" w:bidi="ar-DZ"/>
+        </w:rPr>
+        <w:t>الملف</w:t>
+      </w:r>
+      <w:r>
+        <w:rPr>
+          <w:rFonts w:ascii="Sakkal Majalla" w:hAnsi="Sakkal Majalla" w:cs="Sakkal Majalla"/>
+          <w:b/>
+          <w:bCs/>
+          <w:color w:val="000000" w:themeColor="text1"/>
+          <w:sz w:val="24"/>
+          <w:szCs w:val="32"/>
+          <w:rtl/>
+          <w:lang w:eastAsia="fr-FR" w:bidi="ar-DZ"/>
+        </w:rPr>
+        <w:t xml:space="preserve"> </w:t>
+      </w:r>
+      <w:r>
+        <w:rPr>
+          <w:rFonts w:ascii="Sakkal Majalla" w:hAnsi="Sakkal Majalla" w:cs="Sakkal Majalla"/>
+          <w:b/>
+          <w:bCs/>
+          <w:color w:val="000000" w:themeColor="text1"/>
+          <w:sz w:val="32"/>
+          <w:szCs w:val="40"/>
+          <w:lang w:eastAsia="fr-FR" w:bidi="ar-DZ"/>
+        </w:rPr>
+        <w:t>{{STUDENT1_ID}}</w:t>
+      </w:r>
+      <w:r>
+        <w:rPr>
+          <w:rFonts w:ascii="Sakkal Majalla" w:hAnsi="Sakkal Majalla" w:cs="Sakkal Majalla"/>
+          <w:b/>
+          <w:bCs/>
+          <w:color w:val="000000" w:themeColor="text1"/>
+          <w:sz w:val="24"/>
+          <w:szCs w:val="32"/>
+          <w:rtl/>
+          <w:lang w:eastAsia="fr-FR" w:bidi="ar-DZ"/>
+        </w:rPr>
+        <w:t>)</w:t>
       </w:r>
     </w:p>
     <w:p>
@@ -1999,7 +1352,7 @@
           <w:rtl/>
           <w:lang w:eastAsia="fr-FR" w:bidi="ar-DZ"/>
         </w:rPr>
-        <w:t>- بوزيد أحمد</w:t>
+        <w:t xml:space="preserve">- </w:t>
       </w:r>
       <w:r>
         <w:rPr>
@@ -2007,13 +1360,124 @@
           <w:b/>
           <w:bCs/>
           <w:color w:val="000000" w:themeColor="text1"/>
+          <w:sz w:val="32"/>
+          <w:szCs w:val="40"/>
+          <w:lang w:eastAsia="fr-FR" w:bidi="ar-DZ"/>
+        </w:rPr>
+        <w:t>{{STUDENT</w:t>
+      </w:r>
+      <w:r>
+        <w:rPr>
+          <w:rFonts w:ascii="Sakkal Majalla" w:hAnsi="Sakkal Majalla" w:cs="Sakkal Majalla"/>
+          <w:b/>
+          <w:bCs/>
+          <w:color w:val="000000" w:themeColor="text1"/>
+          <w:sz w:val="32"/>
+          <w:szCs w:val="40"/>
+          <w:lang w:eastAsia="fr-FR" w:bidi="ar-DZ"/>
+        </w:rPr>
+        <w:t>2</w:t>
+      </w:r>
+      <w:r>
+        <w:rPr>
+          <w:rFonts w:ascii="Sakkal Majalla" w:hAnsi="Sakkal Majalla" w:cs="Sakkal Majalla"/>
+          <w:b/>
+          <w:bCs/>
+          <w:color w:val="000000" w:themeColor="text1"/>
+          <w:sz w:val="32"/>
+          <w:szCs w:val="40"/>
+          <w:lang w:eastAsia="fr-FR" w:bidi="ar-DZ"/>
+        </w:rPr>
+        <w:t>}}</w:t>
+      </w:r>
+      <w:r>
+        <w:rPr>
+          <w:rFonts w:ascii="Sakkal Majalla" w:hAnsi="Sakkal Majalla" w:cs="Sakkal Majalla"/>
+          <w:b/>
+          <w:bCs/>
+          <w:color w:val="000000" w:themeColor="text1"/>
           <w:sz w:val="24"/>
           <w:szCs w:val="32"/>
           <w:rtl/>
           <w:lang w:eastAsia="fr-FR" w:bidi="ar-DZ"/>
         </w:rPr>
         <w:tab/>
-        <w:t>(رقم الطالب 20210055)</w:t>
+        <w:t xml:space="preserve">(رقم </w:t>
+      </w:r>
+      <w:r>
+        <w:rPr>
+          <w:rFonts w:ascii="Sakkal Majalla" w:hAnsi="Sakkal Majalla" w:cs="Sakkal Majalla" w:hint="cs"/>
+          <w:b/>
+          <w:bCs/>
+          <w:color w:val="000000" w:themeColor="text1"/>
+          <w:sz w:val="24"/>
+          <w:szCs w:val="32"/>
+          <w:rtl/>
+          <w:lang w:eastAsia="fr-FR" w:bidi="ar-DZ"/>
+        </w:rPr>
+        <w:t>الملف</w:t>
+      </w:r>
+      <w:r>
+        <w:rPr>
+          <w:rFonts w:ascii="Sakkal Majalla" w:hAnsi="Sakkal Majalla" w:cs="Sakkal Majalla"/>
+          <w:b/>
+          <w:bCs/>
+          <w:color w:val="000000" w:themeColor="text1"/>
+          <w:sz w:val="24"/>
+          <w:szCs w:val="32"/>
+          <w:rtl/>
+          <w:lang w:eastAsia="fr-FR" w:bidi="ar-DZ"/>
+        </w:rPr>
+        <w:t xml:space="preserve"> </w:t>
+      </w:r>
+      <w:r>
+        <w:rPr>
+          <w:rFonts w:ascii="Sakkal Majalla" w:hAnsi="Sakkal Majalla" w:cs="Sakkal Majalla"/>
+          <w:b/>
+          <w:bCs/>
+          <w:color w:val="000000" w:themeColor="text1"/>
+          <w:sz w:val="32"/>
+          <w:szCs w:val="40"/>
+          <w:lang w:eastAsia="fr-FR" w:bidi="ar-DZ"/>
+        </w:rPr>
+        <w:t>{{STUDENT</w:t>
+      </w:r>
+      <w:r>
+        <w:rPr>
+          <w:rFonts w:ascii="Sakkal Majalla" w:hAnsi="Sakkal Majalla" w:cs="Sakkal Majalla"/>
+          <w:b/>
+          <w:bCs/>
+          <w:color w:val="000000" w:themeColor="text1"/>
+          <w:sz w:val="32"/>
+          <w:szCs w:val="40"/>
+          <w:lang w:eastAsia="fr-FR" w:bidi="ar-DZ"/>
+        </w:rPr>
+        <w:t>2</w:t>
+      </w:r>
+      <w:r>
+        <w:rPr>
+          <w:rFonts w:ascii="Sakkal Majalla" w:hAnsi="Sakkal Majalla" w:cs="Sakkal Majalla"/>
+          <w:b/>
+          <w:bCs/>
+          <w:color w:val="000000" w:themeColor="text1"/>
+          <w:sz w:val="32"/>
+          <w:szCs w:val="40"/>
+          <w:lang w:eastAsia="fr-FR" w:bidi="ar-DZ"/>
+        </w:rPr>
+        <w:t>_ID}}</w:t>
+      </w:r>
+      <w:r>
+        <w:rPr>
+          <w:rFonts w:ascii="Sakkal Majalla" w:hAnsi="Sakkal Majalla" w:cs="Sakkal Majalla"/>
+          <w:b/>
+          <w:bCs/>
+          <w:color w:val="000000" w:themeColor="text1"/>
+          <w:sz w:val="24"/>
+          <w:szCs w:val="32"/>
+          <w:rtl/>
+          <w:lang w:eastAsia="fr-FR" w:bidi="ar-DZ"/>
+        </w:rPr>
+        <w:t>)</w:t>
       </w:r>
     </w:p>
     <w:p>
@@ -2030,7 +1494,6 @@
           <w:lang w:eastAsia="fr-FR" w:bidi="ar-DZ"/>
         </w:rPr>
       </w:pPr>
-      <w:proofErr w:type="gramStart"/>
       <w:r>
         <w:rPr>
           <w:rFonts w:ascii="Sakkal Majalla" w:eastAsia="Times New Roman" w:hAnsi="Sakkal Majalla" w:cs="Sakkal Majalla"/>
@@ -2040,81 +1503,8 @@
           <w:rtl/>
           <w:lang w:eastAsia="fr-FR" w:bidi="ar-DZ"/>
         </w:rPr>
-        <w:t>و بعد</w:t>
-      </w:r>
-      <w:proofErr w:type="gramEnd"/>
-      <w:r>
-        <w:rPr>
-          <w:rFonts w:ascii="Sakkal Majalla" w:eastAsia="Times New Roman" w:hAnsi="Sakkal Majalla" w:cs="Sakkal Majalla"/>
-          <w:color w:val="000000" w:themeColor="text1"/>
-          <w:sz w:val="32"/>
-          <w:szCs w:val="32"/>
-          <w:rtl/>
-          <w:lang w:eastAsia="fr-FR" w:bidi="ar-DZ"/>
-        </w:rPr>
-        <w:t xml:space="preserve"> </w:t>
-      </w:r>
-      <w:proofErr w:type="gramStart"/>
-      <w:r>
-        <w:rPr>
-          <w:rFonts w:ascii="Sakkal Majalla" w:eastAsia="Times New Roman" w:hAnsi="Sakkal Majalla" w:cs="Sakkal Majalla"/>
-          <w:color w:val="000000" w:themeColor="text1"/>
-          <w:sz w:val="32"/>
-          <w:szCs w:val="32"/>
-          <w:rtl/>
-          <w:lang w:eastAsia="fr-FR" w:bidi="ar-DZ"/>
-        </w:rPr>
-        <w:t>المناقشة  والتقييم</w:t>
-      </w:r>
-      <w:proofErr w:type="gramEnd"/>
-      <w:r>
-        <w:rPr>
-          <w:rFonts w:ascii="Sakkal Majalla" w:eastAsia="Times New Roman" w:hAnsi="Sakkal Majalla" w:cs="Sakkal Majalla"/>
-          <w:color w:val="000000" w:themeColor="text1"/>
-          <w:sz w:val="32"/>
-          <w:szCs w:val="32"/>
-          <w:rtl/>
-          <w:lang w:eastAsia="fr-FR" w:bidi="ar-DZ"/>
-        </w:rPr>
-        <w:t xml:space="preserve"> </w:t>
-      </w:r>
-      <w:proofErr w:type="gramStart"/>
-      <w:r>
-        <w:rPr>
-          <w:rFonts w:ascii="Sakkal Majalla" w:eastAsia="Times New Roman" w:hAnsi="Sakkal Majalla" w:cs="Sakkal Majalla"/>
-          <w:color w:val="000000" w:themeColor="text1"/>
-          <w:sz w:val="32"/>
-          <w:szCs w:val="32"/>
-          <w:rtl/>
-          <w:lang w:eastAsia="fr-FR" w:bidi="ar-DZ"/>
-        </w:rPr>
-        <w:t>و المداولة</w:t>
-      </w:r>
-      <w:proofErr w:type="gramEnd"/>
-      <w:r>
-        <w:rPr>
-          <w:rFonts w:ascii="Sakkal Majalla" w:eastAsia="Times New Roman" w:hAnsi="Sakkal Majalla" w:cs="Sakkal Majalla"/>
-          <w:color w:val="000000" w:themeColor="text1"/>
-          <w:sz w:val="32"/>
-          <w:szCs w:val="32"/>
-          <w:rtl/>
-          <w:lang w:eastAsia="fr-FR" w:bidi="ar-DZ"/>
-        </w:rPr>
-        <w:t xml:space="preserve"> القانونية قرّرت اللجنة منح الطالب(ين</w:t>
-      </w:r>
-      <w:proofErr w:type="gramStart"/>
-      <w:r>
-        <w:rPr>
-          <w:rFonts w:ascii="Sakkal Majalla" w:eastAsia="Times New Roman" w:hAnsi="Sakkal Majalla" w:cs="Sakkal Majalla"/>
-          <w:color w:val="000000" w:themeColor="text1"/>
-          <w:sz w:val="32"/>
-          <w:szCs w:val="32"/>
-          <w:rtl/>
-          <w:lang w:eastAsia="fr-FR" w:bidi="ar-DZ"/>
-        </w:rPr>
-        <w:t>) :</w:t>
-      </w:r>
-      <w:proofErr w:type="gramEnd"/>
+        <w:t>و بعد المناقشة  والتقييم و المداولة القانونية قرّرت اللجنة منح الطالب(ين) :</w:t>
+      </w:r>
     </w:p>
     <w:p>
       <w:pPr>
@@ -2131,7 +1521,6 @@
           <w:lang w:eastAsia="fr-FR" w:bidi="ar-DZ"/>
         </w:rPr>
       </w:pPr>
-      <w:proofErr w:type="gramStart"/>
       <w:r>
         <w:rPr>
           <w:rFonts w:ascii="Sakkal Majalla" w:eastAsia="Times New Roman" w:hAnsi="Sakkal Majalla" w:cs="Sakkal Majalla"/>
@@ -2141,46 +1530,8 @@
           <w:rtl/>
           <w:lang w:eastAsia="fr-FR" w:bidi="ar-DZ"/>
         </w:rPr>
-        <w:t>العلامة  (</w:t>
-      </w:r>
-      <w:proofErr w:type="spellStart"/>
-      <w:proofErr w:type="gramEnd"/>
-      <w:r>
-        <w:rPr>
-          <w:rFonts w:ascii="Sakkal Majalla" w:eastAsia="Times New Roman" w:hAnsi="Sakkal Majalla" w:cs="Sakkal Majalla"/>
-          <w:color w:val="000000" w:themeColor="text1"/>
-          <w:sz w:val="32"/>
-          <w:szCs w:val="32"/>
-          <w:rtl/>
-          <w:lang w:eastAsia="fr-FR" w:bidi="ar-DZ"/>
-        </w:rPr>
-        <w:t>بالارقام</w:t>
-      </w:r>
-      <w:proofErr w:type="spellEnd"/>
-      <w:r>
-        <w:rPr>
-          <w:rFonts w:ascii="Sakkal Majalla" w:eastAsia="Times New Roman" w:hAnsi="Sakkal Majalla" w:cs="Sakkal Majalla"/>
-          <w:color w:val="000000" w:themeColor="text1"/>
-          <w:sz w:val="32"/>
-          <w:szCs w:val="32"/>
-          <w:rtl/>
-          <w:lang w:eastAsia="fr-FR" w:bidi="ar-DZ"/>
-        </w:rPr>
-        <w:t>)........................./20        العلامة (بالأحرف</w:t>
-      </w:r>
-      <w:proofErr w:type="gramStart"/>
-      <w:r>
-        <w:rPr>
-          <w:rFonts w:ascii="Sakkal Majalla" w:eastAsia="Times New Roman" w:hAnsi="Sakkal Majalla" w:cs="Sakkal Majalla"/>
-          <w:color w:val="000000" w:themeColor="text1"/>
-          <w:sz w:val="32"/>
-          <w:szCs w:val="32"/>
-          <w:rtl/>
-          <w:lang w:eastAsia="fr-FR" w:bidi="ar-DZ"/>
-        </w:rPr>
-        <w:t>):...........................................................</w:t>
-      </w:r>
-      <w:proofErr w:type="gramEnd"/>
+        <w:t>العلامة  (بالارقام)........................./20        العلامة (بالأحرف):...........................................................</w:t>
+      </w:r>
     </w:p>
     <w:p>
       <w:pPr>
@@ -2195,7 +1546,6 @@
           <w:lang w:eastAsia="fr-FR" w:bidi="ar-DZ"/>
         </w:rPr>
       </w:pPr>
-      <w:proofErr w:type="gramStart"/>
       <w:r>
         <w:rPr>
           <w:rFonts w:ascii="Sakkal Majalla" w:eastAsia="Times New Roman" w:hAnsi="Sakkal Majalla" w:cs="Sakkal Majalla"/>
@@ -2204,18 +1554,7 @@
           <w:rtl/>
           <w:lang w:eastAsia="fr-FR" w:bidi="ar-DZ"/>
         </w:rPr>
-        <w:t>بتقدير :</w:t>
-      </w:r>
-      <w:proofErr w:type="gramEnd"/>
-      <w:r>
-        <w:rPr>
-          <w:rFonts w:ascii="Sakkal Majalla" w:eastAsia="Times New Roman" w:hAnsi="Sakkal Majalla" w:cs="Sakkal Majalla"/>
-          <w:sz w:val="32"/>
-          <w:szCs w:val="32"/>
-          <w:rtl/>
-          <w:lang w:eastAsia="fr-FR" w:bidi="ar-DZ"/>
-        </w:rPr>
-        <w:t>...........................................</w:t>
+        <w:t>بتقدير :...........................................</w:t>
       </w:r>
     </w:p>
     <w:tbl>
@@ -3028,7 +2367,6 @@
               </w:rPr>
               <w:t xml:space="preserve"> ع </w:t>
             </w:r>
-            <w:proofErr w:type="gramStart"/>
             <w:r>
               <w:rPr>
                 <w:rFonts w:ascii="Sakkal Majalla" w:hAnsi="Sakkal Majalla" w:cs="Sakkal Majalla"/>
@@ -3054,7 +2392,6 @@
               </w:rPr>
               <w:t xml:space="preserve">  12</w:t>
             </w:r>
-            <w:proofErr w:type="gramEnd"/>
           </w:p>
         </w:tc>
         <w:tc>
@@ -3123,89 +2460,14 @@
       </w:pPr>
       <w:r>
         <w:rPr>
-          <w:noProof/>
           <w:sz w:val="28"/>
           <w:szCs w:val="28"/>
-          <w14:ligatures w14:val="standardContextual"/>
-        </w:rPr>
-        <mc:AlternateContent>
-          <mc:Choice Requires="wps">
-            <w:drawing>
-              <wp:inline distT="0" distB="0" distL="0" distR="0" wp14:anchorId="544435AD" wp14:editId="57CC0DE8">
-                <wp:extent cx="914400" cy="914400"/>
-                <wp:effectExtent l="0" t="0" r="0" b="0"/>
-                <wp:docPr id="9999" name="QRCode"/>
-                <wp:cNvGraphicFramePr/>
-                <a:graphic xmlns:a="http://schemas.openxmlformats.org/drawingml/2006/main">
-                  <a:graphicData uri="http://schemas.openxmlformats.org/drawingml/2006/picture">
-                    <pic:pic xmlns:pic="http://schemas.openxmlformats.org/drawingml/2006/picture">
-                      <pic:nvPicPr>
-                        <pic:cNvPr id="9998" name="QRCode"/>
-                        <pic:cNvPicPr/>
-                      </pic:nvPicPr>
-                      <pic:blipFill>
-                        <a:blip r:embed="rId7"/>
-                        <a:stretch>
-                          <a:fillRect/>
-                        </a:stretch>
-                      </pic:blipFill>
-                      <pic:spPr>
-                        <a:xfrm>
-                          <a:off x="0" y="0"/>
-                          <a:ext cx="914400" cy="914400"/>
-                        </a:xfrm>
-                        <a:prstGeom prst="rect">
-                          <a:avLst/>
-                        </a:prstGeom>
-                      </pic:spPr>
-                    </pic:pic>
-                  </a:graphicData>
-                </a:graphic>
-              </wp:inline>
-            </w:drawing>
-          </mc:Choice>
-          <mc:Fallback>
-            <w:pict>
-              <v:rect w14:anchorId="3BFE870D" id="Rectangle 2" o:spid="_x0000_s1026" style="position:absolute;left:0;text-align:left;margin-left:0;margin-top:3pt;width:85.05pt;height:85.05pt;z-index:251659264;visibility:visible;mso-wrap-style:square;mso-width-percent:0;mso-height-percent:0;mso-wrap-distance-left:9pt;mso-wrap-distance-top:0;mso-wrap-distance-right:9pt;mso-wrap-distance-bottom:0;mso-position-horizontal:center;mso-position-horizontal-relative:margin;mso-position-vertical:absolute;mso-position-vertical-relative:text;mso-width-percent:0;mso-height-percent:0;mso-width-relative:margin;mso-height-relative:margin;v-text-anchor:middle" o:gfxdata="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" filled="f" strokecolor="#e00" strokeweight="2.25pt">
-                <v:textbox>
-                  <w:txbxContent>
-                    <w:p>
-                      <w:pPr>
-                        <w:bidi/>
-                        <w:jc w:val="center"/>
-                        <w:rPr>
-                          <w:color w:val="EE0000"/>
-                          <w:lang w:bidi="ar-DZ"/>
-                        </w:rPr>
-                      </w:pPr>
-                      <w:r>
-                        <w:rPr>
-                          <w:rFonts w:hint="cs"/>
-                          <w:color w:val="EE0000"/>
-                          <w:rtl/>
-                          <w:lang w:bidi="ar-DZ"/>
-                        </w:rPr>
-                        <w:t xml:space="preserve">هنا </w:t>
-                      </w:r>
-                      <w:r>
-                        <w:rPr>
-                          <w:color w:val="EE0000"/>
-                          <w:lang w:bidi="ar-DZ"/>
-                        </w:rPr>
-                        <w:t>QR Code</w:t>
-                      </w:r>
-                    </w:p>
-                  </w:txbxContent>
-                </v:textbox>
-                <w10:wrap anchorx="margin"/>
-              </v:rect>
-            </w:pict>
-          </mc:Fallback>
-        </mc:AlternateContent>
+        </w:rPr>
+        <w:t>{{QR}}</w:t>
       </w:r>
     </w:p>
     <w:sectPr>
-      <w:headerReference w:type="default" r:id="rId8"/>
+      <w:headerReference w:type="default" r:id="rId7"/>
       <w:pgSz w:w="11906" w:h="16838"/>
       <w:pgMar w:top="1941" w:right="1416" w:bottom="426" w:left="1417" w:header="426" w:footer="567" w:gutter="0"/>
       <w:pgBorders w:offsetFrom="page">
@@ -3449,45 +2711,8 @@
         <w:lang w:eastAsia="fr-FR" w:bidi="ar-DZ"/>
         <w14:ligatures w14:val="standardContextual"/>
       </w:rPr>
-      <w:t xml:space="preserve">Ministry of </w:t>
+      <w:t>Ministry of Higher Education and Scientific Research</w:t>
     </w:r>
-    <w:proofErr w:type="spellStart"/>
-    <w:r>
-      <w:rPr>
-        <w:rFonts w:ascii="Sakkal Majalla" w:eastAsia="Times New Roman" w:hAnsi="Sakkal Majalla" w:cs="Sakkal Majalla"/>
-        <w:kern w:val="2"/>
-        <w:sz w:val="24"/>
-        <w:szCs w:val="24"/>
-        <w:lang w:eastAsia="fr-FR" w:bidi="ar-DZ"/>
-        <w14:ligatures w14:val="standardContextual"/>
-      </w:rPr>
-      <w:t>Higher</w:t>
-    </w:r>
-    <w:proofErr w:type="spellEnd"/>
-    <w:r>
-      <w:rPr>
-        <w:rFonts w:ascii="Sakkal Majalla" w:eastAsia="Times New Roman" w:hAnsi="Sakkal Majalla" w:cs="Sakkal Majalla"/>
-        <w:kern w:val="2"/>
-        <w:sz w:val="24"/>
-        <w:szCs w:val="24"/>
-        <w:lang w:eastAsia="fr-FR" w:bidi="ar-DZ"/>
-        <w14:ligatures w14:val="standardContextual"/>
-      </w:rPr>
-      <w:t xml:space="preserve"> Education and Scientific </w:t>
-    </w:r>
-    <w:proofErr w:type="spellStart"/>
-    <w:r>
-      <w:rPr>
-        <w:rFonts w:ascii="Sakkal Majalla" w:eastAsia="Times New Roman" w:hAnsi="Sakkal Majalla" w:cs="Sakkal Majalla"/>
-        <w:kern w:val="2"/>
-        <w:sz w:val="24"/>
-        <w:szCs w:val="24"/>
-        <w:lang w:eastAsia="fr-FR" w:bidi="ar-DZ"/>
-        <w14:ligatures w14:val="standardContextual"/>
-      </w:rPr>
-      <w:t>Research</w:t>
-    </w:r>
-    <w:proofErr w:type="spellEnd"/>
   </w:p>
   <w:p>
     <w:pPr>
@@ -3527,7 +2752,6 @@
         <w14:ligatures w14:val="standardContextual"/>
       </w:rPr>
     </w:pPr>
-    <w:proofErr w:type="spellStart"/>
     <w:r>
       <w:rPr>
         <w:rFonts w:ascii="Sakkal Majalla" w:eastAsia="Times New Roman" w:hAnsi="Sakkal Majalla" w:cs="Sakkal Majalla"/>
@@ -3537,33 +2761,8 @@
         <w:lang w:eastAsia="fr-FR" w:bidi="ar-DZ"/>
         <w14:ligatures w14:val="standardContextual"/>
       </w:rPr>
-      <w:t>University</w:t>
+      <w:t>University of Mohamed El-Bachir El-Ibrahimi of Bordj Bou Arréridj</w:t>
     </w:r>
-    <w:proofErr w:type="spellEnd"/>
-    <w:r>
-      <w:rPr>
-        <w:rFonts w:ascii="Sakkal Majalla" w:eastAsia="Times New Roman" w:hAnsi="Sakkal Majalla" w:cs="Sakkal Majalla"/>
-        <w:kern w:val="2"/>
-        <w:sz w:val="24"/>
-        <w:szCs w:val="24"/>
-        <w:lang w:eastAsia="fr-FR" w:bidi="ar-DZ"/>
-        <w14:ligatures w14:val="standardContextual"/>
-      </w:rPr>
-      <w:t xml:space="preserve"> of Mohamed El-Bachir El-Ibrahimi of Bordj Bou </w:t>
-    </w:r>
-    <w:proofErr w:type="spellStart"/>
-    <w:r>
-      <w:rPr>
-        <w:rFonts w:ascii="Sakkal Majalla" w:eastAsia="Times New Roman" w:hAnsi="Sakkal Majalla" w:cs="Sakkal Majalla"/>
-        <w:kern w:val="2"/>
-        <w:sz w:val="24"/>
-        <w:szCs w:val="24"/>
-        <w:lang w:eastAsia="fr-FR" w:bidi="ar-DZ"/>
-        <w14:ligatures w14:val="standardContextual"/>
-      </w:rPr>
-      <w:t>Arréridj</w:t>
-    </w:r>
-    <w:proofErr w:type="spellEnd"/>
   </w:p>
   <w:tbl>
     <w:tblPr>
@@ -3758,7 +2957,6 @@
               </mc:Fallback>
             </mc:AlternateContent>
           </w:r>
-          <w:proofErr w:type="gramStart"/>
           <w:r>
             <w:rPr>
               <w:rFonts w:ascii="Sakkal Majalla" w:hAnsi="Sakkal Majalla" w:cs="Sakkal Majalla"/>
@@ -3779,19 +2977,7 @@
               <w:shd w:val="clear" w:color="auto" w:fill="FFFFFF"/>
               <w:rtl/>
             </w:rPr>
-            <w:t xml:space="preserve">ة:   </w:t>
-          </w:r>
-          <w:proofErr w:type="gramEnd"/>
-          <w:r>
-            <w:rPr>
-              <w:rFonts w:ascii="Sakkal Majalla" w:hAnsi="Sakkal Majalla" w:cs="Sakkal Majalla" w:hint="cs"/>
-              <w:color w:val="202124"/>
-              <w:sz w:val="24"/>
-              <w:szCs w:val="24"/>
-              <w:shd w:val="clear" w:color="auto" w:fill="FFFFFF"/>
-              <w:rtl/>
-            </w:rPr>
-            <w:t>ا</w:t>
+            <w:t>ة:   ا</w:t>
           </w:r>
           <w:r>
             <w:rPr>
@@ -4352,7 +3538,6 @@
   <w:style w:type="character" w:default="1" w:styleId="Policepardfaut">
     <w:name w:val="Default Paragraph Font"/>
     <w:uiPriority w:val="1"/>
-    <w:semiHidden/>
     <w:unhideWhenUsed/>
   </w:style>
   <w:style w:type="table" w:default="1" w:styleId="TableauNormal">

--- a/template_mahdar.docx
+++ b/template_mahdar.docx
@@ -136,7 +136,31 @@
           <w:rtl/>
           <w:lang w:eastAsia="fr-FR" w:bidi="ar-DZ"/>
         </w:rPr>
-        <w:t>...../....../.........  وعلى الساعة: ........................ اجتمعت لجنة المناقشة المعينة والمكونة من الأعضاء الاتية أسمائهم:</w:t>
+        <w:t>...</w:t>
+      </w:r>
+      <w:proofErr w:type="gramStart"/>
+      <w:r>
+        <w:rPr>
+          <w:rFonts w:ascii="Sakkal Majalla" w:eastAsia="Times New Roman" w:hAnsi="Sakkal Majalla" w:cs="Sakkal Majalla"/>
+          <w:color w:val="000000" w:themeColor="text1"/>
+          <w:sz w:val="32"/>
+          <w:szCs w:val="32"/>
+          <w:rtl/>
+          <w:lang w:eastAsia="fr-FR" w:bidi="ar-DZ"/>
+        </w:rPr>
+        <w:t>../</w:t>
+      </w:r>
+      <w:proofErr w:type="gramEnd"/>
+      <w:r>
+        <w:rPr>
+          <w:rFonts w:ascii="Sakkal Majalla" w:eastAsia="Times New Roman" w:hAnsi="Sakkal Majalla" w:cs="Sakkal Majalla"/>
+          <w:color w:val="000000" w:themeColor="text1"/>
+          <w:sz w:val="32"/>
+          <w:szCs w:val="32"/>
+          <w:rtl/>
+          <w:lang w:eastAsia="fr-FR" w:bidi="ar-DZ"/>
+        </w:rPr>
+        <w:t>....../.........  وعلى الساعة: ........................ اجتمعت لجنة المناقشة المعينة والمكونة من الأعضاء الاتية أسمائهم:</w:t>
       </w:r>
     </w:p>
     <w:p>
@@ -158,7 +182,7 @@
       <w:tblPr>
         <w:tblStyle w:val="Grilledutableau"/>
         <w:bidiVisual/>
-        <w:tblW w:w="9637" w:type="dxa"/>
+        <w:tblW w:w="10212" w:type="dxa"/>
         <w:jc w:val="center"/>
         <w:tblLook w:val="04A0" w:firstRow="1" w:lastRow="0" w:firstColumn="1" w:lastColumn="0" w:noHBand="0" w:noVBand="1"/>
       </w:tblPr>
@@ -167,8 +191,8 @@
         <w:gridCol w:w="1985"/>
         <w:gridCol w:w="2120"/>
         <w:gridCol w:w="1990"/>
-        <w:gridCol w:w="1134"/>
-        <w:gridCol w:w="1552"/>
+        <w:gridCol w:w="1424"/>
+        <w:gridCol w:w="1837"/>
       </w:tblGrid>
       <w:tr>
         <w:trPr>
@@ -325,7 +349,7 @@
         </w:tc>
         <w:tc>
           <w:tcPr>
-            <w:tcW w:w="1134" w:type="dxa"/>
+            <w:tcW w:w="1424" w:type="dxa"/>
             <w:shd w:val="clear" w:color="auto" w:fill="D9D9D9" w:themeFill="background1" w:themeFillShade="D9"/>
             <w:vAlign w:val="center"/>
           </w:tcPr>
@@ -362,7 +386,7 @@
         </w:tc>
         <w:tc>
           <w:tcPr>
-            <w:tcW w:w="1552" w:type="dxa"/>
+            <w:tcW w:w="1837" w:type="dxa"/>
             <w:shd w:val="clear" w:color="auto" w:fill="D9D9D9" w:themeFill="background1" w:themeFillShade="D9"/>
             <w:vAlign w:val="center"/>
           </w:tcPr>
@@ -424,6 +448,14 @@
                 <w:lang w:eastAsia="fr-FR" w:bidi="ar-DZ"/>
               </w:rPr>
             </w:pPr>
+            <w:r>
+              <w:rPr>
+                <w:rFonts w:ascii="Sakkal Majalla" w:eastAsia="Sakkal Majalla" w:hAnsi="Sakkal Majalla" w:cs="Sakkal Majalla"/>
+                <w:b/>
+                <w:sz w:val="28"/>
+              </w:rPr>
+              <w:t>01</w:t>
+            </w:r>
           </w:p>
         </w:tc>
         <w:tc>
@@ -496,7 +528,7 @@
         </w:tc>
         <w:tc>
           <w:tcPr>
-            <w:tcW w:w="1134" w:type="dxa"/>
+            <w:tcW w:w="1424" w:type="dxa"/>
             <w:vAlign w:val="center"/>
           </w:tcPr>
           <w:p>
@@ -519,7 +551,7 @@
         </w:tc>
         <w:tc>
           <w:tcPr>
-            <w:tcW w:w="1552" w:type="dxa"/>
+            <w:tcW w:w="1837" w:type="dxa"/>
             <w:vAlign w:val="center"/>
           </w:tcPr>
           <w:p>
@@ -565,6 +597,14 @@
                 <w:lang w:eastAsia="fr-FR" w:bidi="ar-DZ"/>
               </w:rPr>
             </w:pPr>
+            <w:r>
+              <w:rPr>
+                <w:rFonts w:ascii="Sakkal Majalla" w:eastAsia="Sakkal Majalla" w:hAnsi="Sakkal Majalla" w:cs="Sakkal Majalla"/>
+                <w:b/>
+                <w:sz w:val="28"/>
+              </w:rPr>
+              <w:t>02</w:t>
+            </w:r>
           </w:p>
         </w:tc>
         <w:tc>
@@ -638,7 +678,7 @@
         </w:tc>
         <w:tc>
           <w:tcPr>
-            <w:tcW w:w="1134" w:type="dxa"/>
+            <w:tcW w:w="1424" w:type="dxa"/>
             <w:vAlign w:val="center"/>
           </w:tcPr>
           <w:p>
@@ -661,7 +701,7 @@
         </w:tc>
         <w:tc>
           <w:tcPr>
-            <w:tcW w:w="1552" w:type="dxa"/>
+            <w:tcW w:w="1837" w:type="dxa"/>
             <w:vAlign w:val="center"/>
           </w:tcPr>
           <w:p>
@@ -707,6 +747,14 @@
                 <w:lang w:eastAsia="fr-FR" w:bidi="ar-DZ"/>
               </w:rPr>
             </w:pPr>
+            <w:r>
+              <w:rPr>
+                <w:rFonts w:ascii="Sakkal Majalla" w:eastAsia="Sakkal Majalla" w:hAnsi="Sakkal Majalla" w:cs="Sakkal Majalla"/>
+                <w:b/>
+                <w:sz w:val="28"/>
+              </w:rPr>
+              <w:t>03</w:t>
+            </w:r>
           </w:p>
         </w:tc>
         <w:tc>
@@ -780,7 +828,7 @@
         </w:tc>
         <w:tc>
           <w:tcPr>
-            <w:tcW w:w="1134" w:type="dxa"/>
+            <w:tcW w:w="1424" w:type="dxa"/>
             <w:vAlign w:val="center"/>
           </w:tcPr>
           <w:p>
@@ -803,7 +851,7 @@
         </w:tc>
         <w:tc>
           <w:tcPr>
-            <w:tcW w:w="1552" w:type="dxa"/>
+            <w:tcW w:w="1837" w:type="dxa"/>
             <w:vAlign w:val="center"/>
           </w:tcPr>
           <w:p>
@@ -849,6 +897,14 @@
                 <w:lang w:eastAsia="fr-FR" w:bidi="ar-DZ"/>
               </w:rPr>
             </w:pPr>
+            <w:r>
+              <w:rPr>
+                <w:rFonts w:ascii="Sakkal Majalla" w:eastAsia="Sakkal Majalla" w:hAnsi="Sakkal Majalla" w:cs="Sakkal Majalla"/>
+                <w:b/>
+                <w:sz w:val="28"/>
+              </w:rPr>
+              <w:t>04</w:t>
+            </w:r>
           </w:p>
         </w:tc>
         <w:tc>
@@ -922,7 +978,7 @@
         </w:tc>
         <w:tc>
           <w:tcPr>
-            <w:tcW w:w="1134" w:type="dxa"/>
+            <w:tcW w:w="1424" w:type="dxa"/>
             <w:vAlign w:val="center"/>
           </w:tcPr>
           <w:p>
@@ -945,7 +1001,7 @@
         </w:tc>
         <w:tc>
           <w:tcPr>
-            <w:tcW w:w="1552" w:type="dxa"/>
+            <w:tcW w:w="1837" w:type="dxa"/>
             <w:vAlign w:val="center"/>
           </w:tcPr>
           <w:p>
@@ -999,7 +1055,31 @@
           <w:rtl/>
           <w:lang w:eastAsia="fr-FR" w:bidi="ar-DZ"/>
         </w:rPr>
-        <w:t xml:space="preserve">تمت مناقشة / تقييم مذكرة الماستر رقم : </w:t>
+        <w:t xml:space="preserve">تمت مناقشة / تقييم مذكرة الماستر </w:t>
+      </w:r>
+      <w:proofErr w:type="gramStart"/>
+      <w:r>
+        <w:rPr>
+          <w:rFonts w:ascii="Sakkal Majalla" w:hAnsi="Sakkal Majalla" w:cs="Sakkal Majalla"/>
+          <w:color w:val="000000" w:themeColor="text1"/>
+          <w:sz w:val="24"/>
+          <w:szCs w:val="32"/>
+          <w:rtl/>
+          <w:lang w:eastAsia="fr-FR" w:bidi="ar-DZ"/>
+        </w:rPr>
+        <w:t>رقم :</w:t>
+      </w:r>
+      <w:proofErr w:type="gramEnd"/>
+      <w:r>
+        <w:rPr>
+          <w:rFonts w:ascii="Sakkal Majalla" w:hAnsi="Sakkal Majalla" w:cs="Sakkal Majalla"/>
+          <w:color w:val="000000" w:themeColor="text1"/>
+          <w:sz w:val="24"/>
+          <w:szCs w:val="32"/>
+          <w:rtl/>
+          <w:lang w:eastAsia="fr-FR" w:bidi="ar-DZ"/>
+        </w:rPr>
+        <w:t xml:space="preserve"> </w:t>
       </w:r>
       <w:r>
         <w:rPr>
@@ -1056,6 +1136,8 @@
           <w:lang w:eastAsia="fr-FR" w:bidi="ar-DZ"/>
         </w:rPr>
       </w:pPr>
+      <w:proofErr w:type="spellStart"/>
+      <w:proofErr w:type="gramStart"/>
       <w:r>
         <w:rPr>
           <w:rFonts w:ascii="Sakkal Majalla" w:eastAsia="Times New Roman" w:hAnsi="Sakkal Majalla" w:cs="Sakkal Majalla"/>
@@ -1066,8 +1148,114 @@
           <w:szCs w:val="36"/>
           <w:lang w:eastAsia="fr-FR" w:bidi="ar-DZ"/>
         </w:rPr>
-        <w:t>{{TITLE}}</w:t>
-      </w:r>
+        <w:t>التقاضي</w:t>
+      </w:r>
+      <w:proofErr w:type="spellEnd"/>
+      <w:proofErr w:type="gramEnd"/>
+      <w:r>
+        <w:rPr>
+          <w:rFonts w:ascii="Sakkal Majalla" w:eastAsia="Times New Roman" w:hAnsi="Sakkal Majalla" w:cs="Sakkal Majalla"/>
+          <w:b/>
+          <w:bCs/>
+          <w:color w:val="000000" w:themeColor="text1"/>
+          <w:sz w:val="36"/>
+          <w:szCs w:val="36"/>
+          <w:lang w:eastAsia="fr-FR" w:bidi="ar-DZ"/>
+        </w:rPr>
+        <w:t xml:space="preserve"> </w:t>
+      </w:r>
+      <w:proofErr w:type="spellStart"/>
+      <w:r>
+        <w:rPr>
+          <w:rFonts w:ascii="Sakkal Majalla" w:eastAsia="Times New Roman" w:hAnsi="Sakkal Majalla" w:cs="Sakkal Majalla"/>
+          <w:b/>
+          <w:bCs/>
+          <w:color w:val="000000" w:themeColor="text1"/>
+          <w:sz w:val="36"/>
+          <w:szCs w:val="36"/>
+          <w:lang w:eastAsia="fr-FR" w:bidi="ar-DZ"/>
+        </w:rPr>
+        <w:t>الإلكتروني</w:t>
+      </w:r>
+      <w:proofErr w:type="spellEnd"/>
+      <w:r>
+        <w:rPr>
+          <w:rFonts w:ascii="Sakkal Majalla" w:eastAsia="Times New Roman" w:hAnsi="Sakkal Majalla" w:cs="Sakkal Majalla"/>
+          <w:b/>
+          <w:bCs/>
+          <w:color w:val="000000" w:themeColor="text1"/>
+          <w:sz w:val="36"/>
+          <w:szCs w:val="36"/>
+          <w:lang w:eastAsia="fr-FR" w:bidi="ar-DZ"/>
+        </w:rPr>
+        <w:t xml:space="preserve"> </w:t>
+      </w:r>
+      <w:proofErr w:type="spellStart"/>
+      <w:r>
+        <w:rPr>
+          <w:rFonts w:ascii="Sakkal Majalla" w:eastAsia="Times New Roman" w:hAnsi="Sakkal Majalla" w:cs="Sakkal Majalla"/>
+          <w:b/>
+          <w:bCs/>
+          <w:color w:val="000000" w:themeColor="text1"/>
+          <w:sz w:val="36"/>
+          <w:szCs w:val="36"/>
+          <w:lang w:eastAsia="fr-FR" w:bidi="ar-DZ"/>
+        </w:rPr>
+        <w:t>في</w:t>
+      </w:r>
+      <w:proofErr w:type="spellEnd"/>
+      <w:r>
+        <w:rPr>
+          <w:rFonts w:ascii="Sakkal Majalla" w:eastAsia="Times New Roman" w:hAnsi="Sakkal Majalla" w:cs="Sakkal Majalla"/>
+          <w:b/>
+          <w:bCs/>
+          <w:color w:val="000000" w:themeColor="text1"/>
+          <w:sz w:val="36"/>
+          <w:szCs w:val="36"/>
+          <w:lang w:eastAsia="fr-FR" w:bidi="ar-DZ"/>
+        </w:rPr>
+        <w:t xml:space="preserve"> </w:t>
+      </w:r>
+      <w:proofErr w:type="spellStart"/>
+      <w:r>
+        <w:rPr>
+          <w:rFonts w:ascii="Sakkal Majalla" w:eastAsia="Times New Roman" w:hAnsi="Sakkal Majalla" w:cs="Sakkal Majalla"/>
+          <w:b/>
+          <w:bCs/>
+          <w:color w:val="000000" w:themeColor="text1"/>
+          <w:sz w:val="36"/>
+          <w:szCs w:val="36"/>
+          <w:lang w:eastAsia="fr-FR" w:bidi="ar-DZ"/>
+        </w:rPr>
+        <w:t>التشريع</w:t>
+      </w:r>
+      <w:proofErr w:type="spellEnd"/>
+      <w:r>
+        <w:rPr>
+          <w:rFonts w:ascii="Sakkal Majalla" w:eastAsia="Times New Roman" w:hAnsi="Sakkal Majalla" w:cs="Sakkal Majalla"/>
+          <w:b/>
+          <w:bCs/>
+          <w:color w:val="000000" w:themeColor="text1"/>
+          <w:sz w:val="36"/>
+          <w:szCs w:val="36"/>
+          <w:lang w:eastAsia="fr-FR" w:bidi="ar-DZ"/>
+        </w:rPr>
+        <w:t xml:space="preserve"> </w:t>
+      </w:r>
+      <w:proofErr w:type="spellStart"/>
+      <w:r>
+        <w:rPr>
+          <w:rFonts w:ascii="Sakkal Majalla" w:eastAsia="Times New Roman" w:hAnsi="Sakkal Majalla" w:cs="Sakkal Majalla"/>
+          <w:b/>
+          <w:bCs/>
+          <w:color w:val="000000" w:themeColor="text1"/>
+          <w:sz w:val="36"/>
+          <w:szCs w:val="36"/>
+          <w:lang w:eastAsia="fr-FR" w:bidi="ar-DZ"/>
+        </w:rPr>
+        <w:t>الجزائري</w:t>
+      </w:r>
+      <w:proofErr w:type="spellEnd"/>
     </w:p>
     <w:p>
       <w:pPr>
@@ -1108,7 +1296,33 @@
           <w:rtl/>
           <w:lang w:eastAsia="fr-FR" w:bidi="ar-DZ"/>
         </w:rPr>
-        <w:t>في شعبة :                 الحقوق                                         تخصص:</w:t>
+        <w:t xml:space="preserve">في </w:t>
+      </w:r>
+      <w:proofErr w:type="gramStart"/>
+      <w:r>
+        <w:rPr>
+          <w:rFonts w:ascii="Sakkal Majalla" w:hAnsi="Sakkal Majalla" w:cs="Sakkal Majalla"/>
+          <w:bCs/>
+          <w:color w:val="000000" w:themeColor="text1"/>
+          <w:sz w:val="24"/>
+          <w:szCs w:val="32"/>
+          <w:rtl/>
+          <w:lang w:eastAsia="fr-FR" w:bidi="ar-DZ"/>
+        </w:rPr>
+        <w:t>شعبة :</w:t>
+      </w:r>
+      <w:proofErr w:type="gramEnd"/>
+      <w:r>
+        <w:rPr>
+          <w:rFonts w:ascii="Sakkal Majalla" w:hAnsi="Sakkal Majalla" w:cs="Sakkal Majalla"/>
+          <w:bCs/>
+          <w:color w:val="000000" w:themeColor="text1"/>
+          <w:sz w:val="24"/>
+          <w:szCs w:val="32"/>
+          <w:rtl/>
+          <w:lang w:eastAsia="fr-FR" w:bidi="ar-DZ"/>
+        </w:rPr>
+        <w:t xml:space="preserve">                 الحقوق                                         تخصص:</w:t>
       </w:r>
       <w:r>
         <w:rPr>
@@ -1364,31 +1578,7 @@
           <w:szCs w:val="40"/>
           <w:lang w:eastAsia="fr-FR" w:bidi="ar-DZ"/>
         </w:rPr>
-        <w:t>{{STUDENT</w:t>
-      </w:r>
-      <w:r>
-        <w:rPr>
-          <w:rFonts w:ascii="Sakkal Majalla" w:hAnsi="Sakkal Majalla" w:cs="Sakkal Majalla"/>
-          <w:b/>
-          <w:bCs/>
-          <w:color w:val="000000" w:themeColor="text1"/>
-          <w:sz w:val="32"/>
-          <w:szCs w:val="40"/>
-          <w:lang w:eastAsia="fr-FR" w:bidi="ar-DZ"/>
-        </w:rPr>
-        <w:t>2</w:t>
-      </w:r>
-      <w:r>
-        <w:rPr>
-          <w:rFonts w:ascii="Sakkal Majalla" w:hAnsi="Sakkal Majalla" w:cs="Sakkal Majalla"/>
-          <w:b/>
-          <w:bCs/>
-          <w:color w:val="000000" w:themeColor="text1"/>
-          <w:sz w:val="32"/>
-          <w:szCs w:val="40"/>
-          <w:lang w:eastAsia="fr-FR" w:bidi="ar-DZ"/>
-        </w:rPr>
-        <w:t>}}</w:t>
+        <w:t>{{STUDENT2}}</w:t>
       </w:r>
       <w:r>
         <w:rPr>
@@ -1494,6 +1684,7 @@
           <w:lang w:eastAsia="fr-FR" w:bidi="ar-DZ"/>
         </w:rPr>
       </w:pPr>
+      <w:proofErr w:type="gramStart"/>
       <w:r>
         <w:rPr>
           <w:rFonts w:ascii="Sakkal Majalla" w:eastAsia="Times New Roman" w:hAnsi="Sakkal Majalla" w:cs="Sakkal Majalla"/>
@@ -1503,8 +1694,81 @@
           <w:rtl/>
           <w:lang w:eastAsia="fr-FR" w:bidi="ar-DZ"/>
         </w:rPr>
-        <w:t>و بعد المناقشة  والتقييم و المداولة القانونية قرّرت اللجنة منح الطالب(ين) :</w:t>
-      </w:r>
+        <w:t>و بعد</w:t>
+      </w:r>
+      <w:proofErr w:type="gramEnd"/>
+      <w:r>
+        <w:rPr>
+          <w:rFonts w:ascii="Sakkal Majalla" w:eastAsia="Times New Roman" w:hAnsi="Sakkal Majalla" w:cs="Sakkal Majalla"/>
+          <w:color w:val="000000" w:themeColor="text1"/>
+          <w:sz w:val="32"/>
+          <w:szCs w:val="32"/>
+          <w:rtl/>
+          <w:lang w:eastAsia="fr-FR" w:bidi="ar-DZ"/>
+        </w:rPr>
+        <w:t xml:space="preserve"> </w:t>
+      </w:r>
+      <w:proofErr w:type="gramStart"/>
+      <w:r>
+        <w:rPr>
+          <w:rFonts w:ascii="Sakkal Majalla" w:eastAsia="Times New Roman" w:hAnsi="Sakkal Majalla" w:cs="Sakkal Majalla"/>
+          <w:color w:val="000000" w:themeColor="text1"/>
+          <w:sz w:val="32"/>
+          <w:szCs w:val="32"/>
+          <w:rtl/>
+          <w:lang w:eastAsia="fr-FR" w:bidi="ar-DZ"/>
+        </w:rPr>
+        <w:t>المناقشة  والتقييم</w:t>
+      </w:r>
+      <w:proofErr w:type="gramEnd"/>
+      <w:r>
+        <w:rPr>
+          <w:rFonts w:ascii="Sakkal Majalla" w:eastAsia="Times New Roman" w:hAnsi="Sakkal Majalla" w:cs="Sakkal Majalla"/>
+          <w:color w:val="000000" w:themeColor="text1"/>
+          <w:sz w:val="32"/>
+          <w:szCs w:val="32"/>
+          <w:rtl/>
+          <w:lang w:eastAsia="fr-FR" w:bidi="ar-DZ"/>
+        </w:rPr>
+        <w:t xml:space="preserve"> </w:t>
+      </w:r>
+      <w:proofErr w:type="gramStart"/>
+      <w:r>
+        <w:rPr>
+          <w:rFonts w:ascii="Sakkal Majalla" w:eastAsia="Times New Roman" w:hAnsi="Sakkal Majalla" w:cs="Sakkal Majalla"/>
+          <w:color w:val="000000" w:themeColor="text1"/>
+          <w:sz w:val="32"/>
+          <w:szCs w:val="32"/>
+          <w:rtl/>
+          <w:lang w:eastAsia="fr-FR" w:bidi="ar-DZ"/>
+        </w:rPr>
+        <w:t>و المداولة</w:t>
+      </w:r>
+      <w:proofErr w:type="gramEnd"/>
+      <w:r>
+        <w:rPr>
+          <w:rFonts w:ascii="Sakkal Majalla" w:eastAsia="Times New Roman" w:hAnsi="Sakkal Majalla" w:cs="Sakkal Majalla"/>
+          <w:color w:val="000000" w:themeColor="text1"/>
+          <w:sz w:val="32"/>
+          <w:szCs w:val="32"/>
+          <w:rtl/>
+          <w:lang w:eastAsia="fr-FR" w:bidi="ar-DZ"/>
+        </w:rPr>
+        <w:t xml:space="preserve"> القانونية قرّرت اللجنة منح الطالب(ين</w:t>
+      </w:r>
+      <w:proofErr w:type="gramStart"/>
+      <w:r>
+        <w:rPr>
+          <w:rFonts w:ascii="Sakkal Majalla" w:eastAsia="Times New Roman" w:hAnsi="Sakkal Majalla" w:cs="Sakkal Majalla"/>
+          <w:color w:val="000000" w:themeColor="text1"/>
+          <w:sz w:val="32"/>
+          <w:szCs w:val="32"/>
+          <w:rtl/>
+          <w:lang w:eastAsia="fr-FR" w:bidi="ar-DZ"/>
+        </w:rPr>
+        <w:t>) :</w:t>
+      </w:r>
+      <w:proofErr w:type="gramEnd"/>
     </w:p>
     <w:p>
       <w:pPr>
@@ -1521,6 +1785,7 @@
           <w:lang w:eastAsia="fr-FR" w:bidi="ar-DZ"/>
         </w:rPr>
       </w:pPr>
+      <w:proofErr w:type="gramStart"/>
       <w:r>
         <w:rPr>
           <w:rFonts w:ascii="Sakkal Majalla" w:eastAsia="Times New Roman" w:hAnsi="Sakkal Majalla" w:cs="Sakkal Majalla"/>
@@ -1530,8 +1795,46 @@
           <w:rtl/>
           <w:lang w:eastAsia="fr-FR" w:bidi="ar-DZ"/>
         </w:rPr>
-        <w:t>العلامة  (بالارقام)........................./20        العلامة (بالأحرف):...........................................................</w:t>
-      </w:r>
+        <w:t>العلامة  (</w:t>
+      </w:r>
+      <w:proofErr w:type="spellStart"/>
+      <w:proofErr w:type="gramEnd"/>
+      <w:r>
+        <w:rPr>
+          <w:rFonts w:ascii="Sakkal Majalla" w:eastAsia="Times New Roman" w:hAnsi="Sakkal Majalla" w:cs="Sakkal Majalla"/>
+          <w:color w:val="000000" w:themeColor="text1"/>
+          <w:sz w:val="32"/>
+          <w:szCs w:val="32"/>
+          <w:rtl/>
+          <w:lang w:eastAsia="fr-FR" w:bidi="ar-DZ"/>
+        </w:rPr>
+        <w:t>بالارقام</w:t>
+      </w:r>
+      <w:proofErr w:type="spellEnd"/>
+      <w:r>
+        <w:rPr>
+          <w:rFonts w:ascii="Sakkal Majalla" w:eastAsia="Times New Roman" w:hAnsi="Sakkal Majalla" w:cs="Sakkal Majalla"/>
+          <w:color w:val="000000" w:themeColor="text1"/>
+          <w:sz w:val="32"/>
+          <w:szCs w:val="32"/>
+          <w:rtl/>
+          <w:lang w:eastAsia="fr-FR" w:bidi="ar-DZ"/>
+        </w:rPr>
+        <w:t>)........................./20        العلامة (بالأحرف</w:t>
+      </w:r>
+      <w:proofErr w:type="gramStart"/>
+      <w:r>
+        <w:rPr>
+          <w:rFonts w:ascii="Sakkal Majalla" w:eastAsia="Times New Roman" w:hAnsi="Sakkal Majalla" w:cs="Sakkal Majalla"/>
+          <w:color w:val="000000" w:themeColor="text1"/>
+          <w:sz w:val="32"/>
+          <w:szCs w:val="32"/>
+          <w:rtl/>
+          <w:lang w:eastAsia="fr-FR" w:bidi="ar-DZ"/>
+        </w:rPr>
+        <w:t>):...........................................................</w:t>
+      </w:r>
+      <w:proofErr w:type="gramEnd"/>
     </w:p>
     <w:p>
       <w:pPr>
@@ -1546,6 +1849,7 @@
           <w:lang w:eastAsia="fr-FR" w:bidi="ar-DZ"/>
         </w:rPr>
       </w:pPr>
+      <w:proofErr w:type="gramStart"/>
       <w:r>
         <w:rPr>
           <w:rFonts w:ascii="Sakkal Majalla" w:eastAsia="Times New Roman" w:hAnsi="Sakkal Majalla" w:cs="Sakkal Majalla"/>
@@ -1554,7 +1858,18 @@
           <w:rtl/>
           <w:lang w:eastAsia="fr-FR" w:bidi="ar-DZ"/>
         </w:rPr>
-        <w:t>بتقدير :...........................................</w:t>
+        <w:t>بتقدير :</w:t>
+      </w:r>
+      <w:proofErr w:type="gramEnd"/>
+      <w:r>
+        <w:rPr>
+          <w:rFonts w:ascii="Sakkal Majalla" w:eastAsia="Times New Roman" w:hAnsi="Sakkal Majalla" w:cs="Sakkal Majalla"/>
+          <w:sz w:val="32"/>
+          <w:szCs w:val="32"/>
+          <w:rtl/>
+          <w:lang w:eastAsia="fr-FR" w:bidi="ar-DZ"/>
+        </w:rPr>
+        <w:t>...........................................</w:t>
       </w:r>
     </w:p>
     <w:tbl>
@@ -2367,6 +2682,7 @@
               </w:rPr>
               <w:t xml:space="preserve"> ع </w:t>
             </w:r>
+            <w:proofErr w:type="gramStart"/>
             <w:r>
               <w:rPr>
                 <w:rFonts w:ascii="Sakkal Majalla" w:hAnsi="Sakkal Majalla" w:cs="Sakkal Majalla"/>
@@ -2392,6 +2708,7 @@
               </w:rPr>
               <w:t xml:space="preserve">  12</w:t>
             </w:r>
+            <w:proofErr w:type="gramEnd"/>
           </w:p>
         </w:tc>
         <w:tc>
@@ -2711,8 +3028,45 @@
         <w:lang w:eastAsia="fr-FR" w:bidi="ar-DZ"/>
         <w14:ligatures w14:val="standardContextual"/>
       </w:rPr>
-      <w:t>Ministry of Higher Education and Scientific Research</w:t>
+      <w:t xml:space="preserve">Ministry of </w:t>
     </w:r>
+    <w:proofErr w:type="spellStart"/>
+    <w:r>
+      <w:rPr>
+        <w:rFonts w:ascii="Sakkal Majalla" w:eastAsia="Times New Roman" w:hAnsi="Sakkal Majalla" w:cs="Sakkal Majalla"/>
+        <w:kern w:val="2"/>
+        <w:sz w:val="24"/>
+        <w:szCs w:val="24"/>
+        <w:lang w:eastAsia="fr-FR" w:bidi="ar-DZ"/>
+        <w14:ligatures w14:val="standardContextual"/>
+      </w:rPr>
+      <w:t>Higher</w:t>
+    </w:r>
+    <w:proofErr w:type="spellEnd"/>
+    <w:r>
+      <w:rPr>
+        <w:rFonts w:ascii="Sakkal Majalla" w:eastAsia="Times New Roman" w:hAnsi="Sakkal Majalla" w:cs="Sakkal Majalla"/>
+        <w:kern w:val="2"/>
+        <w:sz w:val="24"/>
+        <w:szCs w:val="24"/>
+        <w:lang w:eastAsia="fr-FR" w:bidi="ar-DZ"/>
+        <w14:ligatures w14:val="standardContextual"/>
+      </w:rPr>
+      <w:t xml:space="preserve"> Education and Scientific </w:t>
+    </w:r>
+    <w:proofErr w:type="spellStart"/>
+    <w:r>
+      <w:rPr>
+        <w:rFonts w:ascii="Sakkal Majalla" w:eastAsia="Times New Roman" w:hAnsi="Sakkal Majalla" w:cs="Sakkal Majalla"/>
+        <w:kern w:val="2"/>
+        <w:sz w:val="24"/>
+        <w:szCs w:val="24"/>
+        <w:lang w:eastAsia="fr-FR" w:bidi="ar-DZ"/>
+        <w14:ligatures w14:val="standardContextual"/>
+      </w:rPr>
+      <w:t>Research</w:t>
+    </w:r>
+    <w:proofErr w:type="spellEnd"/>
   </w:p>
   <w:p>
     <w:pPr>
@@ -2752,6 +3106,7 @@
         <w14:ligatures w14:val="standardContextual"/>
       </w:rPr>
     </w:pPr>
+    <w:proofErr w:type="spellStart"/>
     <w:r>
       <w:rPr>
         <w:rFonts w:ascii="Sakkal Majalla" w:eastAsia="Times New Roman" w:hAnsi="Sakkal Majalla" w:cs="Sakkal Majalla"/>
@@ -2761,8 +3116,33 @@
         <w:lang w:eastAsia="fr-FR" w:bidi="ar-DZ"/>
         <w14:ligatures w14:val="standardContextual"/>
       </w:rPr>
-      <w:t>University of Mohamed El-Bachir El-Ibrahimi of Bordj Bou Arréridj</w:t>
+      <w:t>University</w:t>
     </w:r>
+    <w:proofErr w:type="spellEnd"/>
+    <w:r>
+      <w:rPr>
+        <w:rFonts w:ascii="Sakkal Majalla" w:eastAsia="Times New Roman" w:hAnsi="Sakkal Majalla" w:cs="Sakkal Majalla"/>
+        <w:kern w:val="2"/>
+        <w:sz w:val="24"/>
+        <w:szCs w:val="24"/>
+        <w:lang w:eastAsia="fr-FR" w:bidi="ar-DZ"/>
+        <w14:ligatures w14:val="standardContextual"/>
+      </w:rPr>
+      <w:t xml:space="preserve"> of Mohamed El-Bachir El-Ibrahimi of Bordj Bou </w:t>
+    </w:r>
+    <w:proofErr w:type="spellStart"/>
+    <w:r>
+      <w:rPr>
+        <w:rFonts w:ascii="Sakkal Majalla" w:eastAsia="Times New Roman" w:hAnsi="Sakkal Majalla" w:cs="Sakkal Majalla"/>
+        <w:kern w:val="2"/>
+        <w:sz w:val="24"/>
+        <w:szCs w:val="24"/>
+        <w:lang w:eastAsia="fr-FR" w:bidi="ar-DZ"/>
+        <w14:ligatures w14:val="standardContextual"/>
+      </w:rPr>
+      <w:t>Arréridj</w:t>
+    </w:r>
+    <w:proofErr w:type="spellEnd"/>
   </w:p>
   <w:tbl>
     <w:tblPr>
@@ -2957,6 +3337,7 @@
               </mc:Fallback>
             </mc:AlternateContent>
           </w:r>
+          <w:proofErr w:type="gramStart"/>
           <w:r>
             <w:rPr>
               <w:rFonts w:ascii="Sakkal Majalla" w:hAnsi="Sakkal Majalla" w:cs="Sakkal Majalla"/>
@@ -2977,7 +3358,19 @@
               <w:shd w:val="clear" w:color="auto" w:fill="FFFFFF"/>
               <w:rtl/>
             </w:rPr>
-            <w:t>ة:   ا</w:t>
+            <w:t xml:space="preserve">ة:   </w:t>
+          </w:r>
+          <w:proofErr w:type="gramEnd"/>
+          <w:r>
+            <w:rPr>
+              <w:rFonts w:ascii="Sakkal Majalla" w:hAnsi="Sakkal Majalla" w:cs="Sakkal Majalla" w:hint="cs"/>
+              <w:color w:val="202124"/>
+              <w:sz w:val="24"/>
+              <w:szCs w:val="24"/>
+              <w:shd w:val="clear" w:color="auto" w:fill="FFFFFF"/>
+              <w:rtl/>
+            </w:rPr>
+            <w:t>ا</w:t>
           </w:r>
           <w:r>
             <w:rPr>
@@ -3538,6 +3931,7 @@
   <w:style w:type="character" w:default="1" w:styleId="Policepardfaut">
     <w:name w:val="Default Paragraph Font"/>
     <w:uiPriority w:val="1"/>
+    <w:semiHidden/>
     <w:unhideWhenUsed/>
   </w:style>
   <w:style w:type="table" w:default="1" w:styleId="TableauNormal">

--- a/template_mahdar.docx
+++ b/template_mahdar.docx
@@ -1136,8 +1136,6 @@
           <w:lang w:eastAsia="fr-FR" w:bidi="ar-DZ"/>
         </w:rPr>
       </w:pPr>
-      <w:proofErr w:type="spellStart"/>
-      <w:proofErr w:type="gramStart"/>
       <w:r>
         <w:rPr>
           <w:rFonts w:ascii="Sakkal Majalla" w:eastAsia="Times New Roman" w:hAnsi="Sakkal Majalla" w:cs="Sakkal Majalla"/>
@@ -1148,114 +1146,8 @@
           <w:szCs w:val="36"/>
           <w:lang w:eastAsia="fr-FR" w:bidi="ar-DZ"/>
         </w:rPr>
-        <w:t>التقاضي</w:t>
-      </w:r>
-      <w:proofErr w:type="spellEnd"/>
-      <w:proofErr w:type="gramEnd"/>
-      <w:r>
-        <w:rPr>
-          <w:rFonts w:ascii="Sakkal Majalla" w:eastAsia="Times New Roman" w:hAnsi="Sakkal Majalla" w:cs="Sakkal Majalla"/>
-          <w:b/>
-          <w:bCs/>
-          <w:color w:val="000000" w:themeColor="text1"/>
-          <w:sz w:val="36"/>
-          <w:szCs w:val="36"/>
-          <w:lang w:eastAsia="fr-FR" w:bidi="ar-DZ"/>
-        </w:rPr>
-        <w:t xml:space="preserve"> </w:t>
-      </w:r>
-      <w:proofErr w:type="spellStart"/>
-      <w:r>
-        <w:rPr>
-          <w:rFonts w:ascii="Sakkal Majalla" w:eastAsia="Times New Roman" w:hAnsi="Sakkal Majalla" w:cs="Sakkal Majalla"/>
-          <w:b/>
-          <w:bCs/>
-          <w:color w:val="000000" w:themeColor="text1"/>
-          <w:sz w:val="36"/>
-          <w:szCs w:val="36"/>
-          <w:lang w:eastAsia="fr-FR" w:bidi="ar-DZ"/>
-        </w:rPr>
-        <w:t>الإلكتروني</w:t>
-      </w:r>
-      <w:proofErr w:type="spellEnd"/>
-      <w:r>
-        <w:rPr>
-          <w:rFonts w:ascii="Sakkal Majalla" w:eastAsia="Times New Roman" w:hAnsi="Sakkal Majalla" w:cs="Sakkal Majalla"/>
-          <w:b/>
-          <w:bCs/>
-          <w:color w:val="000000" w:themeColor="text1"/>
-          <w:sz w:val="36"/>
-          <w:szCs w:val="36"/>
-          <w:lang w:eastAsia="fr-FR" w:bidi="ar-DZ"/>
-        </w:rPr>
-        <w:t xml:space="preserve"> </w:t>
-      </w:r>
-      <w:proofErr w:type="spellStart"/>
-      <w:r>
-        <w:rPr>
-          <w:rFonts w:ascii="Sakkal Majalla" w:eastAsia="Times New Roman" w:hAnsi="Sakkal Majalla" w:cs="Sakkal Majalla"/>
-          <w:b/>
-          <w:bCs/>
-          <w:color w:val="000000" w:themeColor="text1"/>
-          <w:sz w:val="36"/>
-          <w:szCs w:val="36"/>
-          <w:lang w:eastAsia="fr-FR" w:bidi="ar-DZ"/>
-        </w:rPr>
-        <w:t>في</w:t>
-      </w:r>
-      <w:proofErr w:type="spellEnd"/>
-      <w:r>
-        <w:rPr>
-          <w:rFonts w:ascii="Sakkal Majalla" w:eastAsia="Times New Roman" w:hAnsi="Sakkal Majalla" w:cs="Sakkal Majalla"/>
-          <w:b/>
-          <w:bCs/>
-          <w:color w:val="000000" w:themeColor="text1"/>
-          <w:sz w:val="36"/>
-          <w:szCs w:val="36"/>
-          <w:lang w:eastAsia="fr-FR" w:bidi="ar-DZ"/>
-        </w:rPr>
-        <w:t xml:space="preserve"> </w:t>
-      </w:r>
-      <w:proofErr w:type="spellStart"/>
-      <w:r>
-        <w:rPr>
-          <w:rFonts w:ascii="Sakkal Majalla" w:eastAsia="Times New Roman" w:hAnsi="Sakkal Majalla" w:cs="Sakkal Majalla"/>
-          <w:b/>
-          <w:bCs/>
-          <w:color w:val="000000" w:themeColor="text1"/>
-          <w:sz w:val="36"/>
-          <w:szCs w:val="36"/>
-          <w:lang w:eastAsia="fr-FR" w:bidi="ar-DZ"/>
-        </w:rPr>
-        <w:t>التشريع</w:t>
-      </w:r>
-      <w:proofErr w:type="spellEnd"/>
-      <w:r>
-        <w:rPr>
-          <w:rFonts w:ascii="Sakkal Majalla" w:eastAsia="Times New Roman" w:hAnsi="Sakkal Majalla" w:cs="Sakkal Majalla"/>
-          <w:b/>
-          <w:bCs/>
-          <w:color w:val="000000" w:themeColor="text1"/>
-          <w:sz w:val="36"/>
-          <w:szCs w:val="36"/>
-          <w:lang w:eastAsia="fr-FR" w:bidi="ar-DZ"/>
-        </w:rPr>
-        <w:t xml:space="preserve"> </w:t>
-      </w:r>
-      <w:proofErr w:type="spellStart"/>
-      <w:r>
-        <w:rPr>
-          <w:rFonts w:ascii="Sakkal Majalla" w:eastAsia="Times New Roman" w:hAnsi="Sakkal Majalla" w:cs="Sakkal Majalla"/>
-          <w:b/>
-          <w:bCs/>
-          <w:color w:val="000000" w:themeColor="text1"/>
-          <w:sz w:val="36"/>
-          <w:szCs w:val="36"/>
-          <w:lang w:eastAsia="fr-FR" w:bidi="ar-DZ"/>
-        </w:rPr>
-        <w:t>الجزائري</w:t>
-      </w:r>
-      <w:proofErr w:type="spellEnd"/>
+        <w:t>{{TITLE}}</w:t>
+      </w:r>
     </w:p>
     <w:p>
       <w:pPr>
@@ -3931,7 +3823,6 @@
   <w:style w:type="character" w:default="1" w:styleId="Policepardfaut">
     <w:name w:val="Default Paragraph Font"/>
     <w:uiPriority w:val="1"/>
-    <w:semiHidden/>
     <w:unhideWhenUsed/>
   </w:style>
   <w:style w:type="table" w:default="1" w:styleId="TableauNormal">

--- a/template_mahdar.docx
+++ b/template_mahdar.docx
@@ -1271,14 +1271,42 @@
       <w:r>
         <w:rPr>
           <w:rFonts w:ascii="Sakkal Majalla" w:hAnsi="Sakkal Majalla" w:cs="Sakkal Majalla"/>
+          <w:b/>
+          <w:bCs/>
           <w:color w:val="000000" w:themeColor="text1"/>
           <w:sz w:val="24"/>
           <w:szCs w:val="32"/>
-          <w:rtl/>
-          <w:lang w:eastAsia="fr-FR" w:bidi="ar-DZ"/>
-        </w:rPr>
-        <w:t>للطالب (ين):</w:t>
-      </w:r>
+          <w:lang w:eastAsia="fr-FR" w:bidi="ar-DZ"/>
+        </w:rPr>
+        <w:t>{{STUDENTS_LABEL}</w:t>
+      </w:r>
+      <w:proofErr w:type="gramStart"/>
+      <w:r>
+        <w:rPr>
+          <w:rFonts w:ascii="Sakkal Majalla" w:hAnsi="Sakkal Majalla" w:cs="Sakkal Majalla"/>
+          <w:b/>
+          <w:bCs/>
+          <w:color w:val="000000" w:themeColor="text1"/>
+          <w:sz w:val="24"/>
+          <w:szCs w:val="32"/>
+          <w:lang w:eastAsia="fr-FR" w:bidi="ar-DZ"/>
+        </w:rPr>
+        <w:t>}</w:t>
+      </w:r>
+      <w:r>
+        <w:rPr>
+          <w:rFonts w:ascii="Sakkal Majalla" w:hAnsi="Sakkal Majalla" w:cs="Sakkal Majalla"/>
+          <w:b/>
+          <w:bCs/>
+          <w:color w:val="000000" w:themeColor="text1"/>
+          <w:sz w:val="24"/>
+          <w:szCs w:val="32"/>
+          <w:rtl/>
+          <w:lang w:eastAsia="fr-FR" w:bidi="ar-DZ"/>
+        </w:rPr>
+        <w:t>:</w:t>
+      </w:r>
+      <w:proofErr w:type="gramEnd"/>
       <w:r>
         <w:rPr>
           <w:rFonts w:ascii="Sakkal Majalla" w:hAnsi="Sakkal Majalla" w:cs="Sakkal Majalla"/>
@@ -1449,6 +1477,19 @@
       </w:r>
       <w:r>
         <w:rPr>
+          <w:rFonts w:ascii="Sakkal Majalla" w:eastAsia="Times New Roman" w:hAnsi="Sakkal Majalla" w:cs="Sakkal Majalla"/>
+          <w:b/>
+          <w:bCs/>
+          <w:color w:val="000000" w:themeColor="text1"/>
+          <w:sz w:val="32"/>
+          <w:szCs w:val="32"/>
+          <w:rtl/>
+          <w:lang w:eastAsia="fr-FR" w:bidi="ar-DZ"/>
+        </w:rPr>
+        <w:tab/>
+      </w:r>
+      <w:r>
+        <w:rPr>
           <w:rFonts w:ascii="Sakkal Majalla" w:hAnsi="Sakkal Majalla" w:cs="Sakkal Majalla"/>
           <w:b/>
           <w:bCs/>
@@ -1646,7 +1687,17 @@
           <w:rtl/>
           <w:lang w:eastAsia="fr-FR" w:bidi="ar-DZ"/>
         </w:rPr>
-        <w:t xml:space="preserve"> القانونية قرّرت اللجنة منح الطالب(ين</w:t>
+        <w:t xml:space="preserve"> القانونية قرّرت اللجنة منح </w:t>
+      </w:r>
+      <w:r>
+        <w:rPr>
+          <w:rFonts w:ascii="Sakkal Majalla" w:eastAsia="Times New Roman" w:hAnsi="Sakkal Majalla" w:cs="Sakkal Majalla"/>
+          <w:color w:val="000000" w:themeColor="text1"/>
+          <w:sz w:val="32"/>
+          <w:szCs w:val="32"/>
+          <w:lang w:eastAsia="fr-FR" w:bidi="ar-DZ"/>
+        </w:rPr>
+        <w:t>{{STUDENTS_LABEL}</w:t>
       </w:r>
       <w:proofErr w:type="gramStart"/>
       <w:r>
@@ -1655,10 +1706,20 @@
           <w:color w:val="000000" w:themeColor="text1"/>
           <w:sz w:val="32"/>
           <w:szCs w:val="32"/>
-          <w:rtl/>
-          <w:lang w:eastAsia="fr-FR" w:bidi="ar-DZ"/>
-        </w:rPr>
-        <w:t>) :</w:t>
+          <w:lang w:eastAsia="fr-FR" w:bidi="ar-DZ"/>
+        </w:rPr>
+        <w:t>}</w:t>
+      </w:r>
+      <w:r>
+        <w:rPr>
+          <w:rFonts w:ascii="Sakkal Majalla" w:eastAsia="Times New Roman" w:hAnsi="Sakkal Majalla" w:cs="Sakkal Majalla"/>
+          <w:color w:val="000000" w:themeColor="text1"/>
+          <w:sz w:val="32"/>
+          <w:szCs w:val="32"/>
+          <w:rtl/>
+          <w:lang w:eastAsia="fr-FR" w:bidi="ar-DZ"/>
+        </w:rPr>
+        <w:t xml:space="preserve"> :</w:t>
       </w:r>
       <w:proofErr w:type="gramEnd"/>
     </w:p>

--- a/template_mahdar.docx
+++ b/template_mahdar.docx
@@ -136,31 +136,7 @@
           <w:rtl/>
           <w:lang w:eastAsia="fr-FR" w:bidi="ar-DZ"/>
         </w:rPr>
-        <w:t>...</w:t>
-      </w:r>
-      <w:proofErr w:type="gramStart"/>
-      <w:r>
-        <w:rPr>
-          <w:rFonts w:ascii="Sakkal Majalla" w:eastAsia="Times New Roman" w:hAnsi="Sakkal Majalla" w:cs="Sakkal Majalla"/>
-          <w:color w:val="000000" w:themeColor="text1"/>
-          <w:sz w:val="32"/>
-          <w:szCs w:val="32"/>
-          <w:rtl/>
-          <w:lang w:eastAsia="fr-FR" w:bidi="ar-DZ"/>
-        </w:rPr>
-        <w:t>../</w:t>
-      </w:r>
-      <w:proofErr w:type="gramEnd"/>
-      <w:r>
-        <w:rPr>
-          <w:rFonts w:ascii="Sakkal Majalla" w:eastAsia="Times New Roman" w:hAnsi="Sakkal Majalla" w:cs="Sakkal Majalla"/>
-          <w:color w:val="000000" w:themeColor="text1"/>
-          <w:sz w:val="32"/>
-          <w:szCs w:val="32"/>
-          <w:rtl/>
-          <w:lang w:eastAsia="fr-FR" w:bidi="ar-DZ"/>
-        </w:rPr>
-        <w:t>....../.........  وعلى الساعة: ........................ اجتمعت لجنة المناقشة المعينة والمكونة من الأعضاء الاتية أسمائهم:</w:t>
+        <w:t>...../....../.........  وعلى الساعة: ........................ اجتمعت لجنة المناقشة المعينة والمكونة من الأعضاء الاتية أسمائهم:</w:t>
       </w:r>
     </w:p>
     <w:p>
@@ -1055,31 +1031,7 @@
           <w:rtl/>
           <w:lang w:eastAsia="fr-FR" w:bidi="ar-DZ"/>
         </w:rPr>
-        <w:t xml:space="preserve">تمت مناقشة / تقييم مذكرة الماستر </w:t>
-      </w:r>
-      <w:proofErr w:type="gramStart"/>
-      <w:r>
-        <w:rPr>
-          <w:rFonts w:ascii="Sakkal Majalla" w:hAnsi="Sakkal Majalla" w:cs="Sakkal Majalla"/>
-          <w:color w:val="000000" w:themeColor="text1"/>
-          <w:sz w:val="24"/>
-          <w:szCs w:val="32"/>
-          <w:rtl/>
-          <w:lang w:eastAsia="fr-FR" w:bidi="ar-DZ"/>
-        </w:rPr>
-        <w:t>رقم :</w:t>
-      </w:r>
-      <w:proofErr w:type="gramEnd"/>
-      <w:r>
-        <w:rPr>
-          <w:rFonts w:ascii="Sakkal Majalla" w:hAnsi="Sakkal Majalla" w:cs="Sakkal Majalla"/>
-          <w:color w:val="000000" w:themeColor="text1"/>
-          <w:sz w:val="24"/>
-          <w:szCs w:val="32"/>
-          <w:rtl/>
-          <w:lang w:eastAsia="fr-FR" w:bidi="ar-DZ"/>
-        </w:rPr>
-        <w:t xml:space="preserve"> </w:t>
+        <w:t xml:space="preserve">تمت مناقشة / تقييم مذكرة الماستر رقم : </w:t>
       </w:r>
       <w:r>
         <w:rPr>
@@ -1188,33 +1140,7 @@
           <w:rtl/>
           <w:lang w:eastAsia="fr-FR" w:bidi="ar-DZ"/>
         </w:rPr>
-        <w:t xml:space="preserve">في </w:t>
-      </w:r>
-      <w:proofErr w:type="gramStart"/>
-      <w:r>
-        <w:rPr>
-          <w:rFonts w:ascii="Sakkal Majalla" w:hAnsi="Sakkal Majalla" w:cs="Sakkal Majalla"/>
-          <w:bCs/>
-          <w:color w:val="000000" w:themeColor="text1"/>
-          <w:sz w:val="24"/>
-          <w:szCs w:val="32"/>
-          <w:rtl/>
-          <w:lang w:eastAsia="fr-FR" w:bidi="ar-DZ"/>
-        </w:rPr>
-        <w:t>شعبة :</w:t>
-      </w:r>
-      <w:proofErr w:type="gramEnd"/>
-      <w:r>
-        <w:rPr>
-          <w:rFonts w:ascii="Sakkal Majalla" w:hAnsi="Sakkal Majalla" w:cs="Sakkal Majalla"/>
-          <w:bCs/>
-          <w:color w:val="000000" w:themeColor="text1"/>
-          <w:sz w:val="24"/>
-          <w:szCs w:val="32"/>
-          <w:rtl/>
-          <w:lang w:eastAsia="fr-FR" w:bidi="ar-DZ"/>
-        </w:rPr>
-        <w:t xml:space="preserve">                 الحقوق                                         تخصص:</w:t>
+        <w:t>في شعبة :                 الحقوق                                         تخصص:</w:t>
       </w:r>
       <w:r>
         <w:rPr>
@@ -1258,6 +1184,33 @@
         <w:spacing w:after="0" w:line="240" w:lineRule="auto"/>
         <w:jc w:val="both"/>
         <w:rPr>
+          <w:rFonts w:ascii="Sakkal Majalla" w:hAnsi="Sakkal Majalla" w:cs="Sakkal Majalla"/>
+          <w:color w:val="000000" w:themeColor="text1"/>
+          <w:sz w:val="28"/>
+          <w:szCs w:val="36"/>
+          <w:lang w:eastAsia="fr-FR" w:bidi="ar-DZ"/>
+        </w:rPr>
+      </w:pPr>
+      <w:r>
+        <w:rPr>
+          <w:rFonts w:ascii="Sakkal Majalla" w:hAnsi="Sakkal Majalla" w:cs="Sakkal Majalla"/>
+          <w:b/>
+          <w:bCs/>
+          <w:color w:val="000000" w:themeColor="text1"/>
+          <w:sz w:val="28"/>
+          <w:szCs w:val="36"/>
+          <w:lang w:eastAsia="fr-FR" w:bidi="ar-DZ"/>
+        </w:rPr>
+        <w:t>{{STUDENTS_LABEL}}</w:t>
+      </w:r>
+    </w:p>
+    <w:p>
+      <w:pPr>
+        <w:bidi/>
+        <w:spacing w:after="0" w:line="240" w:lineRule="auto"/>
+        <w:ind w:firstLine="708"/>
+        <w:jc w:val="both"/>
+        <w:rPr>
           <w:rFonts w:ascii="Sakkal Majalla" w:eastAsia="Times New Roman" w:hAnsi="Sakkal Majalla" w:cs="Sakkal Majalla"/>
           <w:b/>
           <w:bCs/>
@@ -1276,22 +1229,22 @@
           <w:color w:val="000000" w:themeColor="text1"/>
           <w:sz w:val="24"/>
           <w:szCs w:val="32"/>
-          <w:lang w:eastAsia="fr-FR" w:bidi="ar-DZ"/>
-        </w:rPr>
-        <w:t>{{STUDENTS_LABEL}</w:t>
-      </w:r>
-      <w:proofErr w:type="gramStart"/>
+          <w:rtl/>
+          <w:lang w:eastAsia="fr-FR" w:bidi="ar-DZ"/>
+        </w:rPr>
+        <w:t xml:space="preserve">- </w:t>
+      </w:r>
       <w:r>
         <w:rPr>
           <w:rFonts w:ascii="Sakkal Majalla" w:hAnsi="Sakkal Majalla" w:cs="Sakkal Majalla"/>
           <w:b/>
           <w:bCs/>
           <w:color w:val="000000" w:themeColor="text1"/>
-          <w:sz w:val="24"/>
-          <w:szCs w:val="32"/>
-          <w:lang w:eastAsia="fr-FR" w:bidi="ar-DZ"/>
-        </w:rPr>
-        <w:t>}</w:t>
+          <w:sz w:val="32"/>
+          <w:szCs w:val="40"/>
+          <w:lang w:eastAsia="fr-FR" w:bidi="ar-DZ"/>
+        </w:rPr>
+        <w:t>{{STUDENT1}}</w:t>
       </w:r>
       <w:r>
         <w:rPr>
@@ -1304,30 +1257,8 @@
           <w:rtl/>
           <w:lang w:eastAsia="fr-FR" w:bidi="ar-DZ"/>
         </w:rPr>
-        <w:t>:</w:t>
-      </w:r>
-      <w:proofErr w:type="gramEnd"/>
-      <w:r>
-        <w:rPr>
-          <w:rFonts w:ascii="Sakkal Majalla" w:hAnsi="Sakkal Majalla" w:cs="Sakkal Majalla"/>
-          <w:color w:val="000000" w:themeColor="text1"/>
-          <w:sz w:val="24"/>
-          <w:szCs w:val="32"/>
-          <w:rtl/>
-          <w:lang w:eastAsia="fr-FR" w:bidi="ar-DZ"/>
-        </w:rPr>
         <w:tab/>
-      </w:r>
-      <w:r>
-        <w:rPr>
-          <w:rFonts w:ascii="Sakkal Majalla" w:hAnsi="Sakkal Majalla" w:cs="Sakkal Majalla"/>
-          <w:color w:val="000000" w:themeColor="text1"/>
-          <w:sz w:val="24"/>
-          <w:szCs w:val="32"/>
-          <w:rtl/>
-          <w:lang w:eastAsia="fr-FR" w:bidi="ar-DZ"/>
-        </w:rPr>
-        <w:tab/>
+        <w:t xml:space="preserve">(رقم </w:t>
       </w:r>
       <w:r>
         <w:rPr>
@@ -1335,12 +1266,11 @@
           <w:b/>
           <w:bCs/>
           <w:color w:val="000000" w:themeColor="text1"/>
-          <w:sz w:val="24"/>
-          <w:szCs w:val="32"/>
-          <w:rtl/>
-          <w:lang w:eastAsia="fr-FR" w:bidi="ar-DZ"/>
-        </w:rPr>
-        <w:t xml:space="preserve">- </w:t>
+          <w:sz w:val="32"/>
+          <w:szCs w:val="40"/>
+          <w:lang w:eastAsia="fr-FR" w:bidi="ar-DZ"/>
+        </w:rPr>
+        <w:t>{{STUDENT1_ID}}</w:t>
       </w:r>
       <w:r>
         <w:rPr>
@@ -1348,12 +1278,31 @@
           <w:b/>
           <w:bCs/>
           <w:color w:val="000000" w:themeColor="text1"/>
+          <w:sz w:val="24"/>
+          <w:szCs w:val="32"/>
+          <w:rtl/>
+          <w:lang w:eastAsia="fr-FR" w:bidi="ar-DZ"/>
+        </w:rPr>
+        <w:t>)</w:t>
+      </w:r>
+    </w:p>
+    <w:p>
+      <w:pPr>
+        <w:bidi/>
+        <w:spacing w:after="0" w:line="240" w:lineRule="auto"/>
+        <w:ind w:firstLine="708"/>
+        <w:jc w:val="both"/>
+        <w:rPr>
+          <w:rFonts w:ascii="Sakkal Majalla" w:eastAsia="Times New Roman" w:hAnsi="Sakkal Majalla" w:cs="Sakkal Majalla"/>
+          <w:b/>
+          <w:bCs/>
+          <w:color w:val="000000" w:themeColor="text1"/>
           <w:sz w:val="32"/>
-          <w:szCs w:val="40"/>
-          <w:lang w:eastAsia="fr-FR" w:bidi="ar-DZ"/>
-        </w:rPr>
-        <w:t>{{STUDENT1}}</w:t>
-      </w:r>
+          <w:szCs w:val="32"/>
+          <w:rtl/>
+          <w:lang w:eastAsia="fr-FR" w:bidi="ar-DZ"/>
+        </w:rPr>
+      </w:pPr>
       <w:r>
         <w:rPr>
           <w:rFonts w:ascii="Sakkal Majalla" w:hAnsi="Sakkal Majalla" w:cs="Sakkal Majalla"/>
@@ -1365,21 +1314,7 @@
           <w:rtl/>
           <w:lang w:eastAsia="fr-FR" w:bidi="ar-DZ"/>
         </w:rPr>
-        <w:tab/>
-        <w:t xml:space="preserve">(رقم </w:t>
-      </w:r>
-      <w:r>
-        <w:rPr>
-          <w:rFonts w:ascii="Sakkal Majalla" w:hAnsi="Sakkal Majalla" w:cs="Sakkal Majalla" w:hint="cs"/>
-          <w:b/>
-          <w:bCs/>
-          <w:color w:val="000000" w:themeColor="text1"/>
-          <w:sz w:val="24"/>
-          <w:szCs w:val="32"/>
-          <w:rtl/>
-          <w:lang w:eastAsia="fr-FR" w:bidi="ar-DZ"/>
-        </w:rPr>
-        <w:t>الملف</w:t>
+        <w:t xml:space="preserve">- </w:t>
       </w:r>
       <w:r>
         <w:rPr>
@@ -1387,12 +1322,11 @@
           <w:b/>
           <w:bCs/>
           <w:color w:val="000000" w:themeColor="text1"/>
-          <w:sz w:val="24"/>
-          <w:szCs w:val="32"/>
-          <w:rtl/>
-          <w:lang w:eastAsia="fr-FR" w:bidi="ar-DZ"/>
-        </w:rPr>
-        <w:t xml:space="preserve"> </w:t>
+          <w:sz w:val="32"/>
+          <w:szCs w:val="40"/>
+          <w:lang w:eastAsia="fr-FR" w:bidi="ar-DZ"/>
+        </w:rPr>
+        <w:t>{{STUDENT2}}</w:t>
       </w:r>
       <w:r>
         <w:rPr>
@@ -1400,11 +1334,49 @@
           <w:b/>
           <w:bCs/>
           <w:color w:val="000000" w:themeColor="text1"/>
+          <w:sz w:val="24"/>
+          <w:szCs w:val="32"/>
+          <w:rtl/>
+          <w:lang w:eastAsia="fr-FR" w:bidi="ar-DZ"/>
+        </w:rPr>
+        <w:tab/>
+        <w:t xml:space="preserve">(رقم </w:t>
+      </w:r>
+      <w:r>
+        <w:rPr>
+          <w:rFonts w:ascii="Sakkal Majalla" w:hAnsi="Sakkal Majalla" w:cs="Sakkal Majalla"/>
+          <w:b/>
+          <w:bCs/>
+          <w:color w:val="000000" w:themeColor="text1"/>
           <w:sz w:val="32"/>
           <w:szCs w:val="40"/>
           <w:lang w:eastAsia="fr-FR" w:bidi="ar-DZ"/>
         </w:rPr>
-        <w:t>{{STUDENT1_ID}}</w:t>
+        <w:t>{{STUDENT</w:t>
+      </w:r>
+      <w:r>
+        <w:rPr>
+          <w:rFonts w:ascii="Sakkal Majalla" w:hAnsi="Sakkal Majalla" w:cs="Sakkal Majalla"/>
+          <w:b/>
+          <w:bCs/>
+          <w:color w:val="000000" w:themeColor="text1"/>
+          <w:sz w:val="32"/>
+          <w:szCs w:val="40"/>
+          <w:lang w:eastAsia="fr-FR" w:bidi="ar-DZ"/>
+        </w:rPr>
+        <w:t>2</w:t>
+      </w:r>
+      <w:r>
+        <w:rPr>
+          <w:rFonts w:ascii="Sakkal Majalla" w:hAnsi="Sakkal Majalla" w:cs="Sakkal Majalla"/>
+          <w:b/>
+          <w:bCs/>
+          <w:color w:val="000000" w:themeColor="text1"/>
+          <w:sz w:val="32"/>
+          <w:szCs w:val="40"/>
+          <w:lang w:eastAsia="fr-FR" w:bidi="ar-DZ"/>
+        </w:rPr>
+        <w:t>_ID}}</w:t>
       </w:r>
       <w:r>
         <w:rPr>
@@ -1427,8 +1399,6 @@
         <w:jc w:val="both"/>
         <w:rPr>
           <w:rFonts w:ascii="Sakkal Majalla" w:eastAsia="Times New Roman" w:hAnsi="Sakkal Majalla" w:cs="Sakkal Majalla"/>
-          <w:b/>
-          <w:bCs/>
           <w:color w:val="000000" w:themeColor="text1"/>
           <w:sz w:val="32"/>
           <w:szCs w:val="32"/>
@@ -1439,175 +1409,47 @@
       <w:r>
         <w:rPr>
           <w:rFonts w:ascii="Sakkal Majalla" w:eastAsia="Times New Roman" w:hAnsi="Sakkal Majalla" w:cs="Sakkal Majalla"/>
-          <w:b/>
-          <w:bCs/>
           <w:color w:val="000000" w:themeColor="text1"/>
           <w:sz w:val="32"/>
           <w:szCs w:val="32"/>
           <w:rtl/>
           <w:lang w:eastAsia="fr-FR" w:bidi="ar-DZ"/>
         </w:rPr>
-        <w:tab/>
-      </w:r>
-      <w:r>
-        <w:rPr>
-          <w:rFonts w:ascii="Sakkal Majalla" w:eastAsia="Times New Roman" w:hAnsi="Sakkal Majalla" w:cs="Sakkal Majalla"/>
-          <w:b/>
-          <w:bCs/>
+        <w:t xml:space="preserve">وبعد </w:t>
+      </w:r>
+      <w:r>
+        <w:rPr>
+          <w:rFonts w:ascii="Sakkal Majalla" w:eastAsia="Times New Roman" w:hAnsi="Sakkal Majalla" w:cs="Sakkal Majalla" w:hint="cs"/>
           <w:color w:val="000000" w:themeColor="text1"/>
           <w:sz w:val="32"/>
           <w:szCs w:val="32"/>
           <w:rtl/>
           <w:lang w:eastAsia="fr-FR" w:bidi="ar-DZ"/>
         </w:rPr>
-        <w:tab/>
+        <w:t>المناقشة والتقييم</w:t>
       </w:r>
       <w:r>
         <w:rPr>
           <w:rFonts w:ascii="Sakkal Majalla" w:eastAsia="Times New Roman" w:hAnsi="Sakkal Majalla" w:cs="Sakkal Majalla"/>
-          <w:b/>
-          <w:bCs/>
           <w:color w:val="000000" w:themeColor="text1"/>
           <w:sz w:val="32"/>
           <w:szCs w:val="32"/>
           <w:rtl/>
           <w:lang w:eastAsia="fr-FR" w:bidi="ar-DZ"/>
         </w:rPr>
-        <w:tab/>
+        <w:t xml:space="preserve"> والمداولة القانونية قرّرت اللجنة منح </w:t>
       </w:r>
       <w:r>
         <w:rPr>
           <w:rFonts w:ascii="Sakkal Majalla" w:eastAsia="Times New Roman" w:hAnsi="Sakkal Majalla" w:cs="Sakkal Majalla"/>
-          <w:b/>
-          <w:bCs/>
           <w:color w:val="000000" w:themeColor="text1"/>
           <w:sz w:val="32"/>
           <w:szCs w:val="32"/>
-          <w:rtl/>
-          <w:lang w:eastAsia="fr-FR" w:bidi="ar-DZ"/>
-        </w:rPr>
-        <w:tab/>
-      </w:r>
-      <w:r>
-        <w:rPr>
-          <w:rFonts w:ascii="Sakkal Majalla" w:hAnsi="Sakkal Majalla" w:cs="Sakkal Majalla"/>
-          <w:b/>
-          <w:bCs/>
-          <w:color w:val="000000" w:themeColor="text1"/>
-          <w:sz w:val="24"/>
-          <w:szCs w:val="32"/>
-          <w:rtl/>
-          <w:lang w:eastAsia="fr-FR" w:bidi="ar-DZ"/>
-        </w:rPr>
-        <w:t xml:space="preserve">- </w:t>
-      </w:r>
-      <w:r>
-        <w:rPr>
-          <w:rFonts w:ascii="Sakkal Majalla" w:hAnsi="Sakkal Majalla" w:cs="Sakkal Majalla"/>
-          <w:b/>
-          <w:bCs/>
-          <w:color w:val="000000" w:themeColor="text1"/>
-          <w:sz w:val="32"/>
-          <w:szCs w:val="40"/>
-          <w:lang w:eastAsia="fr-FR" w:bidi="ar-DZ"/>
-        </w:rPr>
-        <w:t>{{STUDENT2}}</w:t>
-      </w:r>
-      <w:r>
-        <w:rPr>
-          <w:rFonts w:ascii="Sakkal Majalla" w:hAnsi="Sakkal Majalla" w:cs="Sakkal Majalla"/>
-          <w:b/>
-          <w:bCs/>
-          <w:color w:val="000000" w:themeColor="text1"/>
-          <w:sz w:val="24"/>
-          <w:szCs w:val="32"/>
-          <w:rtl/>
-          <w:lang w:eastAsia="fr-FR" w:bidi="ar-DZ"/>
-        </w:rPr>
-        <w:tab/>
-        <w:t xml:space="preserve">(رقم </w:t>
-      </w:r>
-      <w:r>
-        <w:rPr>
-          <w:rFonts w:ascii="Sakkal Majalla" w:hAnsi="Sakkal Majalla" w:cs="Sakkal Majalla" w:hint="cs"/>
-          <w:b/>
-          <w:bCs/>
-          <w:color w:val="000000" w:themeColor="text1"/>
-          <w:sz w:val="24"/>
-          <w:szCs w:val="32"/>
-          <w:rtl/>
-          <w:lang w:eastAsia="fr-FR" w:bidi="ar-DZ"/>
-        </w:rPr>
-        <w:t>الملف</w:t>
-      </w:r>
-      <w:r>
-        <w:rPr>
-          <w:rFonts w:ascii="Sakkal Majalla" w:hAnsi="Sakkal Majalla" w:cs="Sakkal Majalla"/>
-          <w:b/>
-          <w:bCs/>
-          <w:color w:val="000000" w:themeColor="text1"/>
-          <w:sz w:val="24"/>
-          <w:szCs w:val="32"/>
-          <w:rtl/>
-          <w:lang w:eastAsia="fr-FR" w:bidi="ar-DZ"/>
-        </w:rPr>
-        <w:t xml:space="preserve"> </w:t>
-      </w:r>
-      <w:r>
-        <w:rPr>
-          <w:rFonts w:ascii="Sakkal Majalla" w:hAnsi="Sakkal Majalla" w:cs="Sakkal Majalla"/>
-          <w:b/>
-          <w:bCs/>
-          <w:color w:val="000000" w:themeColor="text1"/>
-          <w:sz w:val="32"/>
-          <w:szCs w:val="40"/>
-          <w:lang w:eastAsia="fr-FR" w:bidi="ar-DZ"/>
-        </w:rPr>
-        <w:t>{{STUDENT</w:t>
-      </w:r>
-      <w:r>
-        <w:rPr>
-          <w:rFonts w:ascii="Sakkal Majalla" w:hAnsi="Sakkal Majalla" w:cs="Sakkal Majalla"/>
-          <w:b/>
-          <w:bCs/>
-          <w:color w:val="000000" w:themeColor="text1"/>
-          <w:sz w:val="32"/>
-          <w:szCs w:val="40"/>
-          <w:lang w:eastAsia="fr-FR" w:bidi="ar-DZ"/>
-        </w:rPr>
-        <w:t>2</w:t>
-      </w:r>
-      <w:r>
-        <w:rPr>
-          <w:rFonts w:ascii="Sakkal Majalla" w:hAnsi="Sakkal Majalla" w:cs="Sakkal Majalla"/>
-          <w:b/>
-          <w:bCs/>
-          <w:color w:val="000000" w:themeColor="text1"/>
-          <w:sz w:val="32"/>
-          <w:szCs w:val="40"/>
-          <w:lang w:eastAsia="fr-FR" w:bidi="ar-DZ"/>
-        </w:rPr>
-        <w:t>_ID}}</w:t>
-      </w:r>
-      <w:r>
-        <w:rPr>
-          <w:rFonts w:ascii="Sakkal Majalla" w:hAnsi="Sakkal Majalla" w:cs="Sakkal Majalla"/>
-          <w:b/>
-          <w:bCs/>
-          <w:color w:val="000000" w:themeColor="text1"/>
-          <w:sz w:val="24"/>
-          <w:szCs w:val="32"/>
-          <w:rtl/>
-          <w:lang w:eastAsia="fr-FR" w:bidi="ar-DZ"/>
-        </w:rPr>
-        <w:t>)</w:t>
-      </w:r>
-    </w:p>
-    <w:p>
-      <w:pPr>
-        <w:bidi/>
-        <w:spacing w:after="0" w:line="240" w:lineRule="auto"/>
-        <w:jc w:val="both"/>
+          <w:lang w:eastAsia="fr-FR" w:bidi="ar-DZ"/>
+        </w:rPr>
+        <w:t>{{STUDENTS_LABEL}}</w:t>
+      </w:r>
+      <w:r>
         <w:rPr>
           <w:rFonts w:ascii="Sakkal Majalla" w:eastAsia="Times New Roman" w:hAnsi="Sakkal Majalla" w:cs="Sakkal Majalla"/>
           <w:color w:val="000000" w:themeColor="text1"/>
@@ -1616,112 +1458,8 @@
           <w:rtl/>
           <w:lang w:eastAsia="fr-FR" w:bidi="ar-DZ"/>
         </w:rPr>
-      </w:pPr>
-      <w:proofErr w:type="gramStart"/>
-      <w:r>
-        <w:rPr>
-          <w:rFonts w:ascii="Sakkal Majalla" w:eastAsia="Times New Roman" w:hAnsi="Sakkal Majalla" w:cs="Sakkal Majalla"/>
-          <w:color w:val="000000" w:themeColor="text1"/>
-          <w:sz w:val="32"/>
-          <w:szCs w:val="32"/>
-          <w:rtl/>
-          <w:lang w:eastAsia="fr-FR" w:bidi="ar-DZ"/>
-        </w:rPr>
-        <w:t>و بعد</w:t>
-      </w:r>
-      <w:proofErr w:type="gramEnd"/>
-      <w:r>
-        <w:rPr>
-          <w:rFonts w:ascii="Sakkal Majalla" w:eastAsia="Times New Roman" w:hAnsi="Sakkal Majalla" w:cs="Sakkal Majalla"/>
-          <w:color w:val="000000" w:themeColor="text1"/>
-          <w:sz w:val="32"/>
-          <w:szCs w:val="32"/>
-          <w:rtl/>
-          <w:lang w:eastAsia="fr-FR" w:bidi="ar-DZ"/>
-        </w:rPr>
         <w:t xml:space="preserve"> </w:t>
       </w:r>
-      <w:proofErr w:type="gramStart"/>
-      <w:r>
-        <w:rPr>
-          <w:rFonts w:ascii="Sakkal Majalla" w:eastAsia="Times New Roman" w:hAnsi="Sakkal Majalla" w:cs="Sakkal Majalla"/>
-          <w:color w:val="000000" w:themeColor="text1"/>
-          <w:sz w:val="32"/>
-          <w:szCs w:val="32"/>
-          <w:rtl/>
-          <w:lang w:eastAsia="fr-FR" w:bidi="ar-DZ"/>
-        </w:rPr>
-        <w:t>المناقشة  والتقييم</w:t>
-      </w:r>
-      <w:proofErr w:type="gramEnd"/>
-      <w:r>
-        <w:rPr>
-          <w:rFonts w:ascii="Sakkal Majalla" w:eastAsia="Times New Roman" w:hAnsi="Sakkal Majalla" w:cs="Sakkal Majalla"/>
-          <w:color w:val="000000" w:themeColor="text1"/>
-          <w:sz w:val="32"/>
-          <w:szCs w:val="32"/>
-          <w:rtl/>
-          <w:lang w:eastAsia="fr-FR" w:bidi="ar-DZ"/>
-        </w:rPr>
-        <w:t xml:space="preserve"> </w:t>
-      </w:r>
-      <w:proofErr w:type="gramStart"/>
-      <w:r>
-        <w:rPr>
-          <w:rFonts w:ascii="Sakkal Majalla" w:eastAsia="Times New Roman" w:hAnsi="Sakkal Majalla" w:cs="Sakkal Majalla"/>
-          <w:color w:val="000000" w:themeColor="text1"/>
-          <w:sz w:val="32"/>
-          <w:szCs w:val="32"/>
-          <w:rtl/>
-          <w:lang w:eastAsia="fr-FR" w:bidi="ar-DZ"/>
-        </w:rPr>
-        <w:t>و المداولة</w:t>
-      </w:r>
-      <w:proofErr w:type="gramEnd"/>
-      <w:r>
-        <w:rPr>
-          <w:rFonts w:ascii="Sakkal Majalla" w:eastAsia="Times New Roman" w:hAnsi="Sakkal Majalla" w:cs="Sakkal Majalla"/>
-          <w:color w:val="000000" w:themeColor="text1"/>
-          <w:sz w:val="32"/>
-          <w:szCs w:val="32"/>
-          <w:rtl/>
-          <w:lang w:eastAsia="fr-FR" w:bidi="ar-DZ"/>
-        </w:rPr>
-        <w:t xml:space="preserve"> القانونية قرّرت اللجنة منح </w:t>
-      </w:r>
-      <w:r>
-        <w:rPr>
-          <w:rFonts w:ascii="Sakkal Majalla" w:eastAsia="Times New Roman" w:hAnsi="Sakkal Majalla" w:cs="Sakkal Majalla"/>
-          <w:color w:val="000000" w:themeColor="text1"/>
-          <w:sz w:val="32"/>
-          <w:szCs w:val="32"/>
-          <w:lang w:eastAsia="fr-FR" w:bidi="ar-DZ"/>
-        </w:rPr>
-        <w:t>{{STUDENTS_LABEL}</w:t>
-      </w:r>
-      <w:proofErr w:type="gramStart"/>
-      <w:r>
-        <w:rPr>
-          <w:rFonts w:ascii="Sakkal Majalla" w:eastAsia="Times New Roman" w:hAnsi="Sakkal Majalla" w:cs="Sakkal Majalla"/>
-          <w:color w:val="000000" w:themeColor="text1"/>
-          <w:sz w:val="32"/>
-          <w:szCs w:val="32"/>
-          <w:lang w:eastAsia="fr-FR" w:bidi="ar-DZ"/>
-        </w:rPr>
-        <w:t>}</w:t>
-      </w:r>
-      <w:r>
-        <w:rPr>
-          <w:rFonts w:ascii="Sakkal Majalla" w:eastAsia="Times New Roman" w:hAnsi="Sakkal Majalla" w:cs="Sakkal Majalla"/>
-          <w:color w:val="000000" w:themeColor="text1"/>
-          <w:sz w:val="32"/>
-          <w:szCs w:val="32"/>
-          <w:rtl/>
-          <w:lang w:eastAsia="fr-FR" w:bidi="ar-DZ"/>
-        </w:rPr>
-        <w:t xml:space="preserve"> :</w:t>
-      </w:r>
-      <w:proofErr w:type="gramEnd"/>
     </w:p>
     <w:p>
       <w:pPr>
@@ -1738,7 +1476,6 @@
           <w:lang w:eastAsia="fr-FR" w:bidi="ar-DZ"/>
         </w:rPr>
       </w:pPr>
-      <w:proofErr w:type="gramStart"/>
       <w:r>
         <w:rPr>
           <w:rFonts w:ascii="Sakkal Majalla" w:eastAsia="Times New Roman" w:hAnsi="Sakkal Majalla" w:cs="Sakkal Majalla"/>
@@ -1751,7 +1488,6 @@
         <w:t>العلامة  (</w:t>
       </w:r>
       <w:proofErr w:type="spellStart"/>
-      <w:proofErr w:type="gramEnd"/>
       <w:r>
         <w:rPr>
           <w:rFonts w:ascii="Sakkal Majalla" w:eastAsia="Times New Roman" w:hAnsi="Sakkal Majalla" w:cs="Sakkal Majalla"/>
@@ -1773,21 +1509,8 @@
           <w:rtl/>
           <w:lang w:eastAsia="fr-FR" w:bidi="ar-DZ"/>
         </w:rPr>
-        <w:t>)........................./20        العلامة (بالأحرف</w:t>
-      </w:r>
-      <w:proofErr w:type="gramStart"/>
-      <w:r>
-        <w:rPr>
-          <w:rFonts w:ascii="Sakkal Majalla" w:eastAsia="Times New Roman" w:hAnsi="Sakkal Majalla" w:cs="Sakkal Majalla"/>
-          <w:color w:val="000000" w:themeColor="text1"/>
-          <w:sz w:val="32"/>
-          <w:szCs w:val="32"/>
-          <w:rtl/>
-          <w:lang w:eastAsia="fr-FR" w:bidi="ar-DZ"/>
-        </w:rPr>
-        <w:t>):...........................................................</w:t>
-      </w:r>
-      <w:proofErr w:type="gramEnd"/>
+        <w:t>)........................./20        العلامة (بالأحرف):...........................................................</w:t>
+      </w:r>
     </w:p>
     <w:p>
       <w:pPr>
@@ -1802,7 +1525,6 @@
           <w:lang w:eastAsia="fr-FR" w:bidi="ar-DZ"/>
         </w:rPr>
       </w:pPr>
-      <w:proofErr w:type="gramStart"/>
       <w:r>
         <w:rPr>
           <w:rFonts w:ascii="Sakkal Majalla" w:eastAsia="Times New Roman" w:hAnsi="Sakkal Majalla" w:cs="Sakkal Majalla"/>
@@ -1811,18 +1533,7 @@
           <w:rtl/>
           <w:lang w:eastAsia="fr-FR" w:bidi="ar-DZ"/>
         </w:rPr>
-        <w:t>بتقدير :</w:t>
-      </w:r>
-      <w:proofErr w:type="gramEnd"/>
-      <w:r>
-        <w:rPr>
-          <w:rFonts w:ascii="Sakkal Majalla" w:eastAsia="Times New Roman" w:hAnsi="Sakkal Majalla" w:cs="Sakkal Majalla"/>
-          <w:sz w:val="32"/>
-          <w:szCs w:val="32"/>
-          <w:rtl/>
-          <w:lang w:eastAsia="fr-FR" w:bidi="ar-DZ"/>
-        </w:rPr>
-        <w:t>...........................................</w:t>
+        <w:t>بتقدير :...........................................</w:t>
       </w:r>
     </w:p>
     <w:tbl>
@@ -2635,7 +2346,6 @@
               </w:rPr>
               <w:t xml:space="preserve"> ع </w:t>
             </w:r>
-            <w:proofErr w:type="gramStart"/>
             <w:r>
               <w:rPr>
                 <w:rFonts w:ascii="Sakkal Majalla" w:hAnsi="Sakkal Majalla" w:cs="Sakkal Majalla"/>
@@ -2661,7 +2371,6 @@
               </w:rPr>
               <w:t xml:space="preserve">  12</w:t>
             </w:r>
-            <w:proofErr w:type="gramEnd"/>
           </w:p>
         </w:tc>
         <w:tc>
@@ -3055,47 +2764,21 @@
         <w:kern w:val="2"/>
         <w:sz w:val="24"/>
         <w:szCs w:val="24"/>
-        <w:lang w:eastAsia="fr-FR" w:bidi="ar-DZ"/>
+        <w:lang w:val="en-US" w:eastAsia="fr-FR" w:bidi="ar-DZ"/>
         <w14:ligatures w14:val="standardContextual"/>
       </w:rPr>
     </w:pPr>
-    <w:proofErr w:type="spellStart"/>
     <w:r>
       <w:rPr>
         <w:rFonts w:ascii="Sakkal Majalla" w:eastAsia="Times New Roman" w:hAnsi="Sakkal Majalla" w:cs="Sakkal Majalla"/>
         <w:kern w:val="2"/>
         <w:sz w:val="24"/>
         <w:szCs w:val="24"/>
-        <w:lang w:eastAsia="fr-FR" w:bidi="ar-DZ"/>
+        <w:lang w:val="en-US" w:eastAsia="fr-FR" w:bidi="ar-DZ"/>
         <w14:ligatures w14:val="standardContextual"/>
       </w:rPr>
-      <w:t>University</w:t>
+      <w:t>University of Mohamed El-Bachir El-Ibrahimi of Bordj Bou Arréridj</w:t>
     </w:r>
-    <w:proofErr w:type="spellEnd"/>
-    <w:r>
-      <w:rPr>
-        <w:rFonts w:ascii="Sakkal Majalla" w:eastAsia="Times New Roman" w:hAnsi="Sakkal Majalla" w:cs="Sakkal Majalla"/>
-        <w:kern w:val="2"/>
-        <w:sz w:val="24"/>
-        <w:szCs w:val="24"/>
-        <w:lang w:eastAsia="fr-FR" w:bidi="ar-DZ"/>
-        <w14:ligatures w14:val="standardContextual"/>
-      </w:rPr>
-      <w:t xml:space="preserve"> of Mohamed El-Bachir El-Ibrahimi of Bordj Bou </w:t>
-    </w:r>
-    <w:proofErr w:type="spellStart"/>
-    <w:r>
-      <w:rPr>
-        <w:rFonts w:ascii="Sakkal Majalla" w:eastAsia="Times New Roman" w:hAnsi="Sakkal Majalla" w:cs="Sakkal Majalla"/>
-        <w:kern w:val="2"/>
-        <w:sz w:val="24"/>
-        <w:szCs w:val="24"/>
-        <w:lang w:eastAsia="fr-FR" w:bidi="ar-DZ"/>
-        <w14:ligatures w14:val="standardContextual"/>
-      </w:rPr>
-      <w:t>Arréridj</w:t>
-    </w:r>
-    <w:proofErr w:type="spellEnd"/>
   </w:p>
   <w:tbl>
     <w:tblPr>
@@ -3201,6 +2884,7 @@
               <w:rFonts w:ascii="Sakkal Majalla" w:hAnsi="Sakkal Majalla" w:cs="Sakkal Majalla"/>
               <w:sz w:val="24"/>
               <w:szCs w:val="24"/>
+              <w:lang w:val="en-US"/>
             </w:rPr>
           </w:pPr>
         </w:p>
@@ -3290,7 +2974,6 @@
               </mc:Fallback>
             </mc:AlternateContent>
           </w:r>
-          <w:proofErr w:type="gramStart"/>
           <w:r>
             <w:rPr>
               <w:rFonts w:ascii="Sakkal Majalla" w:hAnsi="Sakkal Majalla" w:cs="Sakkal Majalla"/>
@@ -3311,19 +2994,7 @@
               <w:shd w:val="clear" w:color="auto" w:fill="FFFFFF"/>
               <w:rtl/>
             </w:rPr>
-            <w:t xml:space="preserve">ة:   </w:t>
-          </w:r>
-          <w:proofErr w:type="gramEnd"/>
-          <w:r>
-            <w:rPr>
-              <w:rFonts w:ascii="Sakkal Majalla" w:hAnsi="Sakkal Majalla" w:cs="Sakkal Majalla" w:hint="cs"/>
-              <w:color w:val="202124"/>
-              <w:sz w:val="24"/>
-              <w:szCs w:val="24"/>
-              <w:shd w:val="clear" w:color="auto" w:fill="FFFFFF"/>
-              <w:rtl/>
-            </w:rPr>
-            <w:t>ا</w:t>
+            <w:t>ة:   ا</w:t>
           </w:r>
           <w:r>
             <w:rPr>
@@ -3884,6 +3555,7 @@
   <w:style w:type="character" w:default="1" w:styleId="Policepardfaut">
     <w:name w:val="Default Paragraph Font"/>
     <w:uiPriority w:val="1"/>
+    <w:semiHidden/>
     <w:unhideWhenUsed/>
   </w:style>
   <w:style w:type="table" w:default="1" w:styleId="TableauNormal">

--- a/template_mahdar.docx
+++ b/template_mahdar.docx
@@ -8,7 +8,7 @@
           <w:tab w:val="left" w:pos="5978"/>
         </w:tabs>
         <w:bidi/>
-        <w:spacing w:after="0" w:line="240" w:lineRule="auto"/>
+        <w:spacing w:after="240" w:line="240" w:lineRule="auto"/>
         <w:jc w:val="center"/>
         <w:rPr>
           <w:rFonts w:ascii="TheSans" w:hAnsi="TheSans" w:cs="TheSans"/>
@@ -30,7 +30,7 @@
           <w:rtl/>
           <w:lang w:bidi="ar-LY"/>
         </w:rPr>
-        <w:t xml:space="preserve"> محضر مناقشة/ تقييم مذكرة ماستر (رقم المحضر: </w:t>
+        <w:t xml:space="preserve">محضر مناقشة/ تقييم مذكرة ماستر (رقم المحضر: </w:t>
       </w:r>
       <w:r>
         <w:rPr>
@@ -136,7 +136,31 @@
           <w:rtl/>
           <w:lang w:eastAsia="fr-FR" w:bidi="ar-DZ"/>
         </w:rPr>
-        <w:t>...../....../.........  وعلى الساعة: ........................ اجتمعت لجنة المناقشة المعينة والمكونة من الأعضاء الاتية أسمائهم:</w:t>
+        <w:t>...</w:t>
+      </w:r>
+      <w:proofErr w:type="gramStart"/>
+      <w:r>
+        <w:rPr>
+          <w:rFonts w:ascii="Sakkal Majalla" w:eastAsia="Times New Roman" w:hAnsi="Sakkal Majalla" w:cs="Sakkal Majalla"/>
+          <w:color w:val="000000" w:themeColor="text1"/>
+          <w:sz w:val="32"/>
+          <w:szCs w:val="32"/>
+          <w:rtl/>
+          <w:lang w:eastAsia="fr-FR" w:bidi="ar-DZ"/>
+        </w:rPr>
+        <w:t>../</w:t>
+      </w:r>
+      <w:proofErr w:type="gramEnd"/>
+      <w:r>
+        <w:rPr>
+          <w:rFonts w:ascii="Sakkal Majalla" w:eastAsia="Times New Roman" w:hAnsi="Sakkal Majalla" w:cs="Sakkal Majalla"/>
+          <w:color w:val="000000" w:themeColor="text1"/>
+          <w:sz w:val="32"/>
+          <w:szCs w:val="32"/>
+          <w:rtl/>
+          <w:lang w:eastAsia="fr-FR" w:bidi="ar-DZ"/>
+        </w:rPr>
+        <w:t>....../.........  وعلى الساعة: ........................ اجتمعت لجنة المناقشة المعينة والمكونة من الأعضاء الاتية أسمائهم:</w:t>
       </w:r>
     </w:p>
     <w:p>
@@ -1031,7 +1055,31 @@
           <w:rtl/>
           <w:lang w:eastAsia="fr-FR" w:bidi="ar-DZ"/>
         </w:rPr>
-        <w:t xml:space="preserve">تمت مناقشة / تقييم مذكرة الماستر رقم : </w:t>
+        <w:t xml:space="preserve">تمت مناقشة / تقييم مذكرة الماستر </w:t>
+      </w:r>
+      <w:proofErr w:type="gramStart"/>
+      <w:r>
+        <w:rPr>
+          <w:rFonts w:ascii="Sakkal Majalla" w:hAnsi="Sakkal Majalla" w:cs="Sakkal Majalla"/>
+          <w:color w:val="000000" w:themeColor="text1"/>
+          <w:sz w:val="24"/>
+          <w:szCs w:val="32"/>
+          <w:rtl/>
+          <w:lang w:eastAsia="fr-FR" w:bidi="ar-DZ"/>
+        </w:rPr>
+        <w:t>رقم :</w:t>
+      </w:r>
+      <w:proofErr w:type="gramEnd"/>
+      <w:r>
+        <w:rPr>
+          <w:rFonts w:ascii="Sakkal Majalla" w:hAnsi="Sakkal Majalla" w:cs="Sakkal Majalla"/>
+          <w:color w:val="000000" w:themeColor="text1"/>
+          <w:sz w:val="24"/>
+          <w:szCs w:val="32"/>
+          <w:rtl/>
+          <w:lang w:eastAsia="fr-FR" w:bidi="ar-DZ"/>
+        </w:rPr>
+        <w:t xml:space="preserve"> </w:t>
       </w:r>
       <w:r>
         <w:rPr>
@@ -1075,7 +1123,7 @@
           <w:right w:val="single" w:sz="12" w:space="4" w:color="000000"/>
         </w:pBdr>
         <w:bidi/>
-        <w:spacing w:after="0" w:line="360" w:lineRule="auto"/>
+        <w:spacing w:after="0" w:line="240" w:lineRule="auto"/>
         <w:jc w:val="center"/>
         <w:rPr>
           <w:rFonts w:ascii="Sakkal Majalla" w:eastAsia="Times New Roman" w:hAnsi="Sakkal Majalla" w:cs="Sakkal Majalla"/>
@@ -1140,7 +1188,33 @@
           <w:rtl/>
           <w:lang w:eastAsia="fr-FR" w:bidi="ar-DZ"/>
         </w:rPr>
-        <w:t>في شعبة :                 الحقوق                                         تخصص:</w:t>
+        <w:t xml:space="preserve">في </w:t>
+      </w:r>
+      <w:proofErr w:type="gramStart"/>
+      <w:r>
+        <w:rPr>
+          <w:rFonts w:ascii="Sakkal Majalla" w:hAnsi="Sakkal Majalla" w:cs="Sakkal Majalla"/>
+          <w:bCs/>
+          <w:color w:val="000000" w:themeColor="text1"/>
+          <w:sz w:val="24"/>
+          <w:szCs w:val="32"/>
+          <w:rtl/>
+          <w:lang w:eastAsia="fr-FR" w:bidi="ar-DZ"/>
+        </w:rPr>
+        <w:t>شعبة :</w:t>
+      </w:r>
+      <w:proofErr w:type="gramEnd"/>
+      <w:r>
+        <w:rPr>
+          <w:rFonts w:ascii="Sakkal Majalla" w:hAnsi="Sakkal Majalla" w:cs="Sakkal Majalla"/>
+          <w:bCs/>
+          <w:color w:val="000000" w:themeColor="text1"/>
+          <w:sz w:val="24"/>
+          <w:szCs w:val="32"/>
+          <w:rtl/>
+          <w:lang w:eastAsia="fr-FR" w:bidi="ar-DZ"/>
+        </w:rPr>
+        <w:t xml:space="preserve">                 الحقوق                                         تخصص:</w:t>
       </w:r>
       <w:r>
         <w:rPr>
@@ -1476,6 +1550,7 @@
           <w:lang w:eastAsia="fr-FR" w:bidi="ar-DZ"/>
         </w:rPr>
       </w:pPr>
+      <w:proofErr w:type="gramStart"/>
       <w:r>
         <w:rPr>
           <w:rFonts w:ascii="Sakkal Majalla" w:eastAsia="Times New Roman" w:hAnsi="Sakkal Majalla" w:cs="Sakkal Majalla"/>
@@ -1488,6 +1563,7 @@
         <w:t>العلامة  (</w:t>
       </w:r>
       <w:proofErr w:type="spellStart"/>
+      <w:proofErr w:type="gramEnd"/>
       <w:r>
         <w:rPr>
           <w:rFonts w:ascii="Sakkal Majalla" w:eastAsia="Times New Roman" w:hAnsi="Sakkal Majalla" w:cs="Sakkal Majalla"/>
@@ -1509,8 +1585,21 @@
           <w:rtl/>
           <w:lang w:eastAsia="fr-FR" w:bidi="ar-DZ"/>
         </w:rPr>
-        <w:t>)........................./20        العلامة (بالأحرف):...........................................................</w:t>
-      </w:r>
+        <w:t>)........................./20        العلامة (بالأحرف</w:t>
+      </w:r>
+      <w:proofErr w:type="gramStart"/>
+      <w:r>
+        <w:rPr>
+          <w:rFonts w:ascii="Sakkal Majalla" w:eastAsia="Times New Roman" w:hAnsi="Sakkal Majalla" w:cs="Sakkal Majalla"/>
+          <w:color w:val="000000" w:themeColor="text1"/>
+          <w:sz w:val="32"/>
+          <w:szCs w:val="32"/>
+          <w:rtl/>
+          <w:lang w:eastAsia="fr-FR" w:bidi="ar-DZ"/>
+        </w:rPr>
+        <w:t>):...........................................................</w:t>
+      </w:r>
+      <w:proofErr w:type="gramEnd"/>
     </w:p>
     <w:p>
       <w:pPr>
@@ -1525,6 +1614,7 @@
           <w:lang w:eastAsia="fr-FR" w:bidi="ar-DZ"/>
         </w:rPr>
       </w:pPr>
+      <w:proofErr w:type="gramStart"/>
       <w:r>
         <w:rPr>
           <w:rFonts w:ascii="Sakkal Majalla" w:eastAsia="Times New Roman" w:hAnsi="Sakkal Majalla" w:cs="Sakkal Majalla"/>
@@ -1533,7 +1623,18 @@
           <w:rtl/>
           <w:lang w:eastAsia="fr-FR" w:bidi="ar-DZ"/>
         </w:rPr>
-        <w:t>بتقدير :...........................................</w:t>
+        <w:t>بتقدير :</w:t>
+      </w:r>
+      <w:proofErr w:type="gramEnd"/>
+      <w:r>
+        <w:rPr>
+          <w:rFonts w:ascii="Sakkal Majalla" w:eastAsia="Times New Roman" w:hAnsi="Sakkal Majalla" w:cs="Sakkal Majalla"/>
+          <w:sz w:val="32"/>
+          <w:szCs w:val="32"/>
+          <w:rtl/>
+          <w:lang w:eastAsia="fr-FR" w:bidi="ar-DZ"/>
+        </w:rPr>
+        <w:t>...........................................</w:t>
       </w:r>
     </w:p>
     <w:tbl>
@@ -2346,6 +2447,7 @@
               </w:rPr>
               <w:t xml:space="preserve"> ع </w:t>
             </w:r>
+            <w:proofErr w:type="gramStart"/>
             <w:r>
               <w:rPr>
                 <w:rFonts w:ascii="Sakkal Majalla" w:hAnsi="Sakkal Majalla" w:cs="Sakkal Majalla"/>
@@ -2371,6 +2473,7 @@
               </w:rPr>
               <w:t xml:space="preserve">  12</w:t>
             </w:r>
+            <w:proofErr w:type="gramEnd"/>
           </w:p>
         </w:tc>
         <w:tc>
@@ -2427,28 +2530,10 @@
         <w:t>رئيس القسم</w:t>
       </w:r>
     </w:p>
-    <w:p>
-      <w:pPr>
-        <w:bidi/>
-        <w:spacing w:before="120" w:after="0"/>
-        <w:jc w:val="center"/>
-        <w:rPr>
-          <w:sz w:val="28"/>
-          <w:szCs w:val="28"/>
-        </w:rPr>
-      </w:pPr>
-      <w:r>
-        <w:rPr>
-          <w:sz w:val="28"/>
-          <w:szCs w:val="28"/>
-        </w:rPr>
-        <w:t>{{QR}}</w:t>
-      </w:r>
-    </w:p>
     <w:sectPr>
       <w:headerReference w:type="default" r:id="rId7"/>
       <w:pgSz w:w="11906" w:h="16838"/>
-      <w:pgMar w:top="1941" w:right="1416" w:bottom="426" w:left="1417" w:header="426" w:footer="567" w:gutter="0"/>
+      <w:pgMar w:top="2127" w:right="1416" w:bottom="426" w:left="1417" w:header="426" w:footer="567" w:gutter="0"/>
       <w:pgBorders w:offsetFrom="page">
         <w:top w:val="twistedLines1" w:sz="18" w:space="24" w:color="auto"/>
         <w:left w:val="twistedLines1" w:sz="18" w:space="24" w:color="auto"/>
@@ -2560,7 +2645,7 @@
           <wp:extent cx="575945" cy="575945"/>
           <wp:effectExtent l="0" t="0" r="0" b="0"/>
           <wp:wrapNone/>
-          <wp:docPr id="839494217" name="Image 0" descr="Sans titre-3.jpg"/>
+          <wp:docPr id="1580631464" name="Image 0" descr="Sans titre-3.jpg"/>
           <wp:cNvGraphicFramePr>
             <a:graphicFrameLocks xmlns:a="http://schemas.openxmlformats.org/drawingml/2006/main"/>
           </wp:cNvGraphicFramePr>
@@ -2618,7 +2703,7 @@
           <wp:extent cx="575945" cy="575945"/>
           <wp:effectExtent l="0" t="0" r="0" b="0"/>
           <wp:wrapNone/>
-          <wp:docPr id="290006442" name="Image 0" descr="Sans titre-3.jpg"/>
+          <wp:docPr id="446872891" name="Image 0" descr="Sans titre-3.jpg"/>
           <wp:cNvGraphicFramePr>
             <a:graphicFrameLocks xmlns:a="http://schemas.openxmlformats.org/drawingml/2006/main"/>
           </wp:cNvGraphicFramePr>
@@ -2777,239 +2862,210 @@
         <w:lang w:val="en-US" w:eastAsia="fr-FR" w:bidi="ar-DZ"/>
         <w14:ligatures w14:val="standardContextual"/>
       </w:rPr>
-      <w:t>University of Mohamed El-Bachir El-Ibrahimi of Bordj Bou Arréridj</w:t>
+      <w:t xml:space="preserve">University of Mohamed El-Bachir El-Ibrahimi of Bordj Bou </w:t>
+    </w:r>
+    <w:proofErr w:type="spellStart"/>
+    <w:r>
+      <w:rPr>
+        <w:rFonts w:ascii="Sakkal Majalla" w:eastAsia="Times New Roman" w:hAnsi="Sakkal Majalla" w:cs="Sakkal Majalla"/>
+        <w:kern w:val="2"/>
+        <w:sz w:val="24"/>
+        <w:szCs w:val="24"/>
+        <w:lang w:val="en-US" w:eastAsia="fr-FR" w:bidi="ar-DZ"/>
+        <w14:ligatures w14:val="standardContextual"/>
+      </w:rPr>
+      <w:t>Arréridj</w:t>
+    </w:r>
+    <w:proofErr w:type="spellEnd"/>
+  </w:p>
+  <w:p>
+    <w:pPr>
+      <w:bidi/>
+      <w:spacing w:after="0" w:line="240" w:lineRule="auto"/>
+      <w:jc w:val="center"/>
+      <w:rPr>
+        <w:rFonts w:ascii="Sakkal Majalla" w:hAnsi="Sakkal Majalla" w:cs="Sakkal Majalla"/>
+        <w:sz w:val="24"/>
+        <w:szCs w:val="24"/>
+        <w:rtl/>
+        <w:lang w:bidi="ar-DZ"/>
+      </w:rPr>
+    </w:pPr>
+    <w:proofErr w:type="gramStart"/>
+    <w:r>
+      <w:rPr>
+        <w:rFonts w:ascii="Sakkal Majalla" w:hAnsi="Sakkal Majalla" w:cs="Sakkal Majalla"/>
+        <w:color w:val="202124"/>
+        <w:sz w:val="24"/>
+        <w:szCs w:val="24"/>
+        <w:shd w:val="clear" w:color="auto" w:fill="FFFFFF"/>
+        <w:rtl/>
+      </w:rPr>
+      <w:t>كلي</w:t>
+    </w:r>
+    <w:r>
+      <w:rPr>
+        <w:rFonts w:ascii="Sakkal Majalla" w:hAnsi="Sakkal Majalla" w:cs="Sakkal Majalla" w:hint="cs"/>
+        <w:color w:val="202124"/>
+        <w:sz w:val="24"/>
+        <w:szCs w:val="24"/>
+        <w:shd w:val="clear" w:color="auto" w:fill="FFFFFF"/>
+        <w:rtl/>
+      </w:rPr>
+      <w:t xml:space="preserve">ة:   </w:t>
+    </w:r>
+    <w:proofErr w:type="gramEnd"/>
+    <w:r>
+      <w:rPr>
+        <w:rFonts w:ascii="Sakkal Majalla" w:hAnsi="Sakkal Majalla" w:cs="Sakkal Majalla" w:hint="cs"/>
+        <w:color w:val="202124"/>
+        <w:sz w:val="24"/>
+        <w:szCs w:val="24"/>
+        <w:shd w:val="clear" w:color="auto" w:fill="FFFFFF"/>
+        <w:rtl/>
+      </w:rPr>
+      <w:t>ا</w:t>
+    </w:r>
+    <w:r>
+      <w:rPr>
+        <w:rFonts w:ascii="Sakkal Majalla" w:hAnsi="Sakkal Majalla" w:cs="Sakkal Majalla" w:hint="cs"/>
+        <w:sz w:val="24"/>
+        <w:szCs w:val="24"/>
+        <w:rtl/>
+        <w:lang w:bidi="ar-DZ"/>
+      </w:rPr>
+      <w:t>لحقوق والعلوم السياسية</w:t>
     </w:r>
   </w:p>
-  <w:tbl>
-    <w:tblPr>
-      <w:tblStyle w:val="Grilledutableau1"/>
-      <w:tblW w:w="10065" w:type="dxa"/>
-      <w:jc w:val="center"/>
-      <w:tblBorders>
-        <w:top w:val="single" w:sz="4" w:space="0" w:color="FFFFFF" w:themeColor="background1"/>
-        <w:left w:val="single" w:sz="4" w:space="0" w:color="FFFFFF" w:themeColor="background1"/>
-        <w:bottom w:val="single" w:sz="4" w:space="0" w:color="FFFFFF" w:themeColor="background1"/>
-        <w:right w:val="single" w:sz="4" w:space="0" w:color="FFFFFF" w:themeColor="background1"/>
-        <w:insideH w:val="single" w:sz="4" w:space="0" w:color="FFFFFF" w:themeColor="background1"/>
-        <w:insideV w:val="single" w:sz="4" w:space="0" w:color="FFFFFF" w:themeColor="background1"/>
-      </w:tblBorders>
-      <w:tblLook w:val="04A0" w:firstRow="1" w:lastRow="0" w:firstColumn="1" w:lastColumn="0" w:noHBand="0" w:noVBand="1"/>
-    </w:tblPr>
-    <w:tblGrid>
-      <w:gridCol w:w="3686"/>
-      <w:gridCol w:w="2368"/>
-      <w:gridCol w:w="4011"/>
-    </w:tblGrid>
-    <w:tr>
-      <w:trPr>
-        <w:jc w:val="center"/>
-      </w:trPr>
-      <w:tc>
-        <w:tcPr>
-          <w:tcW w:w="3686" w:type="dxa"/>
-        </w:tcPr>
-        <w:p>
-          <w:pPr>
-            <w:tabs>
-              <w:tab w:val="left" w:pos="916"/>
-              <w:tab w:val="left" w:pos="1832"/>
-              <w:tab w:val="left" w:pos="2748"/>
-              <w:tab w:val="left" w:pos="3664"/>
-              <w:tab w:val="left" w:pos="4580"/>
-              <w:tab w:val="left" w:pos="5496"/>
-              <w:tab w:val="left" w:pos="6412"/>
-              <w:tab w:val="left" w:pos="7328"/>
-              <w:tab w:val="left" w:pos="8244"/>
-              <w:tab w:val="left" w:pos="9160"/>
-              <w:tab w:val="left" w:pos="10076"/>
-              <w:tab w:val="left" w:pos="10992"/>
-              <w:tab w:val="left" w:pos="11908"/>
-              <w:tab w:val="left" w:pos="12824"/>
-              <w:tab w:val="left" w:pos="13740"/>
-              <w:tab w:val="left" w:pos="14656"/>
-            </w:tabs>
-            <w:spacing w:after="0" w:line="240" w:lineRule="auto"/>
-            <w:rPr>
-              <w:rFonts w:ascii="Sakkal Majalla" w:hAnsi="Sakkal Majalla" w:cs="Sakkal Majalla"/>
-              <w:szCs w:val="14"/>
-              <w:rtl/>
-              <w:lang w:val="en"/>
-            </w:rPr>
-          </w:pPr>
-          <w:r>
-            <w:rPr>
-              <w:rFonts w:ascii="Sakkal Majalla" w:hAnsi="Sakkal Majalla" w:cs="Sakkal Majalla"/>
-              <w:szCs w:val="14"/>
-              <w:lang w:val="en"/>
-            </w:rPr>
-            <w:t>Faculty of Law and Political Science</w:t>
-          </w:r>
-        </w:p>
-        <w:p>
-          <w:pPr>
-            <w:tabs>
-              <w:tab w:val="left" w:pos="916"/>
-              <w:tab w:val="left" w:pos="1832"/>
-              <w:tab w:val="left" w:pos="2748"/>
-              <w:tab w:val="left" w:pos="3664"/>
-              <w:tab w:val="left" w:pos="4580"/>
-              <w:tab w:val="left" w:pos="5496"/>
-              <w:tab w:val="left" w:pos="6412"/>
-              <w:tab w:val="left" w:pos="7328"/>
-              <w:tab w:val="left" w:pos="8244"/>
-              <w:tab w:val="left" w:pos="9160"/>
-              <w:tab w:val="left" w:pos="10076"/>
-              <w:tab w:val="left" w:pos="10992"/>
-              <w:tab w:val="left" w:pos="11908"/>
-              <w:tab w:val="left" w:pos="12824"/>
-              <w:tab w:val="left" w:pos="13740"/>
-              <w:tab w:val="left" w:pos="14656"/>
-            </w:tabs>
-            <w:spacing w:after="0" w:line="240" w:lineRule="auto"/>
-            <w:rPr>
-              <w:rFonts w:ascii="Sakkal Majalla" w:hAnsi="Sakkal Majalla" w:cs="Sakkal Majalla"/>
-              <w:szCs w:val="14"/>
-              <w:lang w:val="en"/>
-            </w:rPr>
-          </w:pPr>
-        </w:p>
-      </w:tc>
-      <w:tc>
-        <w:tcPr>
-          <w:tcW w:w="2368" w:type="dxa"/>
-        </w:tcPr>
-        <w:p>
-          <w:pPr>
-            <w:rPr>
-              <w:rFonts w:ascii="Sakkal Majalla" w:hAnsi="Sakkal Majalla" w:cs="Sakkal Majalla"/>
-              <w:sz w:val="24"/>
-              <w:szCs w:val="24"/>
-              <w:lang w:val="en-US"/>
-            </w:rPr>
-          </w:pPr>
-        </w:p>
-      </w:tc>
-      <w:tc>
-        <w:tcPr>
-          <w:tcW w:w="4011" w:type="dxa"/>
-        </w:tcPr>
-        <w:p>
-          <w:pPr>
-            <w:bidi/>
-            <w:rPr>
-              <w:rFonts w:ascii="Sakkal Majalla" w:hAnsi="Sakkal Majalla" w:cs="Sakkal Majalla"/>
-              <w:sz w:val="24"/>
-              <w:szCs w:val="24"/>
-              <w:lang w:bidi="ar-DZ"/>
-            </w:rPr>
-          </w:pPr>
-          <w:r>
-            <w:rPr>
-              <w:noProof/>
-            </w:rPr>
-            <mc:AlternateContent>
-              <mc:Choice Requires="wps">
-                <w:drawing>
-                  <wp:anchor distT="0" distB="0" distL="114300" distR="114300" simplePos="0" relativeHeight="251660288" behindDoc="0" locked="0" layoutInCell="1" allowOverlap="1" wp14:anchorId="0ED34ABD" wp14:editId="5FA0BE71">
-                    <wp:simplePos x="0" y="0"/>
-                    <wp:positionH relativeFrom="column">
-                      <wp:posOffset>-3888105</wp:posOffset>
-                    </wp:positionH>
-                    <wp:positionV relativeFrom="paragraph">
-                      <wp:posOffset>256540</wp:posOffset>
-                    </wp:positionV>
-                    <wp:extent cx="6330950" cy="0"/>
-                    <wp:effectExtent l="0" t="0" r="0" b="0"/>
-                    <wp:wrapNone/>
-                    <wp:docPr id="1527556049" name="Connecteur droit 1"/>
-                    <wp:cNvGraphicFramePr/>
-                    <a:graphic xmlns:a="http://schemas.openxmlformats.org/drawingml/2006/main">
-                      <a:graphicData uri="http://schemas.microsoft.com/office/word/2010/wordprocessingShape">
-                        <wps:wsp>
-                          <wps:cNvCnPr/>
-                          <wps:spPr>
-                            <a:xfrm flipV="1">
-                              <a:off x="0" y="0"/>
-                              <a:ext cx="6330950" cy="0"/>
-                            </a:xfrm>
-                            <a:prstGeom prst="line">
-                              <a:avLst/>
-                            </a:prstGeom>
-                            <a:ln w="12700">
-                              <a:solidFill>
-                                <a:schemeClr val="tx1"/>
-                              </a:solidFill>
-                            </a:ln>
-                          </wps:spPr>
-                          <wps:style>
-                            <a:lnRef idx="1">
-                              <a:schemeClr val="accent1"/>
-                            </a:lnRef>
-                            <a:fillRef idx="0">
-                              <a:schemeClr val="accent1"/>
-                            </a:fillRef>
-                            <a:effectRef idx="0">
-                              <a:schemeClr val="accent1"/>
-                            </a:effectRef>
-                            <a:fontRef idx="minor">
-                              <a:schemeClr val="tx1"/>
-                            </a:fontRef>
-                          </wps:style>
-                          <wps:bodyPr/>
-                        </wps:wsp>
-                      </a:graphicData>
-                    </a:graphic>
-                    <wp14:sizeRelV relativeFrom="margin">
-                      <wp14:pctHeight>0</wp14:pctHeight>
-                    </wp14:sizeRelV>
-                  </wp:anchor>
-                </w:drawing>
-              </mc:Choice>
-              <mc:Fallback>
-                <w:pict>
-                  <v:line w14:anchorId="5BD108E3" id="Connecteur droit 1" o:spid="_x0000_s1026" style="position:absolute;flip:y;z-index:251660288;visibility:visible;mso-wrap-style:square;mso-height-percent:0;mso-wrap-distance-left:9pt;mso-wrap-distance-top:0;mso-wrap-distance-right:9pt;mso-wrap-distance-bottom:0;mso-position-horizontal:absolute;mso-position-horizontal-relative:text;mso-position-vertical:absolute;mso-position-vertical-relative:text;mso-height-percent:0;mso-height-relative:margin" from="-306.15pt,20.2pt" to="192.35pt,20.2pt" o:gfxdata="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" strokecolor="black [3213]" strokeweight="1pt">
-                    <v:stroke joinstyle="miter"/>
-                  </v:line>
-                </w:pict>
-              </mc:Fallback>
-            </mc:AlternateContent>
-          </w:r>
-          <w:r>
-            <w:rPr>
-              <w:rFonts w:ascii="Sakkal Majalla" w:hAnsi="Sakkal Majalla" w:cs="Sakkal Majalla"/>
-              <w:color w:val="202124"/>
-              <w:sz w:val="24"/>
-              <w:szCs w:val="24"/>
-              <w:shd w:val="clear" w:color="auto" w:fill="FFFFFF"/>
-              <w:rtl/>
-            </w:rPr>
-            <w:t>كلي</w:t>
-          </w:r>
-          <w:r>
-            <w:rPr>
-              <w:rFonts w:ascii="Sakkal Majalla" w:hAnsi="Sakkal Majalla" w:cs="Sakkal Majalla" w:hint="cs"/>
-              <w:color w:val="202124"/>
-              <w:sz w:val="24"/>
-              <w:szCs w:val="24"/>
-              <w:shd w:val="clear" w:color="auto" w:fill="FFFFFF"/>
-              <w:rtl/>
-            </w:rPr>
-            <w:t>ة:   ا</w:t>
-          </w:r>
-          <w:r>
-            <w:rPr>
-              <w:rFonts w:ascii="Sakkal Majalla" w:hAnsi="Sakkal Majalla" w:cs="Sakkal Majalla" w:hint="cs"/>
-              <w:sz w:val="24"/>
-              <w:szCs w:val="24"/>
-              <w:rtl/>
-              <w:lang w:bidi="ar-DZ"/>
-            </w:rPr>
-            <w:t>لحقوق والعلوم السياسية</w:t>
-          </w:r>
-        </w:p>
-      </w:tc>
-    </w:tr>
-  </w:tbl>
+  <w:p>
+    <w:pPr>
+      <w:tabs>
+        <w:tab w:val="left" w:pos="5978"/>
+      </w:tabs>
+      <w:bidi/>
+      <w:spacing w:after="0" w:line="240" w:lineRule="auto"/>
+      <w:ind w:left="-566"/>
+      <w:rPr>
+        <w:rFonts w:ascii="Sakkal Majalla" w:hAnsi="Sakkal Majalla" w:cs="Sakkal Majalla"/>
+        <w:b/>
+        <w:color w:val="EE0000"/>
+        <w:sz w:val="24"/>
+        <w:szCs w:val="24"/>
+        <w:rtl/>
+        <w:lang w:bidi="ar-DZ"/>
+      </w:rPr>
+    </w:pPr>
+    <w:r>
+      <w:rPr>
+        <w:rFonts w:ascii="Sakkal Majalla" w:hAnsi="Sakkal Majalla" w:cs="Sakkal Majalla" w:hint="cs"/>
+        <w:b/>
+        <w:noProof/>
+        <w:color w:val="EE0000"/>
+        <w:sz w:val="24"/>
+        <w:szCs w:val="24"/>
+        <w:rtl/>
+        <w:lang w:val="ar-DZ" w:bidi="ar-DZ"/>
+        <w14:ligatures w14:val="standardContextual"/>
+      </w:rPr>
+      <mc:AlternateContent>
+        <mc:Choice Requires="wps">
+          <w:drawing>
+            <wp:anchor distT="0" distB="0" distL="114300" distR="114300" simplePos="0" relativeHeight="251664384" behindDoc="0" locked="0" layoutInCell="1" allowOverlap="1" wp14:anchorId="4D185F11" wp14:editId="0269088F">
+              <wp:simplePos x="0" y="0"/>
+              <wp:positionH relativeFrom="column">
+                <wp:posOffset>-203200</wp:posOffset>
+              </wp:positionH>
+              <wp:positionV relativeFrom="paragraph">
+                <wp:posOffset>241879</wp:posOffset>
+              </wp:positionV>
+              <wp:extent cx="6300317" cy="0"/>
+              <wp:effectExtent l="0" t="0" r="0" b="0"/>
+              <wp:wrapNone/>
+              <wp:docPr id="1055493481" name="Connecteur droit 2"/>
+              <wp:cNvGraphicFramePr/>
+              <a:graphic xmlns:a="http://schemas.openxmlformats.org/drawingml/2006/main">
+                <a:graphicData uri="http://schemas.microsoft.com/office/word/2010/wordprocessingShape">
+                  <wps:wsp>
+                    <wps:cNvCnPr/>
+                    <wps:spPr>
+                      <a:xfrm flipH="1" flipV="1">
+                        <a:off x="0" y="0"/>
+                        <a:ext cx="6300317" cy="0"/>
+                      </a:xfrm>
+                      <a:prstGeom prst="line">
+                        <a:avLst/>
+                      </a:prstGeom>
+                      <a:ln w="12700">
+                        <a:solidFill>
+                          <a:schemeClr val="tx1"/>
+                        </a:solidFill>
+                      </a:ln>
+                    </wps:spPr>
+                    <wps:style>
+                      <a:lnRef idx="1">
+                        <a:schemeClr val="accent1"/>
+                      </a:lnRef>
+                      <a:fillRef idx="0">
+                        <a:schemeClr val="accent1"/>
+                      </a:fillRef>
+                      <a:effectRef idx="0">
+                        <a:schemeClr val="accent1"/>
+                      </a:effectRef>
+                      <a:fontRef idx="minor">
+                        <a:schemeClr val="tx1"/>
+                      </a:fontRef>
+                    </wps:style>
+                    <wps:bodyPr/>
+                  </wps:wsp>
+                </a:graphicData>
+              </a:graphic>
+              <wp14:sizeRelV relativeFrom="margin">
+                <wp14:pctHeight>0</wp14:pctHeight>
+              </wp14:sizeRelV>
+            </wp:anchor>
+          </w:drawing>
+        </mc:Choice>
+        <mc:Fallback>
+          <w:pict>
+            <v:line w14:anchorId="475241C9" id="Connecteur droit 2" o:spid="_x0000_s1026" style="position:absolute;flip:x y;z-index:251664384;visibility:visible;mso-wrap-style:square;mso-height-percent:0;mso-wrap-distance-left:9pt;mso-wrap-distance-top:0;mso-wrap-distance-right:9pt;mso-wrap-distance-bottom:0;mso-position-horizontal:absolute;mso-position-horizontal-relative:text;mso-position-vertical:absolute;mso-position-vertical-relative:text;mso-height-percent:0;mso-height-relative:margin" from="-16pt,19.05pt" to="480.1pt,19.05pt" o:gfxdata="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" strokecolor="black [3213]" strokeweight="1pt">
+              <v:stroke joinstyle="miter"/>
+            </v:line>
+          </w:pict>
+        </mc:Fallback>
+      </mc:AlternateContent>
+    </w:r>
+    <w:r>
+      <w:rPr>
+        <w:rFonts w:ascii="Sakkal Majalla" w:hAnsi="Sakkal Majalla" w:cs="Sakkal Majalla" w:hint="cs"/>
+        <w:b/>
+        <w:color w:val="EE0000"/>
+        <w:sz w:val="24"/>
+        <w:szCs w:val="24"/>
+        <w:rtl/>
+        <w:lang w:bidi="ar-DZ"/>
+      </w:rPr>
+      <w:t>قسم: القانون الخاص</w:t>
+    </w:r>
+  </w:p>
+  <w:p>
+    <w:pPr>
+      <w:tabs>
+        <w:tab w:val="left" w:pos="5978"/>
+      </w:tabs>
+      <w:bidi/>
+      <w:spacing w:after="0" w:line="240" w:lineRule="auto"/>
+      <w:ind w:left="-566"/>
+      <w:rPr>
+        <w:rFonts w:ascii="Sakkal Majalla" w:hAnsi="Sakkal Majalla" w:cs="Sakkal Majalla"/>
+        <w:b/>
+        <w:color w:val="000000" w:themeColor="text1"/>
+        <w:sz w:val="24"/>
+        <w:szCs w:val="24"/>
+        <w:rtl/>
+        <w:lang w:bidi="ar-DZ"/>
+      </w:rPr>
+    </w:pPr>
+  </w:p>
   <w:p>
     <w:pPr>
       <w:pStyle w:val="En-tte"/>

--- a/template_mahdar.docx
+++ b/template_mahdar.docx
@@ -8,7 +8,115 @@
           <w:tab w:val="left" w:pos="5978"/>
         </w:tabs>
         <w:bidi/>
-        <w:spacing w:after="240" w:line="240" w:lineRule="auto"/>
+        <w:spacing w:after="0" w:line="240" w:lineRule="auto" w:before="0"/>
+        <w:ind w:left="-566"/>
+        <w:rPr>
+          <w:rFonts w:ascii="Sakkal Majalla" w:hAnsi="Sakkal Majalla" w:cs="Sakkal Majalla"/>
+          <w:b/>
+          <w:sz w:val="24"/>
+          <w:szCs w:val="24"/>
+          <w:rtl/>
+          <w:lang w:bidi="ar-DZ"/>
+        </w:rPr>
+      </w:pPr>
+      <w:r>
+        <w:rPr>
+          <w:rFonts w:ascii="Sakkal Majalla" w:hAnsi="Sakkal Majalla" w:cs="Sakkal Majalla" w:hint="cs"/>
+          <w:b/>
+          <w:sz w:val="24"/>
+          <w:szCs w:val="24"/>
+          <w:rtl/>
+          <w:lang w:bidi="ar-DZ"/>
+        </w:rPr>
+      </w:r>
+      <w:r>
+        <w:rPr>
+          <w:rFonts w:ascii="Sakkal Majalla" w:hAnsi="Sakkal Majalla" w:cs="Sakkal Majalla" w:hint="cs"/>
+          <w:b/>
+          <w:sz w:val="24"/>
+          <w:szCs w:val="24"/>
+          <w:rtl/>
+          <w:lang w:bidi="ar-DZ"/>
+        </w:rPr>
+        <w:t xml:space="preserve">القسم: </w:t>
+      </w:r>
+      <w:r>
+        <w:rPr>
+          <w:rFonts w:ascii="Sakkal Majalla" w:hAnsi="Sakkal Majalla" w:cs="Sakkal Majalla"/>
+          <w:b/>
+          <w:sz w:val="24"/>
+          <w:szCs w:val="24"/>
+          <w:lang w:bidi="ar-DZ"/>
+        </w:rPr>
+        <w:t>{{</w:t>
+      </w:r>
+      <w:proofErr w:type="spellStart"/>
+      <w:r>
+        <w:rPr>
+          <w:rFonts w:ascii="Sakkal Majalla" w:hAnsi="Sakkal Majalla" w:cs="Sakkal Majalla"/>
+          <w:b/>
+          <w:sz w:val="24"/>
+          <w:szCs w:val="24"/>
+          <w:lang w:bidi="ar-DZ"/>
+        </w:rPr>
+        <w:t>Dep</w:t>
+      </w:r>
+      <w:proofErr w:type="spellEnd"/>
+      <w:r>
+        <w:rPr>
+          <w:rFonts w:ascii="Sakkal Majalla" w:hAnsi="Sakkal Majalla" w:cs="Sakkal Majalla"/>
+          <w:b/>
+          <w:sz w:val="24"/>
+          <w:szCs w:val="24"/>
+          <w:lang w:bidi="ar-DZ"/>
+        </w:rPr>
+        <w:t>}}</w:t>
+      </w:r>
+    </w:p>
+    <w:p>
+      <w:pPr>
+        <w:tabs>
+          <w:tab w:val="left" w:pos="5978"/>
+        </w:tabs>
+        <w:bidi/>
+        <w:spacing w:after="0" w:line="240" w:lineRule="auto" w:before="0"/>
+        <w:ind w:left="-566"/>
+        <w:rPr>
+          <w:rFonts w:ascii="Sakkal Majalla" w:hAnsi="Sakkal Majalla" w:cs="Sakkal Majalla"/>
+          <w:b/>
+          <w:color w:val="000000" w:themeColor="text1"/>
+          <w:sz w:val="24"/>
+          <w:szCs w:val="24"/>
+          <w:rtl/>
+          <w:lang w:bidi="ar-DZ"/>
+        </w:rPr>
+      </w:pPr>
+    </w:p>
+    <w:p>
+      <w:pPr>
+        <w:tabs>
+          <w:tab w:val="left" w:pos="5978"/>
+        </w:tabs>
+        <w:bidi/>
+        <w:spacing w:after="0" w:line="240" w:lineRule="auto" w:before="0"/>
+        <w:jc w:val="center"/>
+        <w:rPr>
+          <w:rFonts w:ascii="Sakkal Majalla" w:hAnsi="Sakkal Majalla" w:cs="Sakkal Majalla"/>
+          <w:bCs/>
+          <w:color w:val="000000" w:themeColor="text1"/>
+          <w:sz w:val="40"/>
+          <w:szCs w:val="40"/>
+          <w:lang w:bidi="ar-LY"/>
+        </w:rPr>
+      </w:pPr>
+    </w:p>
+    <w:p>
+      <w:pPr>
+        <w:tabs>
+          <w:tab w:val="left" w:pos="5978"/>
+        </w:tabs>
+        <w:bidi/>
+        <w:spacing w:after="0" w:line="240" w:lineRule="auto" w:before="0"/>
         <w:jc w:val="center"/>
         <w:rPr>
           <w:rFonts w:ascii="TheSans" w:hAnsi="TheSans" w:cs="TheSans"/>
@@ -71,7 +179,7 @@
     <w:p>
       <w:pPr>
         <w:bidi/>
-        <w:spacing w:after="0" w:line="240" w:lineRule="auto"/>
+        <w:spacing w:after="0" w:line="240" w:lineRule="auto" w:before="0"/>
         <w:ind w:left="-283" w:right="-284"/>
         <w:jc w:val="both"/>
         <w:rPr>
@@ -166,7 +274,7 @@
     <w:p>
       <w:pPr>
         <w:bidi/>
-        <w:spacing w:after="0" w:line="240" w:lineRule="auto"/>
+        <w:spacing w:after="0" w:line="240" w:lineRule="auto" w:before="0"/>
         <w:jc w:val="both"/>
         <w:rPr>
           <w:rFonts w:ascii="Sakkal Majalla" w:eastAsia="Times New Roman" w:hAnsi="Sakkal Majalla" w:cs="Sakkal Majalla"/>
@@ -1024,6 +1132,7 @@
     </w:tbl>
     <w:p>
       <w:pPr>
+        <w:spacing w:after="0" w:before="0"/>
         <w:rPr>
           <w:color w:val="000000" w:themeColor="text1"/>
           <w:sz w:val="4"/>
@@ -1035,7 +1144,7 @@
     <w:p>
       <w:pPr>
         <w:bidi/>
-        <w:spacing w:after="0" w:line="240" w:lineRule="auto"/>
+        <w:spacing w:after="0" w:line="240" w:lineRule="auto" w:before="0"/>
         <w:jc w:val="both"/>
         <w:rPr>
           <w:rFonts w:ascii="Sakkal Majalla" w:eastAsia="Times New Roman" w:hAnsi="Sakkal Majalla" w:cs="Sakkal Majalla"/>
@@ -1123,7 +1232,7 @@
           <w:right w:val="single" w:sz="12" w:space="4" w:color="000000"/>
         </w:pBdr>
         <w:bidi/>
-        <w:spacing w:after="0" w:line="240" w:lineRule="auto"/>
+        <w:spacing w:after="0" w:line="240" w:lineRule="auto" w:before="0"/>
         <w:jc w:val="center"/>
         <w:rPr>
           <w:rFonts w:ascii="Sakkal Majalla" w:eastAsia="Times New Roman" w:hAnsi="Sakkal Majalla" w:cs="Sakkal Majalla"/>
@@ -1152,7 +1261,7 @@
     <w:p>
       <w:pPr>
         <w:bidi/>
-        <w:spacing w:after="0" w:line="240" w:lineRule="auto"/>
+        <w:spacing w:after="0" w:line="240" w:lineRule="auto" w:before="0"/>
         <w:jc w:val="both"/>
         <w:rPr>
           <w:rFonts w:ascii="Sakkal Majalla" w:eastAsia="Times New Roman" w:hAnsi="Sakkal Majalla" w:cs="Sakkal Majalla"/>
@@ -1167,7 +1276,7 @@
     <w:p>
       <w:pPr>
         <w:bidi/>
-        <w:spacing w:after="0" w:line="240" w:lineRule="auto"/>
+        <w:spacing w:after="0" w:line="240" w:lineRule="auto" w:before="0"/>
         <w:jc w:val="both"/>
         <w:rPr>
           <w:rFonts w:ascii="Sakkal Majalla" w:eastAsia="Times New Roman" w:hAnsi="Sakkal Majalla" w:cs="Sakkal Majalla"/>
@@ -1214,20 +1323,9 @@
           <w:rtl/>
           <w:lang w:eastAsia="fr-FR" w:bidi="ar-DZ"/>
         </w:rPr>
-        <w:t xml:space="preserve">                 الحقوق                                         تخصص:</w:t>
-      </w:r>
-      <w:r>
-        <w:rPr>
-          <w:rFonts w:ascii="Sakkal Majalla" w:hAnsi="Sakkal Majalla" w:cs="Sakkal Majalla" w:hint="cs"/>
-          <w:bCs/>
-          <w:color w:val="000000" w:themeColor="text1"/>
-          <w:sz w:val="24"/>
-          <w:szCs w:val="32"/>
-          <w:rtl/>
-          <w:lang w:eastAsia="fr-FR" w:bidi="ar-DZ"/>
-        </w:rPr>
-        <w:t xml:space="preserve"> </w:t>
-      </w:r>
+        <w:t xml:space="preserve">       الحقوق                  قسم: {{DEPT</w:t>
+      </w:r>
+      <w:proofErr w:type="gramStart"/>
       <w:r>
         <w:rPr>
           <w:rFonts w:ascii="Sakkal Majalla" w:hAnsi="Sakkal Majalla" w:cs="Sakkal Majalla"/>
@@ -1238,24 +1336,26 @@
           <w:rtl/>
           <w:lang w:eastAsia="fr-FR" w:bidi="ar-DZ"/>
         </w:rPr>
-        <w:tab/>
-      </w:r>
+        <w:t xml:space="preserve">}}   </w:t>
+      </w:r>
+      <w:proofErr w:type="gramEnd"/>
       <w:r>
         <w:rPr>
           <w:rFonts w:ascii="Sakkal Majalla" w:hAnsi="Sakkal Majalla" w:cs="Sakkal Majalla"/>
-          <w:b/>
-          <w:color w:val="000000" w:themeColor="text1"/>
-          <w:sz w:val="32"/>
-          <w:szCs w:val="40"/>
-          <w:lang w:eastAsia="fr-FR" w:bidi="ar-DZ"/>
-        </w:rPr>
-        <w:t>{{SPECIALTY}}</w:t>
+          <w:bCs/>
+          <w:color w:val="000000" w:themeColor="text1"/>
+          <w:sz w:val="24"/>
+          <w:szCs w:val="32"/>
+          <w:rtl/>
+          <w:lang w:eastAsia="fr-FR" w:bidi="ar-DZ"/>
+        </w:rPr>
+        <w:t xml:space="preserve">               تخصص: {{SPECIALTY}}</w:t>
       </w:r>
     </w:p>
     <w:p>
       <w:pPr>
         <w:bidi/>
-        <w:spacing w:after="0" w:line="240" w:lineRule="auto"/>
+        <w:spacing w:after="0" w:line="240" w:lineRule="auto" w:before="0"/>
         <w:jc w:val="both"/>
         <w:rPr>
           <w:rFonts w:ascii="Sakkal Majalla" w:hAnsi="Sakkal Majalla" w:cs="Sakkal Majalla"/>
@@ -1281,7 +1381,7 @@
     <w:p>
       <w:pPr>
         <w:bidi/>
-        <w:spacing w:after="0" w:line="240" w:lineRule="auto"/>
+        <w:spacing w:after="0" w:line="240" w:lineRule="auto" w:before="0"/>
         <w:ind w:firstLine="708"/>
         <w:jc w:val="both"/>
         <w:rPr>
@@ -1363,7 +1463,7 @@
     <w:p>
       <w:pPr>
         <w:bidi/>
-        <w:spacing w:after="0" w:line="240" w:lineRule="auto"/>
+        <w:spacing w:after="0" w:line="240" w:lineRule="auto" w:before="0"/>
         <w:ind w:firstLine="708"/>
         <w:jc w:val="both"/>
         <w:rPr>
@@ -1469,7 +1569,7 @@
     <w:p>
       <w:pPr>
         <w:bidi/>
-        <w:spacing w:after="0" w:line="240" w:lineRule="auto"/>
+        <w:spacing w:after="0" w:line="240" w:lineRule="auto" w:before="0"/>
         <w:jc w:val="both"/>
         <w:rPr>
           <w:rFonts w:ascii="Sakkal Majalla" w:eastAsia="Times New Roman" w:hAnsi="Sakkal Majalla" w:cs="Sakkal Majalla"/>
@@ -1538,7 +1638,7 @@
     <w:p>
       <w:pPr>
         <w:bidi/>
-        <w:spacing w:after="0" w:line="240" w:lineRule="auto"/>
+        <w:spacing w:after="0" w:line="240" w:lineRule="auto" w:before="0"/>
         <w:contextualSpacing/>
         <w:jc w:val="both"/>
         <w:rPr>
@@ -1604,7 +1704,7 @@
     <w:p>
       <w:pPr>
         <w:bidi/>
-        <w:spacing w:after="0" w:line="240" w:lineRule="auto"/>
+        <w:spacing w:after="0" w:line="240" w:lineRule="auto" w:before="0"/>
         <w:jc w:val="both"/>
         <w:rPr>
           <w:rFonts w:ascii="Sakkal Majalla" w:eastAsia="Times New Roman" w:hAnsi="Sakkal Majalla" w:cs="Sakkal Majalla"/>
@@ -2512,7 +2612,7 @@
     <w:p>
       <w:pPr>
         <w:bidi/>
-        <w:spacing w:before="120" w:after="0"/>
+        <w:spacing w:before="0" w:after="0"/>
         <w:jc w:val="right"/>
         <w:rPr>
           <w:sz w:val="28"/>
@@ -2936,135 +3036,6 @@
       </w:rPr>
       <w:t>لحقوق والعلوم السياسية</w:t>
     </w:r>
-  </w:p>
-  <w:p>
-    <w:pPr>
-      <w:tabs>
-        <w:tab w:val="left" w:pos="5978"/>
-      </w:tabs>
-      <w:bidi/>
-      <w:spacing w:after="0" w:line="240" w:lineRule="auto"/>
-      <w:ind w:left="-566"/>
-      <w:rPr>
-        <w:rFonts w:ascii="Sakkal Majalla" w:hAnsi="Sakkal Majalla" w:cs="Sakkal Majalla"/>
-        <w:b/>
-        <w:color w:val="EE0000"/>
-        <w:sz w:val="24"/>
-        <w:szCs w:val="24"/>
-        <w:rtl/>
-        <w:lang w:bidi="ar-DZ"/>
-      </w:rPr>
-    </w:pPr>
-    <w:r>
-      <w:rPr>
-        <w:rFonts w:ascii="Sakkal Majalla" w:hAnsi="Sakkal Majalla" w:cs="Sakkal Majalla" w:hint="cs"/>
-        <w:b/>
-        <w:noProof/>
-        <w:color w:val="EE0000"/>
-        <w:sz w:val="24"/>
-        <w:szCs w:val="24"/>
-        <w:rtl/>
-        <w:lang w:val="ar-DZ" w:bidi="ar-DZ"/>
-        <w14:ligatures w14:val="standardContextual"/>
-      </w:rPr>
-      <mc:AlternateContent>
-        <mc:Choice Requires="wps">
-          <w:drawing>
-            <wp:anchor distT="0" distB="0" distL="114300" distR="114300" simplePos="0" relativeHeight="251664384" behindDoc="0" locked="0" layoutInCell="1" allowOverlap="1" wp14:anchorId="4D185F11" wp14:editId="0269088F">
-              <wp:simplePos x="0" y="0"/>
-              <wp:positionH relativeFrom="column">
-                <wp:posOffset>-203200</wp:posOffset>
-              </wp:positionH>
-              <wp:positionV relativeFrom="paragraph">
-                <wp:posOffset>241879</wp:posOffset>
-              </wp:positionV>
-              <wp:extent cx="6300317" cy="0"/>
-              <wp:effectExtent l="0" t="0" r="0" b="0"/>
-              <wp:wrapNone/>
-              <wp:docPr id="1055493481" name="Connecteur droit 2"/>
-              <wp:cNvGraphicFramePr/>
-              <a:graphic xmlns:a="http://schemas.openxmlformats.org/drawingml/2006/main">
-                <a:graphicData uri="http://schemas.microsoft.com/office/word/2010/wordprocessingShape">
-                  <wps:wsp>
-                    <wps:cNvCnPr/>
-                    <wps:spPr>
-                      <a:xfrm flipH="1" flipV="1">
-                        <a:off x="0" y="0"/>
-                        <a:ext cx="6300317" cy="0"/>
-                      </a:xfrm>
-                      <a:prstGeom prst="line">
-                        <a:avLst/>
-                      </a:prstGeom>
-                      <a:ln w="12700">
-                        <a:solidFill>
-                          <a:schemeClr val="tx1"/>
-                        </a:solidFill>
-                      </a:ln>
-                    </wps:spPr>
-                    <wps:style>
-                      <a:lnRef idx="1">
-                        <a:schemeClr val="accent1"/>
-                      </a:lnRef>
-                      <a:fillRef idx="0">
-                        <a:schemeClr val="accent1"/>
-                      </a:fillRef>
-                      <a:effectRef idx="0">
-                        <a:schemeClr val="accent1"/>
-                      </a:effectRef>
-                      <a:fontRef idx="minor">
-                        <a:schemeClr val="tx1"/>
-                      </a:fontRef>
-                    </wps:style>
-                    <wps:bodyPr/>
-                  </wps:wsp>
-                </a:graphicData>
-              </a:graphic>
-              <wp14:sizeRelV relativeFrom="margin">
-                <wp14:pctHeight>0</wp14:pctHeight>
-              </wp14:sizeRelV>
-            </wp:anchor>
-          </w:drawing>
-        </mc:Choice>
-        <mc:Fallback>
-          <w:pict>
-            <v:line w14:anchorId="475241C9" id="Connecteur droit 2" o:spid="_x0000_s1026" style="position:absolute;flip:x y;z-index:251664384;visibility:visible;mso-wrap-style:square;mso-height-percent:0;mso-wrap-distance-left:9pt;mso-wrap-distance-top:0;mso-wrap-distance-right:9pt;mso-wrap-distance-bottom:0;mso-position-horizontal:absolute;mso-position-horizontal-relative:text;mso-position-vertical:absolute;mso-position-vertical-relative:text;mso-height-percent:0;mso-height-relative:margin" from="-16pt,19.05pt" to="480.1pt,19.05pt" o:gfxdata="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" strokecolor="black [3213]" strokeweight="1pt">
-              <v:stroke joinstyle="miter"/>
-            </v:line>
-          </w:pict>
-        </mc:Fallback>
-      </mc:AlternateContent>
-    </w:r>
-    <w:r>
-      <w:rPr>
-        <w:rFonts w:ascii="Sakkal Majalla" w:hAnsi="Sakkal Majalla" w:cs="Sakkal Majalla" w:hint="cs"/>
-        <w:b/>
-        <w:color w:val="EE0000"/>
-        <w:sz w:val="24"/>
-        <w:szCs w:val="24"/>
-        <w:rtl/>
-        <w:lang w:bidi="ar-DZ"/>
-      </w:rPr>
-      <w:t>قسم: القانون الخاص</w:t>
-    </w:r>
-  </w:p>
-  <w:p>
-    <w:pPr>
-      <w:tabs>
-        <w:tab w:val="left" w:pos="5978"/>
-      </w:tabs>
-      <w:bidi/>
-      <w:spacing w:after="0" w:line="240" w:lineRule="auto"/>
-      <w:ind w:left="-566"/>
-      <w:rPr>
-        <w:rFonts w:ascii="Sakkal Majalla" w:hAnsi="Sakkal Majalla" w:cs="Sakkal Majalla"/>
-        <w:b/>
-        <w:color w:val="000000" w:themeColor="text1"/>
-        <w:sz w:val="24"/>
-        <w:szCs w:val="24"/>
-        <w:rtl/>
-        <w:lang w:bidi="ar-DZ"/>
-      </w:rPr>
-    </w:pPr>
   </w:p>
   <w:p>
     <w:pPr>

--- a/template_mahdar.docx
+++ b/template_mahdar.docx
@@ -8,7 +8,7 @@
           <w:tab w:val="left" w:pos="5978"/>
         </w:tabs>
         <w:bidi/>
-        <w:spacing w:after="0" w:line="240" w:lineRule="auto" w:before="0"/>
+        <w:spacing w:after="0" w:line="240" w:lineRule="auto"/>
         <w:ind w:left="-566"/>
         <w:rPr>
           <w:rFonts w:ascii="Sakkal Majalla" w:hAnsi="Sakkal Majalla" w:cs="Sakkal Majalla"/>
@@ -23,11 +23,79 @@
         <w:rPr>
           <w:rFonts w:ascii="Sakkal Majalla" w:hAnsi="Sakkal Majalla" w:cs="Sakkal Majalla" w:hint="cs"/>
           <w:b/>
+          <w:noProof/>
           <w:sz w:val="24"/>
           <w:szCs w:val="24"/>
           <w:rtl/>
-          <w:lang w:bidi="ar-DZ"/>
-        </w:rPr>
+          <w:lang w:val="ar-DZ" w:bidi="ar-DZ"/>
+          <w14:ligatures w14:val="standardContextual"/>
+        </w:rPr>
+        <mc:AlternateContent>
+          <mc:Choice Requires="wps">
+            <w:drawing>
+              <wp:anchor distT="0" distB="0" distL="114300" distR="114300" simplePos="0" relativeHeight="251659264" behindDoc="0" locked="0" layoutInCell="1" allowOverlap="1" wp14:anchorId="146B3AC2" wp14:editId="54F0C118">
+                <wp:simplePos x="0" y="0"/>
+                <wp:positionH relativeFrom="column">
+                  <wp:posOffset>-215900</wp:posOffset>
+                </wp:positionH>
+                <wp:positionV relativeFrom="paragraph">
+                  <wp:posOffset>245745</wp:posOffset>
+                </wp:positionV>
+                <wp:extent cx="6275196" cy="0"/>
+                <wp:effectExtent l="0" t="0" r="0" b="0"/>
+                <wp:wrapNone/>
+                <wp:docPr id="327921500" name="Connecteur droit 1"/>
+                <wp:cNvGraphicFramePr/>
+                <a:graphic xmlns:a="http://schemas.openxmlformats.org/drawingml/2006/main">
+                  <a:graphicData uri="http://schemas.microsoft.com/office/word/2010/wordprocessingShape">
+                    <wps:wsp>
+                      <wps:cNvCnPr/>
+                      <wps:spPr>
+                        <a:xfrm flipH="1">
+                          <a:off x="0" y="0"/>
+                          <a:ext cx="6275196" cy="0"/>
+                        </a:xfrm>
+                        <a:prstGeom prst="line">
+                          <a:avLst/>
+                        </a:prstGeom>
+                        <a:ln w="12700">
+                          <a:solidFill>
+                            <a:schemeClr val="tx1"/>
+                          </a:solidFill>
+                        </a:ln>
+                      </wps:spPr>
+                      <wps:style>
+                        <a:lnRef idx="1">
+                          <a:schemeClr val="accent1"/>
+                        </a:lnRef>
+                        <a:fillRef idx="0">
+                          <a:schemeClr val="accent1"/>
+                        </a:fillRef>
+                        <a:effectRef idx="0">
+                          <a:schemeClr val="accent1"/>
+                        </a:effectRef>
+                        <a:fontRef idx="minor">
+                          <a:schemeClr val="tx1"/>
+                        </a:fontRef>
+                      </wps:style>
+                      <wps:bodyPr/>
+                    </wps:wsp>
+                  </a:graphicData>
+                </a:graphic>
+                <wp14:sizeRelV relativeFrom="margin">
+                  <wp14:pctHeight>0</wp14:pctHeight>
+                </wp14:sizeRelV>
+              </wp:anchor>
+            </w:drawing>
+          </mc:Choice>
+          <mc:Fallback>
+            <w:pict>
+              <v:line w14:anchorId="62DA8E4C" id="Connecteur droit 1" o:spid="_x0000_s1026" style="position:absolute;flip:x;z-index:251659264;visibility:visible;mso-wrap-style:square;mso-height-percent:0;mso-wrap-distance-left:9pt;mso-wrap-distance-top:0;mso-wrap-distance-right:9pt;mso-wrap-distance-bottom:0;mso-position-horizontal:absolute;mso-position-horizontal-relative:text;mso-position-vertical:absolute;mso-position-vertical-relative:text;mso-height-percent:0;mso-height-relative:margin" from="-17pt,19.35pt" to="477.1pt,19.35pt" o:gfxdata="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" strokecolor="black [3213]" strokeweight="1pt">
+                <v:stroke joinstyle="miter"/>
+              </v:line>
+            </w:pict>
+          </mc:Fallback>
+        </mc:AlternateContent>
       </w:r>
       <w:r>
         <w:rPr>
@@ -79,7 +147,7 @@
           <w:tab w:val="left" w:pos="5978"/>
         </w:tabs>
         <w:bidi/>
-        <w:spacing w:after="0" w:line="240" w:lineRule="auto" w:before="0"/>
+        <w:spacing w:after="0" w:line="240" w:lineRule="auto"/>
         <w:ind w:left="-566"/>
         <w:rPr>
           <w:rFonts w:ascii="Sakkal Majalla" w:hAnsi="Sakkal Majalla" w:cs="Sakkal Majalla"/>
@@ -98,25 +166,7 @@
           <w:tab w:val="left" w:pos="5978"/>
         </w:tabs>
         <w:bidi/>
-        <w:spacing w:after="0" w:line="240" w:lineRule="auto" w:before="0"/>
-        <w:jc w:val="center"/>
-        <w:rPr>
-          <w:rFonts w:ascii="Sakkal Majalla" w:hAnsi="Sakkal Majalla" w:cs="Sakkal Majalla"/>
-          <w:bCs/>
-          <w:color w:val="000000" w:themeColor="text1"/>
-          <w:sz w:val="40"/>
-          <w:szCs w:val="40"/>
-          <w:lang w:bidi="ar-LY"/>
-        </w:rPr>
-      </w:pPr>
-    </w:p>
-    <w:p>
-      <w:pPr>
-        <w:tabs>
-          <w:tab w:val="left" w:pos="5978"/>
-        </w:tabs>
-        <w:bidi/>
-        <w:spacing w:after="0" w:line="240" w:lineRule="auto" w:before="0"/>
+        <w:spacing w:before="120" w:after="120" w:line="240" w:lineRule="auto"/>
         <w:jc w:val="center"/>
         <w:rPr>
           <w:rFonts w:ascii="TheSans" w:hAnsi="TheSans" w:cs="TheSans"/>
@@ -179,7 +229,7 @@
     <w:p>
       <w:pPr>
         <w:bidi/>
-        <w:spacing w:after="0" w:line="240" w:lineRule="auto" w:before="0"/>
+        <w:spacing w:after="0" w:line="240" w:lineRule="auto"/>
         <w:ind w:left="-283" w:right="-284"/>
         <w:jc w:val="both"/>
         <w:rPr>
@@ -274,7 +324,7 @@
     <w:p>
       <w:pPr>
         <w:bidi/>
-        <w:spacing w:after="0" w:line="240" w:lineRule="auto" w:before="0"/>
+        <w:spacing w:after="0" w:line="240" w:lineRule="auto"/>
         <w:jc w:val="both"/>
         <w:rPr>
           <w:rFonts w:ascii="Sakkal Majalla" w:eastAsia="Times New Roman" w:hAnsi="Sakkal Majalla" w:cs="Sakkal Majalla"/>
@@ -1132,7 +1182,7 @@
     </w:tbl>
     <w:p>
       <w:pPr>
-        <w:spacing w:after="0" w:before="0"/>
+        <w:spacing w:after="0"/>
         <w:rPr>
           <w:color w:val="000000" w:themeColor="text1"/>
           <w:sz w:val="4"/>
@@ -1144,7 +1194,7 @@
     <w:p>
       <w:pPr>
         <w:bidi/>
-        <w:spacing w:after="0" w:line="240" w:lineRule="auto" w:before="0"/>
+        <w:spacing w:after="0" w:line="240" w:lineRule="auto"/>
         <w:jc w:val="both"/>
         <w:rPr>
           <w:rFonts w:ascii="Sakkal Majalla" w:eastAsia="Times New Roman" w:hAnsi="Sakkal Majalla" w:cs="Sakkal Majalla"/>
@@ -1232,7 +1282,7 @@
           <w:right w:val="single" w:sz="12" w:space="4" w:color="000000"/>
         </w:pBdr>
         <w:bidi/>
-        <w:spacing w:after="0" w:line="240" w:lineRule="auto" w:before="0"/>
+        <w:spacing w:after="0" w:line="240" w:lineRule="auto"/>
         <w:jc w:val="center"/>
         <w:rPr>
           <w:rFonts w:ascii="Sakkal Majalla" w:eastAsia="Times New Roman" w:hAnsi="Sakkal Majalla" w:cs="Sakkal Majalla"/>
@@ -1261,7 +1311,7 @@
     <w:p>
       <w:pPr>
         <w:bidi/>
-        <w:spacing w:after="0" w:line="240" w:lineRule="auto" w:before="0"/>
+        <w:spacing w:after="0" w:line="240" w:lineRule="auto"/>
         <w:jc w:val="both"/>
         <w:rPr>
           <w:rFonts w:ascii="Sakkal Majalla" w:eastAsia="Times New Roman" w:hAnsi="Sakkal Majalla" w:cs="Sakkal Majalla"/>
@@ -1276,7 +1326,7 @@
     <w:p>
       <w:pPr>
         <w:bidi/>
-        <w:spacing w:after="0" w:line="240" w:lineRule="auto" w:before="0"/>
+        <w:spacing w:after="0" w:line="240" w:lineRule="auto"/>
         <w:jc w:val="both"/>
         <w:rPr>
           <w:rFonts w:ascii="Sakkal Majalla" w:eastAsia="Times New Roman" w:hAnsi="Sakkal Majalla" w:cs="Sakkal Majalla"/>
@@ -1355,7 +1405,7 @@
     <w:p>
       <w:pPr>
         <w:bidi/>
-        <w:spacing w:after="0" w:line="240" w:lineRule="auto" w:before="0"/>
+        <w:spacing w:after="0" w:line="240" w:lineRule="auto"/>
         <w:jc w:val="both"/>
         <w:rPr>
           <w:rFonts w:ascii="Sakkal Majalla" w:hAnsi="Sakkal Majalla" w:cs="Sakkal Majalla"/>
@@ -1381,7 +1431,7 @@
     <w:p>
       <w:pPr>
         <w:bidi/>
-        <w:spacing w:after="0" w:line="240" w:lineRule="auto" w:before="0"/>
+        <w:spacing w:after="0" w:line="240" w:lineRule="auto"/>
         <w:ind w:firstLine="708"/>
         <w:jc w:val="both"/>
         <w:rPr>
@@ -1463,7 +1513,7 @@
     <w:p>
       <w:pPr>
         <w:bidi/>
-        <w:spacing w:after="0" w:line="240" w:lineRule="auto" w:before="0"/>
+        <w:spacing w:after="0" w:line="240" w:lineRule="auto"/>
         <w:ind w:firstLine="708"/>
         <w:jc w:val="both"/>
         <w:rPr>
@@ -1569,7 +1619,7 @@
     <w:p>
       <w:pPr>
         <w:bidi/>
-        <w:spacing w:after="0" w:line="240" w:lineRule="auto" w:before="0"/>
+        <w:spacing w:after="0" w:line="240" w:lineRule="auto"/>
         <w:jc w:val="both"/>
         <w:rPr>
           <w:rFonts w:ascii="Sakkal Majalla" w:eastAsia="Times New Roman" w:hAnsi="Sakkal Majalla" w:cs="Sakkal Majalla"/>
@@ -1638,7 +1688,7 @@
     <w:p>
       <w:pPr>
         <w:bidi/>
-        <w:spacing w:after="0" w:line="240" w:lineRule="auto" w:before="0"/>
+        <w:spacing w:after="0" w:line="240" w:lineRule="auto"/>
         <w:contextualSpacing/>
         <w:jc w:val="both"/>
         <w:rPr>
@@ -1704,7 +1754,7 @@
     <w:p>
       <w:pPr>
         <w:bidi/>
-        <w:spacing w:after="0" w:line="240" w:lineRule="auto" w:before="0"/>
+        <w:spacing w:after="0" w:line="240" w:lineRule="auto"/>
         <w:jc w:val="both"/>
         <w:rPr>
           <w:rFonts w:ascii="Sakkal Majalla" w:eastAsia="Times New Roman" w:hAnsi="Sakkal Majalla" w:cs="Sakkal Majalla"/>
@@ -2612,7 +2662,7 @@
     <w:p>
       <w:pPr>
         <w:bidi/>
-        <w:spacing w:before="0" w:after="0"/>
+        <w:spacing w:after="0"/>
         <w:jc w:val="right"/>
         <w:rPr>
           <w:sz w:val="28"/>
@@ -2984,7 +3034,7 @@
       <w:spacing w:after="0" w:line="240" w:lineRule="auto"/>
       <w:jc w:val="center"/>
       <w:rPr>
-        <w:rFonts w:ascii="Sakkal Majalla" w:hAnsi="Sakkal Majalla" w:cs="Sakkal Majalla"/>
+        <w:rFonts w:ascii="Sakkal Majalla" w:hAnsi="Sakkal Majalla" w:cs="Sakkal Majalla" w:hint="cs"/>
         <w:sz w:val="24"/>
         <w:szCs w:val="24"/>
         <w:rtl/>

--- a/template_mahdar.docx
+++ b/template_mahdar.docx
@@ -118,7 +118,6 @@
         </w:rPr>
         <w:t>{{</w:t>
       </w:r>
-      <w:proofErr w:type="spellStart"/>
       <w:r>
         <w:rPr>
           <w:rFonts w:ascii="Sakkal Majalla" w:hAnsi="Sakkal Majalla" w:cs="Sakkal Majalla"/>
@@ -129,7 +128,16 @@
         </w:rPr>
         <w:t>Dep</w:t>
       </w:r>
-      <w:proofErr w:type="spellEnd"/>
+      <w:r>
+        <w:rPr>
+          <w:rFonts w:ascii="Sakkal Majalla" w:hAnsi="Sakkal Majalla" w:cs="Sakkal Majalla"/>
+          <w:b/>
+          <w:sz w:val="24"/>
+          <w:szCs w:val="24"/>
+          <w:lang w:bidi="ar-DZ"/>
+        </w:rPr>
+        <w:t>t</w:t>
+      </w:r>
       <w:r>
         <w:rPr>
           <w:rFonts w:ascii="Sakkal Majalla" w:hAnsi="Sakkal Majalla" w:cs="Sakkal Majalla"/>
@@ -3034,7 +3042,7 @@
       <w:spacing w:after="0" w:line="240" w:lineRule="auto"/>
       <w:jc w:val="center"/>
       <w:rPr>
-        <w:rFonts w:ascii="Sakkal Majalla" w:hAnsi="Sakkal Majalla" w:cs="Sakkal Majalla" w:hint="cs"/>
+        <w:rFonts w:ascii="Sakkal Majalla" w:hAnsi="Sakkal Majalla" w:cs="Sakkal Majalla"/>
         <w:sz w:val="24"/>
         <w:szCs w:val="24"/>
         <w:rtl/>

--- a/template_mahdar.docx
+++ b/template_mahdar.docx
@@ -9,7 +9,7 @@
         </w:tabs>
         <w:bidi/>
         <w:spacing w:after="0" w:line="240" w:lineRule="auto"/>
-        <w:ind w:left="-566"/>
+        <w:ind w:left="-567"/>
         <w:rPr>
           <w:rFonts w:ascii="Sakkal Majalla" w:hAnsi="Sakkal Majalla" w:cs="Sakkal Majalla"/>
           <w:b/>
@@ -19,84 +19,6 @@
           <w:lang w:bidi="ar-DZ"/>
         </w:rPr>
       </w:pPr>
-      <w:r>
-        <w:rPr>
-          <w:rFonts w:ascii="Sakkal Majalla" w:hAnsi="Sakkal Majalla" w:cs="Sakkal Majalla" w:hint="cs"/>
-          <w:b/>
-          <w:noProof/>
-          <w:sz w:val="24"/>
-          <w:szCs w:val="24"/>
-          <w:rtl/>
-          <w:lang w:val="ar-DZ" w:bidi="ar-DZ"/>
-          <w14:ligatures w14:val="standardContextual"/>
-        </w:rPr>
-        <mc:AlternateContent>
-          <mc:Choice Requires="wps">
-            <w:drawing>
-              <wp:anchor distT="0" distB="0" distL="114300" distR="114300" simplePos="0" relativeHeight="251659264" behindDoc="0" locked="0" layoutInCell="1" allowOverlap="1" wp14:anchorId="146B3AC2" wp14:editId="54F0C118">
-                <wp:simplePos x="0" y="0"/>
-                <wp:positionH relativeFrom="column">
-                  <wp:posOffset>-215900</wp:posOffset>
-                </wp:positionH>
-                <wp:positionV relativeFrom="paragraph">
-                  <wp:posOffset>245745</wp:posOffset>
-                </wp:positionV>
-                <wp:extent cx="6275196" cy="0"/>
-                <wp:effectExtent l="0" t="0" r="0" b="0"/>
-                <wp:wrapNone/>
-                <wp:docPr id="327921500" name="Connecteur droit 1"/>
-                <wp:cNvGraphicFramePr/>
-                <a:graphic xmlns:a="http://schemas.openxmlformats.org/drawingml/2006/main">
-                  <a:graphicData uri="http://schemas.microsoft.com/office/word/2010/wordprocessingShape">
-                    <wps:wsp>
-                      <wps:cNvCnPr/>
-                      <wps:spPr>
-                        <a:xfrm flipH="1">
-                          <a:off x="0" y="0"/>
-                          <a:ext cx="6275196" cy="0"/>
-                        </a:xfrm>
-                        <a:prstGeom prst="line">
-                          <a:avLst/>
-                        </a:prstGeom>
-                        <a:ln w="12700">
-                          <a:solidFill>
-                            <a:schemeClr val="tx1"/>
-                          </a:solidFill>
-                        </a:ln>
-                      </wps:spPr>
-                      <wps:style>
-                        <a:lnRef idx="1">
-                          <a:schemeClr val="accent1"/>
-                        </a:lnRef>
-                        <a:fillRef idx="0">
-                          <a:schemeClr val="accent1"/>
-                        </a:fillRef>
-                        <a:effectRef idx="0">
-                          <a:schemeClr val="accent1"/>
-                        </a:effectRef>
-                        <a:fontRef idx="minor">
-                          <a:schemeClr val="tx1"/>
-                        </a:fontRef>
-                      </wps:style>
-                      <wps:bodyPr/>
-                    </wps:wsp>
-                  </a:graphicData>
-                </a:graphic>
-                <wp14:sizeRelV relativeFrom="margin">
-                  <wp14:pctHeight>0</wp14:pctHeight>
-                </wp14:sizeRelV>
-              </wp:anchor>
-            </w:drawing>
-          </mc:Choice>
-          <mc:Fallback>
-            <w:pict>
-              <v:line w14:anchorId="62DA8E4C" id="Connecteur droit 1" o:spid="_x0000_s1026" style="position:absolute;flip:x;z-index:251659264;visibility:visible;mso-wrap-style:square;mso-height-percent:0;mso-wrap-distance-left:9pt;mso-wrap-distance-top:0;mso-wrap-distance-right:9pt;mso-wrap-distance-bottom:0;mso-position-horizontal:absolute;mso-position-horizontal-relative:text;mso-position-vertical:absolute;mso-position-vertical-relative:text;mso-height-percent:0;mso-height-relative:margin" from="-17pt,19.35pt" to="477.1pt,19.35pt" o:gfxdata="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" strokecolor="black [3213]" strokeweight="1pt">
-                <v:stroke joinstyle="miter"/>
-              </v:line>
-            </w:pict>
-          </mc:Fallback>
-        </mc:AlternateContent>
-      </w:r>
       <w:r>
         <w:rPr>
           <w:rFonts w:ascii="Sakkal Majalla" w:hAnsi="Sakkal Majalla" w:cs="Sakkal Majalla" w:hint="cs"/>
@@ -147,6 +69,49 @@
           <w:lang w:bidi="ar-DZ"/>
         </w:rPr>
         <w:t>}}</w:t>
+      </w:r>
+    </w:p>
+    <w:p>
+      <w:pPr>
+        <w:tabs>
+          <w:tab w:val="left" w:pos="5978"/>
+        </w:tabs>
+        <w:bidi/>
+        <w:spacing w:after="0" w:line="120" w:lineRule="auto"/>
+        <w:ind w:left="-567" w:right="-425"/>
+        <w:rPr>
+          <w:rFonts w:ascii="Sakkal Majalla" w:hAnsi="Sakkal Majalla" w:cs="Sakkal Majalla"/>
+          <w:b/>
+          <w:color w:val="000000" w:themeColor="text1"/>
+          <w:sz w:val="24"/>
+          <w:szCs w:val="24"/>
+          <w:rtl/>
+          <w:lang w:bidi="ar-DZ"/>
+        </w:rPr>
+      </w:pPr>
+      <w:r>
+        <w:rPr>
+          <w:rFonts w:ascii="Sakkal Majalla" w:hAnsi="Sakkal Majalla" w:cs="Sakkal Majalla" w:hint="cs"/>
+          <w:b/>
+          <w:color w:val="000000" w:themeColor="text1"/>
+          <w:sz w:val="24"/>
+          <w:szCs w:val="24"/>
+          <w:rtl/>
+          <w:lang w:bidi="ar-DZ"/>
+        </w:rPr>
+        <w:t>ــــــــــــــــــــــــــــــــــــــــــــــــــــــــــــــــــــــــــــــــــــــــــــــــــــــــــــــــــــــــــــــــــــــــــــــــــــــــــــــــــــــــــــــــــــــــــــــــــــــــــــــــــــــــــــــــــــــــــــــــــــــــــــــــــــــــــــــــــــــــــــــــــــــــــــــــــــــــــــــــــــــــــــــــــــــــــــــــــــــــــــــــــــــــــــــــــــــــــــــــــــــــــــــــــــــــــــــــــــــــــــــــــــــــــــــــــــــــــــــــــــــــــــــــــــــــــــــــــــــــــــــــــــــــــــــــــــــــــــــــــــــــــــــــــــــــــــــــــــــــــــــــــــــــــــــــــــــــــــــــــــــــــــــــــــــــــــــــــــــــــــــــــــــــــــــــــــــــــــــــــــــــــــــــــــــــــــــــــــــــــــــــــــــــــــــــــــــــــــــــــــــــــــــــــــــــــــــــــــــــــــــــــــــــــــــــــــــــــــــــــــــــــــــــــــــــــــــــــــــــــــــــــــــــــــــــــــــــــــــــــــــــــــــــــــــــــــــــــــــــــــــــــــــــــــــــــــــــــــــــــــــــــــــــــــــــــــــــــــــــــــــــــــــــ</w:t>
+      </w:r>
+      <w:r>
+        <w:rPr>
+          <w:rFonts w:ascii="Sakkal Majalla" w:hAnsi="Sakkal Majalla" w:cs="Sakkal Majalla" w:hint="cs"/>
+          <w:b/>
+          <w:color w:val="000000" w:themeColor="text1"/>
+          <w:sz w:val="24"/>
+          <w:szCs w:val="24"/>
+          <w:rtl/>
+          <w:lang w:bidi="ar-DZ"/>
+        </w:rPr>
+        <w:t>ــــــــــــــــــــــــــــــــــــــــــــــــ</w:t>
       </w:r>
     </w:p>
     <w:p>
@@ -156,15 +121,14 @@
         </w:tabs>
         <w:bidi/>
         <w:spacing w:after="0" w:line="240" w:lineRule="auto"/>
-        <w:ind w:left="-566"/>
+        <w:jc w:val="center"/>
         <w:rPr>
           <w:rFonts w:ascii="Sakkal Majalla" w:hAnsi="Sakkal Majalla" w:cs="Sakkal Majalla"/>
-          <w:b/>
-          <w:color w:val="000000" w:themeColor="text1"/>
-          <w:sz w:val="24"/>
-          <w:szCs w:val="24"/>
-          <w:rtl/>
-          <w:lang w:bidi="ar-DZ"/>
+          <w:bCs/>
+          <w:color w:val="000000" w:themeColor="text1"/>
+          <w:sz w:val="14"/>
+          <w:szCs w:val="14"/>
+          <w:lang w:bidi="ar-LY"/>
         </w:rPr>
       </w:pPr>
     </w:p>
@@ -174,7 +138,7 @@
           <w:tab w:val="left" w:pos="5978"/>
         </w:tabs>
         <w:bidi/>
-        <w:spacing w:before="120" w:after="120" w:line="240" w:lineRule="auto"/>
+        <w:spacing w:after="0" w:line="240" w:lineRule="auto"/>
         <w:jc w:val="center"/>
         <w:rPr>
           <w:rFonts w:ascii="TheSans" w:hAnsi="TheSans" w:cs="TheSans"/>

--- a/template_mahdar.docx
+++ b/template_mahdar.docx
@@ -28,7 +28,7 @@
           <w:rtl/>
           <w:lang w:bidi="ar-DZ"/>
         </w:rPr>
-        <w:t xml:space="preserve">القسم: </w:t>
+        <w:t xml:space="preserve">قسم: </w:t>
       </w:r>
       <w:r>
         <w:rPr>
@@ -99,19 +99,7 @@
           <w:rtl/>
           <w:lang w:bidi="ar-DZ"/>
         </w:rPr>
-        <w:t>ــــــــــــــــــــــــــــــــــــــــــــــــــــــــــــــــــــــــــــــــــــــــــــــــــــــــــــــــــــــــــــــــــــــــــــــــــــــــــــــــــــــــــــــــــــــــــــــــــــــــــــــــــــــــــــــــــــــــــــــــــــــــــــــــــــــــــــــــــــــــــــــــــــــــــــــــــــــــــــــــــــــــــــــــــــــــــــــــــــــــــــــــــــــــــــــــــــــــــــــــــــــــــــــــــــــــــــــــــــــــــــــــــــــــــــــــــــــــــــــــــــــــــــــــــــــــــــــــــــــــــــــــــــــــــــــــــــــــــــــــــــــــــــــــــــــــــــــــــــــــــــــــــــــــــــــــــــــــــــــــــــــــــــــــــــــــــــــــــــــــــــــــــــــــــــــــــــــــــــــــــــــــــــــــــــــــــــــــــــــــــــــــــــــــــــــــــــــــــــــــــــــــــــــــــــــــــــــــــــــــــــــــــــــــــــــــــــــــــــــــــــــــــــــــــــــــــــــــــــــــــــــــــــــــــــــــــــــــــــــــــــــــــــــــــــــــــــــــــــــــــــــــــــــــــــــــــــــــــــــــــــــــــــــــــــــــــــــــــــــــــــــــــــــــ</w:t>
-      </w:r>
-      <w:r>
-        <w:rPr>
-          <w:rFonts w:ascii="Sakkal Majalla" w:hAnsi="Sakkal Majalla" w:cs="Sakkal Majalla" w:hint="cs"/>
-          <w:b/>
-          <w:color w:val="000000" w:themeColor="text1"/>
-          <w:sz w:val="24"/>
-          <w:szCs w:val="24"/>
-          <w:rtl/>
-          <w:lang w:bidi="ar-DZ"/>
-        </w:rPr>
-        <w:t>ــــــــــــــــــــــــــــــــــــــــــــــــ</w:t>
+        <w:t>ــــــــــــــــــــــــــــــــــــــــــــــــــــــــــــــــــــــــــــــــــــــــــــــــــــــــــــــــــــــــــــــــــــــــــــــــــــــــــــــــــــــــــــــــــــــــــــــــــــــــــــــــــــــــــــــــــــــــــــــــــــــــــــــــــــــــــــــــــــــــــــــــــــــــــــــــــــــــــــــــــــــــــــــــــــــــــــــــــــــــــــــــــــــــــــــــــــــــــــــــــــــــــــــــــــــــــــــــــــــــــــــــــــــــــــــــــــــــــــــــــــــــــــــــــــــــــــــــــــــــــــــــــــــــــــــــــــــــــــــــــــــــــــــــــــــــــــــــــــــــــــــــــــــــــــــــــــــــــــــــــــــــــــــــــــــــــــــــــــــــــــــــــــــــــــــــــــــــــــــــــــــــــــــــــــــــــــــــــــــــــــــــــــــــــــــــــــــــــــــــــــــــــــــــــــــــــــــــــــــــــــــــــــــــــــــــــــــــــــــــــــــــــــــــــــــــــــــــــــــــــــــــــــــــــــــــــــــــــــــــــــــــــــــــــــــــــــــــــــــــــــــــــــــــــــــــــــــــــــــــــــــــــــــــــــــــــــــــــــــــــــــــــــــــــــــــــــــــــــــــــــــــــــــــــــــــ</w:t>
       </w:r>
     </w:p>
     <w:p>

--- a/template_mahdar.docx
+++ b/template_mahdar.docx
@@ -254,31 +254,7 @@
           <w:rtl/>
           <w:lang w:eastAsia="fr-FR" w:bidi="ar-DZ"/>
         </w:rPr>
-        <w:t>...</w:t>
-      </w:r>
-      <w:proofErr w:type="gramStart"/>
-      <w:r>
-        <w:rPr>
-          <w:rFonts w:ascii="Sakkal Majalla" w:eastAsia="Times New Roman" w:hAnsi="Sakkal Majalla" w:cs="Sakkal Majalla"/>
-          <w:color w:val="000000" w:themeColor="text1"/>
-          <w:sz w:val="32"/>
-          <w:szCs w:val="32"/>
-          <w:rtl/>
-          <w:lang w:eastAsia="fr-FR" w:bidi="ar-DZ"/>
-        </w:rPr>
-        <w:t>../</w:t>
-      </w:r>
-      <w:proofErr w:type="gramEnd"/>
-      <w:r>
-        <w:rPr>
-          <w:rFonts w:ascii="Sakkal Majalla" w:eastAsia="Times New Roman" w:hAnsi="Sakkal Majalla" w:cs="Sakkal Majalla"/>
-          <w:color w:val="000000" w:themeColor="text1"/>
-          <w:sz w:val="32"/>
-          <w:szCs w:val="32"/>
-          <w:rtl/>
-          <w:lang w:eastAsia="fr-FR" w:bidi="ar-DZ"/>
-        </w:rPr>
-        <w:t>....../.........  وعلى الساعة: ........................ اجتمعت لجنة المناقشة المعينة والمكونة من الأعضاء الاتية أسمائهم:</w:t>
+        <w:t>...../....../.........  وعلى الساعة: ........................ اجتمعت لجنة المناقشة المعينة والمكونة من الأعضاء الاتية أسمائهم:</w:t>
       </w:r>
     </w:p>
     <w:p>
@@ -591,8 +567,8 @@
                 <w:b/>
                 <w:bCs/>
                 <w:color w:val="000000" w:themeColor="text1"/>
-                <w:sz w:val="28"/>
-                <w:szCs w:val="28"/>
+                <w:sz w:val="26"/>
+                <w:szCs w:val="26"/>
                 <w:rtl/>
                 <w:lang w:eastAsia="fr-FR" w:bidi="ar-DZ"/>
               </w:rPr>
@@ -740,8 +716,8 @@
                 <w:b/>
                 <w:bCs/>
                 <w:color w:val="000000" w:themeColor="text1"/>
-                <w:sz w:val="28"/>
-                <w:szCs w:val="28"/>
+                <w:sz w:val="26"/>
+                <w:szCs w:val="26"/>
                 <w:rtl/>
                 <w:lang w:eastAsia="fr-FR" w:bidi="ar-DZ"/>
               </w:rPr>
@@ -890,8 +866,8 @@
                 <w:b/>
                 <w:bCs/>
                 <w:color w:val="000000" w:themeColor="text1"/>
-                <w:sz w:val="28"/>
-                <w:szCs w:val="28"/>
+                <w:sz w:val="26"/>
+                <w:szCs w:val="26"/>
                 <w:rtl/>
                 <w:lang w:eastAsia="fr-FR" w:bidi="ar-DZ"/>
               </w:rPr>
@@ -1040,8 +1016,8 @@
                 <w:b/>
                 <w:bCs/>
                 <w:color w:val="000000" w:themeColor="text1"/>
-                <w:sz w:val="28"/>
-                <w:szCs w:val="28"/>
+                <w:sz w:val="26"/>
+                <w:szCs w:val="26"/>
                 <w:rtl/>
                 <w:lang w:eastAsia="fr-FR" w:bidi="ar-DZ"/>
               </w:rPr>
@@ -1174,31 +1150,7 @@
           <w:rtl/>
           <w:lang w:eastAsia="fr-FR" w:bidi="ar-DZ"/>
         </w:rPr>
-        <w:t xml:space="preserve">تمت مناقشة / تقييم مذكرة الماستر </w:t>
-      </w:r>
-      <w:proofErr w:type="gramStart"/>
-      <w:r>
-        <w:rPr>
-          <w:rFonts w:ascii="Sakkal Majalla" w:hAnsi="Sakkal Majalla" w:cs="Sakkal Majalla"/>
-          <w:color w:val="000000" w:themeColor="text1"/>
-          <w:sz w:val="24"/>
-          <w:szCs w:val="32"/>
-          <w:rtl/>
-          <w:lang w:eastAsia="fr-FR" w:bidi="ar-DZ"/>
-        </w:rPr>
-        <w:t>رقم :</w:t>
-      </w:r>
-      <w:proofErr w:type="gramEnd"/>
-      <w:r>
-        <w:rPr>
-          <w:rFonts w:ascii="Sakkal Majalla" w:hAnsi="Sakkal Majalla" w:cs="Sakkal Majalla"/>
-          <w:color w:val="000000" w:themeColor="text1"/>
-          <w:sz w:val="24"/>
-          <w:szCs w:val="32"/>
-          <w:rtl/>
-          <w:lang w:eastAsia="fr-FR" w:bidi="ar-DZ"/>
-        </w:rPr>
-        <w:t xml:space="preserve"> </w:t>
+        <w:t xml:space="preserve">تمت مناقشة / تقييم مذكرة الماستر رقم : </w:t>
       </w:r>
       <w:r>
         <w:rPr>
@@ -1287,6 +1239,7 @@
       <w:pPr>
         <w:bidi/>
         <w:spacing w:after="0" w:line="240" w:lineRule="auto"/>
+        <w:ind w:right="-567"/>
         <w:jc w:val="both"/>
         <w:rPr>
           <w:rFonts w:ascii="Sakkal Majalla" w:eastAsia="Times New Roman" w:hAnsi="Sakkal Majalla" w:cs="Sakkal Majalla"/>
@@ -1307,59 +1260,7 @@
           <w:rtl/>
           <w:lang w:eastAsia="fr-FR" w:bidi="ar-DZ"/>
         </w:rPr>
-        <w:t xml:space="preserve">في </w:t>
-      </w:r>
-      <w:proofErr w:type="gramStart"/>
-      <w:r>
-        <w:rPr>
-          <w:rFonts w:ascii="Sakkal Majalla" w:hAnsi="Sakkal Majalla" w:cs="Sakkal Majalla"/>
-          <w:bCs/>
-          <w:color w:val="000000" w:themeColor="text1"/>
-          <w:sz w:val="24"/>
-          <w:szCs w:val="32"/>
-          <w:rtl/>
-          <w:lang w:eastAsia="fr-FR" w:bidi="ar-DZ"/>
-        </w:rPr>
-        <w:t>شعبة :</w:t>
-      </w:r>
-      <w:proofErr w:type="gramEnd"/>
-      <w:r>
-        <w:rPr>
-          <w:rFonts w:ascii="Sakkal Majalla" w:hAnsi="Sakkal Majalla" w:cs="Sakkal Majalla"/>
-          <w:bCs/>
-          <w:color w:val="000000" w:themeColor="text1"/>
-          <w:sz w:val="24"/>
-          <w:szCs w:val="32"/>
-          <w:rtl/>
-          <w:lang w:eastAsia="fr-FR" w:bidi="ar-DZ"/>
-        </w:rPr>
-        <w:t xml:space="preserve">       الحقوق                  قسم: {{DEPT</w:t>
-      </w:r>
-      <w:proofErr w:type="gramStart"/>
-      <w:r>
-        <w:rPr>
-          <w:rFonts w:ascii="Sakkal Majalla" w:hAnsi="Sakkal Majalla" w:cs="Sakkal Majalla"/>
-          <w:bCs/>
-          <w:color w:val="000000" w:themeColor="text1"/>
-          <w:sz w:val="24"/>
-          <w:szCs w:val="32"/>
-          <w:rtl/>
-          <w:lang w:eastAsia="fr-FR" w:bidi="ar-DZ"/>
-        </w:rPr>
-        <w:t xml:space="preserve">}}   </w:t>
-      </w:r>
-      <w:proofErr w:type="gramEnd"/>
-      <w:r>
-        <w:rPr>
-          <w:rFonts w:ascii="Sakkal Majalla" w:hAnsi="Sakkal Majalla" w:cs="Sakkal Majalla"/>
-          <w:bCs/>
-          <w:color w:val="000000" w:themeColor="text1"/>
-          <w:sz w:val="24"/>
-          <w:szCs w:val="32"/>
-          <w:rtl/>
-          <w:lang w:eastAsia="fr-FR" w:bidi="ar-DZ"/>
-        </w:rPr>
-        <w:t xml:space="preserve">               تخصص: {{SPECIALTY}}</w:t>
+        <w:t>في شعبة :       الحقوق                  قسم: {{DEPT}}                  تخصص: {{SPECIALTY}}</w:t>
       </w:r>
     </w:p>
     <w:p>
@@ -1442,6 +1343,31 @@
           <w:lang w:eastAsia="fr-FR" w:bidi="ar-DZ"/>
         </w:rPr>
         <w:tab/>
+      </w:r>
+      <w:r>
+        <w:rPr>
+          <w:rFonts w:ascii="Sakkal Majalla" w:hAnsi="Sakkal Majalla" w:cs="Sakkal Majalla"/>
+          <w:b/>
+          <w:bCs/>
+          <w:color w:val="000000" w:themeColor="text1"/>
+          <w:sz w:val="24"/>
+          <w:szCs w:val="32"/>
+          <w:rtl/>
+          <w:lang w:eastAsia="fr-FR" w:bidi="ar-DZ"/>
+        </w:rPr>
+        <w:tab/>
+      </w:r>
+      <w:r>
+        <w:rPr>
+          <w:rFonts w:ascii="Sakkal Majalla" w:hAnsi="Sakkal Majalla" w:cs="Sakkal Majalla"/>
+          <w:b/>
+          <w:bCs/>
+          <w:color w:val="000000" w:themeColor="text1"/>
+          <w:sz w:val="24"/>
+          <w:szCs w:val="32"/>
+          <w:rtl/>
+          <w:lang w:eastAsia="fr-FR" w:bidi="ar-DZ"/>
+        </w:rPr>
         <w:t xml:space="preserve">(رقم </w:t>
       </w:r>
       <w:r>
@@ -1524,6 +1450,31 @@
           <w:lang w:eastAsia="fr-FR" w:bidi="ar-DZ"/>
         </w:rPr>
         <w:tab/>
+      </w:r>
+      <w:r>
+        <w:rPr>
+          <w:rFonts w:ascii="Sakkal Majalla" w:hAnsi="Sakkal Majalla" w:cs="Sakkal Majalla"/>
+          <w:b/>
+          <w:bCs/>
+          <w:color w:val="000000" w:themeColor="text1"/>
+          <w:sz w:val="24"/>
+          <w:szCs w:val="32"/>
+          <w:rtl/>
+          <w:lang w:eastAsia="fr-FR" w:bidi="ar-DZ"/>
+        </w:rPr>
+        <w:tab/>
+      </w:r>
+      <w:r>
+        <w:rPr>
+          <w:rFonts w:ascii="Sakkal Majalla" w:hAnsi="Sakkal Majalla" w:cs="Sakkal Majalla"/>
+          <w:b/>
+          <w:bCs/>
+          <w:color w:val="000000" w:themeColor="text1"/>
+          <w:sz w:val="24"/>
+          <w:szCs w:val="32"/>
+          <w:rtl/>
+          <w:lang w:eastAsia="fr-FR" w:bidi="ar-DZ"/>
+        </w:rPr>
         <w:t xml:space="preserve">(رقم </w:t>
       </w:r>
       <w:r>
@@ -1660,7 +1611,6 @@
           <w:lang w:eastAsia="fr-FR" w:bidi="ar-DZ"/>
         </w:rPr>
       </w:pPr>
-      <w:proofErr w:type="gramStart"/>
       <w:r>
         <w:rPr>
           <w:rFonts w:ascii="Sakkal Majalla" w:eastAsia="Times New Roman" w:hAnsi="Sakkal Majalla" w:cs="Sakkal Majalla"/>
@@ -1672,20 +1622,17 @@
         </w:rPr>
         <w:t>العلامة  (</w:t>
       </w:r>
-      <w:proofErr w:type="spellStart"/>
-      <w:proofErr w:type="gramEnd"/>
-      <w:r>
-        <w:rPr>
-          <w:rFonts w:ascii="Sakkal Majalla" w:eastAsia="Times New Roman" w:hAnsi="Sakkal Majalla" w:cs="Sakkal Majalla"/>
+      <w:r>
+        <w:rPr>
+          <w:rFonts w:ascii="Sakkal Majalla" w:eastAsia="Times New Roman" w:hAnsi="Sakkal Majalla" w:cs="Sakkal Majalla" w:hint="cs"/>
           <w:color w:val="000000" w:themeColor="text1"/>
           <w:sz w:val="32"/>
           <w:szCs w:val="32"/>
           <w:rtl/>
           <w:lang w:eastAsia="fr-FR" w:bidi="ar-DZ"/>
         </w:rPr>
-        <w:t>بالارقام</w:t>
-      </w:r>
-      <w:proofErr w:type="spellEnd"/>
+        <w:t>بالأرقام</w:t>
+      </w:r>
       <w:r>
         <w:rPr>
           <w:rFonts w:ascii="Sakkal Majalla" w:eastAsia="Times New Roman" w:hAnsi="Sakkal Majalla" w:cs="Sakkal Majalla"/>
@@ -1695,21 +1642,8 @@
           <w:rtl/>
           <w:lang w:eastAsia="fr-FR" w:bidi="ar-DZ"/>
         </w:rPr>
-        <w:t>)........................./20        العلامة (بالأحرف</w:t>
-      </w:r>
-      <w:proofErr w:type="gramStart"/>
-      <w:r>
-        <w:rPr>
-          <w:rFonts w:ascii="Sakkal Majalla" w:eastAsia="Times New Roman" w:hAnsi="Sakkal Majalla" w:cs="Sakkal Majalla"/>
-          <w:color w:val="000000" w:themeColor="text1"/>
-          <w:sz w:val="32"/>
-          <w:szCs w:val="32"/>
-          <w:rtl/>
-          <w:lang w:eastAsia="fr-FR" w:bidi="ar-DZ"/>
-        </w:rPr>
-        <w:t>):...........................................................</w:t>
-      </w:r>
-      <w:proofErr w:type="gramEnd"/>
+        <w:t>)........................./20        العلامة (بالأحرف):...........................................................</w:t>
+      </w:r>
     </w:p>
     <w:p>
       <w:pPr>
@@ -1724,7 +1658,6 @@
           <w:lang w:eastAsia="fr-FR" w:bidi="ar-DZ"/>
         </w:rPr>
       </w:pPr>
-      <w:proofErr w:type="gramStart"/>
       <w:r>
         <w:rPr>
           <w:rFonts w:ascii="Sakkal Majalla" w:eastAsia="Times New Roman" w:hAnsi="Sakkal Majalla" w:cs="Sakkal Majalla"/>
@@ -1733,18 +1666,7 @@
           <w:rtl/>
           <w:lang w:eastAsia="fr-FR" w:bidi="ar-DZ"/>
         </w:rPr>
-        <w:t>بتقدير :</w:t>
-      </w:r>
-      <w:proofErr w:type="gramEnd"/>
-      <w:r>
-        <w:rPr>
-          <w:rFonts w:ascii="Sakkal Majalla" w:eastAsia="Times New Roman" w:hAnsi="Sakkal Majalla" w:cs="Sakkal Majalla"/>
-          <w:sz w:val="32"/>
-          <w:szCs w:val="32"/>
-          <w:rtl/>
-          <w:lang w:eastAsia="fr-FR" w:bidi="ar-DZ"/>
-        </w:rPr>
-        <w:t>...........................................</w:t>
+        <w:t>بتقدير :...........................................</w:t>
       </w:r>
     </w:p>
     <w:tbl>
@@ -2557,7 +2479,6 @@
               </w:rPr>
               <w:t xml:space="preserve"> ع </w:t>
             </w:r>
-            <w:proofErr w:type="gramStart"/>
             <w:r>
               <w:rPr>
                 <w:rFonts w:ascii="Sakkal Majalla" w:hAnsi="Sakkal Majalla" w:cs="Sakkal Majalla"/>
@@ -2583,7 +2504,6 @@
               </w:rPr>
               <w:t xml:space="preserve">  12</w:t>
             </w:r>
-            <w:proofErr w:type="gramEnd"/>
           </w:p>
         </w:tc>
         <w:tc>
@@ -2622,7 +2542,7 @@
     <w:p>
       <w:pPr>
         <w:bidi/>
-        <w:spacing w:after="0"/>
+        <w:spacing w:before="120" w:after="0"/>
         <w:jc w:val="right"/>
         <w:rPr>
           <w:sz w:val="28"/>
@@ -3001,7 +2921,6 @@
         <w:lang w:bidi="ar-DZ"/>
       </w:rPr>
     </w:pPr>
-    <w:proofErr w:type="gramStart"/>
     <w:r>
       <w:rPr>
         <w:rFonts w:ascii="Sakkal Majalla" w:hAnsi="Sakkal Majalla" w:cs="Sakkal Majalla"/>
@@ -3022,19 +2941,7 @@
         <w:shd w:val="clear" w:color="auto" w:fill="FFFFFF"/>
         <w:rtl/>
       </w:rPr>
-      <w:t xml:space="preserve">ة:   </w:t>
-    </w:r>
-    <w:proofErr w:type="gramEnd"/>
-    <w:r>
-      <w:rPr>
-        <w:rFonts w:ascii="Sakkal Majalla" w:hAnsi="Sakkal Majalla" w:cs="Sakkal Majalla" w:hint="cs"/>
-        <w:color w:val="202124"/>
-        <w:sz w:val="24"/>
-        <w:szCs w:val="24"/>
-        <w:shd w:val="clear" w:color="auto" w:fill="FFFFFF"/>
-        <w:rtl/>
-      </w:rPr>
-      <w:t>ا</w:t>
+      <w:t>ة:   ا</w:t>
     </w:r>
     <w:r>
       <w:rPr>
